--- a/CMA_Summaries_B1_Ch14.docx
+++ b/CMA_Summaries_B1_Ch14.docx
@@ -111,7 +111,7 @@
       <w:r>
         <w:drawing>
           <wp:inline distT="0" distB="0" distL="0" distR="0">
-            <wp:extent cx="5734050" cy="1742850"/>
+            <wp:extent cx="5734050" cy="2142725"/>
             <wp:effectExtent t="0" r="0" b="0" l="0"/>
             <wp:docPr id="1" name="" descr="" title=""/>
             <wp:cNvGraphicFramePr>
@@ -136,7 +136,7 @@
                   <pic:spPr bwMode="auto">
                     <a:xfrm>
                       <a:off x="0" y="0"/>
-                      <a:ext cx="5734050" cy="1742850"/>
+                      <a:ext cx="5734050" cy="2142725"/>
                     </a:xfrm>
                     <a:prstGeom prst="rect">
                       <a:avLst/>
@@ -204,7 +204,7 @@
                 <w:sz w:val="16"/>
                 <w:szCs w:val="16"/>
               </w:rPr>
-              <w:t xml:space="preserve">What is a lease?   ·   sale and leaseback   ·   Presentation</w:t>
+              <w:t xml:space="preserve">Presentation   ·   What is a lease?   ·   Initial measurement   ·   operating lease</w:t>
             </w:r>
           </w:p>
         </w:tc>
@@ -231,7 +231,7 @@
           <w:sz w:val="16"/>
           <w:szCs w:val="16"/>
         </w:rPr>
-        <w:t xml:space="preserve">      gaps 3–9</w:t>
+        <w:t xml:space="preserve">      gaps 4–11</w:t>
       </w:r>
     </w:p>
     <w:p>
@@ -254,7 +254,7 @@
           <w:sz w:val="15"/>
           <w:szCs w:val="15"/>
         </w:rPr>
-        <w:t xml:space="preserve"> (3) </w:t>
+        <w:t xml:space="preserve"> (4) </w:t>
       </w:r>
       <w:r>
         <w:rPr>
@@ -286,7 +286,7 @@
           <w:sz w:val="15"/>
           <w:szCs w:val="15"/>
         </w:rPr>
-        <w:t xml:space="preserve"> (4) </w:t>
+        <w:t xml:space="preserve"> (5) </w:t>
       </w:r>
       <w:r>
         <w:rPr>
@@ -325,7 +325,7 @@
           <w:sz w:val="15"/>
           <w:szCs w:val="15"/>
         </w:rPr>
-        <w:t xml:space="preserve"> (5) </w:t>
+        <w:t xml:space="preserve"> (6) </w:t>
       </w:r>
       <w:r>
         <w:rPr>
@@ -364,7 +364,7 @@
           <w:sz w:val="15"/>
           <w:szCs w:val="15"/>
         </w:rPr>
-        <w:t xml:space="preserve"> (6) </w:t>
+        <w:t xml:space="preserve"> (7) </w:t>
       </w:r>
       <w:r>
         <w:rPr>
@@ -396,7 +396,7 @@
           <w:sz w:val="15"/>
           <w:szCs w:val="15"/>
         </w:rPr>
-        <w:t xml:space="preserve"> (7) </w:t>
+        <w:t xml:space="preserve"> (8) </w:t>
       </w:r>
       <w:r>
         <w:rPr>
@@ -435,7 +435,7 @@
           <w:sz w:val="15"/>
           <w:szCs w:val="15"/>
         </w:rPr>
-        <w:t xml:space="preserve"> (8) </w:t>
+        <w:t xml:space="preserve"> (9) </w:t>
       </w:r>
       <w:r>
         <w:rPr>
@@ -467,7 +467,7 @@
           <w:sz w:val="15"/>
           <w:szCs w:val="15"/>
         </w:rPr>
-        <w:t xml:space="preserve"> (9) </w:t>
+        <w:t xml:space="preserve"> (10) </w:t>
       </w:r>
       <w:r>
         <w:rPr>
@@ -496,7 +496,39 @@
           <w:sz w:val="19"/>
           <w:szCs w:val="19"/>
         </w:rPr>
-        <w:t xml:space="preserve">The lease term is the period the lessee cannot cancel, plus any renewal periods it is reasonably certain to use. </w:t>
+        <w:t xml:space="preserve">The lease term is the period the lessee cannot cancel, plus any renewal periods it is </w:t>
+      </w:r>
+      <w:r>
+        <w:rPr>
+          <w:b/>
+          <w:bCs/>
+          <w:color w:val="8186EF"/>
+          <w:sz w:val="15"/>
+          <w:szCs w:val="15"/>
+        </w:rPr>
+        <w:t xml:space="preserve"> (11) </w:t>
+      </w:r>
+      <w:r>
+        <w:rPr>
+          <w:u w:val="single"/>
+          <w:sz w:val="19"/>
+          <w:szCs w:val="19"/>
+        </w:rPr>
+        <w:t xml:space="preserve">            </w:t>
+      </w:r>
+      <w:r>
+        <w:rPr>
+          <w:sz w:val="19"/>
+          <w:szCs w:val="19"/>
+        </w:rPr>
+        <w:t xml:space="preserve"> </w:t>
+      </w:r>
+      <w:r>
+        <w:rPr>
+          <w:sz w:val="19"/>
+          <w:szCs w:val="19"/>
+        </w:rPr>
+        <w:t xml:space="preserve"> certain to use. </w:t>
       </w:r>
     </w:p>
     <w:tbl>
@@ -554,7 +586,7 @@
                 <w:sz w:val="16"/>
                 <w:szCs w:val="16"/>
               </w:rPr>
-              <w:t xml:space="preserve">lease   ·   lessor   ·   exchange   ·   contract   ·   supplier   ·   another   ·   controls   ·   economic</w:t>
+              <w:t xml:space="preserve">controls   ·   lessor   ·   exchange   ·   supplier   ·   contract   ·   periods   ·   another   ·   reasonably   ·   economic</w:t>
             </w:r>
           </w:p>
         </w:tc>
@@ -690,7 +722,7 @@
                 <w:sz w:val="16"/>
                 <w:szCs w:val="16"/>
               </w:rPr>
-              <w:t xml:space="preserve">lessor   ·   operating lease   ·   lease term</w:t>
+              <w:t xml:space="preserve">lessor   ·   lessee   ·   lease term</w:t>
             </w:r>
           </w:p>
         </w:tc>
@@ -1139,7 +1171,7 @@
                 <w:sz w:val="16"/>
                 <w:szCs w:val="16"/>
               </w:rPr>
-              <w:t xml:space="preserve">7  </w:t>
+              <w:t xml:space="preserve">8  </w:t>
             </w:r>
             <w:r>
               <w:rPr>
@@ -1181,7 +1213,7 @@
                 <w:sz w:val="16"/>
                 <w:szCs w:val="16"/>
               </w:rPr>
-              <w:t xml:space="preserve">Presentation</w:t>
+              <w:t xml:space="preserve">Initial measurement</w:t>
             </w:r>
           </w:p>
         </w:tc>
@@ -1207,7 +1239,7 @@
                 <w:sz w:val="16"/>
                 <w:szCs w:val="16"/>
               </w:rPr>
-              <w:t xml:space="preserve">8  </w:t>
+              <w:t xml:space="preserve">9  </w:t>
             </w:r>
             <w:r>
               <w:rPr>
@@ -1249,7 +1281,7 @@
                 <w:sz w:val="16"/>
                 <w:szCs w:val="16"/>
               </w:rPr>
-              <w:t xml:space="preserve">contract</w:t>
+              <w:t xml:space="preserve">Presentation</w:t>
             </w:r>
           </w:p>
         </w:tc>
@@ -1275,7 +1307,7 @@
                 <w:sz w:val="16"/>
                 <w:szCs w:val="16"/>
               </w:rPr>
-              <w:t xml:space="preserve">9  </w:t>
+              <w:t xml:space="preserve">10  </w:t>
             </w:r>
             <w:r>
               <w:rPr>
@@ -1317,7 +1349,7 @@
                 <w:sz w:val="16"/>
                 <w:szCs w:val="16"/>
               </w:rPr>
-              <w:t xml:space="preserve">exchange</w:t>
+              <w:t xml:space="preserve">contract</w:t>
             </w:r>
           </w:p>
         </w:tc>
@@ -1343,14 +1375,14 @@
                 <w:sz w:val="16"/>
                 <w:szCs w:val="16"/>
               </w:rPr>
-              <w:t xml:space="preserve">10  </w:t>
-            </w:r>
-            <w:r>
-              <w:rPr>
-                <w:sz w:val="16"/>
-                <w:szCs w:val="16"/>
-              </w:rPr>
-              <w:t xml:space="preserve">lessor</w:t>
+              <w:t xml:space="preserve">11  </w:t>
+            </w:r>
+            <w:r>
+              <w:rPr>
+                <w:sz w:val="16"/>
+                <w:szCs w:val="16"/>
+              </w:rPr>
+              <w:t xml:space="preserve">reasonably</w:t>
             </w:r>
           </w:p>
         </w:tc>
@@ -1385,7 +1417,7 @@
                 <w:sz w:val="16"/>
                 <w:szCs w:val="16"/>
               </w:rPr>
-              <w:t xml:space="preserve">lessor</w:t>
+              <w:t xml:space="preserve">exchange</w:t>
             </w:r>
           </w:p>
         </w:tc>
@@ -1411,14 +1443,14 @@
                 <w:sz w:val="16"/>
                 <w:szCs w:val="16"/>
               </w:rPr>
-              <w:t xml:space="preserve">11  </w:t>
-            </w:r>
-            <w:r>
-              <w:rPr>
-                <w:sz w:val="16"/>
-                <w:szCs w:val="16"/>
-              </w:rPr>
-              <w:t xml:space="preserve">lease term</w:t>
+              <w:t xml:space="preserve">12  </w:t>
+            </w:r>
+            <w:r>
+              <w:rPr>
+                <w:sz w:val="16"/>
+                <w:szCs w:val="16"/>
+              </w:rPr>
+              <w:t xml:space="preserve">lessor</w:t>
             </w:r>
           </w:p>
         </w:tc>
@@ -1447,6 +1479,74 @@
                 <w:szCs w:val="16"/>
               </w:rPr>
               <w:t xml:space="preserve">6  </w:t>
+            </w:r>
+            <w:r>
+              <w:rPr>
+                <w:sz w:val="16"/>
+                <w:szCs w:val="16"/>
+              </w:rPr>
+              <w:t xml:space="preserve">lessor</w:t>
+            </w:r>
+          </w:p>
+        </w:tc>
+        <w:tc>
+          <w:tcPr>
+            <w:tcW w:type="pct" w:w="2500"/>
+            <w:tcMar>
+              <w:top w:type="dxa" w:w="20"/>
+              <w:left w:type="dxa" w:w="80"/>
+              <w:bottom w:type="dxa" w:w="20"/>
+              <w:right w:type="dxa" w:w="80"/>
+            </w:tcMar>
+          </w:tcPr>
+          <w:p>
+            <w:pPr>
+              <w:spacing w:before="12" w:after="12"/>
+            </w:pPr>
+            <w:r>
+              <w:rPr>
+                <w:b/>
+                <w:bCs/>
+                <w:color w:val="8186EF"/>
+                <w:sz w:val="16"/>
+                <w:szCs w:val="16"/>
+              </w:rPr>
+              <w:t xml:space="preserve">13  </w:t>
+            </w:r>
+            <w:r>
+              <w:rPr>
+                <w:sz w:val="16"/>
+                <w:szCs w:val="16"/>
+              </w:rPr>
+              <w:t xml:space="preserve">lease term</w:t>
+            </w:r>
+          </w:p>
+        </w:tc>
+      </w:tr>
+      <w:tr>
+        <w:tc>
+          <w:tcPr>
+            <w:tcW w:type="pct" w:w="2500"/>
+            <w:tcMar>
+              <w:top w:type="dxa" w:w="20"/>
+              <w:left w:type="dxa" w:w="80"/>
+              <w:bottom w:type="dxa" w:w="20"/>
+              <w:right w:type="dxa" w:w="80"/>
+            </w:tcMar>
+          </w:tcPr>
+          <w:p>
+            <w:pPr>
+              <w:spacing w:before="12" w:after="12"/>
+            </w:pPr>
+            <w:r>
+              <w:rPr>
+                <w:b/>
+                <w:bCs/>
+                <w:color w:val="8186EF"/>
+                <w:sz w:val="16"/>
+                <w:szCs w:val="16"/>
+              </w:rPr>
+              <w:t xml:space="preserve">7  </w:t>
             </w:r>
             <w:r>
               <w:rPr>
@@ -1606,6 +1706,246 @@
         <w:t xml:space="preserve">Fill every gap. Each word list holds one word more than there are gaps.</w:t>
       </w:r>
     </w:p>
+    <w:p>
+      <w:pPr>
+        <w:spacing w:before="44" w:after="14"/>
+      </w:pPr>
+      <w:r>
+        <w:rPr>
+          <w:b/>
+          <w:bCs/>
+          <w:color w:val="353A7C"/>
+          <w:sz w:val="18"/>
+          <w:szCs w:val="18"/>
+        </w:rPr>
+        <w:t xml:space="preserve">Summary 1</w:t>
+      </w:r>
+      <w:r>
+        <w:rPr>
+          <w:color w:val="6B7280"/>
+          <w:sz w:val="16"/>
+          <w:szCs w:val="16"/>
+        </w:rPr>
+        <w:t xml:space="preserve">      gaps 1–4</w:t>
+      </w:r>
+    </w:p>
+    <w:p>
+      <w:pPr>
+        <w:spacing w:before="20" w:after="20" w:line="360" w:lineRule="auto"/>
+        <w:ind w:left="200"/>
+      </w:pPr>
+      <w:r>
+        <w:rPr>
+          <w:sz w:val="19"/>
+          <w:szCs w:val="19"/>
+        </w:rPr>
+        <w:t xml:space="preserve">A </w:t>
+      </w:r>
+      <w:r>
+        <w:rPr>
+          <w:b/>
+          <w:bCs/>
+          <w:color w:val="8186EF"/>
+          <w:sz w:val="15"/>
+          <w:szCs w:val="15"/>
+        </w:rPr>
+        <w:t xml:space="preserve"> (1) </w:t>
+      </w:r>
+      <w:r>
+        <w:rPr>
+          <w:u w:val="single"/>
+          <w:sz w:val="19"/>
+          <w:szCs w:val="19"/>
+        </w:rPr>
+        <w:t xml:space="preserve">           </w:t>
+      </w:r>
+      <w:r>
+        <w:rPr>
+          <w:sz w:val="19"/>
+          <w:szCs w:val="19"/>
+        </w:rPr>
+        <w:t xml:space="preserve"> </w:t>
+      </w:r>
+      <w:r>
+        <w:rPr>
+          <w:sz w:val="19"/>
+          <w:szCs w:val="19"/>
+        </w:rPr>
+        <w:t xml:space="preserve"> classifies each lease at the start. </w:t>
+      </w:r>
+      <w:r>
+        <w:rPr>
+          <w:sz w:val="19"/>
+          <w:szCs w:val="19"/>
+        </w:rPr>
+        <w:t xml:space="preserve">It is a </w:t>
+      </w:r>
+      <w:r>
+        <w:rPr>
+          <w:b/>
+          <w:bCs/>
+          <w:color w:val="8186EF"/>
+          <w:sz w:val="15"/>
+          <w:szCs w:val="15"/>
+        </w:rPr>
+        <w:t xml:space="preserve"> (2) </w:t>
+      </w:r>
+      <w:r>
+        <w:rPr>
+          <w:u w:val="single"/>
+          <w:sz w:val="19"/>
+          <w:szCs w:val="19"/>
+        </w:rPr>
+        <w:t xml:space="preserve">           </w:t>
+      </w:r>
+      <w:r>
+        <w:rPr>
+          <w:sz w:val="19"/>
+          <w:szCs w:val="19"/>
+        </w:rPr>
+        <w:t xml:space="preserve"> </w:t>
+      </w:r>
+      <w:r>
+        <w:rPr>
+          <w:sz w:val="19"/>
+          <w:szCs w:val="19"/>
+        </w:rPr>
+        <w:t xml:space="preserve"> lease if it meets any one of five criteria; </w:t>
+      </w:r>
+      <w:r>
+        <w:rPr>
+          <w:b/>
+          <w:bCs/>
+          <w:color w:val="8186EF"/>
+          <w:sz w:val="15"/>
+          <w:szCs w:val="15"/>
+        </w:rPr>
+        <w:t xml:space="preserve"> (3) </w:t>
+      </w:r>
+      <w:r>
+        <w:rPr>
+          <w:u w:val="single"/>
+          <w:sz w:val="19"/>
+          <w:szCs w:val="19"/>
+        </w:rPr>
+        <w:t xml:space="preserve">           </w:t>
+      </w:r>
+      <w:r>
+        <w:rPr>
+          <w:sz w:val="19"/>
+          <w:szCs w:val="19"/>
+        </w:rPr>
+        <w:t xml:space="preserve"> </w:t>
+      </w:r>
+      <w:r>
+        <w:rPr>
+          <w:sz w:val="19"/>
+          <w:szCs w:val="19"/>
+        </w:rPr>
+        <w:t xml:space="preserve"> it is an operating lease. </w:t>
+      </w:r>
+      <w:r>
+        <w:rPr>
+          <w:sz w:val="19"/>
+          <w:szCs w:val="19"/>
+        </w:rPr>
+        <w:t xml:space="preserve">Many companies use about 75% or more of economic life as a major part, and about 90% or more of fair value as </w:t>
+      </w:r>
+      <w:r>
+        <w:rPr>
+          <w:b/>
+          <w:bCs/>
+          <w:color w:val="8186EF"/>
+          <w:sz w:val="15"/>
+          <w:szCs w:val="15"/>
+        </w:rPr>
+        <w:t xml:space="preserve"> (4) </w:t>
+      </w:r>
+      <w:r>
+        <w:rPr>
+          <w:u w:val="single"/>
+          <w:sz w:val="19"/>
+          <w:szCs w:val="19"/>
+        </w:rPr>
+        <w:t xml:space="preserve">               </w:t>
+      </w:r>
+      <w:r>
+        <w:rPr>
+          <w:sz w:val="19"/>
+          <w:szCs w:val="19"/>
+        </w:rPr>
+        <w:t xml:space="preserve"> </w:t>
+      </w:r>
+      <w:r>
+        <w:rPr>
+          <w:sz w:val="19"/>
+          <w:szCs w:val="19"/>
+        </w:rPr>
+        <w:t xml:space="preserve"> all. </w:t>
+      </w:r>
+    </w:p>
+    <w:tbl>
+      <w:tblPr>
+        <w:tblW w:type="pct" w:w="100%"/>
+        <w:tblLayout w:type="fixed"/>
+        <w:tblBorders>
+          <w:top w:val="single" w:color="FBFAF6" w:sz="4"/>
+          <w:left w:val="single" w:color="FBFAF6" w:sz="4"/>
+          <w:bottom w:val="single" w:color="FBFAF6" w:sz="4"/>
+          <w:right w:val="single" w:color="FBFAF6" w:sz="4"/>
+          <w:insideH w:val="single" w:color="FBFAF6" w:sz="4"/>
+          <w:insideV w:val="single" w:color="FBFAF6" w:sz="4"/>
+        </w:tblBorders>
+      </w:tblPr>
+      <w:tblGrid>
+        <w:gridCol w:w="9600"/>
+      </w:tblGrid>
+      <w:tr>
+        <w:tc>
+          <w:tcPr>
+            <w:tcW w:type="pct" w:w="5000"/>
+            <w:shd w:fill="FBFAF6" w:val="clear"/>
+            <w:tcMar>
+              <w:top w:type="dxa" w:w="40"/>
+              <w:left w:type="dxa" w:w="100"/>
+              <w:bottom w:type="dxa" w:w="40"/>
+              <w:right w:type="dxa" w:w="100"/>
+            </w:tcMar>
+          </w:tcPr>
+          <w:p>
+            <w:pPr>
+              <w:spacing w:before="18" w:after="6"/>
+            </w:pPr>
+            <w:r>
+              <w:rPr>
+                <w:b/>
+                <w:bCs/>
+                <w:color w:val="6B7280"/>
+                <w:sz w:val="14"/>
+                <w:szCs w:val="14"/>
+              </w:rPr>
+              <w:t xml:space="preserve">word list</w:t>
+            </w:r>
+          </w:p>
+          <w:p>
+            <w:pPr>
+              <w:spacing w:before="0" w:after="18"/>
+            </w:pPr>
+            <w:r>
+              <w:rPr>
+                <w:b/>
+                <w:bCs/>
+                <w:color w:val="353A7C"/>
+                <w:sz w:val="16"/>
+                <w:szCs w:val="16"/>
+              </w:rPr>
+              <w:t xml:space="preserve">otherwise   ·   finance   ·   lessee   ·   depends   ·   substantially</w:t>
+            </w:r>
+          </w:p>
+        </w:tc>
+      </w:tr>
+    </w:tbl>
+    <w:p/>
     <w:tbl>
       <w:tblPr>
         <w:tblW w:type="pct" w:w="100%"/>
@@ -1620,9 +1960,9 @@
         </w:tblBorders>
       </w:tblPr>
       <w:tblGrid>
-        <w:gridCol w:w="4399"/>
-        <w:gridCol w:w="2956"/>
-        <w:gridCol w:w="2245"/>
+        <w:gridCol w:w="4224"/>
+        <w:gridCol w:w="2957"/>
+        <w:gridCol w:w="2419"/>
       </w:tblGrid>
       <w:tr>
         <w:tc>
@@ -1657,7 +1997,7 @@
       <w:tr>
         <w:tc>
           <w:tcPr>
-            <w:tcW w:type="pct" w:w="2291"/>
+            <w:tcW w:type="pct" w:w="2200"/>
             <w:shd w:fill="353A7C" w:val="clear"/>
             <w:tcMar>
               <w:top w:type="dxa" w:w="50"/>
@@ -1711,7 +2051,7 @@
         </w:tc>
         <w:tc>
           <w:tcPr>
-            <w:tcW w:type="pct" w:w="1169"/>
+            <w:tcW w:type="pct" w:w="1260"/>
             <w:shd w:fill="353A7C" w:val="clear"/>
             <w:tcMar>
               <w:top w:type="dxa" w:w="50"/>
@@ -1740,7 +2080,7 @@
       <w:tr>
         <w:tc>
           <w:tcPr>
-            <w:tcW w:type="pct" w:w="2291"/>
+            <w:tcW w:type="pct" w:w="2200"/>
             <w:tcMar>
               <w:top w:type="dxa" w:w="50"/>
               <w:left w:type="dxa" w:w="110"/>
@@ -1786,7 +2126,7 @@
         </w:tc>
         <w:tc>
           <w:tcPr>
-            <w:tcW w:type="pct" w:w="1169"/>
+            <w:tcW w:type="pct" w:w="1260"/>
             <w:tcMar>
               <w:top w:type="dxa" w:w="50"/>
               <w:left w:type="dxa" w:w="110"/>
@@ -1811,7 +2151,7 @@
       <w:tr>
         <w:tc>
           <w:tcPr>
-            <w:tcW w:type="pct" w:w="2291"/>
+            <w:tcW w:type="pct" w:w="2200"/>
             <w:shd w:fill="FBFAF6" w:val="clear"/>
             <w:tcMar>
               <w:top w:type="dxa" w:w="50"/>
@@ -1859,7 +2199,7 @@
         </w:tc>
         <w:tc>
           <w:tcPr>
-            <w:tcW w:type="pct" w:w="1169"/>
+            <w:tcW w:type="pct" w:w="1260"/>
             <w:shd w:fill="FBFAF6" w:val="clear"/>
             <w:tcMar>
               <w:top w:type="dxa" w:w="50"/>
@@ -1885,7 +2225,7 @@
       <w:tr>
         <w:tc>
           <w:tcPr>
-            <w:tcW w:type="pct" w:w="2291"/>
+            <w:tcW w:type="pct" w:w="2200"/>
             <w:tcMar>
               <w:top w:type="dxa" w:w="50"/>
               <w:left w:type="dxa" w:w="110"/>
@@ -1929,13 +2269,13 @@
                 <w:sz w:val="14"/>
                 <w:szCs w:val="14"/>
               </w:rPr>
-              <w:t xml:space="preserve">(1)</w:t>
-            </w:r>
-          </w:p>
-        </w:tc>
-        <w:tc>
-          <w:tcPr>
-            <w:tcW w:type="pct" w:w="1169"/>
+              <w:t xml:space="preserve">(5)</w:t>
+            </w:r>
+          </w:p>
+        </w:tc>
+        <w:tc>
+          <w:tcPr>
+            <w:tcW w:type="pct" w:w="1260"/>
             <w:tcMar>
               <w:top w:type="dxa" w:w="50"/>
               <w:left w:type="dxa" w:w="110"/>
@@ -1960,7 +2300,7 @@
       <w:tr>
         <w:tc>
           <w:tcPr>
-            <w:tcW w:type="pct" w:w="2291"/>
+            <w:tcW w:type="pct" w:w="2200"/>
             <w:shd w:fill="FBFAF6" w:val="clear"/>
             <w:tcMar>
               <w:top w:type="dxa" w:w="50"/>
@@ -2008,7 +2348,7 @@
         </w:tc>
         <w:tc>
           <w:tcPr>
-            <w:tcW w:type="pct" w:w="1169"/>
+            <w:tcW w:type="pct" w:w="1260"/>
             <w:shd w:fill="FFFFFF" w:val="clear"/>
             <w:tcMar>
               <w:top w:type="dxa" w:w="50"/>
@@ -2029,7 +2369,7 @@
                 <w:sz w:val="14"/>
                 <w:szCs w:val="14"/>
               </w:rPr>
-              <w:t xml:space="preserve">(2)</w:t>
+              <w:t xml:space="preserve">(6)</w:t>
             </w:r>
           </w:p>
         </w:tc>
@@ -2037,7 +2377,7 @@
       <w:tr>
         <w:tc>
           <w:tcPr>
-            <w:tcW w:type="pct" w:w="2291"/>
+            <w:tcW w:type="pct" w:w="2200"/>
             <w:tcMar>
               <w:top w:type="dxa" w:w="50"/>
               <w:left w:type="dxa" w:w="110"/>
@@ -2061,6 +2401,7 @@
         <w:tc>
           <w:tcPr>
             <w:tcW w:type="pct" w:w="1540"/>
+            <w:shd w:fill="FFFFFF" w:val="clear"/>
             <w:tcMar>
               <w:top w:type="dxa" w:w="50"/>
               <w:left w:type="dxa" w:w="110"/>
@@ -2070,21 +2411,23 @@
           </w:tcPr>
           <w:p>
             <w:pPr>
-              <w:spacing w:before="28" w:after="28"/>
-            </w:pPr>
-            <w:r>
-              <w:rPr>
-                <w:sz w:val="15"/>
-                <w:szCs w:val="15"/>
-              </w:rPr>
-              <w:t xml:space="preserve">No: any company could use it</w:t>
-            </w:r>
-          </w:p>
-        </w:tc>
-        <w:tc>
-          <w:tcPr>
-            <w:tcW w:type="pct" w:w="1169"/>
-            <w:shd w:fill="FFFFFF" w:val="clear"/>
+              <w:spacing w:before="46" w:after="46"/>
+            </w:pPr>
+            <w:r>
+              <w:rPr>
+                <w:b/>
+                <w:bCs/>
+                <w:color w:val="8186EF"/>
+                <w:sz w:val="14"/>
+                <w:szCs w:val="14"/>
+              </w:rPr>
+              <w:t xml:space="preserve">(7)</w:t>
+            </w:r>
+          </w:p>
+        </w:tc>
+        <w:tc>
+          <w:tcPr>
+            <w:tcW w:type="pct" w:w="1260"/>
             <w:tcMar>
               <w:top w:type="dxa" w:w="50"/>
               <w:left w:type="dxa" w:w="110"/>
@@ -2094,17 +2437,14 @@
           </w:tcPr>
           <w:p>
             <w:pPr>
-              <w:spacing w:before="46" w:after="46"/>
-            </w:pPr>
-            <w:r>
-              <w:rPr>
-                <w:b/>
-                <w:bCs/>
-                <w:color w:val="8186EF"/>
-                <w:sz w:val="14"/>
-                <w:szCs w:val="14"/>
-              </w:rPr>
-              <w:t xml:space="preserve">(3)</w:t>
+              <w:spacing w:before="28" w:after="28"/>
+            </w:pPr>
+            <w:r>
+              <w:rPr>
+                <w:sz w:val="15"/>
+                <w:szCs w:val="15"/>
+              </w:rPr>
+              <w:t xml:space="preserve">Yes: built for Orontes</w:t>
             </w:r>
           </w:p>
         </w:tc>
@@ -2112,7 +2452,7 @@
       <w:tr>
         <w:tc>
           <w:tcPr>
-            <w:tcW w:type="pct" w:w="2291"/>
+            <w:tcW w:type="pct" w:w="2200"/>
             <w:shd w:fill="FBFAF6" w:val="clear"/>
             <w:tcMar>
               <w:top w:type="dxa" w:w="50"/>
@@ -2137,7 +2477,7 @@
         <w:tc>
           <w:tcPr>
             <w:tcW w:type="pct" w:w="1540"/>
-            <w:shd w:fill="FFFFFF" w:val="clear"/>
+            <w:shd w:fill="FBFAF6" w:val="clear"/>
             <w:tcMar>
               <w:top w:type="dxa" w:w="50"/>
               <w:left w:type="dxa" w:w="110"/>
@@ -2147,24 +2487,21 @@
           </w:tcPr>
           <w:p>
             <w:pPr>
-              <w:spacing w:before="46" w:after="46"/>
-            </w:pPr>
-            <w:r>
-              <w:rPr>
-                <w:b/>
-                <w:bCs/>
-                <w:color w:val="8186EF"/>
-                <w:sz w:val="14"/>
-                <w:szCs w:val="14"/>
-              </w:rPr>
-              <w:t xml:space="preserve">(4)</w:t>
-            </w:r>
-          </w:p>
-        </w:tc>
-        <w:tc>
-          <w:tcPr>
-            <w:tcW w:type="pct" w:w="1169"/>
-            <w:shd w:fill="FBFAF6" w:val="clear"/>
+              <w:spacing w:before="28" w:after="28"/>
+            </w:pPr>
+            <w:r>
+              <w:rPr>
+                <w:sz w:val="15"/>
+                <w:szCs w:val="15"/>
+              </w:rPr>
+              <w:t xml:space="preserve">Operating lease</w:t>
+            </w:r>
+          </w:p>
+        </w:tc>
+        <w:tc>
+          <w:tcPr>
+            <w:tcW w:type="pct" w:w="1260"/>
+            <w:shd w:fill="FFFFFF" w:val="clear"/>
             <w:tcMar>
               <w:top w:type="dxa" w:w="50"/>
               <w:left w:type="dxa" w:w="110"/>
@@ -2174,14 +2511,17 @@
           </w:tcPr>
           <w:p>
             <w:pPr>
-              <w:spacing w:before="28" w:after="28"/>
-            </w:pPr>
-            <w:r>
-              <w:rPr>
-                <w:sz w:val="15"/>
-                <w:szCs w:val="15"/>
-              </w:rPr>
-              <w:t xml:space="preserve">Finance lease</w:t>
+              <w:spacing w:before="46" w:after="46"/>
+            </w:pPr>
+            <w:r>
+              <w:rPr>
+                <w:b/>
+                <w:bCs/>
+                <w:color w:val="8186EF"/>
+                <w:sz w:val="14"/>
+                <w:szCs w:val="14"/>
+              </w:rPr>
+              <w:t xml:space="preserve">(8)</w:t>
             </w:r>
           </w:p>
         </w:tc>
@@ -2243,54 +2583,7 @@
                 <w:sz w:val="16"/>
                 <w:szCs w:val="16"/>
               </w:rPr>
-              <w:t xml:space="preserve">Operating lease   ·   No: 5 of 30 years (17%)   ·   Not needed   ·   Yes: 4 of 5 years (80%)   ·   Yes: built for Orontes</w:t>
-            </w:r>
-          </w:p>
-        </w:tc>
-      </w:tr>
-    </w:tbl>
-    <w:p/>
-    <w:tbl>
-      <w:tblPr>
-        <w:tblW w:type="pct" w:w="100%"/>
-        <w:tblLayout w:type="fixed"/>
-        <w:tblBorders>
-          <w:top w:val="single" w:color="353A7C" w:sz="4"/>
-          <w:left w:val="single" w:color="353A7C" w:sz="4"/>
-          <w:bottom w:val="single" w:color="353A7C" w:sz="4"/>
-          <w:right w:val="single" w:color="353A7C" w:sz="4"/>
-          <w:insideH w:val="single" w:color="353A7C" w:sz="4"/>
-          <w:insideV w:val="single" w:color="353A7C" w:sz="4"/>
-        </w:tblBorders>
-      </w:tblPr>
-      <w:tblGrid>
-        <w:gridCol w:w="9600"/>
-      </w:tblGrid>
-      <w:tr>
-        <w:tc>
-          <w:tcPr>
-            <w:tcW w:type="pct" w:w="5000"/>
-            <w:shd w:fill="F2F4FB" w:val="clear"/>
-            <w:tcMar>
-              <w:top w:type="dxa" w:w="50"/>
-              <w:left w:type="dxa" w:w="110"/>
-              <w:bottom w:type="dxa" w:w="50"/>
-              <w:right w:type="dxa" w:w="110"/>
-            </w:tcMar>
-          </w:tcPr>
-          <w:p>
-            <w:pPr>
-              <w:spacing w:before="30" w:after="30"/>
-            </w:pPr>
-            <w:r>
-              <w:rPr>
-                <w:b/>
-                <w:bCs/>
-                <w:color w:val="353A7C"/>
-                <w:sz w:val="19"/>
-                <w:szCs w:val="19"/>
-              </w:rPr>
-              <w:t xml:space="preserve">Crédit-bail is not a class</w:t>
+              <w:t xml:space="preserve">Not needed   ·   No: any company could use it   ·   Finance lease   ·   residual value guarantee   ·   No: 5 of 30 years (17%)</w:t>
             </w:r>
           </w:p>
         </w:tc>
@@ -2299,29 +2592,6 @@
     <w:p/>
     <w:p>
       <w:pPr>
-        <w:spacing w:before="44" w:after="14"/>
-      </w:pPr>
-      <w:r>
-        <w:rPr>
-          <w:b/>
-          <w:bCs/>
-          <w:color w:val="353A7C"/>
-          <w:sz w:val="18"/>
-          <w:szCs w:val="18"/>
-        </w:rPr>
-        <w:t xml:space="preserve">Summary 1</w:t>
-      </w:r>
-      <w:r>
-        <w:rPr>
-          <w:color w:val="6B7280"/>
-          <w:sz w:val="16"/>
-          <w:szCs w:val="16"/>
-        </w:rPr>
-        <w:t xml:space="preserve">      gaps 5–7</w:t>
-      </w:r>
-    </w:p>
-    <w:p>
-      <w:pPr>
         <w:spacing w:before="20" w:after="20" w:line="360" w:lineRule="auto"/>
         <w:ind w:left="200"/>
       </w:pPr>
@@ -2330,181 +2600,9 @@
           <w:sz w:val="19"/>
           <w:szCs w:val="19"/>
         </w:rPr>
-        <w:t xml:space="preserve">French crédit-bail and </w:t>
-      </w:r>
-      <w:r>
-        <w:rPr>
-          <w:b/>
-          <w:bCs/>
-          <w:color w:val="8186EF"/>
-          <w:sz w:val="15"/>
-          <w:szCs w:val="15"/>
-        </w:rPr>
-        <w:t xml:space="preserve"> (5) </w:t>
-      </w:r>
-      <w:r>
-        <w:rPr>
-          <w:u w:val="single"/>
-          <w:sz w:val="19"/>
-          <w:szCs w:val="19"/>
-        </w:rPr>
-        <w:t xml:space="preserve">           </w:t>
-      </w:r>
-      <w:r>
-        <w:rPr>
-          <w:sz w:val="19"/>
-          <w:szCs w:val="19"/>
-        </w:rPr>
-        <w:t xml:space="preserve"> </w:t>
-      </w:r>
-      <w:r>
-        <w:rPr>
-          <w:sz w:val="19"/>
-          <w:szCs w:val="19"/>
-        </w:rPr>
-        <w:t xml:space="preserve"> عقد تأجير تمويلي are legal forms of contract. </w:t>
-      </w:r>
-      <w:r>
-        <w:rPr>
-          <w:sz w:val="19"/>
-          <w:szCs w:val="19"/>
-        </w:rPr>
-        <w:t xml:space="preserve">Under ASC 842, the class depends only on the five </w:t>
-      </w:r>
-      <w:r>
-        <w:rPr>
-          <w:b/>
-          <w:bCs/>
-          <w:color w:val="8186EF"/>
-          <w:sz w:val="15"/>
-          <w:szCs w:val="15"/>
-        </w:rPr>
-        <w:t xml:space="preserve"> (6) </w:t>
-      </w:r>
-      <w:r>
-        <w:rPr>
-          <w:u w:val="single"/>
-          <w:sz w:val="19"/>
-          <w:szCs w:val="19"/>
-        </w:rPr>
-        <w:t xml:space="preserve">           </w:t>
-      </w:r>
-      <w:r>
-        <w:rPr>
-          <w:sz w:val="19"/>
-          <w:szCs w:val="19"/>
-        </w:rPr>
-        <w:t xml:space="preserve"> </w:t>
-      </w:r>
-      <w:r>
-        <w:rPr>
-          <w:sz w:val="19"/>
-          <w:szCs w:val="19"/>
-        </w:rPr>
-        <w:t xml:space="preserve">. </w:t>
-      </w:r>
-      <w:r>
-        <w:rPr>
-          <w:sz w:val="19"/>
-          <w:szCs w:val="19"/>
-        </w:rPr>
-        <w:t xml:space="preserve">A crédit-bail contract can be an </w:t>
-      </w:r>
-      <w:r>
-        <w:rPr>
-          <w:b/>
-          <w:bCs/>
-          <w:color w:val="8186EF"/>
-          <w:sz w:val="15"/>
-          <w:szCs w:val="15"/>
-        </w:rPr>
-        <w:t xml:space="preserve"> (7) </w:t>
-      </w:r>
-      <w:r>
-        <w:rPr>
-          <w:u w:val="single"/>
-          <w:sz w:val="19"/>
-          <w:szCs w:val="19"/>
-        </w:rPr>
-        <w:t xml:space="preserve">           </w:t>
-      </w:r>
-      <w:r>
-        <w:rPr>
-          <w:sz w:val="19"/>
-          <w:szCs w:val="19"/>
-        </w:rPr>
-        <w:t xml:space="preserve"> </w:t>
-      </w:r>
-      <w:r>
-        <w:rPr>
-          <w:sz w:val="19"/>
-          <w:szCs w:val="19"/>
-        </w:rPr>
-        <w:t xml:space="preserve"> lease, and an ordinary rental can be a finance lease. </w:t>
+        <w:t xml:space="preserve">Under ASC 842, the class depends only on the five criteria.</w:t>
       </w:r>
     </w:p>
-    <w:tbl>
-      <w:tblPr>
-        <w:tblW w:type="pct" w:w="100%"/>
-        <w:tblLayout w:type="fixed"/>
-        <w:tblBorders>
-          <w:top w:val="single" w:color="FBFAF6" w:sz="4"/>
-          <w:left w:val="single" w:color="FBFAF6" w:sz="4"/>
-          <w:bottom w:val="single" w:color="FBFAF6" w:sz="4"/>
-          <w:right w:val="single" w:color="FBFAF6" w:sz="4"/>
-          <w:insideH w:val="single" w:color="FBFAF6" w:sz="4"/>
-          <w:insideV w:val="single" w:color="FBFAF6" w:sz="4"/>
-        </w:tblBorders>
-      </w:tblPr>
-      <w:tblGrid>
-        <w:gridCol w:w="9600"/>
-      </w:tblGrid>
-      <w:tr>
-        <w:tc>
-          <w:tcPr>
-            <w:tcW w:type="pct" w:w="5000"/>
-            <w:shd w:fill="FBFAF6" w:val="clear"/>
-            <w:tcMar>
-              <w:top w:type="dxa" w:w="40"/>
-              <w:left w:type="dxa" w:w="100"/>
-              <w:bottom w:type="dxa" w:w="40"/>
-              <w:right w:type="dxa" w:w="100"/>
-            </w:tcMar>
-          </w:tcPr>
-          <w:p>
-            <w:pPr>
-              <w:spacing w:before="18" w:after="6"/>
-            </w:pPr>
-            <w:r>
-              <w:rPr>
-                <w:b/>
-                <w:bCs/>
-                <w:color w:val="6B7280"/>
-                <w:sz w:val="14"/>
-                <w:szCs w:val="14"/>
-              </w:rPr>
-              <w:t xml:space="preserve">word list</w:t>
-            </w:r>
-          </w:p>
-          <w:p>
-            <w:pPr>
-              <w:spacing w:before="0" w:after="18"/>
-            </w:pPr>
-            <w:r>
-              <w:rPr>
-                <w:b/>
-                <w:bCs/>
-                <w:color w:val="353A7C"/>
-                <w:sz w:val="16"/>
-                <w:szCs w:val="16"/>
-              </w:rPr>
-              <w:t xml:space="preserve">Arabic   ·   finance lease   ·   criteria   ·   operating</w:t>
-            </w:r>
-          </w:p>
-        </w:tc>
-      </w:tr>
-    </w:tbl>
-    <w:p/>
     <w:p>
       <w:pPr>
         <w:spacing w:before="44" w:after="10"/>
@@ -2943,7 +3041,7 @@
                 <w:sz w:val="16"/>
                 <w:szCs w:val="16"/>
               </w:rPr>
-              <w:t xml:space="preserve">No: 5 of 30 years (17%)</w:t>
+              <w:t xml:space="preserve">lessee</w:t>
             </w:r>
           </w:p>
         </w:tc>
@@ -2976,7 +3074,7 @@
                 <w:sz w:val="16"/>
                 <w:szCs w:val="16"/>
               </w:rPr>
-              <w:t xml:space="preserve">criteria</w:t>
+              <w:t xml:space="preserve">Not needed</w:t>
             </w:r>
           </w:p>
         </w:tc>
@@ -3011,7 +3109,7 @@
                 <w:sz w:val="16"/>
                 <w:szCs w:val="16"/>
               </w:rPr>
-              <w:t xml:space="preserve">Not needed</w:t>
+              <w:t xml:space="preserve">finance</w:t>
             </w:r>
           </w:p>
         </w:tc>
@@ -3044,7 +3142,7 @@
                 <w:sz w:val="16"/>
                 <w:szCs w:val="16"/>
               </w:rPr>
-              <w:t xml:space="preserve">operating</w:t>
+              <w:t xml:space="preserve">No: any company could use it</w:t>
             </w:r>
           </w:p>
         </w:tc>
@@ -3079,7 +3177,7 @@
                 <w:sz w:val="16"/>
                 <w:szCs w:val="16"/>
               </w:rPr>
-              <w:t xml:space="preserve">Yes: built for Orontes</w:t>
+              <w:t xml:space="preserve">otherwise</w:t>
             </w:r>
           </w:p>
         </w:tc>
@@ -3112,7 +3210,7 @@
                 <w:sz w:val="16"/>
                 <w:szCs w:val="16"/>
               </w:rPr>
-              <w:t xml:space="preserve">operating lease</w:t>
+              <w:t xml:space="preserve">Finance lease</w:t>
             </w:r>
           </w:p>
         </w:tc>
@@ -3147,7 +3245,7 @@
                 <w:sz w:val="16"/>
                 <w:szCs w:val="16"/>
               </w:rPr>
-              <w:t xml:space="preserve">Operating lease</w:t>
+              <w:t xml:space="preserve">substantially</w:t>
             </w:r>
           </w:p>
         </w:tc>
@@ -3180,7 +3278,7 @@
                 <w:sz w:val="16"/>
                 <w:szCs w:val="16"/>
               </w:rPr>
-              <w:t xml:space="preserve">short-term lease</w:t>
+              <w:t xml:space="preserve">operating lease</w:t>
             </w:r>
           </w:p>
         </w:tc>
@@ -3215,7 +3313,7 @@
                 <w:sz w:val="16"/>
                 <w:szCs w:val="16"/>
               </w:rPr>
-              <w:t xml:space="preserve">Arabic</w:t>
+              <w:t xml:space="preserve">No: 5 of 30 years (17%)</w:t>
             </w:r>
           </w:p>
         </w:tc>
@@ -3231,14 +3329,24 @@
           </w:tcPr>
           <w:p>
             <w:pPr>
-              <w:spacing w:before="24" w:after="24"/>
-            </w:pPr>
-            <w:r>
-              <w:rPr>
-                <w:sz w:val="16"/>
-                <w:szCs w:val="16"/>
-              </w:rPr>
-              <w:t xml:space="preserve"/>
+              <w:spacing w:before="12" w:after="12"/>
+            </w:pPr>
+            <w:r>
+              <w:rPr>
+                <w:b/>
+                <w:bCs/>
+                <w:color w:val="8186EF"/>
+                <w:sz w:val="16"/>
+                <w:szCs w:val="16"/>
+              </w:rPr>
+              <w:t xml:space="preserve">10  </w:t>
+            </w:r>
+            <w:r>
+              <w:rPr>
+                <w:sz w:val="16"/>
+                <w:szCs w:val="16"/>
+              </w:rPr>
+              <w:t xml:space="preserve">short-term lease</w:t>
             </w:r>
           </w:p>
         </w:tc>
@@ -3281,7 +3389,7 @@
           <w:sz w:val="15"/>
           <w:szCs w:val="15"/>
         </w:rPr>
-        <w:t xml:space="preserve">French crédit-bail and Arabic عقد تأجير تمويلي are legal forms of contract. Under ASC 842, the class depends only on the five criteria. A crédit-bail contract can be an operating lease, and an ordinary rental can be a finance lease.</w:t>
+        <w:t xml:space="preserve">A lessee classifies each lease at the start. It is a finance lease if it meets any one of five criteria; otherwise it is an operating lease. Many companies use about 75% or more of economic life as a major part, and about 90% or more of fair value as substantially all.</w:t>
       </w:r>
     </w:p>
     <w:p>
@@ -3388,7 +3496,7 @@
           <w:sz w:val="16"/>
           <w:szCs w:val="16"/>
         </w:rPr>
-        <w:t xml:space="preserve">      gaps 1–8</w:t>
+        <w:t xml:space="preserve">      gaps 1–11</w:t>
       </w:r>
     </w:p>
     <w:p>
@@ -3686,6 +3794,116 @@
           <w:szCs w:val="19"/>
         </w:rPr>
         <w:t xml:space="preserve"> received. </w:t>
+      </w:r>
+      <w:r>
+        <w:rPr>
+          <w:sz w:val="19"/>
+          <w:szCs w:val="19"/>
+        </w:rPr>
+        <w:t xml:space="preserve"/>
+      </w:r>
+      <w:r>
+        <w:rPr>
+          <w:b/>
+          <w:bCs/>
+          <w:color w:val="8186EF"/>
+          <w:sz w:val="15"/>
+          <w:szCs w:val="15"/>
+        </w:rPr>
+        <w:t xml:space="preserve"> (9) </w:t>
+      </w:r>
+      <w:r>
+        <w:rPr>
+          <w:u w:val="single"/>
+          <w:sz w:val="19"/>
+          <w:szCs w:val="19"/>
+        </w:rPr>
+        <w:t xml:space="preserve">           </w:t>
+      </w:r>
+      <w:r>
+        <w:rPr>
+          <w:sz w:val="19"/>
+          <w:szCs w:val="19"/>
+        </w:rPr>
+        <w:t xml:space="preserve"> </w:t>
+      </w:r>
+      <w:r>
+        <w:rPr>
+          <w:sz w:val="19"/>
+          <w:szCs w:val="19"/>
+        </w:rPr>
+        <w:t xml:space="preserve"> uses 6%, the rate on its bank note. </w:t>
+      </w:r>
+      <w:r>
+        <w:rPr>
+          <w:sz w:val="19"/>
+          <w:szCs w:val="19"/>
+        </w:rPr>
+        <w:t xml:space="preserve">The </w:t>
+      </w:r>
+      <w:r>
+        <w:rPr>
+          <w:b/>
+          <w:bCs/>
+          <w:color w:val="8186EF"/>
+          <w:sz w:val="15"/>
+          <w:szCs w:val="15"/>
+        </w:rPr>
+        <w:t xml:space="preserve"> (10) </w:t>
+      </w:r>
+      <w:r>
+        <w:rPr>
+          <w:u w:val="single"/>
+          <w:sz w:val="19"/>
+          <w:szCs w:val="19"/>
+        </w:rPr>
+        <w:t xml:space="preserve">              </w:t>
+      </w:r>
+      <w:r>
+        <w:rPr>
+          <w:sz w:val="19"/>
+          <w:szCs w:val="19"/>
+        </w:rPr>
+        <w:t xml:space="preserve"> </w:t>
+      </w:r>
+      <w:r>
+        <w:rPr>
+          <w:sz w:val="19"/>
+          <w:szCs w:val="19"/>
+        </w:rPr>
+        <w:t xml:space="preserve"> payments are higher, because part of each payment is </w:t>
+      </w:r>
+      <w:r>
+        <w:rPr>
+          <w:b/>
+          <w:bCs/>
+          <w:color w:val="8186EF"/>
+          <w:sz w:val="15"/>
+          <w:szCs w:val="15"/>
+        </w:rPr>
+        <w:t xml:space="preserve"> (11) </w:t>
+      </w:r>
+      <w:r>
+        <w:rPr>
+          <w:u w:val="single"/>
+          <w:sz w:val="19"/>
+          <w:szCs w:val="19"/>
+        </w:rPr>
+        <w:t xml:space="preserve">           </w:t>
+      </w:r>
+      <w:r>
+        <w:rPr>
+          <w:sz w:val="19"/>
+          <w:szCs w:val="19"/>
+        </w:rPr>
+        <w:t xml:space="preserve"> </w:t>
+      </w:r>
+      <w:r>
+        <w:rPr>
+          <w:sz w:val="19"/>
+          <w:szCs w:val="19"/>
+        </w:rPr>
+        <w:t xml:space="preserve">. </w:t>
       </w:r>
     </w:p>
     <w:tbl>
@@ -3743,7 +3961,7 @@
                 <w:sz w:val="16"/>
                 <w:szCs w:val="16"/>
               </w:rPr>
-              <w:t xml:space="preserve">incremental   ·   otherwise   ·   guarantee   ·   incentives   ·   records   ·   lease liability   ·   reasonably   ·   present   ·   prepaid</w:t>
+              <w:t xml:space="preserve">incentives   ·   reasonably   ·   incremental   ·   guarantee   ·   purchase   ·   interest   ·   undiscounted   ·   otherwise   ·   records   ·   Orontes   ·   present   ·   prepaid</w:t>
             </w:r>
           </w:p>
         </w:tc>
@@ -3764,9 +3982,9 @@
         </w:tblBorders>
       </w:tblPr>
       <w:tblGrid>
-        <w:gridCol w:w="4992"/>
-        <w:gridCol w:w="2199"/>
-        <w:gridCol w:w="2409"/>
+        <w:gridCol w:w="4298"/>
+        <w:gridCol w:w="2651"/>
+        <w:gridCol w:w="2651"/>
       </w:tblGrid>
       <w:tr>
         <w:tc>
@@ -3801,7 +4019,8 @@
       <w:tr>
         <w:tc>
           <w:tcPr>
-            <w:tcW w:type="pct" w:w="2600"/>
+            <w:tcW w:type="pct" w:w="2239"/>
+            <w:shd w:fill="353A7C" w:val="clear"/>
             <w:tcMar>
               <w:top w:type="dxa" w:w="50"/>
               <w:left w:type="dxa" w:w="110"/>
@@ -3811,13 +4030,13 @@
           </w:tcPr>
           <w:p>
             <w:pPr>
-              <w:spacing w:before="26" w:after="26"/>
-            </w:pPr>
-            <w:r>
-              <w:rPr>
-                <w:b/>
-                <w:bCs/>
-                <w:color w:val="353A7C"/>
+              <w:spacing w:before="30" w:after="30"/>
+            </w:pPr>
+            <w:r>
+              <w:rPr>
+                <w:b/>
+                <w:bCs/>
+                <w:color w:val="FFFFFF"/>
                 <w:sz w:val="15"/>
                 <w:szCs w:val="15"/>
               </w:rPr>
@@ -3827,7 +4046,8 @@
         </w:tc>
         <w:tc>
           <w:tcPr>
-            <w:tcW w:type="pct" w:w="1145"/>
+            <w:tcW w:type="pct" w:w="1381"/>
+            <w:shd w:fill="353A7C" w:val="clear"/>
             <w:tcMar>
               <w:top w:type="dxa" w:w="50"/>
               <w:left w:type="dxa" w:w="110"/>
@@ -3837,13 +4057,13 @@
           </w:tcPr>
           <w:p>
             <w:pPr>
-              <w:spacing w:before="26" w:after="26"/>
-            </w:pPr>
-            <w:r>
-              <w:rPr>
-                <w:b/>
-                <w:bCs/>
-                <w:color w:val="353A7C"/>
+              <w:spacing w:before="30" w:after="30"/>
+            </w:pPr>
+            <w:r>
+              <w:rPr>
+                <w:b/>
+                <w:bCs/>
+                <w:color w:val="FFFFFF"/>
                 <w:sz w:val="15"/>
                 <w:szCs w:val="15"/>
               </w:rPr>
@@ -3853,7 +4073,8 @@
         </w:tc>
         <w:tc>
           <w:tcPr>
-            <w:tcW w:type="pct" w:w="1255"/>
+            <w:tcW w:type="pct" w:w="1381"/>
+            <w:shd w:fill="353A7C" w:val="clear"/>
             <w:tcMar>
               <w:top w:type="dxa" w:w="50"/>
               <w:left w:type="dxa" w:w="110"/>
@@ -3863,13 +4084,13 @@
           </w:tcPr>
           <w:p>
             <w:pPr>
-              <w:spacing w:before="26" w:after="26"/>
-            </w:pPr>
-            <w:r>
-              <w:rPr>
-                <w:b/>
-                <w:bCs/>
-                <w:color w:val="353A7C"/>
+              <w:spacing w:before="30" w:after="30"/>
+            </w:pPr>
+            <w:r>
+              <w:rPr>
+                <w:b/>
+                <w:bCs/>
+                <w:color w:val="FFFFFF"/>
                 <w:sz w:val="15"/>
                 <w:szCs w:val="15"/>
               </w:rPr>
@@ -3881,7 +4102,8 @@
       <w:tr>
         <w:tc>
           <w:tcPr>
-            <w:tcW w:type="pct" w:w="2600"/>
+            <w:tcW w:type="pct" w:w="2239"/>
+            <w:shd w:fill="FFFFFF" w:val="clear"/>
             <w:tcMar>
               <w:top w:type="dxa" w:w="50"/>
               <w:left w:type="dxa" w:w="110"/>
@@ -3891,21 +4113,23 @@
           </w:tcPr>
           <w:p>
             <w:pPr>
-              <w:spacing w:before="26" w:after="26"/>
-            </w:pPr>
-            <w:r>
-              <w:rPr>
-                <w:color w:val="232733"/>
-                <w:sz w:val="16"/>
-                <w:szCs w:val="16"/>
-              </w:rPr>
-              <w:t xml:space="preserve">Annual payment (end of each year)</w:t>
-            </w:r>
-          </w:p>
-        </w:tc>
-        <w:tc>
-          <w:tcPr>
-            <w:tcW w:type="pct" w:w="1145"/>
+              <w:spacing w:before="46" w:after="46"/>
+            </w:pPr>
+            <w:r>
+              <w:rPr>
+                <w:b/>
+                <w:bCs/>
+                <w:color w:val="8186EF"/>
+                <w:sz w:val="14"/>
+                <w:szCs w:val="14"/>
+              </w:rPr>
+              <w:t xml:space="preserve">(12)</w:t>
+            </w:r>
+          </w:p>
+        </w:tc>
+        <w:tc>
+          <w:tcPr>
+            <w:tcW w:type="pct" w:w="1381"/>
             <w:tcMar>
               <w:top w:type="dxa" w:w="50"/>
               <w:left w:type="dxa" w:w="110"/>
@@ -3915,13 +4139,12 @@
           </w:tcPr>
           <w:p>
             <w:pPr>
-              <w:spacing w:before="26" w:after="26"/>
-            </w:pPr>
-            <w:r>
-              <w:rPr>
-                <w:color w:val="232733"/>
-                <w:sz w:val="16"/>
-                <w:szCs w:val="16"/>
+              <w:spacing w:before="28" w:after="28"/>
+            </w:pPr>
+            <w:r>
+              <w:rPr>
+                <w:sz w:val="15"/>
+                <w:szCs w:val="15"/>
               </w:rPr>
               <w:t xml:space="preserve">100,000</w:t>
             </w:r>
@@ -3929,7 +4152,7 @@
         </w:tc>
         <w:tc>
           <w:tcPr>
-            <w:tcW w:type="pct" w:w="1255"/>
+            <w:tcW w:type="pct" w:w="1381"/>
             <w:tcMar>
               <w:top w:type="dxa" w:w="50"/>
               <w:left w:type="dxa" w:w="110"/>
@@ -3939,13 +4162,12 @@
           </w:tcPr>
           <w:p>
             <w:pPr>
-              <w:spacing w:before="26" w:after="26"/>
-            </w:pPr>
-            <w:r>
-              <w:rPr>
-                <w:color w:val="232733"/>
-                <w:sz w:val="16"/>
-                <w:szCs w:val="16"/>
+              <w:spacing w:before="28" w:after="28"/>
+            </w:pPr>
+            <w:r>
+              <w:rPr>
+                <w:sz w:val="15"/>
+                <w:szCs w:val="15"/>
               </w:rPr>
               <w:t xml:space="preserve">250,000</w:t>
             </w:r>
@@ -3955,7 +4177,7 @@
       <w:tr>
         <w:tc>
           <w:tcPr>
-            <w:tcW w:type="pct" w:w="2600"/>
+            <w:tcW w:type="pct" w:w="2239"/>
             <w:shd w:fill="FBFAF6" w:val="clear"/>
             <w:tcMar>
               <w:top w:type="dxa" w:w="50"/>
@@ -3966,13 +4188,12 @@
           </w:tcPr>
           <w:p>
             <w:pPr>
-              <w:spacing w:before="26" w:after="26"/>
-            </w:pPr>
-            <w:r>
-              <w:rPr>
-                <w:color w:val="232733"/>
-                <w:sz w:val="16"/>
-                <w:szCs w:val="16"/>
+              <w:spacing w:before="28" w:after="28"/>
+            </w:pPr>
+            <w:r>
+              <w:rPr>
+                <w:sz w:val="15"/>
+                <w:szCs w:val="15"/>
               </w:rPr>
               <w:t xml:space="preserve">Number of payments</w:t>
             </w:r>
@@ -3980,7 +4201,7 @@
         </w:tc>
         <w:tc>
           <w:tcPr>
-            <w:tcW w:type="pct" w:w="1145"/>
+            <w:tcW w:type="pct" w:w="1381"/>
             <w:shd w:fill="FBFAF6" w:val="clear"/>
             <w:tcMar>
               <w:top w:type="dxa" w:w="50"/>
@@ -3991,13 +4212,12 @@
           </w:tcPr>
           <w:p>
             <w:pPr>
-              <w:spacing w:before="26" w:after="26"/>
-            </w:pPr>
-            <w:r>
-              <w:rPr>
-                <w:color w:val="232733"/>
-                <w:sz w:val="16"/>
-                <w:szCs w:val="16"/>
+              <w:spacing w:before="28" w:after="28"/>
+            </w:pPr>
+            <w:r>
+              <w:rPr>
+                <w:sz w:val="15"/>
+                <w:szCs w:val="15"/>
               </w:rPr>
               <w:t xml:space="preserve">5</w:t>
             </w:r>
@@ -4005,7 +4225,7 @@
         </w:tc>
         <w:tc>
           <w:tcPr>
-            <w:tcW w:type="pct" w:w="1255"/>
+            <w:tcW w:type="pct" w:w="1381"/>
             <w:shd w:fill="FBFAF6" w:val="clear"/>
             <w:tcMar>
               <w:top w:type="dxa" w:w="50"/>
@@ -4016,13 +4236,12 @@
           </w:tcPr>
           <w:p>
             <w:pPr>
-              <w:spacing w:before="26" w:after="26"/>
-            </w:pPr>
-            <w:r>
-              <w:rPr>
-                <w:color w:val="232733"/>
-                <w:sz w:val="16"/>
-                <w:szCs w:val="16"/>
+              <w:spacing w:before="28" w:after="28"/>
+            </w:pPr>
+            <w:r>
+              <w:rPr>
+                <w:sz w:val="15"/>
+                <w:szCs w:val="15"/>
               </w:rPr>
               <w:t xml:space="preserve">4</w:t>
             </w:r>
@@ -4032,7 +4251,8 @@
       <w:tr>
         <w:tc>
           <w:tcPr>
-            <w:tcW w:type="pct" w:w="2600"/>
+            <w:tcW w:type="pct" w:w="2239"/>
+            <w:shd w:fill="FFFFFF" w:val="clear"/>
             <w:tcMar>
               <w:top w:type="dxa" w:w="50"/>
               <w:left w:type="dxa" w:w="110"/>
@@ -4042,21 +4262,23 @@
           </w:tcPr>
           <w:p>
             <w:pPr>
-              <w:spacing w:before="26" w:after="26"/>
-            </w:pPr>
-            <w:r>
-              <w:rPr>
-                <w:color w:val="232733"/>
-                <w:sz w:val="16"/>
-                <w:szCs w:val="16"/>
-              </w:rPr>
-              <w:t xml:space="preserve">Discount rate (incremental borrowing rate)</w:t>
-            </w:r>
-          </w:p>
-        </w:tc>
-        <w:tc>
-          <w:tcPr>
-            <w:tcW w:type="pct" w:w="1145"/>
+              <w:spacing w:before="46" w:after="46"/>
+            </w:pPr>
+            <w:r>
+              <w:rPr>
+                <w:b/>
+                <w:bCs/>
+                <w:color w:val="8186EF"/>
+                <w:sz w:val="14"/>
+                <w:szCs w:val="14"/>
+              </w:rPr>
+              <w:t xml:space="preserve">(13)</w:t>
+            </w:r>
+          </w:p>
+        </w:tc>
+        <w:tc>
+          <w:tcPr>
+            <w:tcW w:type="pct" w:w="1381"/>
             <w:tcMar>
               <w:top w:type="dxa" w:w="50"/>
               <w:left w:type="dxa" w:w="110"/>
@@ -4066,13 +4288,12 @@
           </w:tcPr>
           <w:p>
             <w:pPr>
-              <w:spacing w:before="26" w:after="26"/>
-            </w:pPr>
-            <w:r>
-              <w:rPr>
-                <w:color w:val="232733"/>
-                <w:sz w:val="16"/>
-                <w:szCs w:val="16"/>
+              <w:spacing w:before="28" w:after="28"/>
+            </w:pPr>
+            <w:r>
+              <w:rPr>
+                <w:sz w:val="15"/>
+                <w:szCs w:val="15"/>
               </w:rPr>
               <w:t xml:space="preserve">6%</w:t>
             </w:r>
@@ -4080,7 +4301,7 @@
         </w:tc>
         <w:tc>
           <w:tcPr>
-            <w:tcW w:type="pct" w:w="1255"/>
+            <w:tcW w:type="pct" w:w="1381"/>
             <w:tcMar>
               <w:top w:type="dxa" w:w="50"/>
               <w:left w:type="dxa" w:w="110"/>
@@ -4090,13 +4311,12 @@
           </w:tcPr>
           <w:p>
             <w:pPr>
-              <w:spacing w:before="26" w:after="26"/>
-            </w:pPr>
-            <w:r>
-              <w:rPr>
-                <w:color w:val="232733"/>
-                <w:sz w:val="16"/>
-                <w:szCs w:val="16"/>
+              <w:spacing w:before="28" w:after="28"/>
+            </w:pPr>
+            <w:r>
+              <w:rPr>
+                <w:sz w:val="15"/>
+                <w:szCs w:val="15"/>
               </w:rPr>
               <w:t xml:space="preserve">6%</w:t>
             </w:r>
@@ -4106,8 +4326,8 @@
       <w:tr>
         <w:tc>
           <w:tcPr>
-            <w:tcW w:type="pct" w:w="2600"/>
-            <w:shd w:fill="FBFAF6" w:val="clear"/>
+            <w:tcW w:type="pct" w:w="2239"/>
+            <w:shd w:fill="FFFFFF" w:val="clear"/>
             <w:tcMar>
               <w:top w:type="dxa" w:w="50"/>
               <w:left w:type="dxa" w:w="110"/>
@@ -4117,21 +4337,23 @@
           </w:tcPr>
           <w:p>
             <w:pPr>
-              <w:spacing w:before="26" w:after="26"/>
-            </w:pPr>
-            <w:r>
-              <w:rPr>
-                <w:color w:val="232733"/>
-                <w:sz w:val="16"/>
-                <w:szCs w:val="16"/>
-              </w:rPr>
-              <w:t xml:space="preserve">Undiscounted payments</w:t>
-            </w:r>
-          </w:p>
-        </w:tc>
-        <w:tc>
-          <w:tcPr>
-            <w:tcW w:type="pct" w:w="1145"/>
+              <w:spacing w:before="46" w:after="46"/>
+            </w:pPr>
+            <w:r>
+              <w:rPr>
+                <w:b/>
+                <w:bCs/>
+                <w:color w:val="8186EF"/>
+                <w:sz w:val="14"/>
+                <w:szCs w:val="14"/>
+              </w:rPr>
+              <w:t xml:space="preserve">(14)</w:t>
+            </w:r>
+          </w:p>
+        </w:tc>
+        <w:tc>
+          <w:tcPr>
+            <w:tcW w:type="pct" w:w="1381"/>
             <w:shd w:fill="FBFAF6" w:val="clear"/>
             <w:tcMar>
               <w:top w:type="dxa" w:w="50"/>
@@ -4142,13 +4364,12 @@
           </w:tcPr>
           <w:p>
             <w:pPr>
-              <w:spacing w:before="26" w:after="26"/>
-            </w:pPr>
-            <w:r>
-              <w:rPr>
-                <w:color w:val="232733"/>
-                <w:sz w:val="16"/>
-                <w:szCs w:val="16"/>
+              <w:spacing w:before="28" w:after="28"/>
+            </w:pPr>
+            <w:r>
+              <w:rPr>
+                <w:sz w:val="15"/>
+                <w:szCs w:val="15"/>
               </w:rPr>
               <w:t xml:space="preserve">500,000</w:t>
             </w:r>
@@ -4156,7 +4377,7 @@
         </w:tc>
         <w:tc>
           <w:tcPr>
-            <w:tcW w:type="pct" w:w="1255"/>
+            <w:tcW w:type="pct" w:w="1381"/>
             <w:shd w:fill="FBFAF6" w:val="clear"/>
             <w:tcMar>
               <w:top w:type="dxa" w:w="50"/>
@@ -4167,13 +4388,12 @@
           </w:tcPr>
           <w:p>
             <w:pPr>
-              <w:spacing w:before="26" w:after="26"/>
-            </w:pPr>
-            <w:r>
-              <w:rPr>
-                <w:color w:val="232733"/>
-                <w:sz w:val="16"/>
-                <w:szCs w:val="16"/>
+              <w:spacing w:before="28" w:after="28"/>
+            </w:pPr>
+            <w:r>
+              <w:rPr>
+                <w:sz w:val="15"/>
+                <w:szCs w:val="15"/>
               </w:rPr>
               <w:t xml:space="preserve">1,000,000</w:t>
             </w:r>
@@ -4183,7 +4403,7 @@
       <w:tr>
         <w:tc>
           <w:tcPr>
-            <w:tcW w:type="pct" w:w="2600"/>
+            <w:tcW w:type="pct" w:w="2239"/>
             <w:tcMar>
               <w:top w:type="dxa" w:w="50"/>
               <w:left w:type="dxa" w:w="110"/>
@@ -4193,13 +4413,12 @@
           </w:tcPr>
           <w:p>
             <w:pPr>
-              <w:spacing w:before="26" w:after="26"/>
-            </w:pPr>
-            <w:r>
-              <w:rPr>
-                <w:color w:val="232733"/>
-                <w:sz w:val="16"/>
-                <w:szCs w:val="16"/>
+              <w:spacing w:before="28" w:after="28"/>
+            </w:pPr>
+            <w:r>
+              <w:rPr>
+                <w:sz w:val="15"/>
+                <w:szCs w:val="15"/>
               </w:rPr>
               <w:t xml:space="preserve">Lease liability = present value of payments</w:t>
             </w:r>
@@ -4207,7 +4426,7 @@
         </w:tc>
         <w:tc>
           <w:tcPr>
-            <w:tcW w:type="pct" w:w="1145"/>
+            <w:tcW w:type="pct" w:w="1381"/>
             <w:tcMar>
               <w:top w:type="dxa" w:w="50"/>
               <w:left w:type="dxa" w:w="110"/>
@@ -4217,13 +4436,12 @@
           </w:tcPr>
           <w:p>
             <w:pPr>
-              <w:spacing w:before="26" w:after="26"/>
-            </w:pPr>
-            <w:r>
-              <w:rPr>
-                <w:color w:val="232733"/>
-                <w:sz w:val="16"/>
-                <w:szCs w:val="16"/>
+              <w:spacing w:before="28" w:after="28"/>
+            </w:pPr>
+            <w:r>
+              <w:rPr>
+                <w:sz w:val="15"/>
+                <w:szCs w:val="15"/>
               </w:rPr>
               <w:t xml:space="preserve">421,236</w:t>
             </w:r>
@@ -4231,7 +4449,7 @@
         </w:tc>
         <w:tc>
           <w:tcPr>
-            <w:tcW w:type="pct" w:w="1255"/>
+            <w:tcW w:type="pct" w:w="1381"/>
             <w:tcMar>
               <w:top w:type="dxa" w:w="50"/>
               <w:left w:type="dxa" w:w="110"/>
@@ -4241,13 +4459,12 @@
           </w:tcPr>
           <w:p>
             <w:pPr>
-              <w:spacing w:before="26" w:after="26"/>
-            </w:pPr>
-            <w:r>
-              <w:rPr>
-                <w:color w:val="232733"/>
-                <w:sz w:val="16"/>
-                <w:szCs w:val="16"/>
+              <w:spacing w:before="28" w:after="28"/>
+            </w:pPr>
+            <w:r>
+              <w:rPr>
+                <w:sz w:val="15"/>
+                <w:szCs w:val="15"/>
               </w:rPr>
               <w:t xml:space="preserve">866,276</w:t>
             </w:r>
@@ -4257,7 +4474,7 @@
       <w:tr>
         <w:tc>
           <w:tcPr>
-            <w:tcW w:type="pct" w:w="2600"/>
+            <w:tcW w:type="pct" w:w="2239"/>
             <w:shd w:fill="FBFAF6" w:val="clear"/>
             <w:tcMar>
               <w:top w:type="dxa" w:w="50"/>
@@ -4268,13 +4485,12 @@
           </w:tcPr>
           <w:p>
             <w:pPr>
-              <w:spacing w:before="26" w:after="26"/>
-            </w:pPr>
-            <w:r>
-              <w:rPr>
-                <w:color w:val="232733"/>
-                <w:sz w:val="16"/>
-                <w:szCs w:val="16"/>
+              <w:spacing w:before="28" w:after="28"/>
+            </w:pPr>
+            <w:r>
+              <w:rPr>
+                <w:sz w:val="15"/>
+                <w:szCs w:val="15"/>
               </w:rPr>
               <w:t xml:space="preserve">Right-of-use asset (no prepayments, costs or incentives)</w:t>
             </w:r>
@@ -4282,7 +4498,7 @@
         </w:tc>
         <w:tc>
           <w:tcPr>
-            <w:tcW w:type="pct" w:w="1145"/>
+            <w:tcW w:type="pct" w:w="1381"/>
             <w:shd w:fill="FBFAF6" w:val="clear"/>
             <w:tcMar>
               <w:top w:type="dxa" w:w="50"/>
@@ -4293,13 +4509,12 @@
           </w:tcPr>
           <w:p>
             <w:pPr>
-              <w:spacing w:before="26" w:after="26"/>
-            </w:pPr>
-            <w:r>
-              <w:rPr>
-                <w:color w:val="232733"/>
-                <w:sz w:val="16"/>
-                <w:szCs w:val="16"/>
+              <w:spacing w:before="28" w:after="28"/>
+            </w:pPr>
+            <w:r>
+              <w:rPr>
+                <w:sz w:val="15"/>
+                <w:szCs w:val="15"/>
               </w:rPr>
               <w:t xml:space="preserve">421,236</w:t>
             </w:r>
@@ -4307,7 +4522,7 @@
         </w:tc>
         <w:tc>
           <w:tcPr>
-            <w:tcW w:type="pct" w:w="1255"/>
+            <w:tcW w:type="pct" w:w="1381"/>
             <w:shd w:fill="FBFAF6" w:val="clear"/>
             <w:tcMar>
               <w:top w:type="dxa" w:w="50"/>
@@ -4318,13 +4533,12 @@
           </w:tcPr>
           <w:p>
             <w:pPr>
-              <w:spacing w:before="26" w:after="26"/>
-            </w:pPr>
-            <w:r>
-              <w:rPr>
-                <w:color w:val="232733"/>
-                <w:sz w:val="16"/>
-                <w:szCs w:val="16"/>
+              <w:spacing w:before="28" w:after="28"/>
+            </w:pPr>
+            <w:r>
+              <w:rPr>
+                <w:sz w:val="15"/>
+                <w:szCs w:val="15"/>
               </w:rPr>
               <w:t xml:space="preserve">866,276</w:t>
             </w:r>
@@ -4333,6 +4547,80 @@
       </w:tr>
     </w:tbl>
     <w:p/>
+    <w:tbl>
+      <w:tblPr>
+        <w:tblW w:type="pct" w:w="100%"/>
+        <w:tblLayout w:type="fixed"/>
+        <w:tblBorders>
+          <w:top w:val="single" w:color="FBFAF6" w:sz="4"/>
+          <w:left w:val="single" w:color="FBFAF6" w:sz="4"/>
+          <w:bottom w:val="single" w:color="FBFAF6" w:sz="4"/>
+          <w:right w:val="single" w:color="FBFAF6" w:sz="4"/>
+          <w:insideH w:val="single" w:color="FBFAF6" w:sz="4"/>
+          <w:insideV w:val="single" w:color="FBFAF6" w:sz="4"/>
+        </w:tblBorders>
+      </w:tblPr>
+      <w:tblGrid>
+        <w:gridCol w:w="9600"/>
+      </w:tblGrid>
+      <w:tr>
+        <w:tc>
+          <w:tcPr>
+            <w:tcW w:type="pct" w:w="5000"/>
+            <w:shd w:fill="FBFAF6" w:val="clear"/>
+            <w:tcMar>
+              <w:top w:type="dxa" w:w="40"/>
+              <w:left w:type="dxa" w:w="100"/>
+              <w:bottom w:type="dxa" w:w="40"/>
+              <w:right w:type="dxa" w:w="100"/>
+            </w:tcMar>
+          </w:tcPr>
+          <w:p>
+            <w:pPr>
+              <w:spacing w:before="18" w:after="6"/>
+            </w:pPr>
+            <w:r>
+              <w:rPr>
+                <w:b/>
+                <w:bCs/>
+                <w:color w:val="6B7280"/>
+                <w:sz w:val="14"/>
+                <w:szCs w:val="14"/>
+              </w:rPr>
+              <w:t xml:space="preserve">word list</w:t>
+            </w:r>
+          </w:p>
+          <w:p>
+            <w:pPr>
+              <w:spacing w:before="0" w:after="18"/>
+            </w:pPr>
+            <w:r>
+              <w:rPr>
+                <w:b/>
+                <w:bCs/>
+                <w:color w:val="353A7C"/>
+                <w:sz w:val="16"/>
+                <w:szCs w:val="16"/>
+              </w:rPr>
+              <w:t xml:space="preserve">Discount rate (incremental borrowing rate)   ·   Annual payment (end of each year)   ·   Undiscounted payments   ·   short-term lease</w:t>
+            </w:r>
+          </w:p>
+        </w:tc>
+      </w:tr>
+    </w:tbl>
+    <w:p/>
+    <w:p>
+      <w:pPr>
+        <w:pageBreakBefore w:val="true"/>
+        <w:spacing w:after="0"/>
+      </w:pPr>
+      <w:r>
+        <w:rPr>
+          <w:sz w:val="2"/>
+        </w:rPr>
+        <w:t xml:space="preserve"> </w:t>
+      </w:r>
+    </w:p>
     <w:p>
       <w:pPr>
         <w:spacing w:before="44" w:after="10"/>
@@ -4462,25 +4750,13 @@
                 <w:sz w:val="16"/>
                 <w:szCs w:val="16"/>
               </w:rPr>
-              <w:t xml:space="preserve">operating lease   ·   lease liability   ·   right-of-use asset</w:t>
+              <w:t xml:space="preserve">short-term lease   ·   lease liability   ·   right-of-use asset</w:t>
             </w:r>
           </w:p>
         </w:tc>
       </w:tr>
     </w:tbl>
     <w:p/>
-    <w:p>
-      <w:pPr>
-        <w:pageBreakBefore w:val="true"/>
-        <w:spacing w:after="0"/>
-      </w:pPr>
-      <w:r>
-        <w:rPr>
-          <w:sz w:val="2"/>
-        </w:rPr>
-        <w:t xml:space="preserve"> </w:t>
-      </w:r>
-    </w:p>
     <w:tbl>
       <w:tblPr>
         <w:tblW w:type="pct" w:w="100%"/>
@@ -4911,14 +5187,14 @@
                 <w:sz w:val="16"/>
                 <w:szCs w:val="16"/>
               </w:rPr>
-              <w:t xml:space="preserve">6  </w:t>
-            </w:r>
-            <w:r>
-              <w:rPr>
-                <w:sz w:val="16"/>
-                <w:szCs w:val="16"/>
-              </w:rPr>
-              <w:t xml:space="preserve">guarantee</w:t>
+              <w:t xml:space="preserve">9  </w:t>
+            </w:r>
+            <w:r>
+              <w:rPr>
+                <w:sz w:val="16"/>
+                <w:szCs w:val="16"/>
+              </w:rPr>
+              <w:t xml:space="preserve">Orontes</w:t>
             </w:r>
           </w:p>
         </w:tc>
@@ -4979,14 +5255,14 @@
                 <w:sz w:val="16"/>
                 <w:szCs w:val="16"/>
               </w:rPr>
-              <w:t xml:space="preserve">7  </w:t>
-            </w:r>
-            <w:r>
-              <w:rPr>
-                <w:sz w:val="16"/>
-                <w:szCs w:val="16"/>
-              </w:rPr>
-              <w:t xml:space="preserve">prepaid</w:t>
+              <w:t xml:space="preserve">10  </w:t>
+            </w:r>
+            <w:r>
+              <w:rPr>
+                <w:sz w:val="16"/>
+                <w:szCs w:val="16"/>
+              </w:rPr>
+              <w:t xml:space="preserve">undiscounted</w:t>
             </w:r>
           </w:p>
         </w:tc>
@@ -5047,14 +5323,14 @@
                 <w:sz w:val="16"/>
                 <w:szCs w:val="16"/>
               </w:rPr>
-              <w:t xml:space="preserve">8  </w:t>
-            </w:r>
-            <w:r>
-              <w:rPr>
-                <w:sz w:val="16"/>
-                <w:szCs w:val="16"/>
-              </w:rPr>
-              <w:t xml:space="preserve">incentives</w:t>
+              <w:t xml:space="preserve">11  </w:t>
+            </w:r>
+            <w:r>
+              <w:rPr>
+                <w:sz w:val="16"/>
+                <w:szCs w:val="16"/>
+              </w:rPr>
+              <w:t xml:space="preserve">interest</w:t>
             </w:r>
           </w:p>
         </w:tc>
@@ -5115,14 +5391,14 @@
                 <w:sz w:val="16"/>
                 <w:szCs w:val="16"/>
               </w:rPr>
-              <w:t xml:space="preserve">9  </w:t>
-            </w:r>
-            <w:r>
-              <w:rPr>
-                <w:sz w:val="16"/>
-                <w:szCs w:val="16"/>
-              </w:rPr>
-              <w:t xml:space="preserve">right-of-use asset</w:t>
+              <w:t xml:space="preserve">12  </w:t>
+            </w:r>
+            <w:r>
+              <w:rPr>
+                <w:sz w:val="16"/>
+                <w:szCs w:val="16"/>
+              </w:rPr>
+              <w:t xml:space="preserve">Annual payment (end of each year)</w:t>
             </w:r>
           </w:p>
         </w:tc>
@@ -5183,7 +5459,211 @@
                 <w:sz w:val="16"/>
                 <w:szCs w:val="16"/>
               </w:rPr>
-              <w:t xml:space="preserve">10  </w:t>
+              <w:t xml:space="preserve">13  </w:t>
+            </w:r>
+            <w:r>
+              <w:rPr>
+                <w:sz w:val="16"/>
+                <w:szCs w:val="16"/>
+              </w:rPr>
+              <w:t xml:space="preserve">Discount rate (incremental borrowing rate)</w:t>
+            </w:r>
+          </w:p>
+        </w:tc>
+      </w:tr>
+      <w:tr>
+        <w:tc>
+          <w:tcPr>
+            <w:tcW w:type="pct" w:w="2500"/>
+            <w:tcMar>
+              <w:top w:type="dxa" w:w="20"/>
+              <w:left w:type="dxa" w:w="80"/>
+              <w:bottom w:type="dxa" w:w="20"/>
+              <w:right w:type="dxa" w:w="80"/>
+            </w:tcMar>
+          </w:tcPr>
+          <w:p>
+            <w:pPr>
+              <w:spacing w:before="12" w:after="12"/>
+            </w:pPr>
+            <w:r>
+              <w:rPr>
+                <w:b/>
+                <w:bCs/>
+                <w:color w:val="8186EF"/>
+                <w:sz w:val="16"/>
+                <w:szCs w:val="16"/>
+              </w:rPr>
+              <w:t xml:space="preserve">6  </w:t>
+            </w:r>
+            <w:r>
+              <w:rPr>
+                <w:sz w:val="16"/>
+                <w:szCs w:val="16"/>
+              </w:rPr>
+              <w:t xml:space="preserve">guarantee</w:t>
+            </w:r>
+          </w:p>
+        </w:tc>
+        <w:tc>
+          <w:tcPr>
+            <w:tcW w:type="pct" w:w="2500"/>
+            <w:tcMar>
+              <w:top w:type="dxa" w:w="20"/>
+              <w:left w:type="dxa" w:w="80"/>
+              <w:bottom w:type="dxa" w:w="20"/>
+              <w:right w:type="dxa" w:w="80"/>
+            </w:tcMar>
+          </w:tcPr>
+          <w:p>
+            <w:pPr>
+              <w:spacing w:before="12" w:after="12"/>
+            </w:pPr>
+            <w:r>
+              <w:rPr>
+                <w:b/>
+                <w:bCs/>
+                <w:color w:val="8186EF"/>
+                <w:sz w:val="16"/>
+                <w:szCs w:val="16"/>
+              </w:rPr>
+              <w:t xml:space="preserve">14  </w:t>
+            </w:r>
+            <w:r>
+              <w:rPr>
+                <w:sz w:val="16"/>
+                <w:szCs w:val="16"/>
+              </w:rPr>
+              <w:t xml:space="preserve">Undiscounted payments</w:t>
+            </w:r>
+          </w:p>
+        </w:tc>
+      </w:tr>
+      <w:tr>
+        <w:tc>
+          <w:tcPr>
+            <w:tcW w:type="pct" w:w="2500"/>
+            <w:tcMar>
+              <w:top w:type="dxa" w:w="20"/>
+              <w:left w:type="dxa" w:w="80"/>
+              <w:bottom w:type="dxa" w:w="20"/>
+              <w:right w:type="dxa" w:w="80"/>
+            </w:tcMar>
+          </w:tcPr>
+          <w:p>
+            <w:pPr>
+              <w:spacing w:before="12" w:after="12"/>
+            </w:pPr>
+            <w:r>
+              <w:rPr>
+                <w:b/>
+                <w:bCs/>
+                <w:color w:val="8186EF"/>
+                <w:sz w:val="16"/>
+                <w:szCs w:val="16"/>
+              </w:rPr>
+              <w:t xml:space="preserve">7  </w:t>
+            </w:r>
+            <w:r>
+              <w:rPr>
+                <w:sz w:val="16"/>
+                <w:szCs w:val="16"/>
+              </w:rPr>
+              <w:t xml:space="preserve">prepaid</w:t>
+            </w:r>
+          </w:p>
+        </w:tc>
+        <w:tc>
+          <w:tcPr>
+            <w:tcW w:type="pct" w:w="2500"/>
+            <w:tcMar>
+              <w:top w:type="dxa" w:w="20"/>
+              <w:left w:type="dxa" w:w="80"/>
+              <w:bottom w:type="dxa" w:w="20"/>
+              <w:right w:type="dxa" w:w="80"/>
+            </w:tcMar>
+          </w:tcPr>
+          <w:p>
+            <w:pPr>
+              <w:spacing w:before="12" w:after="12"/>
+            </w:pPr>
+            <w:r>
+              <w:rPr>
+                <w:b/>
+                <w:bCs/>
+                <w:color w:val="8186EF"/>
+                <w:sz w:val="16"/>
+                <w:szCs w:val="16"/>
+              </w:rPr>
+              <w:t xml:space="preserve">15  </w:t>
+            </w:r>
+            <w:r>
+              <w:rPr>
+                <w:sz w:val="16"/>
+                <w:szCs w:val="16"/>
+              </w:rPr>
+              <w:t xml:space="preserve">right-of-use asset</w:t>
+            </w:r>
+          </w:p>
+        </w:tc>
+      </w:tr>
+      <w:tr>
+        <w:tc>
+          <w:tcPr>
+            <w:tcW w:type="pct" w:w="2500"/>
+            <w:tcMar>
+              <w:top w:type="dxa" w:w="20"/>
+              <w:left w:type="dxa" w:w="80"/>
+              <w:bottom w:type="dxa" w:w="20"/>
+              <w:right w:type="dxa" w:w="80"/>
+            </w:tcMar>
+          </w:tcPr>
+          <w:p>
+            <w:pPr>
+              <w:spacing w:before="12" w:after="12"/>
+            </w:pPr>
+            <w:r>
+              <w:rPr>
+                <w:b/>
+                <w:bCs/>
+                <w:color w:val="8186EF"/>
+                <w:sz w:val="16"/>
+                <w:szCs w:val="16"/>
+              </w:rPr>
+              <w:t xml:space="preserve">8  </w:t>
+            </w:r>
+            <w:r>
+              <w:rPr>
+                <w:sz w:val="16"/>
+                <w:szCs w:val="16"/>
+              </w:rPr>
+              <w:t xml:space="preserve">incentives</w:t>
+            </w:r>
+          </w:p>
+        </w:tc>
+        <w:tc>
+          <w:tcPr>
+            <w:tcW w:type="pct" w:w="2500"/>
+            <w:tcMar>
+              <w:top w:type="dxa" w:w="20"/>
+              <w:left w:type="dxa" w:w="80"/>
+              <w:bottom w:type="dxa" w:w="20"/>
+              <w:right w:type="dxa" w:w="80"/>
+            </w:tcMar>
+          </w:tcPr>
+          <w:p>
+            <w:pPr>
+              <w:spacing w:before="12" w:after="12"/>
+            </w:pPr>
+            <w:r>
+              <w:rPr>
+                <w:b/>
+                <w:bCs/>
+                <w:color w:val="8186EF"/>
+                <w:sz w:val="16"/>
+                <w:szCs w:val="16"/>
+              </w:rPr>
+              <w:t xml:space="preserve">16  </w:t>
             </w:r>
             <w:r>
               <w:rPr>
@@ -5233,7 +5713,7 @@
           <w:sz w:val="15"/>
           <w:szCs w:val="15"/>
         </w:rPr>
-        <w:t xml:space="preserve">For both types, the lessee records a lease liability and a right-of-use asset at the start. The liability is the present value of the lease payments not yet paid. The discount rate is the rate implicit in the lease if the lessee can find it; otherwise it is the lessee's incremental borrowing rate. Lease payments include fixed payments, payments that depend on an index such as CPI, a purchase price the lessee is reasonably certain to pay, and amounts it expects to pay under a residual value guarantee. The right-of-use asset starts at the liability, plus any prepaid payments and initial direct costs, minus incentives received.</w:t>
+        <w:t xml:space="preserve">For both types, the lessee records a lease liability and a right-of-use asset at the start. The liability is the present value of the lease payments not yet paid. The discount rate is the rate implicit in the lease if the lessee can find it; otherwise it is the lessee's incremental borrowing rate. Lease payments include fixed payments, payments that depend on an index such as CPI, a purchase price the lessee is reasonably certain to pay, and amounts it expects to pay under a residual value guarantee. The right-of-use asset starts at the liability, plus any prepaid payments and initial direct costs, minus incentives received. Orontes uses 6%, the rate on its bank note. The undiscounted payments are higher, because part of each payment is interest.</w:t>
       </w:r>
     </w:p>
     <w:p>
@@ -5320,53 +5800,6 @@
         <w:t xml:space="preserve">Fill every gap. Each word list holds one word more than there are gaps.</w:t>
       </w:r>
     </w:p>
-    <w:tbl>
-      <w:tblPr>
-        <w:tblW w:type="pct" w:w="100%"/>
-        <w:tblLayout w:type="fixed"/>
-        <w:tblBorders>
-          <w:top w:val="single" w:color="353A7C" w:sz="4"/>
-          <w:left w:val="single" w:color="353A7C" w:sz="4"/>
-          <w:bottom w:val="single" w:color="353A7C" w:sz="4"/>
-          <w:right w:val="single" w:color="353A7C" w:sz="4"/>
-          <w:insideH w:val="single" w:color="353A7C" w:sz="4"/>
-          <w:insideV w:val="single" w:color="353A7C" w:sz="4"/>
-        </w:tblBorders>
-      </w:tblPr>
-      <w:tblGrid>
-        <w:gridCol w:w="9600"/>
-      </w:tblGrid>
-      <w:tr>
-        <w:tc>
-          <w:tcPr>
-            <w:tcW w:type="pct" w:w="5000"/>
-            <w:shd w:fill="F2F4FB" w:val="clear"/>
-            <w:tcMar>
-              <w:top w:type="dxa" w:w="50"/>
-              <w:left w:type="dxa" w:w="110"/>
-              <w:bottom w:type="dxa" w:w="50"/>
-              <w:right w:type="dxa" w:w="110"/>
-            </w:tcMar>
-          </w:tcPr>
-          <w:p>
-            <w:pPr>
-              <w:spacing w:before="30" w:after="30"/>
-            </w:pPr>
-            <w:r>
-              <w:rPr>
-                <w:b/>
-                <w:bCs/>
-                <w:color w:val="353A7C"/>
-                <w:sz w:val="19"/>
-                <w:szCs w:val="19"/>
-              </w:rPr>
-              <w:t xml:space="preserve">Worked example: the olive-press finance lease in 2026</w:t>
-            </w:r>
-          </w:p>
-        </w:tc>
-      </w:tr>
-    </w:tbl>
-    <w:p/>
     <w:p>
       <w:pPr>
         <w:spacing w:before="44" w:after="14"/>
@@ -5400,14 +5833,7 @@
           <w:sz w:val="19"/>
           <w:szCs w:val="19"/>
         </w:rPr>
-        <w:t xml:space="preserve">Interest: 6% × $866,276 = $51,977. </w:t>
-      </w:r>
-      <w:r>
-        <w:rPr>
-          <w:sz w:val="19"/>
-          <w:szCs w:val="19"/>
-        </w:rPr>
-        <w:t xml:space="preserve"/>
+        <w:t xml:space="preserve">For a finance lease, the </w:t>
       </w:r>
       <w:r>
         <w:rPr>
@@ -5439,21 +5865,7 @@
           <w:sz w:val="19"/>
           <w:szCs w:val="19"/>
         </w:rPr>
-        <w:t xml:space="preserve"> of $250,000: the liability falls to $668,253. </w:t>
-      </w:r>
-      <w:r>
-        <w:rPr>
-          <w:sz w:val="19"/>
-          <w:szCs w:val="19"/>
-        </w:rPr>
-        <w:t xml:space="preserve">Amortization: $866,276 ÷ 4 years = $216,569, so the ROU asset is $649,707. </w:t>
-      </w:r>
-      <w:r>
-        <w:rPr>
-          <w:sz w:val="19"/>
-          <w:szCs w:val="19"/>
-        </w:rPr>
-        <w:t xml:space="preserve">For an operating lease, the </w:t>
+        <w:t xml:space="preserve"> records interest on the liability and, separately, amortization of the right-of-use asset, usually </w:t>
       </w:r>
       <w:r>
         <w:rPr>
@@ -5471,7 +5883,7 @@
           <w:sz w:val="19"/>
           <w:szCs w:val="19"/>
         </w:rPr>
-        <w:t xml:space="preserve">           </w:t>
+        <w:t xml:space="preserve">               </w:t>
       </w:r>
       <w:r>
         <w:rPr>
@@ -5485,21 +5897,14 @@
           <w:sz w:val="19"/>
           <w:szCs w:val="19"/>
         </w:rPr>
-        <w:t xml:space="preserve"> records one lease cost, normally the same each year. </w:t>
-      </w:r>
-      <w:r>
-        <w:rPr>
-          <w:sz w:val="19"/>
-          <w:szCs w:val="19"/>
-        </w:rPr>
-        <w:t xml:space="preserve">The liability still grows by interest and falls by payments. </w:t>
-      </w:r>
-      <w:r>
-        <w:rPr>
-          <w:sz w:val="19"/>
-          <w:szCs w:val="19"/>
-        </w:rPr>
-        <w:t xml:space="preserve">The amortization of the </w:t>
+        <w:t xml:space="preserve">. </w:t>
+      </w:r>
+      <w:r>
+        <w:rPr>
+          <w:sz w:val="19"/>
+          <w:szCs w:val="19"/>
+        </w:rPr>
+        <w:t xml:space="preserve">Interest is </w:t>
       </w:r>
       <w:r>
         <w:rPr>
@@ -5517,7 +5922,7 @@
           <w:sz w:val="19"/>
           <w:szCs w:val="19"/>
         </w:rPr>
-        <w:t xml:space="preserve">              </w:t>
+        <w:t xml:space="preserve">           </w:t>
       </w:r>
       <w:r>
         <w:rPr>
@@ -5531,7 +5936,7 @@
           <w:sz w:val="19"/>
           <w:szCs w:val="19"/>
         </w:rPr>
-        <w:t xml:space="preserve"> asset is simply the difference between the lease cost and the interest, so the asset and the liability stay equal when there are no prepayments or incentives. </w:t>
+        <w:t xml:space="preserve"> at the start, when the liability is largest, so total expense falls each year. </w:t>
       </w:r>
     </w:p>
     <w:tbl>
@@ -5589,7 +5994,7 @@
                 <w:sz w:val="16"/>
                 <w:szCs w:val="16"/>
               </w:rPr>
-              <w:t xml:space="preserve">incremental borrowing rate   ·   Payment   ·   right-of-use   ·   lessee</w:t>
+              <w:t xml:space="preserve">expense   ·   lessee   ·   highest   ·   straight-line</w:t>
             </w:r>
           </w:p>
         </w:tc>
@@ -5636,54 +6041,7 @@
                 <w:sz w:val="19"/>
                 <w:szCs w:val="19"/>
               </w:rPr>
-              <w:t xml:space="preserve">Complete the warehouse schedule</w:t>
-            </w:r>
-          </w:p>
-        </w:tc>
-      </w:tr>
-    </w:tbl>
-    <w:p/>
-    <w:tbl>
-      <w:tblPr>
-        <w:tblW w:type="pct" w:w="100%"/>
-        <w:tblLayout w:type="fixed"/>
-        <w:tblBorders>
-          <w:top w:val="single" w:color="353A7C" w:sz="4"/>
-          <w:left w:val="single" w:color="353A7C" w:sz="4"/>
-          <w:bottom w:val="single" w:color="353A7C" w:sz="4"/>
-          <w:right w:val="single" w:color="353A7C" w:sz="4"/>
-          <w:insideH w:val="single" w:color="353A7C" w:sz="4"/>
-          <w:insideV w:val="single" w:color="353A7C" w:sz="4"/>
-        </w:tblBorders>
-      </w:tblPr>
-      <w:tblGrid>
-        <w:gridCol w:w="9600"/>
-      </w:tblGrid>
-      <w:tr>
-        <w:tc>
-          <w:tcPr>
-            <w:tcW w:type="pct" w:w="5000"/>
-            <w:shd w:fill="F2F4FB" w:val="clear"/>
-            <w:tcMar>
-              <w:top w:type="dxa" w:w="50"/>
-              <w:left w:type="dxa" w:w="110"/>
-              <w:bottom w:type="dxa" w:w="50"/>
-              <w:right w:type="dxa" w:w="110"/>
-            </w:tcMar>
-          </w:tcPr>
-          <w:p>
-            <w:pPr>
-              <w:spacing w:before="30" w:after="30"/>
-            </w:pPr>
-            <w:r>
-              <w:rPr>
-                <w:b/>
-                <w:bCs/>
-                <w:color w:val="353A7C"/>
-                <w:sz w:val="19"/>
-                <w:szCs w:val="19"/>
-              </w:rPr>
-              <w:t xml:space="preserve">Measurement traps</w:t>
+              <w:t xml:space="preserve">Worked example: the olive-press finance lease in 2026</w:t>
             </w:r>
           </w:p>
         </w:tc>
@@ -5723,7 +6081,14 @@
           <w:sz w:val="19"/>
           <w:szCs w:val="19"/>
         </w:rPr>
-        <w:t xml:space="preserve">The liability is a present value, not the total of the </w:t>
+        <w:t xml:space="preserve">Interest: 6% × $866,276 = $51,977. </w:t>
+      </w:r>
+      <w:r>
+        <w:rPr>
+          <w:sz w:val="19"/>
+          <w:szCs w:val="19"/>
+        </w:rPr>
+        <w:t xml:space="preserve">Payment of $250,000: the </w:t>
       </w:r>
       <w:r>
         <w:rPr>
@@ -5755,14 +6120,14 @@
           <w:sz w:val="19"/>
           <w:szCs w:val="19"/>
         </w:rPr>
-        <w:t xml:space="preserve">. </w:t>
-      </w:r>
-      <w:r>
-        <w:rPr>
-          <w:sz w:val="19"/>
-          <w:szCs w:val="19"/>
-        </w:rPr>
-        <w:t xml:space="preserve">Each payment covers interest first; do not deduct the whole payment from the </w:t>
+        <w:t xml:space="preserve"> falls to $668,253. </w:t>
+      </w:r>
+      <w:r>
+        <w:rPr>
+          <w:sz w:val="19"/>
+          <w:szCs w:val="19"/>
+        </w:rPr>
+        <w:t xml:space="preserve"/>
       </w:r>
       <w:r>
         <w:rPr>
@@ -5780,7 +6145,7 @@
           <w:sz w:val="19"/>
           <w:szCs w:val="19"/>
         </w:rPr>
-        <w:t xml:space="preserve">           </w:t>
+        <w:t xml:space="preserve">              </w:t>
       </w:r>
       <w:r>
         <w:rPr>
@@ -5794,14 +6159,14 @@
           <w:sz w:val="19"/>
           <w:szCs w:val="19"/>
         </w:rPr>
-        <w:t xml:space="preserve"> liability. </w:t>
-      </w:r>
-      <w:r>
-        <w:rPr>
-          <w:sz w:val="19"/>
-          <w:szCs w:val="19"/>
-        </w:rPr>
-        <w:t xml:space="preserve">Operating </w:t>
+        <w:t xml:space="preserve">: $866,276 ÷ 4 years = $216,569, so the ROU asset is $649,707. </w:t>
+      </w:r>
+      <w:r>
+        <w:rPr>
+          <w:sz w:val="19"/>
+          <w:szCs w:val="19"/>
+        </w:rPr>
+        <w:t xml:space="preserve">Total 2026 </w:t>
       </w:r>
       <w:r>
         <w:rPr>
@@ -5833,7 +6198,7 @@
           <w:sz w:val="19"/>
           <w:szCs w:val="19"/>
         </w:rPr>
-        <w:t xml:space="preserve">: one straight-line cost; do not show interest and amortization separately. </w:t>
+        <w:t xml:space="preserve"> is $268,546, which is $18,546 more than the payment. </w:t>
       </w:r>
     </w:p>
     <w:tbl>
@@ -5891,7 +6256,7 @@
                 <w:sz w:val="16"/>
                 <w:szCs w:val="16"/>
               </w:rPr>
-              <w:t xml:space="preserve">residual value guarantee   ·   lease   ·   payments   ·   opening</w:t>
+              <w:t xml:space="preserve">records   ·   expense   ·   liability   ·   Amortization</w:t>
             </w:r>
           </w:p>
         </w:tc>
@@ -5910,7 +6275,7 @@
           <w:sz w:val="18"/>
           <w:szCs w:val="18"/>
         </w:rPr>
-        <w:t xml:space="preserve">The English this section uses, and its Arabic</w:t>
+        <w:t xml:space="preserve">Suppose: olive-press finance lease schedule, 2026–2029</w:t>
       </w:r>
     </w:p>
     <w:p>
@@ -5923,7 +6288,7 @@
           <w:sz w:val="15"/>
           <w:szCs w:val="15"/>
         </w:rPr>
-        <w:t xml:space="preserve">Each term sits against what it means.</w:t>
+        <w:t xml:space="preserve">Each stage leads to the next.</w:t>
       </w:r>
     </w:p>
     <w:p>
@@ -5934,7 +6299,7 @@
       <w:r>
         <w:drawing>
           <wp:inline distT="0" distB="0" distL="0" distR="0">
-            <wp:extent cx="5734050" cy="2972650"/>
+            <wp:extent cx="5734050" cy="1222250"/>
             <wp:effectExtent t="0" r="0" b="0" l="0"/>
             <wp:docPr id="1" name="" descr="" title=""/>
             <wp:cNvGraphicFramePr>
@@ -5959,7 +6324,7 @@
                   <pic:spPr bwMode="auto">
                     <a:xfrm>
                       <a:off x="0" y="0"/>
-                      <a:ext cx="5734050" cy="2972650"/>
+                      <a:ext cx="5734050" cy="1222250"/>
                     </a:xfrm>
                     <a:prstGeom prst="rect">
                       <a:avLst/>
@@ -6027,7 +6392,877 @@
                 <w:sz w:val="16"/>
                 <w:szCs w:val="16"/>
               </w:rPr>
-              <w:t xml:space="preserve">lessee   ·   right-of-use asset   ·   lease</w:t>
+              <w:t xml:space="preserve">2027   ·   668,253   ·   2029</w:t>
+            </w:r>
+          </w:p>
+        </w:tc>
+      </w:tr>
+    </w:tbl>
+    <w:p/>
+    <w:p>
+      <w:pPr>
+        <w:spacing w:before="44" w:after="14"/>
+      </w:pPr>
+      <w:r>
+        <w:rPr>
+          <w:b/>
+          <w:bCs/>
+          <w:color w:val="353A7C"/>
+          <w:sz w:val="18"/>
+          <w:szCs w:val="18"/>
+        </w:rPr>
+        <w:t xml:space="preserve">Summary 3</w:t>
+      </w:r>
+      <w:r>
+        <w:rPr>
+          <w:color w:val="6B7280"/>
+          <w:sz w:val="16"/>
+          <w:szCs w:val="16"/>
+        </w:rPr>
+        <w:t xml:space="preserve">      gaps 9–13</w:t>
+      </w:r>
+    </w:p>
+    <w:p>
+      <w:pPr>
+        <w:spacing w:before="20" w:after="20" w:line="360" w:lineRule="auto"/>
+        <w:ind w:left="200"/>
+      </w:pPr>
+      <w:r>
+        <w:rPr>
+          <w:sz w:val="19"/>
+          <w:szCs w:val="19"/>
+        </w:rPr>
+        <w:t xml:space="preserve">For an </w:t>
+      </w:r>
+      <w:r>
+        <w:rPr>
+          <w:b/>
+          <w:bCs/>
+          <w:color w:val="8186EF"/>
+          <w:sz w:val="15"/>
+          <w:szCs w:val="15"/>
+        </w:rPr>
+        <w:t xml:space="preserve"> (9) </w:t>
+      </w:r>
+      <w:r>
+        <w:rPr>
+          <w:u w:val="single"/>
+          <w:sz w:val="19"/>
+          <w:szCs w:val="19"/>
+        </w:rPr>
+        <w:t xml:space="preserve">           </w:t>
+      </w:r>
+      <w:r>
+        <w:rPr>
+          <w:sz w:val="19"/>
+          <w:szCs w:val="19"/>
+        </w:rPr>
+        <w:t xml:space="preserve"> </w:t>
+      </w:r>
+      <w:r>
+        <w:rPr>
+          <w:sz w:val="19"/>
+          <w:szCs w:val="19"/>
+        </w:rPr>
+        <w:t xml:space="preserve"> lease, the </w:t>
+      </w:r>
+      <w:r>
+        <w:rPr>
+          <w:b/>
+          <w:bCs/>
+          <w:color w:val="8186EF"/>
+          <w:sz w:val="15"/>
+          <w:szCs w:val="15"/>
+        </w:rPr>
+        <w:t xml:space="preserve"> (10) </w:t>
+      </w:r>
+      <w:r>
+        <w:rPr>
+          <w:u w:val="single"/>
+          <w:sz w:val="19"/>
+          <w:szCs w:val="19"/>
+        </w:rPr>
+        <w:t xml:space="preserve">           </w:t>
+      </w:r>
+      <w:r>
+        <w:rPr>
+          <w:sz w:val="19"/>
+          <w:szCs w:val="19"/>
+        </w:rPr>
+        <w:t xml:space="preserve"> </w:t>
+      </w:r>
+      <w:r>
+        <w:rPr>
+          <w:sz w:val="19"/>
+          <w:szCs w:val="19"/>
+        </w:rPr>
+        <w:t xml:space="preserve"> records one lease cost, normally the same each year. </w:t>
+      </w:r>
+      <w:r>
+        <w:rPr>
+          <w:sz w:val="19"/>
+          <w:szCs w:val="19"/>
+        </w:rPr>
+        <w:t xml:space="preserve">The liability still grows by interest and falls by </w:t>
+      </w:r>
+      <w:r>
+        <w:rPr>
+          <w:b/>
+          <w:bCs/>
+          <w:color w:val="8186EF"/>
+          <w:sz w:val="15"/>
+          <w:szCs w:val="15"/>
+        </w:rPr>
+        <w:t xml:space="preserve"> (11) </w:t>
+      </w:r>
+      <w:r>
+        <w:rPr>
+          <w:u w:val="single"/>
+          <w:sz w:val="19"/>
+          <w:szCs w:val="19"/>
+        </w:rPr>
+        <w:t xml:space="preserve">           </w:t>
+      </w:r>
+      <w:r>
+        <w:rPr>
+          <w:sz w:val="19"/>
+          <w:szCs w:val="19"/>
+        </w:rPr>
+        <w:t xml:space="preserve"> </w:t>
+      </w:r>
+      <w:r>
+        <w:rPr>
+          <w:sz w:val="19"/>
+          <w:szCs w:val="19"/>
+        </w:rPr>
+        <w:t xml:space="preserve">. </w:t>
+      </w:r>
+      <w:r>
+        <w:rPr>
+          <w:sz w:val="19"/>
+          <w:szCs w:val="19"/>
+        </w:rPr>
+        <w:t xml:space="preserve">The </w:t>
+      </w:r>
+      <w:r>
+        <w:rPr>
+          <w:b/>
+          <w:bCs/>
+          <w:color w:val="8186EF"/>
+          <w:sz w:val="15"/>
+          <w:szCs w:val="15"/>
+        </w:rPr>
+        <w:t xml:space="preserve"> (12) </w:t>
+      </w:r>
+      <w:r>
+        <w:rPr>
+          <w:u w:val="single"/>
+          <w:sz w:val="19"/>
+          <w:szCs w:val="19"/>
+        </w:rPr>
+        <w:t xml:space="preserve">              </w:t>
+      </w:r>
+      <w:r>
+        <w:rPr>
+          <w:sz w:val="19"/>
+          <w:szCs w:val="19"/>
+        </w:rPr>
+        <w:t xml:space="preserve"> </w:t>
+      </w:r>
+      <w:r>
+        <w:rPr>
+          <w:sz w:val="19"/>
+          <w:szCs w:val="19"/>
+        </w:rPr>
+        <w:t xml:space="preserve"> of the right-of-use asset is simply the </w:t>
+      </w:r>
+      <w:r>
+        <w:rPr>
+          <w:b/>
+          <w:bCs/>
+          <w:color w:val="8186EF"/>
+          <w:sz w:val="15"/>
+          <w:szCs w:val="15"/>
+        </w:rPr>
+        <w:t xml:space="preserve"> (13) </w:t>
+      </w:r>
+      <w:r>
+        <w:rPr>
+          <w:u w:val="single"/>
+          <w:sz w:val="19"/>
+          <w:szCs w:val="19"/>
+        </w:rPr>
+        <w:t xml:space="preserve">            </w:t>
+      </w:r>
+      <w:r>
+        <w:rPr>
+          <w:sz w:val="19"/>
+          <w:szCs w:val="19"/>
+        </w:rPr>
+        <w:t xml:space="preserve"> </w:t>
+      </w:r>
+      <w:r>
+        <w:rPr>
+          <w:sz w:val="19"/>
+          <w:szCs w:val="19"/>
+        </w:rPr>
+        <w:t xml:space="preserve"> between the lease cost and the interest, so the asset and the liability stay equal when there are no prepayments or incentives. </w:t>
+      </w:r>
+    </w:p>
+    <w:tbl>
+      <w:tblPr>
+        <w:tblW w:type="pct" w:w="100%"/>
+        <w:tblLayout w:type="fixed"/>
+        <w:tblBorders>
+          <w:top w:val="single" w:color="FBFAF6" w:sz="4"/>
+          <w:left w:val="single" w:color="FBFAF6" w:sz="4"/>
+          <w:bottom w:val="single" w:color="FBFAF6" w:sz="4"/>
+          <w:right w:val="single" w:color="FBFAF6" w:sz="4"/>
+          <w:insideH w:val="single" w:color="FBFAF6" w:sz="4"/>
+          <w:insideV w:val="single" w:color="FBFAF6" w:sz="4"/>
+        </w:tblBorders>
+      </w:tblPr>
+      <w:tblGrid>
+        <w:gridCol w:w="9600"/>
+      </w:tblGrid>
+      <w:tr>
+        <w:tc>
+          <w:tcPr>
+            <w:tcW w:type="pct" w:w="5000"/>
+            <w:shd w:fill="FBFAF6" w:val="clear"/>
+            <w:tcMar>
+              <w:top w:type="dxa" w:w="40"/>
+              <w:left w:type="dxa" w:w="100"/>
+              <w:bottom w:type="dxa" w:w="40"/>
+              <w:right w:type="dxa" w:w="100"/>
+            </w:tcMar>
+          </w:tcPr>
+          <w:p>
+            <w:pPr>
+              <w:spacing w:before="18" w:after="6"/>
+            </w:pPr>
+            <w:r>
+              <w:rPr>
+                <w:b/>
+                <w:bCs/>
+                <w:color w:val="6B7280"/>
+                <w:sz w:val="14"/>
+                <w:szCs w:val="14"/>
+              </w:rPr>
+              <w:t xml:space="preserve">word list</w:t>
+            </w:r>
+          </w:p>
+          <w:p>
+            <w:pPr>
+              <w:spacing w:before="0" w:after="18"/>
+            </w:pPr>
+            <w:r>
+              <w:rPr>
+                <w:b/>
+                <w:bCs/>
+                <w:color w:val="353A7C"/>
+                <w:sz w:val="16"/>
+                <w:szCs w:val="16"/>
+              </w:rPr>
+              <w:t xml:space="preserve">payments   ·   operating   ·   difference   ·   normally   ·   lessee   ·   amortization</w:t>
+            </w:r>
+          </w:p>
+        </w:tc>
+      </w:tr>
+    </w:tbl>
+    <w:p/>
+    <w:tbl>
+      <w:tblPr>
+        <w:tblW w:type="pct" w:w="100%"/>
+        <w:tblLayout w:type="fixed"/>
+        <w:tblBorders>
+          <w:top w:val="single" w:color="353A7C" w:sz="4"/>
+          <w:left w:val="single" w:color="353A7C" w:sz="4"/>
+          <w:bottom w:val="single" w:color="353A7C" w:sz="4"/>
+          <w:right w:val="single" w:color="353A7C" w:sz="4"/>
+          <w:insideH w:val="single" w:color="353A7C" w:sz="4"/>
+          <w:insideV w:val="single" w:color="353A7C" w:sz="4"/>
+        </w:tblBorders>
+      </w:tblPr>
+      <w:tblGrid>
+        <w:gridCol w:w="9600"/>
+      </w:tblGrid>
+      <w:tr>
+        <w:tc>
+          <w:tcPr>
+            <w:tcW w:type="pct" w:w="5000"/>
+            <w:shd w:fill="F2F4FB" w:val="clear"/>
+            <w:tcMar>
+              <w:top w:type="dxa" w:w="50"/>
+              <w:left w:type="dxa" w:w="110"/>
+              <w:bottom w:type="dxa" w:w="50"/>
+              <w:right w:type="dxa" w:w="110"/>
+            </w:tcMar>
+          </w:tcPr>
+          <w:p>
+            <w:pPr>
+              <w:spacing w:before="30" w:after="30"/>
+            </w:pPr>
+            <w:r>
+              <w:rPr>
+                <w:b/>
+                <w:bCs/>
+                <w:color w:val="353A7C"/>
+                <w:sz w:val="19"/>
+                <w:szCs w:val="19"/>
+              </w:rPr>
+              <w:t xml:space="preserve">Complete the warehouse schedule</w:t>
+            </w:r>
+          </w:p>
+        </w:tc>
+      </w:tr>
+    </w:tbl>
+    <w:p/>
+    <w:p>
+      <w:pPr>
+        <w:pageBreakBefore w:val="true"/>
+        <w:spacing w:after="0"/>
+      </w:pPr>
+      <w:r>
+        <w:rPr>
+          <w:sz w:val="2"/>
+        </w:rPr>
+        <w:t xml:space="preserve"> </w:t>
+      </w:r>
+    </w:p>
+    <w:p>
+      <w:pPr>
+        <w:spacing w:before="44" w:after="10"/>
+      </w:pPr>
+      <w:r>
+        <w:rPr>
+          <w:b/>
+          <w:bCs/>
+          <w:color w:val="353A7C"/>
+          <w:sz w:val="18"/>
+          <w:szCs w:val="18"/>
+        </w:rPr>
+        <w:t xml:space="preserve">Suppose: warehouse operating lease schedule (complete the blanks)</w:t>
+      </w:r>
+    </w:p>
+    <w:p>
+      <w:pPr>
+        <w:spacing w:before="0" w:after="12"/>
+      </w:pPr>
+      <w:r>
+        <w:rPr>
+          <w:color w:val="6B7280"/>
+          <w:sz w:val="15"/>
+          <w:szCs w:val="15"/>
+        </w:rPr>
+        <w:t xml:space="preserve">Name each point on the scale from where it sits.</w:t>
+      </w:r>
+    </w:p>
+    <w:p>
+      <w:pPr>
+        <w:spacing w:after="40" w:before="90"/>
+        <w:jc w:val="center"/>
+      </w:pPr>
+      <w:r>
+        <w:drawing>
+          <wp:inline distT="0" distB="0" distL="0" distR="0">
+            <wp:extent cx="5734050" cy="2452050"/>
+            <wp:effectExtent t="0" r="0" b="0" l="0"/>
+            <wp:docPr id="1" name="" descr="" title=""/>
+            <wp:cNvGraphicFramePr>
+              <a:graphicFrameLocks xmlns:a="http://schemas.openxmlformats.org/drawingml/2006/main" noChangeAspect="1"/>
+            </wp:cNvGraphicFramePr>
+            <a:graphic xmlns:a="http://schemas.openxmlformats.org/drawingml/2006/main">
+              <a:graphicData uri="http://schemas.openxmlformats.org/drawingml/2006/picture">
+                <pic:pic xmlns:pic="http://schemas.openxmlformats.org/drawingml/2006/picture">
+                  <pic:nvPicPr>
+                    <pic:cNvPr id="0" name="" descr=""/>
+                    <pic:cNvPicPr>
+                      <a:picLocks noChangeAspect="1" noChangeArrowheads="1"/>
+                    </pic:cNvPicPr>
+                  </pic:nvPicPr>
+                  <pic:blipFill>
+                    <a:blip r:embed="rId106" cstate="none"/>
+                    <a:srcRect/>
+                    <a:stretch>
+                      <a:fillRect/>
+                    </a:stretch>
+                  </pic:blipFill>
+                  <pic:spPr bwMode="auto">
+                    <a:xfrm>
+                      <a:off x="0" y="0"/>
+                      <a:ext cx="5734050" cy="2452050"/>
+                    </a:xfrm>
+                    <a:prstGeom prst="rect">
+                      <a:avLst/>
+                    </a:prstGeom>
+                  </pic:spPr>
+                </pic:pic>
+              </a:graphicData>
+            </a:graphic>
+          </wp:inline>
+        </w:drawing>
+      </w:r>
+    </w:p>
+    <w:tbl>
+      <w:tblPr>
+        <w:tblW w:type="pct" w:w="100%"/>
+        <w:tblLayout w:type="fixed"/>
+        <w:tblBorders>
+          <w:top w:val="single" w:color="FBFAF6" w:sz="4"/>
+          <w:left w:val="single" w:color="FBFAF6" w:sz="4"/>
+          <w:bottom w:val="single" w:color="FBFAF6" w:sz="4"/>
+          <w:right w:val="single" w:color="FBFAF6" w:sz="4"/>
+          <w:insideH w:val="single" w:color="FBFAF6" w:sz="4"/>
+          <w:insideV w:val="single" w:color="FBFAF6" w:sz="4"/>
+        </w:tblBorders>
+      </w:tblPr>
+      <w:tblGrid>
+        <w:gridCol w:w="9600"/>
+      </w:tblGrid>
+      <w:tr>
+        <w:tc>
+          <w:tcPr>
+            <w:tcW w:type="pct" w:w="5000"/>
+            <w:shd w:fill="FBFAF6" w:val="clear"/>
+            <w:tcMar>
+              <w:top w:type="dxa" w:w="40"/>
+              <w:left w:type="dxa" w:w="100"/>
+              <w:bottom w:type="dxa" w:w="40"/>
+              <w:right w:type="dxa" w:w="100"/>
+            </w:tcMar>
+          </w:tcPr>
+          <w:p>
+            <w:pPr>
+              <w:spacing w:before="18" w:after="6"/>
+            </w:pPr>
+            <w:r>
+              <w:rPr>
+                <w:b/>
+                <w:bCs/>
+                <w:color w:val="6B7280"/>
+                <w:sz w:val="14"/>
+                <w:szCs w:val="14"/>
+              </w:rPr>
+              <w:t xml:space="preserve">word list</w:t>
+            </w:r>
+          </w:p>
+          <w:p>
+            <w:pPr>
+              <w:spacing w:before="0" w:after="18"/>
+            </w:pPr>
+            <w:r>
+              <w:rPr>
+                <w:b/>
+                <w:bCs/>
+                <w:color w:val="353A7C"/>
+                <w:sz w:val="16"/>
+                <w:szCs w:val="16"/>
+              </w:rPr>
+              <w:t xml:space="preserve">Payment   ·   2030   ·   2027</w:t>
+            </w:r>
+          </w:p>
+        </w:tc>
+      </w:tr>
+    </w:tbl>
+    <w:p/>
+    <w:tbl>
+      <w:tblPr>
+        <w:tblW w:type="pct" w:w="100%"/>
+        <w:tblLayout w:type="fixed"/>
+        <w:tblBorders>
+          <w:top w:val="single" w:color="353A7C" w:sz="4"/>
+          <w:left w:val="single" w:color="353A7C" w:sz="4"/>
+          <w:bottom w:val="single" w:color="353A7C" w:sz="4"/>
+          <w:right w:val="single" w:color="353A7C" w:sz="4"/>
+          <w:insideH w:val="single" w:color="353A7C" w:sz="4"/>
+          <w:insideV w:val="single" w:color="353A7C" w:sz="4"/>
+        </w:tblBorders>
+      </w:tblPr>
+      <w:tblGrid>
+        <w:gridCol w:w="9600"/>
+      </w:tblGrid>
+      <w:tr>
+        <w:tc>
+          <w:tcPr>
+            <w:tcW w:type="pct" w:w="5000"/>
+            <w:shd w:fill="F2F4FB" w:val="clear"/>
+            <w:tcMar>
+              <w:top w:type="dxa" w:w="50"/>
+              <w:left w:type="dxa" w:w="110"/>
+              <w:bottom w:type="dxa" w:w="50"/>
+              <w:right w:type="dxa" w:w="110"/>
+            </w:tcMar>
+          </w:tcPr>
+          <w:p>
+            <w:pPr>
+              <w:spacing w:before="30" w:after="30"/>
+            </w:pPr>
+            <w:r>
+              <w:rPr>
+                <w:b/>
+                <w:bCs/>
+                <w:color w:val="353A7C"/>
+                <w:sz w:val="19"/>
+                <w:szCs w:val="19"/>
+              </w:rPr>
+              <w:t xml:space="preserve">Measurement traps</w:t>
+            </w:r>
+          </w:p>
+        </w:tc>
+      </w:tr>
+    </w:tbl>
+    <w:p/>
+    <w:p>
+      <w:pPr>
+        <w:spacing w:before="44" w:after="14"/>
+      </w:pPr>
+      <w:r>
+        <w:rPr>
+          <w:b/>
+          <w:bCs/>
+          <w:color w:val="353A7C"/>
+          <w:sz w:val="18"/>
+          <w:szCs w:val="18"/>
+        </w:rPr>
+        <w:t xml:space="preserve">Summary 4</w:t>
+      </w:r>
+      <w:r>
+        <w:rPr>
+          <w:color w:val="6B7280"/>
+          <w:sz w:val="16"/>
+          <w:szCs w:val="16"/>
+        </w:rPr>
+        <w:t xml:space="preserve">      gaps 16–18</w:t>
+      </w:r>
+    </w:p>
+    <w:p>
+      <w:pPr>
+        <w:spacing w:before="20" w:after="20" w:line="360" w:lineRule="auto"/>
+        <w:ind w:left="200"/>
+      </w:pPr>
+      <w:r>
+        <w:rPr>
+          <w:sz w:val="19"/>
+          <w:szCs w:val="19"/>
+        </w:rPr>
+        <w:t xml:space="preserve">The liability is a present value, not the total of the </w:t>
+      </w:r>
+      <w:r>
+        <w:rPr>
+          <w:b/>
+          <w:bCs/>
+          <w:color w:val="8186EF"/>
+          <w:sz w:val="15"/>
+          <w:szCs w:val="15"/>
+        </w:rPr>
+        <w:t xml:space="preserve"> (16) </w:t>
+      </w:r>
+      <w:r>
+        <w:rPr>
+          <w:u w:val="single"/>
+          <w:sz w:val="19"/>
+          <w:szCs w:val="19"/>
+        </w:rPr>
+        <w:t xml:space="preserve">           </w:t>
+      </w:r>
+      <w:r>
+        <w:rPr>
+          <w:sz w:val="19"/>
+          <w:szCs w:val="19"/>
+        </w:rPr>
+        <w:t xml:space="preserve"> </w:t>
+      </w:r>
+      <w:r>
+        <w:rPr>
+          <w:sz w:val="19"/>
+          <w:szCs w:val="19"/>
+        </w:rPr>
+        <w:t xml:space="preserve">. </w:t>
+      </w:r>
+      <w:r>
+        <w:rPr>
+          <w:sz w:val="19"/>
+          <w:szCs w:val="19"/>
+        </w:rPr>
+        <w:t xml:space="preserve">Each payment covers interest first; do not deduct the whole payment from the </w:t>
+      </w:r>
+      <w:r>
+        <w:rPr>
+          <w:b/>
+          <w:bCs/>
+          <w:color w:val="8186EF"/>
+          <w:sz w:val="15"/>
+          <w:szCs w:val="15"/>
+        </w:rPr>
+        <w:t xml:space="preserve"> (17) </w:t>
+      </w:r>
+      <w:r>
+        <w:rPr>
+          <w:u w:val="single"/>
+          <w:sz w:val="19"/>
+          <w:szCs w:val="19"/>
+        </w:rPr>
+        <w:t xml:space="preserve">           </w:t>
+      </w:r>
+      <w:r>
+        <w:rPr>
+          <w:sz w:val="19"/>
+          <w:szCs w:val="19"/>
+        </w:rPr>
+        <w:t xml:space="preserve"> </w:t>
+      </w:r>
+      <w:r>
+        <w:rPr>
+          <w:sz w:val="19"/>
+          <w:szCs w:val="19"/>
+        </w:rPr>
+        <w:t xml:space="preserve"> liability. </w:t>
+      </w:r>
+      <w:r>
+        <w:rPr>
+          <w:sz w:val="19"/>
+          <w:szCs w:val="19"/>
+        </w:rPr>
+        <w:t xml:space="preserve">Operating </w:t>
+      </w:r>
+      <w:r>
+        <w:rPr>
+          <w:b/>
+          <w:bCs/>
+          <w:color w:val="8186EF"/>
+          <w:sz w:val="15"/>
+          <w:szCs w:val="15"/>
+        </w:rPr>
+        <w:t xml:space="preserve"> (18) </w:t>
+      </w:r>
+      <w:r>
+        <w:rPr>
+          <w:u w:val="single"/>
+          <w:sz w:val="19"/>
+          <w:szCs w:val="19"/>
+        </w:rPr>
+        <w:t xml:space="preserve">           </w:t>
+      </w:r>
+      <w:r>
+        <w:rPr>
+          <w:sz w:val="19"/>
+          <w:szCs w:val="19"/>
+        </w:rPr>
+        <w:t xml:space="preserve"> </w:t>
+      </w:r>
+      <w:r>
+        <w:rPr>
+          <w:sz w:val="19"/>
+          <w:szCs w:val="19"/>
+        </w:rPr>
+        <w:t xml:space="preserve">: one straight-line cost; do not show interest and amortization separately. </w:t>
+      </w:r>
+    </w:p>
+    <w:tbl>
+      <w:tblPr>
+        <w:tblW w:type="pct" w:w="100%"/>
+        <w:tblLayout w:type="fixed"/>
+        <w:tblBorders>
+          <w:top w:val="single" w:color="FBFAF6" w:sz="4"/>
+          <w:left w:val="single" w:color="FBFAF6" w:sz="4"/>
+          <w:bottom w:val="single" w:color="FBFAF6" w:sz="4"/>
+          <w:right w:val="single" w:color="FBFAF6" w:sz="4"/>
+          <w:insideH w:val="single" w:color="FBFAF6" w:sz="4"/>
+          <w:insideV w:val="single" w:color="FBFAF6" w:sz="4"/>
+        </w:tblBorders>
+      </w:tblPr>
+      <w:tblGrid>
+        <w:gridCol w:w="9600"/>
+      </w:tblGrid>
+      <w:tr>
+        <w:tc>
+          <w:tcPr>
+            <w:tcW w:type="pct" w:w="5000"/>
+            <w:shd w:fill="FBFAF6" w:val="clear"/>
+            <w:tcMar>
+              <w:top w:type="dxa" w:w="40"/>
+              <w:left w:type="dxa" w:w="100"/>
+              <w:bottom w:type="dxa" w:w="40"/>
+              <w:right w:type="dxa" w:w="100"/>
+            </w:tcMar>
+          </w:tcPr>
+          <w:p>
+            <w:pPr>
+              <w:spacing w:before="18" w:after="6"/>
+            </w:pPr>
+            <w:r>
+              <w:rPr>
+                <w:b/>
+                <w:bCs/>
+                <w:color w:val="6B7280"/>
+                <w:sz w:val="14"/>
+                <w:szCs w:val="14"/>
+              </w:rPr>
+              <w:t xml:space="preserve">word list</w:t>
+            </w:r>
+          </w:p>
+          <w:p>
+            <w:pPr>
+              <w:spacing w:before="0" w:after="18"/>
+            </w:pPr>
+            <w:r>
+              <w:rPr>
+                <w:b/>
+                <w:bCs/>
+                <w:color w:val="353A7C"/>
+                <w:sz w:val="16"/>
+                <w:szCs w:val="16"/>
+              </w:rPr>
+              <w:t xml:space="preserve">opening   ·   payments   ·   lease   ·   records</w:t>
+            </w:r>
+          </w:p>
+        </w:tc>
+      </w:tr>
+    </w:tbl>
+    <w:p/>
+    <w:p>
+      <w:pPr>
+        <w:pageBreakBefore w:val="true"/>
+        <w:spacing w:after="0"/>
+      </w:pPr>
+      <w:r>
+        <w:rPr>
+          <w:sz w:val="2"/>
+        </w:rPr>
+        <w:t xml:space="preserve"> </w:t>
+      </w:r>
+    </w:p>
+    <w:p>
+      <w:pPr>
+        <w:spacing w:before="44" w:after="10"/>
+      </w:pPr>
+      <w:r>
+        <w:rPr>
+          <w:b/>
+          <w:bCs/>
+          <w:color w:val="353A7C"/>
+          <w:sz w:val="18"/>
+          <w:szCs w:val="18"/>
+        </w:rPr>
+        <w:t xml:space="preserve">The English this section uses, and its Arabic</w:t>
+      </w:r>
+    </w:p>
+    <w:p>
+      <w:pPr>
+        <w:spacing w:before="0" w:after="12"/>
+      </w:pPr>
+      <w:r>
+        <w:rPr>
+          <w:color w:val="6B7280"/>
+          <w:sz w:val="15"/>
+          <w:szCs w:val="15"/>
+        </w:rPr>
+        <w:t xml:space="preserve">Each term sits against what it means.</w:t>
+      </w:r>
+    </w:p>
+    <w:p>
+      <w:pPr>
+        <w:spacing w:after="40" w:before="90"/>
+        <w:jc w:val="center"/>
+      </w:pPr>
+      <w:r>
+        <w:drawing>
+          <wp:inline distT="0" distB="0" distL="0" distR="0">
+            <wp:extent cx="5734050" cy="2972650"/>
+            <wp:effectExtent t="0" r="0" b="0" l="0"/>
+            <wp:docPr id="1" name="" descr="" title=""/>
+            <wp:cNvGraphicFramePr>
+              <a:graphicFrameLocks xmlns:a="http://schemas.openxmlformats.org/drawingml/2006/main" noChangeAspect="1"/>
+            </wp:cNvGraphicFramePr>
+            <a:graphic xmlns:a="http://schemas.openxmlformats.org/drawingml/2006/main">
+              <a:graphicData uri="http://schemas.openxmlformats.org/drawingml/2006/picture">
+                <pic:pic xmlns:pic="http://schemas.openxmlformats.org/drawingml/2006/picture">
+                  <pic:nvPicPr>
+                    <pic:cNvPr id="0" name="" descr=""/>
+                    <pic:cNvPicPr>
+                      <a:picLocks noChangeAspect="1" noChangeArrowheads="1"/>
+                    </pic:cNvPicPr>
+                  </pic:nvPicPr>
+                  <pic:blipFill>
+                    <a:blip r:embed="rId107" cstate="none"/>
+                    <a:srcRect/>
+                    <a:stretch>
+                      <a:fillRect/>
+                    </a:stretch>
+                  </pic:blipFill>
+                  <pic:spPr bwMode="auto">
+                    <a:xfrm>
+                      <a:off x="0" y="0"/>
+                      <a:ext cx="5734050" cy="2972650"/>
+                    </a:xfrm>
+                    <a:prstGeom prst="rect">
+                      <a:avLst/>
+                    </a:prstGeom>
+                  </pic:spPr>
+                </pic:pic>
+              </a:graphicData>
+            </a:graphic>
+          </wp:inline>
+        </w:drawing>
+      </w:r>
+    </w:p>
+    <w:tbl>
+      <w:tblPr>
+        <w:tblW w:type="pct" w:w="100%"/>
+        <w:tblLayout w:type="fixed"/>
+        <w:tblBorders>
+          <w:top w:val="single" w:color="FBFAF6" w:sz="4"/>
+          <w:left w:val="single" w:color="FBFAF6" w:sz="4"/>
+          <w:bottom w:val="single" w:color="FBFAF6" w:sz="4"/>
+          <w:right w:val="single" w:color="FBFAF6" w:sz="4"/>
+          <w:insideH w:val="single" w:color="FBFAF6" w:sz="4"/>
+          <w:insideV w:val="single" w:color="FBFAF6" w:sz="4"/>
+        </w:tblBorders>
+      </w:tblPr>
+      <w:tblGrid>
+        <w:gridCol w:w="9600"/>
+      </w:tblGrid>
+      <w:tr>
+        <w:tc>
+          <w:tcPr>
+            <w:tcW w:type="pct" w:w="5000"/>
+            <w:shd w:fill="FBFAF6" w:val="clear"/>
+            <w:tcMar>
+              <w:top w:type="dxa" w:w="40"/>
+              <w:left w:type="dxa" w:w="100"/>
+              <w:bottom w:type="dxa" w:w="40"/>
+              <w:right w:type="dxa" w:w="100"/>
+            </w:tcMar>
+          </w:tcPr>
+          <w:p>
+            <w:pPr>
+              <w:spacing w:before="18" w:after="6"/>
+            </w:pPr>
+            <w:r>
+              <w:rPr>
+                <w:b/>
+                <w:bCs/>
+                <w:color w:val="6B7280"/>
+                <w:sz w:val="14"/>
+                <w:szCs w:val="14"/>
+              </w:rPr>
+              <w:t xml:space="preserve">word list</w:t>
+            </w:r>
+          </w:p>
+          <w:p>
+            <w:pPr>
+              <w:spacing w:before="0" w:after="18"/>
+            </w:pPr>
+            <w:r>
+              <w:rPr>
+                <w:b/>
+                <w:bCs/>
+                <w:color w:val="353A7C"/>
+                <w:sz w:val="16"/>
+                <w:szCs w:val="16"/>
+              </w:rPr>
+              <w:t xml:space="preserve">lease   ·   lessor   ·   lessee   ·   right-of-use asset</w:t>
             </w:r>
           </w:p>
         </w:tc>
@@ -6131,7 +7366,7 @@
                 <w:sz w:val="16"/>
                 <w:szCs w:val="16"/>
               </w:rPr>
-              <w:t xml:space="preserve">Payment</w:t>
+              <w:t xml:space="preserve">lessee</w:t>
             </w:r>
           </w:p>
         </w:tc>
@@ -6157,14 +7392,14 @@
                 <w:sz w:val="16"/>
                 <w:szCs w:val="16"/>
               </w:rPr>
-              <w:t xml:space="preserve">5  </w:t>
-            </w:r>
-            <w:r>
-              <w:rPr>
-                <w:sz w:val="16"/>
-                <w:szCs w:val="16"/>
-              </w:rPr>
-              <w:t xml:space="preserve">opening</w:t>
+              <w:t xml:space="preserve">12  </w:t>
+            </w:r>
+            <w:r>
+              <w:rPr>
+                <w:sz w:val="16"/>
+                <w:szCs w:val="16"/>
+              </w:rPr>
+              <w:t xml:space="preserve">amortization</w:t>
             </w:r>
           </w:p>
         </w:tc>
@@ -6199,7 +7434,7 @@
                 <w:sz w:val="16"/>
                 <w:szCs w:val="16"/>
               </w:rPr>
-              <w:t xml:space="preserve">lessee</w:t>
+              <w:t xml:space="preserve">straight-line</w:t>
             </w:r>
           </w:p>
         </w:tc>
@@ -6225,14 +7460,14 @@
                 <w:sz w:val="16"/>
                 <w:szCs w:val="16"/>
               </w:rPr>
-              <w:t xml:space="preserve">6  </w:t>
-            </w:r>
-            <w:r>
-              <w:rPr>
-                <w:sz w:val="16"/>
-                <w:szCs w:val="16"/>
-              </w:rPr>
-              <w:t xml:space="preserve">lease</w:t>
+              <w:t xml:space="preserve">13  </w:t>
+            </w:r>
+            <w:r>
+              <w:rPr>
+                <w:sz w:val="16"/>
+                <w:szCs w:val="16"/>
+              </w:rPr>
+              <w:t xml:space="preserve">difference</w:t>
             </w:r>
           </w:p>
         </w:tc>
@@ -6267,7 +7502,7 @@
                 <w:sz w:val="16"/>
                 <w:szCs w:val="16"/>
               </w:rPr>
-              <w:t xml:space="preserve">right-of-use</w:t>
+              <w:t xml:space="preserve">highest</w:t>
             </w:r>
           </w:p>
         </w:tc>
@@ -6293,14 +7528,14 @@
                 <w:sz w:val="16"/>
                 <w:szCs w:val="16"/>
               </w:rPr>
-              <w:t xml:space="preserve">7  </w:t>
-            </w:r>
-            <w:r>
-              <w:rPr>
-                <w:sz w:val="16"/>
-                <w:szCs w:val="16"/>
-              </w:rPr>
-              <w:t xml:space="preserve">lease</w:t>
+              <w:t xml:space="preserve">14  </w:t>
+            </w:r>
+            <w:r>
+              <w:rPr>
+                <w:sz w:val="16"/>
+                <w:szCs w:val="16"/>
+              </w:rPr>
+              <w:t xml:space="preserve">2027</w:t>
             </w:r>
           </w:p>
         </w:tc>
@@ -6335,7 +7570,7 @@
                 <w:sz w:val="16"/>
                 <w:szCs w:val="16"/>
               </w:rPr>
-              <w:t xml:space="preserve">payments</w:t>
+              <w:t xml:space="preserve">liability</w:t>
             </w:r>
           </w:p>
         </w:tc>
@@ -6361,6 +7596,245 @@
                 <w:sz w:val="16"/>
                 <w:szCs w:val="16"/>
               </w:rPr>
+              <w:t xml:space="preserve">15  </w:t>
+            </w:r>
+            <w:r>
+              <w:rPr>
+                <w:sz w:val="16"/>
+                <w:szCs w:val="16"/>
+              </w:rPr>
+              <w:t xml:space="preserve">2030</w:t>
+            </w:r>
+          </w:p>
+        </w:tc>
+      </w:tr>
+      <w:tr>
+        <w:tc>
+          <w:tcPr>
+            <w:tcW w:type="pct" w:w="2500"/>
+            <w:tcMar>
+              <w:top w:type="dxa" w:w="20"/>
+              <w:left w:type="dxa" w:w="80"/>
+              <w:bottom w:type="dxa" w:w="20"/>
+              <w:right w:type="dxa" w:w="80"/>
+            </w:tcMar>
+          </w:tcPr>
+          <w:p>
+            <w:pPr>
+              <w:spacing w:before="12" w:after="12"/>
+            </w:pPr>
+            <w:r>
+              <w:rPr>
+                <w:b/>
+                <w:bCs/>
+                <w:color w:val="8186EF"/>
+                <w:sz w:val="16"/>
+                <w:szCs w:val="16"/>
+              </w:rPr>
+              <w:t xml:space="preserve">5  </w:t>
+            </w:r>
+            <w:r>
+              <w:rPr>
+                <w:sz w:val="16"/>
+                <w:szCs w:val="16"/>
+              </w:rPr>
+              <w:t xml:space="preserve">Amortization</w:t>
+            </w:r>
+          </w:p>
+        </w:tc>
+        <w:tc>
+          <w:tcPr>
+            <w:tcW w:type="pct" w:w="2500"/>
+            <w:tcMar>
+              <w:top w:type="dxa" w:w="20"/>
+              <w:left w:type="dxa" w:w="80"/>
+              <w:bottom w:type="dxa" w:w="20"/>
+              <w:right w:type="dxa" w:w="80"/>
+            </w:tcMar>
+          </w:tcPr>
+          <w:p>
+            <w:pPr>
+              <w:spacing w:before="12" w:after="12"/>
+            </w:pPr>
+            <w:r>
+              <w:rPr>
+                <w:b/>
+                <w:bCs/>
+                <w:color w:val="8186EF"/>
+                <w:sz w:val="16"/>
+                <w:szCs w:val="16"/>
+              </w:rPr>
+              <w:t xml:space="preserve">16  </w:t>
+            </w:r>
+            <w:r>
+              <w:rPr>
+                <w:sz w:val="16"/>
+                <w:szCs w:val="16"/>
+              </w:rPr>
+              <w:t xml:space="preserve">payments</w:t>
+            </w:r>
+          </w:p>
+        </w:tc>
+      </w:tr>
+      <w:tr>
+        <w:tc>
+          <w:tcPr>
+            <w:tcW w:type="pct" w:w="2500"/>
+            <w:tcMar>
+              <w:top w:type="dxa" w:w="20"/>
+              <w:left w:type="dxa" w:w="80"/>
+              <w:bottom w:type="dxa" w:w="20"/>
+              <w:right w:type="dxa" w:w="80"/>
+            </w:tcMar>
+          </w:tcPr>
+          <w:p>
+            <w:pPr>
+              <w:spacing w:before="12" w:after="12"/>
+            </w:pPr>
+            <w:r>
+              <w:rPr>
+                <w:b/>
+                <w:bCs/>
+                <w:color w:val="8186EF"/>
+                <w:sz w:val="16"/>
+                <w:szCs w:val="16"/>
+              </w:rPr>
+              <w:t xml:space="preserve">6  </w:t>
+            </w:r>
+            <w:r>
+              <w:rPr>
+                <w:sz w:val="16"/>
+                <w:szCs w:val="16"/>
+              </w:rPr>
+              <w:t xml:space="preserve">expense</w:t>
+            </w:r>
+          </w:p>
+        </w:tc>
+        <w:tc>
+          <w:tcPr>
+            <w:tcW w:type="pct" w:w="2500"/>
+            <w:tcMar>
+              <w:top w:type="dxa" w:w="20"/>
+              <w:left w:type="dxa" w:w="80"/>
+              <w:bottom w:type="dxa" w:w="20"/>
+              <w:right w:type="dxa" w:w="80"/>
+            </w:tcMar>
+          </w:tcPr>
+          <w:p>
+            <w:pPr>
+              <w:spacing w:before="12" w:after="12"/>
+            </w:pPr>
+            <w:r>
+              <w:rPr>
+                <w:b/>
+                <w:bCs/>
+                <w:color w:val="8186EF"/>
+                <w:sz w:val="16"/>
+                <w:szCs w:val="16"/>
+              </w:rPr>
+              <w:t xml:space="preserve">17  </w:t>
+            </w:r>
+            <w:r>
+              <w:rPr>
+                <w:sz w:val="16"/>
+                <w:szCs w:val="16"/>
+              </w:rPr>
+              <w:t xml:space="preserve">opening</w:t>
+            </w:r>
+          </w:p>
+        </w:tc>
+      </w:tr>
+      <w:tr>
+        <w:tc>
+          <w:tcPr>
+            <w:tcW w:type="pct" w:w="2500"/>
+            <w:tcMar>
+              <w:top w:type="dxa" w:w="20"/>
+              <w:left w:type="dxa" w:w="80"/>
+              <w:bottom w:type="dxa" w:w="20"/>
+              <w:right w:type="dxa" w:w="80"/>
+            </w:tcMar>
+          </w:tcPr>
+          <w:p>
+            <w:pPr>
+              <w:spacing w:before="12" w:after="12"/>
+            </w:pPr>
+            <w:r>
+              <w:rPr>
+                <w:b/>
+                <w:bCs/>
+                <w:color w:val="8186EF"/>
+                <w:sz w:val="16"/>
+                <w:szCs w:val="16"/>
+              </w:rPr>
+              <w:t xml:space="preserve">7  </w:t>
+            </w:r>
+            <w:r>
+              <w:rPr>
+                <w:sz w:val="16"/>
+                <w:szCs w:val="16"/>
+              </w:rPr>
+              <w:t xml:space="preserve">2027</w:t>
+            </w:r>
+          </w:p>
+        </w:tc>
+        <w:tc>
+          <w:tcPr>
+            <w:tcW w:type="pct" w:w="2500"/>
+            <w:tcMar>
+              <w:top w:type="dxa" w:w="20"/>
+              <w:left w:type="dxa" w:w="80"/>
+              <w:bottom w:type="dxa" w:w="20"/>
+              <w:right w:type="dxa" w:w="80"/>
+            </w:tcMar>
+          </w:tcPr>
+          <w:p>
+            <w:pPr>
+              <w:spacing w:before="12" w:after="12"/>
+            </w:pPr>
+            <w:r>
+              <w:rPr>
+                <w:b/>
+                <w:bCs/>
+                <w:color w:val="8186EF"/>
+                <w:sz w:val="16"/>
+                <w:szCs w:val="16"/>
+              </w:rPr>
+              <w:t xml:space="preserve">18  </w:t>
+            </w:r>
+            <w:r>
+              <w:rPr>
+                <w:sz w:val="16"/>
+                <w:szCs w:val="16"/>
+              </w:rPr>
+              <w:t xml:space="preserve">lease</w:t>
+            </w:r>
+          </w:p>
+        </w:tc>
+      </w:tr>
+      <w:tr>
+        <w:tc>
+          <w:tcPr>
+            <w:tcW w:type="pct" w:w="2500"/>
+            <w:tcMar>
+              <w:top w:type="dxa" w:w="20"/>
+              <w:left w:type="dxa" w:w="80"/>
+              <w:bottom w:type="dxa" w:w="20"/>
+              <w:right w:type="dxa" w:w="80"/>
+            </w:tcMar>
+          </w:tcPr>
+          <w:p>
+            <w:pPr>
+              <w:spacing w:before="12" w:after="12"/>
+            </w:pPr>
+            <w:r>
+              <w:rPr>
+                <w:b/>
+                <w:bCs/>
+                <w:color w:val="8186EF"/>
+                <w:sz w:val="16"/>
+                <w:szCs w:val="16"/>
+              </w:rPr>
               <w:t xml:space="preserve">8  </w:t>
             </w:r>
             <w:r>
@@ -6368,7 +7842,234 @@
                 <w:sz w:val="16"/>
                 <w:szCs w:val="16"/>
               </w:rPr>
+              <w:t xml:space="preserve">2029</w:t>
+            </w:r>
+          </w:p>
+        </w:tc>
+        <w:tc>
+          <w:tcPr>
+            <w:tcW w:type="pct" w:w="2500"/>
+            <w:tcMar>
+              <w:top w:type="dxa" w:w="20"/>
+              <w:left w:type="dxa" w:w="80"/>
+              <w:bottom w:type="dxa" w:w="20"/>
+              <w:right w:type="dxa" w:w="80"/>
+            </w:tcMar>
+          </w:tcPr>
+          <w:p>
+            <w:pPr>
+              <w:spacing w:before="12" w:after="12"/>
+            </w:pPr>
+            <w:r>
+              <w:rPr>
+                <w:b/>
+                <w:bCs/>
+                <w:color w:val="8186EF"/>
+                <w:sz w:val="16"/>
+                <w:szCs w:val="16"/>
+              </w:rPr>
+              <w:t xml:space="preserve">19  </w:t>
+            </w:r>
+            <w:r>
+              <w:rPr>
+                <w:sz w:val="16"/>
+                <w:szCs w:val="16"/>
+              </w:rPr>
+              <w:t xml:space="preserve">lease</w:t>
+            </w:r>
+          </w:p>
+        </w:tc>
+      </w:tr>
+      <w:tr>
+        <w:tc>
+          <w:tcPr>
+            <w:tcW w:type="pct" w:w="2500"/>
+            <w:tcMar>
+              <w:top w:type="dxa" w:w="20"/>
+              <w:left w:type="dxa" w:w="80"/>
+              <w:bottom w:type="dxa" w:w="20"/>
+              <w:right w:type="dxa" w:w="80"/>
+            </w:tcMar>
+          </w:tcPr>
+          <w:p>
+            <w:pPr>
+              <w:spacing w:before="12" w:after="12"/>
+            </w:pPr>
+            <w:r>
+              <w:rPr>
+                <w:b/>
+                <w:bCs/>
+                <w:color w:val="8186EF"/>
+                <w:sz w:val="16"/>
+                <w:szCs w:val="16"/>
+              </w:rPr>
+              <w:t xml:space="preserve">9  </w:t>
+            </w:r>
+            <w:r>
+              <w:rPr>
+                <w:sz w:val="16"/>
+                <w:szCs w:val="16"/>
+              </w:rPr>
+              <w:t xml:space="preserve">operating</w:t>
+            </w:r>
+          </w:p>
+        </w:tc>
+        <w:tc>
+          <w:tcPr>
+            <w:tcW w:type="pct" w:w="2500"/>
+            <w:tcMar>
+              <w:top w:type="dxa" w:w="20"/>
+              <w:left w:type="dxa" w:w="80"/>
+              <w:bottom w:type="dxa" w:w="20"/>
+              <w:right w:type="dxa" w:w="80"/>
+            </w:tcMar>
+          </w:tcPr>
+          <w:p>
+            <w:pPr>
+              <w:spacing w:before="12" w:after="12"/>
+            </w:pPr>
+            <w:r>
+              <w:rPr>
+                <w:b/>
+                <w:bCs/>
+                <w:color w:val="8186EF"/>
+                <w:sz w:val="16"/>
+                <w:szCs w:val="16"/>
+              </w:rPr>
+              <w:t xml:space="preserve">20  </w:t>
+            </w:r>
+            <w:r>
+              <w:rPr>
+                <w:sz w:val="16"/>
+                <w:szCs w:val="16"/>
+              </w:rPr>
               <w:t xml:space="preserve">right-of-use asset</w:t>
+            </w:r>
+          </w:p>
+        </w:tc>
+      </w:tr>
+      <w:tr>
+        <w:tc>
+          <w:tcPr>
+            <w:tcW w:type="pct" w:w="2500"/>
+            <w:tcMar>
+              <w:top w:type="dxa" w:w="20"/>
+              <w:left w:type="dxa" w:w="80"/>
+              <w:bottom w:type="dxa" w:w="20"/>
+              <w:right w:type="dxa" w:w="80"/>
+            </w:tcMar>
+          </w:tcPr>
+          <w:p>
+            <w:pPr>
+              <w:spacing w:before="12" w:after="12"/>
+            </w:pPr>
+            <w:r>
+              <w:rPr>
+                <w:b/>
+                <w:bCs/>
+                <w:color w:val="8186EF"/>
+                <w:sz w:val="16"/>
+                <w:szCs w:val="16"/>
+              </w:rPr>
+              <w:t xml:space="preserve">10  </w:t>
+            </w:r>
+            <w:r>
+              <w:rPr>
+                <w:sz w:val="16"/>
+                <w:szCs w:val="16"/>
+              </w:rPr>
+              <w:t xml:space="preserve">lessee</w:t>
+            </w:r>
+          </w:p>
+        </w:tc>
+        <w:tc>
+          <w:tcPr>
+            <w:tcW w:type="pct" w:w="2500"/>
+            <w:tcMar>
+              <w:top w:type="dxa" w:w="20"/>
+              <w:left w:type="dxa" w:w="80"/>
+              <w:bottom w:type="dxa" w:w="20"/>
+              <w:right w:type="dxa" w:w="80"/>
+            </w:tcMar>
+          </w:tcPr>
+          <w:p>
+            <w:pPr>
+              <w:spacing w:before="12" w:after="12"/>
+            </w:pPr>
+            <w:r>
+              <w:rPr>
+                <w:b/>
+                <w:bCs/>
+                <w:color w:val="8186EF"/>
+                <w:sz w:val="16"/>
+                <w:szCs w:val="16"/>
+              </w:rPr>
+              <w:t xml:space="preserve">21  </w:t>
+            </w:r>
+            <w:r>
+              <w:rPr>
+                <w:sz w:val="16"/>
+                <w:szCs w:val="16"/>
+              </w:rPr>
+              <w:t xml:space="preserve">lessee</w:t>
+            </w:r>
+          </w:p>
+        </w:tc>
+      </w:tr>
+      <w:tr>
+        <w:tc>
+          <w:tcPr>
+            <w:tcW w:type="pct" w:w="2500"/>
+            <w:tcMar>
+              <w:top w:type="dxa" w:w="20"/>
+              <w:left w:type="dxa" w:w="80"/>
+              <w:bottom w:type="dxa" w:w="20"/>
+              <w:right w:type="dxa" w:w="80"/>
+            </w:tcMar>
+          </w:tcPr>
+          <w:p>
+            <w:pPr>
+              <w:spacing w:before="12" w:after="12"/>
+            </w:pPr>
+            <w:r>
+              <w:rPr>
+                <w:b/>
+                <w:bCs/>
+                <w:color w:val="8186EF"/>
+                <w:sz w:val="16"/>
+                <w:szCs w:val="16"/>
+              </w:rPr>
+              <w:t xml:space="preserve">11  </w:t>
+            </w:r>
+            <w:r>
+              <w:rPr>
+                <w:sz w:val="16"/>
+                <w:szCs w:val="16"/>
+              </w:rPr>
+              <w:t xml:space="preserve">payments</w:t>
+            </w:r>
+          </w:p>
+        </w:tc>
+        <w:tc>
+          <w:tcPr>
+            <w:tcW w:type="pct" w:w="2500"/>
+            <w:tcMar>
+              <w:top w:type="dxa" w:w="20"/>
+              <w:left w:type="dxa" w:w="80"/>
+              <w:bottom w:type="dxa" w:w="20"/>
+              <w:right w:type="dxa" w:w="80"/>
+            </w:tcMar>
+          </w:tcPr>
+          <w:p>
+            <w:pPr>
+              <w:spacing w:before="24" w:after="24"/>
+            </w:pPr>
+            <w:r>
+              <w:rPr>
+                <w:sz w:val="16"/>
+                <w:szCs w:val="16"/>
+              </w:rPr>
+              <w:t xml:space="preserve"/>
             </w:r>
           </w:p>
         </w:tc>
@@ -6411,7 +8112,7 @@
           <w:sz w:val="15"/>
           <w:szCs w:val="15"/>
         </w:rPr>
-        <w:t xml:space="preserve">Interest: 6% × $866,276 = $51,977. Payment of $250,000: the liability falls to $668,253. Amortization: $866,276 ÷ 4 years = $216,569, so the ROU asset is $649,707. For an operating lease, the lessee records one lease cost, normally the same each year. The liability still grows by interest and falls by payments. The amortization of the right-of-use asset is simply the difference between the lease cost and the interest, so the asset and the liability stay equal when there are no prepayments or incentives.</w:t>
+        <w:t xml:space="preserve">For a finance lease, the lessee records interest on the liability and, separately, amortization of the right-of-use asset, usually straight-line. Interest is highest at the start, when the liability is largest, so total expense falls each year.</w:t>
       </w:r>
     </w:p>
     <w:p>
@@ -6428,6 +8129,54 @@
           <w:szCs w:val="15"/>
         </w:rPr>
         <w:t xml:space="preserve">Summary 2   </w:t>
+      </w:r>
+      <w:r>
+        <w:rPr>
+          <w:color w:val="6B7280"/>
+          <w:sz w:val="15"/>
+          <w:szCs w:val="15"/>
+        </w:rPr>
+        <w:t xml:space="preserve">Interest: 6% × $866,276 = $51,977. Payment of $250,000: the liability falls to $668,253. Amortization: $866,276 ÷ 4 years = $216,569, so the ROU asset is $649,707. Total 2026 expense is $268,546, which is $18,546 more than the payment.</w:t>
+      </w:r>
+    </w:p>
+    <w:p>
+      <w:pPr>
+        <w:spacing w:before="20" w:after="20"/>
+        <w:ind w:left="240" w:hanging="240"/>
+      </w:pPr>
+      <w:r>
+        <w:rPr>
+          <w:b/>
+          <w:bCs/>
+          <w:color w:val="353A7C"/>
+          <w:sz w:val="15"/>
+          <w:szCs w:val="15"/>
+        </w:rPr>
+        <w:t xml:space="preserve">Summary 3   </w:t>
+      </w:r>
+      <w:r>
+        <w:rPr>
+          <w:color w:val="6B7280"/>
+          <w:sz w:val="15"/>
+          <w:szCs w:val="15"/>
+        </w:rPr>
+        <w:t xml:space="preserve">For an operating lease, the lessee records one lease cost, normally the same each year. The liability still grows by interest and falls by payments. The amortization of the right-of-use asset is simply the difference between the lease cost and the interest, so the asset and the liability stay equal when there are no prepayments or incentives.</w:t>
+      </w:r>
+    </w:p>
+    <w:p>
+      <w:pPr>
+        <w:spacing w:before="20" w:after="20"/>
+        <w:ind w:left="240" w:hanging="240"/>
+      </w:pPr>
+      <w:r>
+        <w:rPr>
+          <w:b/>
+          <w:bCs/>
+          <w:color w:val="353A7C"/>
+          <w:sz w:val="15"/>
+          <w:szCs w:val="15"/>
+        </w:rPr>
+        <w:t xml:space="preserve">Summary 4   </w:t>
       </w:r>
       <w:r>
         <w:rPr>
@@ -6542,7 +8291,7 @@
           <w:sz w:val="16"/>
           <w:szCs w:val="16"/>
         </w:rPr>
-        <w:t xml:space="preserve">      gaps 1–7</w:t>
+        <w:t xml:space="preserve">      gaps 1–9</w:t>
       </w:r>
     </w:p>
     <w:p>
@@ -6768,7 +8517,7 @@
           <w:sz w:val="19"/>
           <w:szCs w:val="19"/>
         </w:rPr>
-        <w:t xml:space="preserve">In the statement of cash flows, finance-lease principal is financing; its interest and all </w:t>
+        <w:t xml:space="preserve">In the statement of cash flows, </w:t>
       </w:r>
       <w:r>
         <w:rPr>
@@ -6786,6 +8535,38 @@
           <w:sz w:val="19"/>
           <w:szCs w:val="19"/>
         </w:rPr>
+        <w:t xml:space="preserve">               </w:t>
+      </w:r>
+      <w:r>
+        <w:rPr>
+          <w:sz w:val="19"/>
+          <w:szCs w:val="19"/>
+        </w:rPr>
+        <w:t xml:space="preserve"> </w:t>
+      </w:r>
+      <w:r>
+        <w:rPr>
+          <w:sz w:val="19"/>
+          <w:szCs w:val="19"/>
+        </w:rPr>
+        <w:t xml:space="preserve"> principal is financing; its interest and all </w:t>
+      </w:r>
+      <w:r>
+        <w:rPr>
+          <w:b/>
+          <w:bCs/>
+          <w:color w:val="8186EF"/>
+          <w:sz w:val="15"/>
+          <w:szCs w:val="15"/>
+        </w:rPr>
+        <w:t xml:space="preserve"> (8) </w:t>
+      </w:r>
+      <w:r>
+        <w:rPr>
+          <w:u w:val="single"/>
+          <w:sz w:val="19"/>
+          <w:szCs w:val="19"/>
+        </w:rPr>
         <w:t xml:space="preserve">                 </w:t>
       </w:r>
       <w:r>
@@ -6807,7 +8588,39 @@
           <w:sz w:val="19"/>
           <w:szCs w:val="19"/>
         </w:rPr>
-        <w:t xml:space="preserve">New leases are a noncash investing and financing activity, disclosed separately. </w:t>
+        <w:t xml:space="preserve">New leases are a noncash </w:t>
+      </w:r>
+      <w:r>
+        <w:rPr>
+          <w:b/>
+          <w:bCs/>
+          <w:color w:val="8186EF"/>
+          <w:sz w:val="15"/>
+          <w:szCs w:val="15"/>
+        </w:rPr>
+        <w:t xml:space="preserve"> (9) </w:t>
+      </w:r>
+      <w:r>
+        <w:rPr>
+          <w:u w:val="single"/>
+          <w:sz w:val="19"/>
+          <w:szCs w:val="19"/>
+        </w:rPr>
+        <w:t xml:space="preserve">           </w:t>
+      </w:r>
+      <w:r>
+        <w:rPr>
+          <w:sz w:val="19"/>
+          <w:szCs w:val="19"/>
+        </w:rPr>
+        <w:t xml:space="preserve"> </w:t>
+      </w:r>
+      <w:r>
+        <w:rPr>
+          <w:sz w:val="19"/>
+          <w:szCs w:val="19"/>
+        </w:rPr>
+        <w:t xml:space="preserve"> and financing activity, disclosed separately. </w:t>
       </w:r>
     </w:p>
     <w:tbl>
@@ -6865,7 +8678,7 @@
                 <w:sz w:val="16"/>
                 <w:szCs w:val="16"/>
               </w:rPr>
-              <w:t xml:space="preserve">expenses   ·   operating-lease   ·   amortization   ·   finance lease   ·   noncurrent   ·   liabilities   ·   liability   ·   right-of-use</w:t>
+              <w:t xml:space="preserve">liabilities   ·   operating-lease   ·   expenses   ·   principal   ·   investing   ·   noncurrent   ·   finance-lease   ·   liability   ·   amortization   ·   right-of-use</w:t>
             </w:r>
           </w:p>
         </w:tc>
@@ -7122,7 +8935,7 @@
                 <w:sz w:val="14"/>
                 <w:szCs w:val="14"/>
               </w:rPr>
-              <w:t xml:space="preserve">(8)</w:t>
+              <w:t xml:space="preserve">(10)</w:t>
             </w:r>
           </w:p>
         </w:tc>
@@ -7294,7 +9107,7 @@
                 <w:sz w:val="14"/>
                 <w:szCs w:val="14"/>
               </w:rPr>
-              <w:t xml:space="preserve">(9)</w:t>
+              <w:t xml:space="preserve">(11)</w:t>
             </w:r>
           </w:p>
         </w:tc>
@@ -7369,7 +9182,7 @@
                 <w:sz w:val="14"/>
                 <w:szCs w:val="14"/>
               </w:rPr>
-              <w:t xml:space="preserve">(10)</w:t>
+              <w:t xml:space="preserve">(12)</w:t>
             </w:r>
           </w:p>
         </w:tc>
@@ -7431,7 +9244,7 @@
                 <w:sz w:val="16"/>
                 <w:szCs w:val="16"/>
               </w:rPr>
-              <w:t xml:space="preserve">Liability 346,510; ROU asset 346,510   ·   Financing   ·   Interest expense and amortization, shown separately   ·   Operating (part of the single payment)</w:t>
+              <w:t xml:space="preserve">Liability 346,510; ROU asset 346,510   ·   One lease cost in operating expenses   ·   Interest expense and amortization, shown separately   ·   Operating (part of the single payment)</w:t>
             </w:r>
           </w:p>
         </w:tc>
@@ -7505,7 +9318,7 @@
           <w:sz w:val="16"/>
           <w:szCs w:val="16"/>
         </w:rPr>
-        <w:t xml:space="preserve">      gaps 11–12</w:t>
+        <w:t xml:space="preserve">      gaps 13–14</w:t>
       </w:r>
     </w:p>
     <w:p>
@@ -7528,7 +9341,7 @@
           <w:sz w:val="15"/>
           <w:szCs w:val="15"/>
         </w:rPr>
-        <w:t xml:space="preserve"> (11) </w:t>
+        <w:t xml:space="preserve"> (13) </w:t>
       </w:r>
       <w:r>
         <w:rPr>
@@ -7567,7 +9380,7 @@
           <w:sz w:val="15"/>
           <w:szCs w:val="15"/>
         </w:rPr>
-        <w:t xml:space="preserve"> (12) </w:t>
+        <w:t xml:space="preserve"> (14) </w:t>
       </w:r>
       <w:r>
         <w:rPr>
@@ -7647,7 +9460,7 @@
                 <w:sz w:val="16"/>
                 <w:szCs w:val="16"/>
               </w:rPr>
-              <w:t xml:space="preserve">Finance-lease   ·   liability   ·   finance lease</w:t>
+              <w:t xml:space="preserve">Finance-lease   ·   liability   ·   principal</w:t>
             </w:r>
           </w:p>
         </w:tc>
@@ -7718,7 +9531,7 @@
                     </pic:cNvPicPr>
                   </pic:nvPicPr>
                   <pic:blipFill>
-                    <a:blip r:embed="rId106" cstate="none"/>
+                    <a:blip r:embed="rId108" cstate="none"/>
                     <a:srcRect/>
                     <a:stretch>
                       <a:fillRect/>
@@ -7795,7 +9608,7 @@
                 <w:sz w:val="16"/>
                 <w:szCs w:val="16"/>
               </w:rPr>
-              <w:t xml:space="preserve">lessor   ·   finance lease   ·   operating lease</w:t>
+              <w:t xml:space="preserve">عقد الإيجار   ·   finance lease   ·   operating lease</w:t>
             </w:r>
           </w:p>
         </w:tc>
@@ -7925,14 +9738,14 @@
                 <w:sz w:val="16"/>
                 <w:szCs w:val="16"/>
               </w:rPr>
-              <w:t xml:space="preserve">8  </w:t>
-            </w:r>
-            <w:r>
-              <w:rPr>
-                <w:sz w:val="16"/>
-                <w:szCs w:val="16"/>
-              </w:rPr>
-              <w:t xml:space="preserve">Interest expense and amortization, shown separately</w:t>
+              <w:t xml:space="preserve">9  </w:t>
+            </w:r>
+            <w:r>
+              <w:rPr>
+                <w:sz w:val="16"/>
+                <w:szCs w:val="16"/>
+              </w:rPr>
+              <w:t xml:space="preserve">investing</w:t>
             </w:r>
           </w:p>
         </w:tc>
@@ -7993,14 +9806,14 @@
                 <w:sz w:val="16"/>
                 <w:szCs w:val="16"/>
               </w:rPr>
-              <w:t xml:space="preserve">9  </w:t>
-            </w:r>
-            <w:r>
-              <w:rPr>
-                <w:sz w:val="16"/>
-                <w:szCs w:val="16"/>
-              </w:rPr>
-              <w:t xml:space="preserve">Operating (part of the single payment)</w:t>
+              <w:t xml:space="preserve">10  </w:t>
+            </w:r>
+            <w:r>
+              <w:rPr>
+                <w:sz w:val="16"/>
+                <w:szCs w:val="16"/>
+              </w:rPr>
+              <w:t xml:space="preserve">Interest expense and amortization, shown separately</w:t>
             </w:r>
           </w:p>
         </w:tc>
@@ -8061,14 +9874,14 @@
                 <w:sz w:val="16"/>
                 <w:szCs w:val="16"/>
               </w:rPr>
-              <w:t xml:space="preserve">10  </w:t>
-            </w:r>
-            <w:r>
-              <w:rPr>
-                <w:sz w:val="16"/>
-                <w:szCs w:val="16"/>
-              </w:rPr>
-              <w:t xml:space="preserve">Liability 346,510; ROU asset 346,510</w:t>
+              <w:t xml:space="preserve">11  </w:t>
+            </w:r>
+            <w:r>
+              <w:rPr>
+                <w:sz w:val="16"/>
+                <w:szCs w:val="16"/>
+              </w:rPr>
+              <w:t xml:space="preserve">Operating (part of the single payment)</w:t>
             </w:r>
           </w:p>
         </w:tc>
@@ -8129,14 +9942,14 @@
                 <w:sz w:val="16"/>
                 <w:szCs w:val="16"/>
               </w:rPr>
-              <w:t xml:space="preserve">11  </w:t>
-            </w:r>
-            <w:r>
-              <w:rPr>
-                <w:sz w:val="16"/>
-                <w:szCs w:val="16"/>
-              </w:rPr>
-              <w:t xml:space="preserve">liability</w:t>
+              <w:t xml:space="preserve">12  </w:t>
+            </w:r>
+            <w:r>
+              <w:rPr>
+                <w:sz w:val="16"/>
+                <w:szCs w:val="16"/>
+              </w:rPr>
+              <w:t xml:space="preserve">Liability 346,510; ROU asset 346,510</w:t>
             </w:r>
           </w:p>
         </w:tc>
@@ -8197,14 +10010,14 @@
                 <w:sz w:val="16"/>
                 <w:szCs w:val="16"/>
               </w:rPr>
-              <w:t xml:space="preserve">12  </w:t>
-            </w:r>
-            <w:r>
-              <w:rPr>
-                <w:sz w:val="16"/>
-                <w:szCs w:val="16"/>
-              </w:rPr>
-              <w:t xml:space="preserve">Finance-lease</w:t>
+              <w:t xml:space="preserve">13  </w:t>
+            </w:r>
+            <w:r>
+              <w:rPr>
+                <w:sz w:val="16"/>
+                <w:szCs w:val="16"/>
+              </w:rPr>
+              <w:t xml:space="preserve">liability</w:t>
             </w:r>
           </w:p>
         </w:tc>
@@ -8265,14 +10078,14 @@
                 <w:sz w:val="16"/>
                 <w:szCs w:val="16"/>
               </w:rPr>
-              <w:t xml:space="preserve">13  </w:t>
-            </w:r>
-            <w:r>
-              <w:rPr>
-                <w:sz w:val="16"/>
-                <w:szCs w:val="16"/>
-              </w:rPr>
-              <w:t xml:space="preserve">finance lease</w:t>
+              <w:t xml:space="preserve">14  </w:t>
+            </w:r>
+            <w:r>
+              <w:rPr>
+                <w:sz w:val="16"/>
+                <w:szCs w:val="16"/>
+              </w:rPr>
+              <w:t xml:space="preserve">Finance-lease</w:t>
             </w:r>
           </w:p>
         </w:tc>
@@ -8307,7 +10120,7 @@
                 <w:sz w:val="16"/>
                 <w:szCs w:val="16"/>
               </w:rPr>
-              <w:t xml:space="preserve">operating-lease</w:t>
+              <w:t xml:space="preserve">finance-lease</w:t>
             </w:r>
           </w:p>
         </w:tc>
@@ -8333,7 +10146,75 @@
                 <w:sz w:val="16"/>
                 <w:szCs w:val="16"/>
               </w:rPr>
-              <w:t xml:space="preserve">14  </w:t>
+              <w:t xml:space="preserve">15  </w:t>
+            </w:r>
+            <w:r>
+              <w:rPr>
+                <w:sz w:val="16"/>
+                <w:szCs w:val="16"/>
+              </w:rPr>
+              <w:t xml:space="preserve">finance lease</w:t>
+            </w:r>
+          </w:p>
+        </w:tc>
+      </w:tr>
+      <w:tr>
+        <w:tc>
+          <w:tcPr>
+            <w:tcW w:type="pct" w:w="2500"/>
+            <w:tcMar>
+              <w:top w:type="dxa" w:w="20"/>
+              <w:left w:type="dxa" w:w="80"/>
+              <w:bottom w:type="dxa" w:w="20"/>
+              <w:right w:type="dxa" w:w="80"/>
+            </w:tcMar>
+          </w:tcPr>
+          <w:p>
+            <w:pPr>
+              <w:spacing w:before="12" w:after="12"/>
+            </w:pPr>
+            <w:r>
+              <w:rPr>
+                <w:b/>
+                <w:bCs/>
+                <w:color w:val="8186EF"/>
+                <w:sz w:val="16"/>
+                <w:szCs w:val="16"/>
+              </w:rPr>
+              <w:t xml:space="preserve">8  </w:t>
+            </w:r>
+            <w:r>
+              <w:rPr>
+                <w:sz w:val="16"/>
+                <w:szCs w:val="16"/>
+              </w:rPr>
+              <w:t xml:space="preserve">operating-lease</w:t>
+            </w:r>
+          </w:p>
+        </w:tc>
+        <w:tc>
+          <w:tcPr>
+            <w:tcW w:type="pct" w:w="2500"/>
+            <w:tcMar>
+              <w:top w:type="dxa" w:w="20"/>
+              <w:left w:type="dxa" w:w="80"/>
+              <w:bottom w:type="dxa" w:w="20"/>
+              <w:right w:type="dxa" w:w="80"/>
+            </w:tcMar>
+          </w:tcPr>
+          <w:p>
+            <w:pPr>
+              <w:spacing w:before="12" w:after="12"/>
+            </w:pPr>
+            <w:r>
+              <w:rPr>
+                <w:b/>
+                <w:bCs/>
+                <w:color w:val="8186EF"/>
+                <w:sz w:val="16"/>
+                <w:szCs w:val="16"/>
+              </w:rPr>
+              <w:t xml:space="preserve">16  </w:t>
             </w:r>
             <w:r>
               <w:rPr>
@@ -8514,7 +10395,7 @@
           <w:sz w:val="16"/>
           <w:szCs w:val="16"/>
         </w:rPr>
-        <w:t xml:space="preserve">      gaps 1–8</w:t>
+        <w:t xml:space="preserve">      gaps 1–12</w:t>
       </w:r>
     </w:p>
     <w:p>
@@ -8669,7 +10550,21 @@
           <w:sz w:val="19"/>
           <w:szCs w:val="19"/>
         </w:rPr>
-        <w:t xml:space="preserve">U.S. GAAP has no </w:t>
+        <w:t xml:space="preserve">U.S. GAAP has no exemption for low-value assets. </w:t>
+      </w:r>
+      <w:r>
+        <w:rPr>
+          <w:sz w:val="19"/>
+          <w:szCs w:val="19"/>
+        </w:rPr>
+        <w:t xml:space="preserve">In a sale and leaseback, a company sells an asset and leases it back. </w:t>
+      </w:r>
+      <w:r>
+        <w:rPr>
+          <w:sz w:val="19"/>
+          <w:szCs w:val="19"/>
+        </w:rPr>
+        <w:t xml:space="preserve">It is a sale only if </w:t>
       </w:r>
       <w:r>
         <w:rPr>
@@ -8701,7 +10596,7 @@
           <w:sz w:val="19"/>
           <w:szCs w:val="19"/>
         </w:rPr>
-        <w:t xml:space="preserve"> for low-value </w:t>
+        <w:t xml:space="preserve"> passes to the buyer under the </w:t>
       </w:r>
       <w:r>
         <w:rPr>
@@ -8733,21 +10628,14 @@
           <w:sz w:val="19"/>
           <w:szCs w:val="19"/>
         </w:rPr>
-        <w:t xml:space="preserve">. </w:t>
-      </w:r>
-      <w:r>
-        <w:rPr>
-          <w:sz w:val="19"/>
-          <w:szCs w:val="19"/>
-        </w:rPr>
-        <w:t xml:space="preserve">In a sale and leaseback, a company sells an asset and leases it back. </w:t>
-      </w:r>
-      <w:r>
-        <w:rPr>
-          <w:sz w:val="19"/>
-          <w:szCs w:val="19"/>
-        </w:rPr>
-        <w:t xml:space="preserve">It is a sale only if </w:t>
+        <w:t xml:space="preserve"> rules. </w:t>
+      </w:r>
+      <w:r>
+        <w:rPr>
+          <w:sz w:val="19"/>
+          <w:szCs w:val="19"/>
+        </w:rPr>
+        <w:t xml:space="preserve">If the leaseback is a finance lease, or the </w:t>
       </w:r>
       <w:r>
         <w:rPr>
@@ -8779,7 +10667,7 @@
           <w:sz w:val="19"/>
           <w:szCs w:val="19"/>
         </w:rPr>
-        <w:t xml:space="preserve"> passes to the buyer under the </w:t>
+        <w:t xml:space="preserve"> can buy the asset back, there is no sale: the cash </w:t>
       </w:r>
       <w:r>
         <w:rPr>
@@ -8811,14 +10699,149 @@
           <w:sz w:val="19"/>
           <w:szCs w:val="19"/>
         </w:rPr>
-        <w:t xml:space="preserve"> rules. </w:t>
-      </w:r>
-      <w:r>
-        <w:rPr>
-          <w:sz w:val="19"/>
-          <w:szCs w:val="19"/>
-        </w:rPr>
-        <w:t xml:space="preserve">If the leaseback is a finance lease, or the seller can buy the asset back, there is no sale: the cash received is a loan. </w:t>
+        <w:t xml:space="preserve"> is a loan. </w:t>
+      </w:r>
+      <w:r>
+        <w:rPr>
+          <w:sz w:val="19"/>
+          <w:szCs w:val="19"/>
+        </w:rPr>
+        <w:t xml:space="preserve">IFRS 16 has one lessee model: every lease is </w:t>
+      </w:r>
+      <w:r>
+        <w:rPr>
+          <w:b/>
+          <w:bCs/>
+          <w:color w:val="8186EF"/>
+          <w:sz w:val="15"/>
+          <w:szCs w:val="15"/>
+        </w:rPr>
+        <w:t xml:space="preserve"> (9) </w:t>
+      </w:r>
+      <w:r>
+        <w:rPr>
+          <w:u w:val="single"/>
+          <w:sz w:val="19"/>
+          <w:szCs w:val="19"/>
+        </w:rPr>
+        <w:t xml:space="preserve">           </w:t>
+      </w:r>
+      <w:r>
+        <w:rPr>
+          <w:sz w:val="19"/>
+          <w:szCs w:val="19"/>
+        </w:rPr>
+        <w:t xml:space="preserve"> </w:t>
+      </w:r>
+      <w:r>
+        <w:rPr>
+          <w:sz w:val="19"/>
+          <w:szCs w:val="19"/>
+        </w:rPr>
+        <w:t xml:space="preserve"> for like a finance lease, with </w:t>
+      </w:r>
+      <w:r>
+        <w:rPr>
+          <w:b/>
+          <w:bCs/>
+          <w:color w:val="8186EF"/>
+          <w:sz w:val="15"/>
+          <w:szCs w:val="15"/>
+        </w:rPr>
+        <w:t xml:space="preserve"> (10) </w:t>
+      </w:r>
+      <w:r>
+        <w:rPr>
+          <w:u w:val="single"/>
+          <w:sz w:val="19"/>
+          <w:szCs w:val="19"/>
+        </w:rPr>
+        <w:t xml:space="preserve">              </w:t>
+      </w:r>
+      <w:r>
+        <w:rPr>
+          <w:sz w:val="19"/>
+          <w:szCs w:val="19"/>
+        </w:rPr>
+        <w:t xml:space="preserve"> </w:t>
+      </w:r>
+      <w:r>
+        <w:rPr>
+          <w:sz w:val="19"/>
+          <w:szCs w:val="19"/>
+        </w:rPr>
+        <w:t xml:space="preserve"> and interest. </w:t>
+      </w:r>
+      <w:r>
+        <w:rPr>
+          <w:sz w:val="19"/>
+          <w:szCs w:val="19"/>
+        </w:rPr>
+        <w:t xml:space="preserve">It allows an exemption for low-value assets and </w:t>
+      </w:r>
+      <w:r>
+        <w:rPr>
+          <w:b/>
+          <w:bCs/>
+          <w:color w:val="8186EF"/>
+          <w:sz w:val="15"/>
+          <w:szCs w:val="15"/>
+        </w:rPr>
+        <w:t xml:space="preserve"> (11) </w:t>
+      </w:r>
+      <w:r>
+        <w:rPr>
+          <w:u w:val="single"/>
+          <w:sz w:val="19"/>
+          <w:szCs w:val="19"/>
+        </w:rPr>
+        <w:t xml:space="preserve">            </w:t>
+      </w:r>
+      <w:r>
+        <w:rPr>
+          <w:sz w:val="19"/>
+          <w:szCs w:val="19"/>
+        </w:rPr>
+        <w:t xml:space="preserve"> </w:t>
+      </w:r>
+      <w:r>
+        <w:rPr>
+          <w:sz w:val="19"/>
+          <w:szCs w:val="19"/>
+        </w:rPr>
+        <w:t xml:space="preserve"> the liability when an index such as CPI </w:t>
+      </w:r>
+      <w:r>
+        <w:rPr>
+          <w:b/>
+          <w:bCs/>
+          <w:color w:val="8186EF"/>
+          <w:sz w:val="15"/>
+          <w:szCs w:val="15"/>
+        </w:rPr>
+        <w:t xml:space="preserve"> (12) </w:t>
+      </w:r>
+      <w:r>
+        <w:rPr>
+          <w:u w:val="single"/>
+          <w:sz w:val="19"/>
+          <w:szCs w:val="19"/>
+        </w:rPr>
+        <w:t xml:space="preserve">           </w:t>
+      </w:r>
+      <w:r>
+        <w:rPr>
+          <w:sz w:val="19"/>
+          <w:szCs w:val="19"/>
+        </w:rPr>
+        <w:t xml:space="preserve"> </w:t>
+      </w:r>
+      <w:r>
+        <w:rPr>
+          <w:sz w:val="19"/>
+          <w:szCs w:val="19"/>
+        </w:rPr>
+        <w:t xml:space="preserve">. </w:t>
       </w:r>
     </w:p>
     <w:tbl>
@@ -8876,7 +10899,7 @@
                 <w:sz w:val="16"/>
                 <w:szCs w:val="16"/>
               </w:rPr>
-              <w:t xml:space="preserve">control   ·   assets   ·   reasonably   ·   balance   ·   exemption   ·   short-term   ·   straight-line   ·   sale and leaseback   ·   revenue</w:t>
+              <w:t xml:space="preserve">straight-line   ·   seller   ·   control   ·   remeasures   ·   balance   ·   short-term   ·   depreciation   ·   accounted   ·   revenue   ·   reasonably   ·   changes   ·   purchase   ·   received</w:t>
             </w:r>
           </w:p>
         </w:tc>
@@ -8920,868 +10943,6 @@
         <w:drawing>
           <wp:inline distT="0" distB="0" distL="0" distR="0">
             <wp:extent cx="5734050" cy="3659225"/>
-            <wp:effectExtent t="0" r="0" b="0" l="0"/>
-            <wp:docPr id="1" name="" descr="" title=""/>
-            <wp:cNvGraphicFramePr>
-              <a:graphicFrameLocks xmlns:a="http://schemas.openxmlformats.org/drawingml/2006/main" noChangeAspect="1"/>
-            </wp:cNvGraphicFramePr>
-            <a:graphic xmlns:a="http://schemas.openxmlformats.org/drawingml/2006/main">
-              <a:graphicData uri="http://schemas.openxmlformats.org/drawingml/2006/picture">
-                <pic:pic xmlns:pic="http://schemas.openxmlformats.org/drawingml/2006/picture">
-                  <pic:nvPicPr>
-                    <pic:cNvPr id="0" name="" descr=""/>
-                    <pic:cNvPicPr>
-                      <a:picLocks noChangeAspect="1" noChangeArrowheads="1"/>
-                    </pic:cNvPicPr>
-                  </pic:nvPicPr>
-                  <pic:blipFill>
-                    <a:blip r:embed="rId107" cstate="none"/>
-                    <a:srcRect/>
-                    <a:stretch>
-                      <a:fillRect/>
-                    </a:stretch>
-                  </pic:blipFill>
-                  <pic:spPr bwMode="auto">
-                    <a:xfrm>
-                      <a:off x="0" y="0"/>
-                      <a:ext cx="5734050" cy="3659225"/>
-                    </a:xfrm>
-                    <a:prstGeom prst="rect">
-                      <a:avLst/>
-                    </a:prstGeom>
-                  </pic:spPr>
-                </pic:pic>
-              </a:graphicData>
-            </a:graphic>
-          </wp:inline>
-        </w:drawing>
-      </w:r>
-    </w:p>
-    <w:tbl>
-      <w:tblPr>
-        <w:tblW w:type="pct" w:w="100%"/>
-        <w:tblLayout w:type="fixed"/>
-        <w:tblBorders>
-          <w:top w:val="single" w:color="FBFAF6" w:sz="4"/>
-          <w:left w:val="single" w:color="FBFAF6" w:sz="4"/>
-          <w:bottom w:val="single" w:color="FBFAF6" w:sz="4"/>
-          <w:right w:val="single" w:color="FBFAF6" w:sz="4"/>
-          <w:insideH w:val="single" w:color="FBFAF6" w:sz="4"/>
-          <w:insideV w:val="single" w:color="FBFAF6" w:sz="4"/>
-        </w:tblBorders>
-      </w:tblPr>
-      <w:tblGrid>
-        <w:gridCol w:w="9600"/>
-      </w:tblGrid>
-      <w:tr>
-        <w:tc>
-          <w:tcPr>
-            <w:tcW w:type="pct" w:w="5000"/>
-            <w:shd w:fill="FBFAF6" w:val="clear"/>
-            <w:tcMar>
-              <w:top w:type="dxa" w:w="40"/>
-              <w:left w:type="dxa" w:w="100"/>
-              <w:bottom w:type="dxa" w:w="40"/>
-              <w:right w:type="dxa" w:w="100"/>
-            </w:tcMar>
-          </w:tcPr>
-          <w:p>
-            <w:pPr>
-              <w:spacing w:before="18" w:after="6"/>
-            </w:pPr>
-            <w:r>
-              <w:rPr>
-                <w:b/>
-                <w:bCs/>
-                <w:color w:val="6B7280"/>
-                <w:sz w:val="14"/>
-                <w:szCs w:val="14"/>
-              </w:rPr>
-              <w:t xml:space="preserve">word list</w:t>
-            </w:r>
-          </w:p>
-          <w:p>
-            <w:pPr>
-              <w:spacing w:before="0" w:after="18"/>
-            </w:pPr>
-            <w:r>
-              <w:rPr>
-                <w:b/>
-                <w:bCs/>
-                <w:color w:val="353A7C"/>
-                <w:sz w:val="16"/>
-                <w:szCs w:val="16"/>
-              </w:rPr>
-              <w:t xml:space="preserve">Depreciation plus interest: higher early   ·   residual value guarantee   ·   Operating   ·   Exemption allowed   ·   Remeasure the liability</w:t>
-            </w:r>
-          </w:p>
-        </w:tc>
-      </w:tr>
-    </w:tbl>
-    <w:p/>
-    <w:p>
-      <w:pPr>
-        <w:spacing w:before="44" w:after="14"/>
-      </w:pPr>
-      <w:r>
-        <w:rPr>
-          <w:b/>
-          <w:bCs/>
-          <w:color w:val="353A7C"/>
-          <w:sz w:val="18"/>
-          <w:szCs w:val="18"/>
-        </w:rPr>
-        <w:t xml:space="preserve">Summary 2</w:t>
-      </w:r>
-      <w:r>
-        <w:rPr>
-          <w:color w:val="6B7280"/>
-          <w:sz w:val="16"/>
-          <w:szCs w:val="16"/>
-        </w:rPr>
-        <w:t xml:space="preserve">      gaps 13–14</w:t>
-      </w:r>
-    </w:p>
-    <w:p>
-      <w:pPr>
-        <w:spacing w:before="20" w:after="20" w:line="360" w:lineRule="auto"/>
-        <w:ind w:left="200"/>
-      </w:pPr>
-      <w:r>
-        <w:rPr>
-          <w:sz w:val="19"/>
-          <w:szCs w:val="19"/>
-        </w:rPr>
-        <w:t xml:space="preserve">ASU 2023-01, on leases between companies under common control, is testable now at </w:t>
-      </w:r>
-      <w:r>
-        <w:rPr>
-          <w:b/>
-          <w:bCs/>
-          <w:color w:val="8186EF"/>
-          <w:sz w:val="15"/>
-          <w:szCs w:val="15"/>
-        </w:rPr>
-        <w:t xml:space="preserve"> (13) </w:t>
-      </w:r>
-      <w:r>
-        <w:rPr>
-          <w:u w:val="single"/>
-          <w:sz w:val="19"/>
-          <w:szCs w:val="19"/>
-        </w:rPr>
-        <w:t xml:space="preserve">           </w:t>
-      </w:r>
-      <w:r>
-        <w:rPr>
-          <w:sz w:val="19"/>
-          <w:szCs w:val="19"/>
-        </w:rPr>
-        <w:t xml:space="preserve"> </w:t>
-      </w:r>
-      <w:r>
-        <w:rPr>
-          <w:sz w:val="19"/>
-          <w:szCs w:val="19"/>
-        </w:rPr>
-        <w:t xml:space="preserve"> level. </w:t>
-      </w:r>
-      <w:r>
-        <w:rPr>
-          <w:sz w:val="19"/>
-          <w:szCs w:val="19"/>
-        </w:rPr>
-        <w:t xml:space="preserve">ASU 2025-12 changes a </w:t>
-      </w:r>
-      <w:r>
-        <w:rPr>
-          <w:b/>
-          <w:bCs/>
-          <w:color w:val="8186EF"/>
-          <w:sz w:val="15"/>
-          <w:szCs w:val="15"/>
-        </w:rPr>
-        <w:t xml:space="preserve"> (14) </w:t>
-      </w:r>
-      <w:r>
-        <w:rPr>
-          <w:u w:val="single"/>
-          <w:sz w:val="19"/>
-          <w:szCs w:val="19"/>
-        </w:rPr>
-        <w:t xml:space="preserve">           </w:t>
-      </w:r>
-      <w:r>
-        <w:rPr>
-          <w:sz w:val="19"/>
-          <w:szCs w:val="19"/>
-        </w:rPr>
-        <w:t xml:space="preserve"> </w:t>
-      </w:r>
-      <w:r>
-        <w:rPr>
-          <w:sz w:val="19"/>
-          <w:szCs w:val="19"/>
-        </w:rPr>
-        <w:t xml:space="preserve"> disclosure only; it is not testable before about January 2028. </w:t>
-      </w:r>
-    </w:p>
-    <w:tbl>
-      <w:tblPr>
-        <w:tblW w:type="pct" w:w="100%"/>
-        <w:tblLayout w:type="fixed"/>
-        <w:tblBorders>
-          <w:top w:val="single" w:color="FBFAF6" w:sz="4"/>
-          <w:left w:val="single" w:color="FBFAF6" w:sz="4"/>
-          <w:bottom w:val="single" w:color="FBFAF6" w:sz="4"/>
-          <w:right w:val="single" w:color="FBFAF6" w:sz="4"/>
-          <w:insideH w:val="single" w:color="FBFAF6" w:sz="4"/>
-          <w:insideV w:val="single" w:color="FBFAF6" w:sz="4"/>
-        </w:tblBorders>
-      </w:tblPr>
-      <w:tblGrid>
-        <w:gridCol w:w="9600"/>
-      </w:tblGrid>
-      <w:tr>
-        <w:tc>
-          <w:tcPr>
-            <w:tcW w:type="pct" w:w="5000"/>
-            <w:shd w:fill="FBFAF6" w:val="clear"/>
-            <w:tcMar>
-              <w:top w:type="dxa" w:w="40"/>
-              <w:left w:type="dxa" w:w="100"/>
-              <w:bottom w:type="dxa" w:w="40"/>
-              <w:right w:type="dxa" w:w="100"/>
-            </w:tcMar>
-          </w:tcPr>
-          <w:p>
-            <w:pPr>
-              <w:spacing w:before="18" w:after="6"/>
-            </w:pPr>
-            <w:r>
-              <w:rPr>
-                <w:b/>
-                <w:bCs/>
-                <w:color w:val="6B7280"/>
-                <w:sz w:val="14"/>
-                <w:szCs w:val="14"/>
-              </w:rPr>
-              <w:t xml:space="preserve">word list</w:t>
-            </w:r>
-          </w:p>
-          <w:p>
-            <w:pPr>
-              <w:spacing w:before="0" w:after="18"/>
-            </w:pPr>
-            <w:r>
-              <w:rPr>
-                <w:b/>
-                <w:bCs/>
-                <w:color w:val="353A7C"/>
-                <w:sz w:val="16"/>
-                <w:szCs w:val="16"/>
-              </w:rPr>
-              <w:t xml:space="preserve">sale and leaseback   ·   awareness   ·   lessor</w:t>
-            </w:r>
-          </w:p>
-        </w:tc>
-      </w:tr>
-    </w:tbl>
-    <w:p/>
-    <w:p>
-      <w:pPr>
-        <w:pageBreakBefore w:val="true"/>
-        <w:spacing w:after="0"/>
-      </w:pPr>
-      <w:r>
-        <w:rPr>
-          <w:sz w:val="2"/>
-        </w:rPr>
-        <w:t xml:space="preserve"> </w:t>
-      </w:r>
-    </w:p>
-    <w:tbl>
-      <w:tblPr>
-        <w:tblW w:type="pct" w:w="100%"/>
-        <w:tblLayout w:type="fixed"/>
-        <w:tblBorders>
-          <w:top w:val="single" w:color="353A7C" w:sz="6"/>
-          <w:left w:val="single" w:color="353A7C" w:sz="6"/>
-          <w:bottom w:val="single" w:color="353A7C" w:sz="6"/>
-          <w:right w:val="single" w:color="353A7C" w:sz="6"/>
-          <w:insideH w:val="single" w:color="353A7C" w:sz="6"/>
-          <w:insideV w:val="single" w:color="353A7C" w:sz="6"/>
-        </w:tblBorders>
-      </w:tblPr>
-      <w:tblGrid>
-        <w:gridCol w:w="4608"/>
-        <w:gridCol w:w="4992"/>
-      </w:tblGrid>
-      <w:tr>
-        <w:tc>
-          <w:tcPr>
-            <w:tcW w:type="pct" w:w="5000"/>
-            <w:gridSpan w:val="2"/>
-            <w:shd w:fill="353A7C" w:val="clear"/>
-            <w:tcMar>
-              <w:top w:type="dxa" w:w="60"/>
-              <w:left w:type="dxa" w:w="120"/>
-              <w:bottom w:type="dxa" w:w="60"/>
-              <w:right w:type="dxa" w:w="120"/>
-            </w:tcMar>
-          </w:tcPr>
-          <w:p>
-            <w:pPr>
-              <w:spacing w:before="40" w:after="40"/>
-            </w:pPr>
-            <w:r>
-              <w:rPr>
-                <w:b/>
-                <w:bCs/>
-                <w:color w:val="FFFFFF"/>
-                <w:sz w:val="17"/>
-                <w:szCs w:val="17"/>
-              </w:rPr>
-              <w:t xml:space="preserve">Barada Wholesale, leases signed in 2028 (whole U — Details</w:t>
-            </w:r>
-          </w:p>
-        </w:tc>
-      </w:tr>
-      <w:tr>
-        <w:tc>
-          <w:tcPr>
-            <w:tcW w:type="pct" w:w="2400"/>
-            <w:tcMar>
-              <w:top w:type="dxa" w:w="50"/>
-              <w:left w:type="dxa" w:w="110"/>
-              <w:bottom w:type="dxa" w:w="50"/>
-              <w:right w:type="dxa" w:w="110"/>
-            </w:tcMar>
-          </w:tcPr>
-          <w:p>
-            <w:pPr>
-              <w:spacing w:before="26" w:after="26"/>
-            </w:pPr>
-            <w:r>
-              <w:rPr>
-                <w:b/>
-                <w:bCs/>
-                <w:color w:val="353A7C"/>
-                <w:sz w:val="15"/>
-                <w:szCs w:val="15"/>
-              </w:rPr>
-              <w:t xml:space="preserve">Barada Wholesale, leases signed in 2028 (whole U</w:t>
-            </w:r>
-          </w:p>
-        </w:tc>
-        <w:tc>
-          <w:tcPr>
-            <w:tcW w:type="pct" w:w="2600"/>
-            <w:tcMar>
-              <w:top w:type="dxa" w:w="50"/>
-              <w:left w:type="dxa" w:w="110"/>
-              <w:bottom w:type="dxa" w:w="50"/>
-              <w:right w:type="dxa" w:w="110"/>
-            </w:tcMar>
-          </w:tcPr>
-          <w:p>
-            <w:pPr>
-              <w:spacing w:before="26" w:after="26"/>
-            </w:pPr>
-            <w:r>
-              <w:rPr>
-                <w:b/>
-                <w:bCs/>
-                <w:color w:val="353A7C"/>
-                <w:sz w:val="15"/>
-                <w:szCs w:val="15"/>
-              </w:rPr>
-              <w:t xml:space="preserve">Details</w:t>
-            </w:r>
-          </w:p>
-        </w:tc>
-      </w:tr>
-      <w:tr>
-        <w:tc>
-          <w:tcPr>
-            <w:tcW w:type="pct" w:w="2400"/>
-            <w:tcMar>
-              <w:top w:type="dxa" w:w="50"/>
-              <w:left w:type="dxa" w:w="110"/>
-              <w:bottom w:type="dxa" w:w="50"/>
-              <w:right w:type="dxa" w:w="110"/>
-            </w:tcMar>
-          </w:tcPr>
-          <w:p>
-            <w:pPr>
-              <w:spacing w:before="26" w:after="26"/>
-            </w:pPr>
-            <w:r>
-              <w:rPr>
-                <w:color w:val="232733"/>
-                <w:sz w:val="16"/>
-                <w:szCs w:val="16"/>
-              </w:rPr>
-              <w:t xml:space="preserve">L1 Delivery trucks</w:t>
-            </w:r>
-          </w:p>
-        </w:tc>
-        <w:tc>
-          <w:tcPr>
-            <w:tcW w:type="pct" w:w="2600"/>
-            <w:tcMar>
-              <w:top w:type="dxa" w:w="50"/>
-              <w:left w:type="dxa" w:w="110"/>
-              <w:bottom w:type="dxa" w:w="50"/>
-              <w:right w:type="dxa" w:w="110"/>
-            </w:tcMar>
-          </w:tcPr>
-          <w:p>
-            <w:pPr>
-              <w:spacing w:before="26" w:after="26"/>
-            </w:pPr>
-            <w:r>
-              <w:rPr>
-                <w:color w:val="232733"/>
-                <w:sz w:val="16"/>
-                <w:szCs w:val="16"/>
-              </w:rPr>
-              <w:t xml:space="preserve">3-year lease from January 1, 2028; 30,000 at the end of each year; economic life 8 years; fair value 150,000; no ownership transfer, no purc</w:t>
-            </w:r>
-          </w:p>
-        </w:tc>
-      </w:tr>
-      <w:tr>
-        <w:tc>
-          <w:tcPr>
-            <w:tcW w:type="pct" w:w="2400"/>
-            <w:shd w:fill="FBFAF6" w:val="clear"/>
-            <w:tcMar>
-              <w:top w:type="dxa" w:w="50"/>
-              <w:left w:type="dxa" w:w="110"/>
-              <w:bottom w:type="dxa" w:w="50"/>
-              <w:right w:type="dxa" w:w="110"/>
-            </w:tcMar>
-          </w:tcPr>
-          <w:p>
-            <w:pPr>
-              <w:spacing w:before="26" w:after="26"/>
-            </w:pPr>
-            <w:r>
-              <w:rPr>
-                <w:color w:val="232733"/>
-                <w:sz w:val="16"/>
-                <w:szCs w:val="16"/>
-              </w:rPr>
-              <w:t xml:space="preserve">L2 Forklift</w:t>
-            </w:r>
-          </w:p>
-        </w:tc>
-        <w:tc>
-          <w:tcPr>
-            <w:tcW w:type="pct" w:w="2600"/>
-            <w:shd w:fill="FBFAF6" w:val="clear"/>
-            <w:tcMar>
-              <w:top w:type="dxa" w:w="50"/>
-              <w:left w:type="dxa" w:w="110"/>
-              <w:bottom w:type="dxa" w:w="50"/>
-              <w:right w:type="dxa" w:w="110"/>
-            </w:tcMar>
-          </w:tcPr>
-          <w:p>
-            <w:pPr>
-              <w:spacing w:before="26" w:after="26"/>
-            </w:pPr>
-            <w:r>
-              <w:rPr>
-                <w:color w:val="232733"/>
-                <w:sz w:val="16"/>
-                <w:szCs w:val="16"/>
-              </w:rPr>
-              <w:t xml:space="preserve">5-year lease with an option to buy the forklift for $1 at the end; Barada is reasonably certain to use it.</w:t>
-            </w:r>
-          </w:p>
-        </w:tc>
-      </w:tr>
-      <w:tr>
-        <w:tc>
-          <w:tcPr>
-            <w:tcW w:type="pct" w:w="2400"/>
-            <w:tcMar>
-              <w:top w:type="dxa" w:w="50"/>
-              <w:left w:type="dxa" w:w="110"/>
-              <w:bottom w:type="dxa" w:w="50"/>
-              <w:right w:type="dxa" w:w="110"/>
-            </w:tcMar>
-          </w:tcPr>
-          <w:p>
-            <w:pPr>
-              <w:spacing w:before="26" w:after="26"/>
-            </w:pPr>
-            <w:r>
-              <w:rPr>
-                <w:color w:val="232733"/>
-                <w:sz w:val="16"/>
-                <w:szCs w:val="16"/>
-              </w:rPr>
-              <w:t xml:space="preserve">L3 Storage room</w:t>
-            </w:r>
-          </w:p>
-        </w:tc>
-        <w:tc>
-          <w:tcPr>
-            <w:tcW w:type="pct" w:w="2600"/>
-            <w:tcMar>
-              <w:top w:type="dxa" w:w="50"/>
-              <w:left w:type="dxa" w:w="110"/>
-              <w:bottom w:type="dxa" w:w="50"/>
-              <w:right w:type="dxa" w:w="110"/>
-            </w:tcMar>
-          </w:tcPr>
-          <w:p>
-            <w:pPr>
-              <w:spacing w:before="26" w:after="26"/>
-            </w:pPr>
-            <w:r>
-              <w:rPr>
-                <w:color w:val="232733"/>
-                <w:sz w:val="16"/>
-                <w:szCs w:val="16"/>
-              </w:rPr>
-              <w:t xml:space="preserve">10-month lease; no purchase option. Barada applies the short-term exemption.</w:t>
-            </w:r>
-          </w:p>
-        </w:tc>
-      </w:tr>
-      <w:tr>
-        <w:tc>
-          <w:tcPr>
-            <w:tcW w:type="pct" w:w="2400"/>
-            <w:shd w:fill="FBFAF6" w:val="clear"/>
-            <w:tcMar>
-              <w:top w:type="dxa" w:w="50"/>
-              <w:left w:type="dxa" w:w="110"/>
-              <w:bottom w:type="dxa" w:w="50"/>
-              <w:right w:type="dxa" w:w="110"/>
-            </w:tcMar>
-          </w:tcPr>
-          <w:p>
-            <w:pPr>
-              <w:spacing w:before="26" w:after="26"/>
-            </w:pPr>
-            <w:r>
-              <w:rPr>
-                <w:color w:val="232733"/>
-                <w:sz w:val="16"/>
-                <w:szCs w:val="16"/>
-              </w:rPr>
-              <w:t xml:space="preserve">L4 Laptops</w:t>
-            </w:r>
-          </w:p>
-        </w:tc>
-        <w:tc>
-          <w:tcPr>
-            <w:tcW w:type="pct" w:w="2600"/>
-            <w:shd w:fill="FBFAF6" w:val="clear"/>
-            <w:tcMar>
-              <w:top w:type="dxa" w:w="50"/>
-              <w:left w:type="dxa" w:w="110"/>
-              <w:bottom w:type="dxa" w:w="50"/>
-              <w:right w:type="dxa" w:w="110"/>
-            </w:tcMar>
-          </w:tcPr>
-          <w:p>
-            <w:pPr>
-              <w:spacing w:before="26" w:after="26"/>
-            </w:pPr>
-            <w:r>
-              <w:rPr>
-                <w:color w:val="232733"/>
-                <w:sz w:val="16"/>
-                <w:szCs w:val="16"/>
-              </w:rPr>
-              <w:t xml:space="preserve">3-year lease of office laptops; standard terms; no transfer or option.</w:t>
-            </w:r>
-          </w:p>
-        </w:tc>
-      </w:tr>
-      <w:tr>
-        <w:tc>
-          <w:tcPr>
-            <w:tcW w:type="pct" w:w="2400"/>
-            <w:tcMar>
-              <w:top w:type="dxa" w:w="50"/>
-              <w:left w:type="dxa" w:w="110"/>
-              <w:bottom w:type="dxa" w:w="50"/>
-              <w:right w:type="dxa" w:w="110"/>
-            </w:tcMar>
-          </w:tcPr>
-          <w:p>
-            <w:pPr>
-              <w:spacing w:before="26" w:after="26"/>
-            </w:pPr>
-            <w:r>
-              <w:rPr>
-                <w:color w:val="232733"/>
-                <w:sz w:val="16"/>
-                <w:szCs w:val="16"/>
-              </w:rPr>
-              <w:t xml:space="preserve">M1</w:t>
-            </w:r>
-          </w:p>
-        </w:tc>
-        <w:tc>
-          <w:tcPr>
-            <w:tcW w:type="pct" w:w="2600"/>
-            <w:tcMar>
-              <w:top w:type="dxa" w:w="50"/>
-              <w:left w:type="dxa" w:w="110"/>
-              <w:bottom w:type="dxa" w:w="50"/>
-              <w:right w:type="dxa" w:w="110"/>
-            </w:tcMar>
-          </w:tcPr>
-          <w:p>
-            <w:pPr>
-              <w:spacing w:before="26" w:after="26"/>
-            </w:pPr>
-            <w:r>
-              <w:rPr>
-                <w:color w:val="232733"/>
-                <w:sz w:val="16"/>
-                <w:szCs w:val="16"/>
-              </w:rPr>
-              <w:t xml:space="preserve">Barada's incremental borrowing rate is 8%. The rate implicit in the leases is not known. Barada is not a public business entity but does not</w:t>
-            </w:r>
-          </w:p>
-        </w:tc>
-      </w:tr>
-      <w:tr>
-        <w:tc>
-          <w:tcPr>
-            <w:tcW w:type="pct" w:w="2400"/>
-            <w:shd w:fill="FBFAF6" w:val="clear"/>
-            <w:tcMar>
-              <w:top w:type="dxa" w:w="50"/>
-              <w:left w:type="dxa" w:w="110"/>
-              <w:bottom w:type="dxa" w:w="50"/>
-              <w:right w:type="dxa" w:w="110"/>
-            </w:tcMar>
-          </w:tcPr>
-          <w:p>
-            <w:pPr>
-              <w:spacing w:before="26" w:after="26"/>
-            </w:pPr>
-            <w:r>
-              <w:rPr>
-                <w:color w:val="232733"/>
-                <w:sz w:val="16"/>
-                <w:szCs w:val="16"/>
-              </w:rPr>
-              <w:t xml:space="preserve">M2</w:t>
-            </w:r>
-          </w:p>
-        </w:tc>
-        <w:tc>
-          <w:tcPr>
-            <w:tcW w:type="pct" w:w="2600"/>
-            <w:shd w:fill="FBFAF6" w:val="clear"/>
-            <w:tcMar>
-              <w:top w:type="dxa" w:w="50"/>
-              <w:left w:type="dxa" w:w="110"/>
-              <w:bottom w:type="dxa" w:w="50"/>
-              <w:right w:type="dxa" w:w="110"/>
-            </w:tcMar>
-          </w:tcPr>
-          <w:p>
-            <w:pPr>
-              <w:spacing w:before="26" w:after="26"/>
-            </w:pPr>
-            <w:r>
-              <w:rPr>
-                <w:color w:val="232733"/>
-                <w:sz w:val="16"/>
-                <w:szCs w:val="16"/>
-              </w:rPr>
-              <w:t xml:space="preserve">Present value of an annuity of $1 for 3 years at 8%: 2.5771.</w:t>
-            </w:r>
-          </w:p>
-        </w:tc>
-      </w:tr>
-    </w:tbl>
-    <w:p/>
-    <w:p>
-      <w:pPr>
-        <w:spacing w:before="44" w:after="10"/>
-      </w:pPr>
-      <w:r>
-        <w:rPr>
-          <w:b/>
-          <w:bCs/>
-          <w:color w:val="353A7C"/>
-          <w:sz w:val="18"/>
-          <w:szCs w:val="18"/>
-        </w:rPr>
-        <w:t xml:space="preserve">Item — Answer</w:t>
-      </w:r>
-    </w:p>
-    <w:p>
-      <w:pPr>
-        <w:spacing w:before="0" w:after="12"/>
-      </w:pPr>
-      <w:r>
-        <w:rPr>
-          <w:color w:val="6B7280"/>
-          <w:sz w:val="15"/>
-          <w:szCs w:val="15"/>
-        </w:rPr>
-        <w:t xml:space="preserve">Each stage leads to the next.</w:t>
-      </w:r>
-    </w:p>
-    <w:p>
-      <w:pPr>
-        <w:spacing w:after="40" w:before="90"/>
-        <w:jc w:val="center"/>
-      </w:pPr>
-      <w:r>
-        <w:drawing>
-          <wp:inline distT="0" distB="0" distL="0" distR="0">
-            <wp:extent cx="5734050" cy="1244900"/>
-            <wp:effectExtent t="0" r="0" b="0" l="0"/>
-            <wp:docPr id="1" name="" descr="" title=""/>
-            <wp:cNvGraphicFramePr>
-              <a:graphicFrameLocks xmlns:a="http://schemas.openxmlformats.org/drawingml/2006/main" noChangeAspect="1"/>
-            </wp:cNvGraphicFramePr>
-            <a:graphic xmlns:a="http://schemas.openxmlformats.org/drawingml/2006/main">
-              <a:graphicData uri="http://schemas.openxmlformats.org/drawingml/2006/picture">
-                <pic:pic xmlns:pic="http://schemas.openxmlformats.org/drawingml/2006/picture">
-                  <pic:nvPicPr>
-                    <pic:cNvPr id="0" name="" descr=""/>
-                    <pic:cNvPicPr>
-                      <a:picLocks noChangeAspect="1" noChangeArrowheads="1"/>
-                    </pic:cNvPicPr>
-                  </pic:nvPicPr>
-                  <pic:blipFill>
-                    <a:blip r:embed="rId108" cstate="none"/>
-                    <a:srcRect/>
-                    <a:stretch>
-                      <a:fillRect/>
-                    </a:stretch>
-                  </pic:blipFill>
-                  <pic:spPr bwMode="auto">
-                    <a:xfrm>
-                      <a:off x="0" y="0"/>
-                      <a:ext cx="5734050" cy="1244900"/>
-                    </a:xfrm>
-                    <a:prstGeom prst="rect">
-                      <a:avLst/>
-                    </a:prstGeom>
-                  </pic:spPr>
-                </pic:pic>
-              </a:graphicData>
-            </a:graphic>
-          </wp:inline>
-        </w:drawing>
-      </w:r>
-    </w:p>
-    <w:tbl>
-      <w:tblPr>
-        <w:tblW w:type="pct" w:w="100%"/>
-        <w:tblLayout w:type="fixed"/>
-        <w:tblBorders>
-          <w:top w:val="single" w:color="FBFAF6" w:sz="4"/>
-          <w:left w:val="single" w:color="FBFAF6" w:sz="4"/>
-          <w:bottom w:val="single" w:color="FBFAF6" w:sz="4"/>
-          <w:right w:val="single" w:color="FBFAF6" w:sz="4"/>
-          <w:insideH w:val="single" w:color="FBFAF6" w:sz="4"/>
-          <w:insideV w:val="single" w:color="FBFAF6" w:sz="4"/>
-        </w:tblBorders>
-      </w:tblPr>
-      <w:tblGrid>
-        <w:gridCol w:w="9600"/>
-      </w:tblGrid>
-      <w:tr>
-        <w:tc>
-          <w:tcPr>
-            <w:tcW w:type="pct" w:w="5000"/>
-            <w:shd w:fill="FBFAF6" w:val="clear"/>
-            <w:tcMar>
-              <w:top w:type="dxa" w:w="40"/>
-              <w:left w:type="dxa" w:w="100"/>
-              <w:bottom w:type="dxa" w:w="40"/>
-              <w:right w:type="dxa" w:w="100"/>
-            </w:tcMar>
-          </w:tcPr>
-          <w:p>
-            <w:pPr>
-              <w:spacing w:before="18" w:after="6"/>
-            </w:pPr>
-            <w:r>
-              <w:rPr>
-                <w:b/>
-                <w:bCs/>
-                <w:color w:val="6B7280"/>
-                <w:sz w:val="14"/>
-                <w:szCs w:val="14"/>
-              </w:rPr>
-              <w:t xml:space="preserve">word list</w:t>
-            </w:r>
-          </w:p>
-          <w:p>
-            <w:pPr>
-              <w:spacing w:before="0" w:after="18"/>
-            </w:pPr>
-            <w:r>
-              <w:rPr>
-                <w:b/>
-                <w:bCs/>
-                <w:color w:val="353A7C"/>
-                <w:sz w:val="16"/>
-                <w:szCs w:val="16"/>
-              </w:rPr>
-              <w:t xml:space="preserve">2029   ·   finance lease</w:t>
-            </w:r>
-          </w:p>
-        </w:tc>
-      </w:tr>
-    </w:tbl>
-    <w:p/>
-    <w:p>
-      <w:pPr>
-        <w:spacing w:before="44" w:after="10"/>
-      </w:pPr>
-      <w:r>
-        <w:rPr>
-          <w:b/>
-          <w:bCs/>
-          <w:color w:val="353A7C"/>
-          <w:sz w:val="18"/>
-          <w:szCs w:val="18"/>
-        </w:rPr>
-        <w:t xml:space="preserve">Lease — Category</w:t>
-      </w:r>
-    </w:p>
-    <w:p>
-      <w:pPr>
-        <w:spacing w:before="0" w:after="12"/>
-      </w:pPr>
-      <w:r>
-        <w:rPr>
-          <w:color w:val="6B7280"/>
-          <w:sz w:val="15"/>
-          <w:szCs w:val="15"/>
-        </w:rPr>
-        <w:t xml:space="preserve">Every item belongs to exactly one group.</w:t>
-      </w:r>
-    </w:p>
-    <w:p>
-      <w:pPr>
-        <w:spacing w:after="40" w:before="90"/>
-        <w:jc w:val="center"/>
-      </w:pPr>
-      <w:r>
-        <w:drawing>
-          <wp:inline distT="0" distB="0" distL="0" distR="0">
-            <wp:extent cx="5734050" cy="1614600"/>
             <wp:effectExtent t="0" r="0" b="0" l="0"/>
             <wp:docPr id="1" name="" descr="" title=""/>
             <wp:cNvGraphicFramePr>
@@ -9806,7 +10967,7 @@
                   <pic:spPr bwMode="auto">
                     <a:xfrm>
                       <a:off x="0" y="0"/>
-                      <a:ext cx="5734050" cy="1614600"/>
+                      <a:ext cx="5734050" cy="3659225"/>
                     </a:xfrm>
                     <a:prstGeom prst="rect">
                       <a:avLst/>
@@ -9874,7 +11035,7 @@
                 <w:sz w:val="16"/>
                 <w:szCs w:val="16"/>
               </w:rPr>
-              <w:t xml:space="preserve">L1 Delivery trucks   ·   right-of-use asset</w:t>
+              <w:t xml:space="preserve">Exemption by class of asset   ·   Two: finance and operating   ·   Remeasure the liability   ·   finance lease   ·   Depreciation plus interest: higher early   ·   Operating or financing (IAS 7 today)   ·   Exemption allowed</w:t>
             </w:r>
           </w:p>
         </w:tc>
@@ -9895,7 +11056,7 @@
     </w:p>
     <w:p>
       <w:pPr>
-        <w:spacing w:before="44" w:after="10"/>
+        <w:spacing w:before="44" w:after="14"/>
       </w:pPr>
       <w:r>
         <w:rPr>
@@ -9905,7 +11066,733 @@
           <w:sz w:val="18"/>
           <w:szCs w:val="18"/>
         </w:rPr>
-        <w:t xml:space="preserve">The English this section uses, and its Arabic</w:t>
+        <w:t xml:space="preserve">Summary 2</w:t>
+      </w:r>
+      <w:r>
+        <w:rPr>
+          <w:color w:val="6B7280"/>
+          <w:sz w:val="16"/>
+          <w:szCs w:val="16"/>
+        </w:rPr>
+        <w:t xml:space="preserve">      gaps 19–20</w:t>
+      </w:r>
+    </w:p>
+    <w:p>
+      <w:pPr>
+        <w:spacing w:before="20" w:after="20" w:line="360" w:lineRule="auto"/>
+        <w:ind w:left="200"/>
+      </w:pPr>
+      <w:r>
+        <w:rPr>
+          <w:sz w:val="19"/>
+          <w:szCs w:val="19"/>
+        </w:rPr>
+        <w:t xml:space="preserve">ASU 2023-01, on leases between companies under common control, is testable now at </w:t>
+      </w:r>
+      <w:r>
+        <w:rPr>
+          <w:b/>
+          <w:bCs/>
+          <w:color w:val="8186EF"/>
+          <w:sz w:val="15"/>
+          <w:szCs w:val="15"/>
+        </w:rPr>
+        <w:t xml:space="preserve"> (19) </w:t>
+      </w:r>
+      <w:r>
+        <w:rPr>
+          <w:u w:val="single"/>
+          <w:sz w:val="19"/>
+          <w:szCs w:val="19"/>
+        </w:rPr>
+        <w:t xml:space="preserve">           </w:t>
+      </w:r>
+      <w:r>
+        <w:rPr>
+          <w:sz w:val="19"/>
+          <w:szCs w:val="19"/>
+        </w:rPr>
+        <w:t xml:space="preserve"> </w:t>
+      </w:r>
+      <w:r>
+        <w:rPr>
+          <w:sz w:val="19"/>
+          <w:szCs w:val="19"/>
+        </w:rPr>
+        <w:t xml:space="preserve"> level. </w:t>
+      </w:r>
+      <w:r>
+        <w:rPr>
+          <w:sz w:val="19"/>
+          <w:szCs w:val="19"/>
+        </w:rPr>
+        <w:t xml:space="preserve">ASU 2025-12 changes a </w:t>
+      </w:r>
+      <w:r>
+        <w:rPr>
+          <w:b/>
+          <w:bCs/>
+          <w:color w:val="8186EF"/>
+          <w:sz w:val="15"/>
+          <w:szCs w:val="15"/>
+        </w:rPr>
+        <w:t xml:space="preserve"> (20) </w:t>
+      </w:r>
+      <w:r>
+        <w:rPr>
+          <w:u w:val="single"/>
+          <w:sz w:val="19"/>
+          <w:szCs w:val="19"/>
+        </w:rPr>
+        <w:t xml:space="preserve">           </w:t>
+      </w:r>
+      <w:r>
+        <w:rPr>
+          <w:sz w:val="19"/>
+          <w:szCs w:val="19"/>
+        </w:rPr>
+        <w:t xml:space="preserve"> </w:t>
+      </w:r>
+      <w:r>
+        <w:rPr>
+          <w:sz w:val="19"/>
+          <w:szCs w:val="19"/>
+        </w:rPr>
+        <w:t xml:space="preserve"> disclosure only; it is not testable before about January 2028. </w:t>
+      </w:r>
+    </w:p>
+    <w:tbl>
+      <w:tblPr>
+        <w:tblW w:type="pct" w:w="100%"/>
+        <w:tblLayout w:type="fixed"/>
+        <w:tblBorders>
+          <w:top w:val="single" w:color="FBFAF6" w:sz="4"/>
+          <w:left w:val="single" w:color="FBFAF6" w:sz="4"/>
+          <w:bottom w:val="single" w:color="FBFAF6" w:sz="4"/>
+          <w:right w:val="single" w:color="FBFAF6" w:sz="4"/>
+          <w:insideH w:val="single" w:color="FBFAF6" w:sz="4"/>
+          <w:insideV w:val="single" w:color="FBFAF6" w:sz="4"/>
+        </w:tblBorders>
+      </w:tblPr>
+      <w:tblGrid>
+        <w:gridCol w:w="9600"/>
+      </w:tblGrid>
+      <w:tr>
+        <w:tc>
+          <w:tcPr>
+            <w:tcW w:type="pct" w:w="5000"/>
+            <w:shd w:fill="FBFAF6" w:val="clear"/>
+            <w:tcMar>
+              <w:top w:type="dxa" w:w="40"/>
+              <w:left w:type="dxa" w:w="100"/>
+              <w:bottom w:type="dxa" w:w="40"/>
+              <w:right w:type="dxa" w:w="100"/>
+            </w:tcMar>
+          </w:tcPr>
+          <w:p>
+            <w:pPr>
+              <w:spacing w:before="18" w:after="6"/>
+            </w:pPr>
+            <w:r>
+              <w:rPr>
+                <w:b/>
+                <w:bCs/>
+                <w:color w:val="6B7280"/>
+                <w:sz w:val="14"/>
+                <w:szCs w:val="14"/>
+              </w:rPr>
+              <w:t xml:space="preserve">word list</w:t>
+            </w:r>
+          </w:p>
+          <w:p>
+            <w:pPr>
+              <w:spacing w:before="0" w:after="18"/>
+            </w:pPr>
+            <w:r>
+              <w:rPr>
+                <w:b/>
+                <w:bCs/>
+                <w:color w:val="353A7C"/>
+                <w:sz w:val="16"/>
+                <w:szCs w:val="16"/>
+              </w:rPr>
+              <w:t xml:space="preserve">reasonably   ·   awareness   ·   lessor</w:t>
+            </w:r>
+          </w:p>
+        </w:tc>
+      </w:tr>
+    </w:tbl>
+    <w:p/>
+    <w:tbl>
+      <w:tblPr>
+        <w:tblW w:type="pct" w:w="100%"/>
+        <w:tblLayout w:type="fixed"/>
+        <w:tblBorders>
+          <w:top w:val="single" w:color="353A7C" w:sz="6"/>
+          <w:left w:val="single" w:color="353A7C" w:sz="6"/>
+          <w:bottom w:val="single" w:color="353A7C" w:sz="6"/>
+          <w:right w:val="single" w:color="353A7C" w:sz="6"/>
+          <w:insideH w:val="single" w:color="353A7C" w:sz="6"/>
+          <w:insideV w:val="single" w:color="353A7C" w:sz="6"/>
+        </w:tblBorders>
+      </w:tblPr>
+      <w:tblGrid>
+        <w:gridCol w:w="4487"/>
+        <w:gridCol w:w="5113"/>
+      </w:tblGrid>
+      <w:tr>
+        <w:tc>
+          <w:tcPr>
+            <w:tcW w:type="pct" w:w="5000"/>
+            <w:gridSpan w:val="2"/>
+            <w:shd w:fill="353A7C" w:val="clear"/>
+            <w:tcMar>
+              <w:top w:type="dxa" w:w="60"/>
+              <w:left w:type="dxa" w:w="120"/>
+              <w:bottom w:type="dxa" w:w="60"/>
+              <w:right w:type="dxa" w:w="120"/>
+            </w:tcMar>
+          </w:tcPr>
+          <w:p>
+            <w:pPr>
+              <w:spacing w:before="40" w:after="40"/>
+            </w:pPr>
+            <w:r>
+              <w:rPr>
+                <w:b/>
+                <w:bCs/>
+                <w:color w:val="FFFFFF"/>
+                <w:sz w:val="17"/>
+                <w:szCs w:val="17"/>
+              </w:rPr>
+              <w:t xml:space="preserve">Barada Wholesale, leases signed in 2028 (whole U — Details</w:t>
+            </w:r>
+          </w:p>
+        </w:tc>
+      </w:tr>
+      <w:tr>
+        <w:tc>
+          <w:tcPr>
+            <w:tcW w:type="pct" w:w="2337"/>
+            <w:shd w:fill="353A7C" w:val="clear"/>
+            <w:tcMar>
+              <w:top w:type="dxa" w:w="50"/>
+              <w:left w:type="dxa" w:w="110"/>
+              <w:bottom w:type="dxa" w:w="50"/>
+              <w:right w:type="dxa" w:w="110"/>
+            </w:tcMar>
+          </w:tcPr>
+          <w:p>
+            <w:pPr>
+              <w:spacing w:before="30" w:after="30"/>
+            </w:pPr>
+            <w:r>
+              <w:rPr>
+                <w:b/>
+                <w:bCs/>
+                <w:color w:val="FFFFFF"/>
+                <w:sz w:val="15"/>
+                <w:szCs w:val="15"/>
+              </w:rPr>
+              <w:t xml:space="preserve">Barada Wholesale, leases signed in 2028 (whole U</w:t>
+            </w:r>
+          </w:p>
+        </w:tc>
+        <w:tc>
+          <w:tcPr>
+            <w:tcW w:type="pct" w:w="2663"/>
+            <w:shd w:fill="353A7C" w:val="clear"/>
+            <w:tcMar>
+              <w:top w:type="dxa" w:w="50"/>
+              <w:left w:type="dxa" w:w="110"/>
+              <w:bottom w:type="dxa" w:w="50"/>
+              <w:right w:type="dxa" w:w="110"/>
+            </w:tcMar>
+          </w:tcPr>
+          <w:p>
+            <w:pPr>
+              <w:spacing w:before="30" w:after="30"/>
+            </w:pPr>
+            <w:r>
+              <w:rPr>
+                <w:b/>
+                <w:bCs/>
+                <w:color w:val="FFFFFF"/>
+                <w:sz w:val="15"/>
+                <w:szCs w:val="15"/>
+              </w:rPr>
+              <w:t xml:space="preserve">Details</w:t>
+            </w:r>
+          </w:p>
+        </w:tc>
+      </w:tr>
+      <w:tr>
+        <w:tc>
+          <w:tcPr>
+            <w:tcW w:type="pct" w:w="2337"/>
+            <w:tcMar>
+              <w:top w:type="dxa" w:w="50"/>
+              <w:left w:type="dxa" w:w="110"/>
+              <w:bottom w:type="dxa" w:w="50"/>
+              <w:right w:type="dxa" w:w="110"/>
+            </w:tcMar>
+          </w:tcPr>
+          <w:p>
+            <w:pPr>
+              <w:spacing w:before="28" w:after="28"/>
+            </w:pPr>
+            <w:r>
+              <w:rPr>
+                <w:sz w:val="15"/>
+                <w:szCs w:val="15"/>
+              </w:rPr>
+              <w:t xml:space="preserve">L1 Delivery trucks</w:t>
+            </w:r>
+          </w:p>
+        </w:tc>
+        <w:tc>
+          <w:tcPr>
+            <w:tcW w:type="pct" w:w="2663"/>
+            <w:tcMar>
+              <w:top w:type="dxa" w:w="50"/>
+              <w:left w:type="dxa" w:w="110"/>
+              <w:bottom w:type="dxa" w:w="50"/>
+              <w:right w:type="dxa" w:w="110"/>
+            </w:tcMar>
+          </w:tcPr>
+          <w:p>
+            <w:pPr>
+              <w:spacing w:before="28" w:after="28"/>
+            </w:pPr>
+            <w:r>
+              <w:rPr>
+                <w:sz w:val="15"/>
+                <w:szCs w:val="15"/>
+              </w:rPr>
+              <w:t xml:space="preserve">3-year lease from January 1, 2028; 30,000 at the end of each year; economic life 8 years; fair value 150,000; no ownership transfer, no purc</w:t>
+            </w:r>
+          </w:p>
+        </w:tc>
+      </w:tr>
+      <w:tr>
+        <w:tc>
+          <w:tcPr>
+            <w:tcW w:type="pct" w:w="2337"/>
+            <w:shd w:fill="FBFAF6" w:val="clear"/>
+            <w:tcMar>
+              <w:top w:type="dxa" w:w="50"/>
+              <w:left w:type="dxa" w:w="110"/>
+              <w:bottom w:type="dxa" w:w="50"/>
+              <w:right w:type="dxa" w:w="110"/>
+            </w:tcMar>
+          </w:tcPr>
+          <w:p>
+            <w:pPr>
+              <w:spacing w:before="28" w:after="28"/>
+            </w:pPr>
+            <w:r>
+              <w:rPr>
+                <w:sz w:val="15"/>
+                <w:szCs w:val="15"/>
+              </w:rPr>
+              <w:t xml:space="preserve">L2 Forklift</w:t>
+            </w:r>
+          </w:p>
+        </w:tc>
+        <w:tc>
+          <w:tcPr>
+            <w:tcW w:type="pct" w:w="2663"/>
+            <w:shd w:fill="FBFAF6" w:val="clear"/>
+            <w:tcMar>
+              <w:top w:type="dxa" w:w="50"/>
+              <w:left w:type="dxa" w:w="110"/>
+              <w:bottom w:type="dxa" w:w="50"/>
+              <w:right w:type="dxa" w:w="110"/>
+            </w:tcMar>
+          </w:tcPr>
+          <w:p>
+            <w:pPr>
+              <w:spacing w:before="28" w:after="28"/>
+            </w:pPr>
+            <w:r>
+              <w:rPr>
+                <w:sz w:val="15"/>
+                <w:szCs w:val="15"/>
+              </w:rPr>
+              <w:t xml:space="preserve">5-year lease with an option to buy the forklift for $1 at the end; Barada is reasonably certain to use it.</w:t>
+            </w:r>
+          </w:p>
+        </w:tc>
+      </w:tr>
+      <w:tr>
+        <w:tc>
+          <w:tcPr>
+            <w:tcW w:type="pct" w:w="2337"/>
+            <w:tcMar>
+              <w:top w:type="dxa" w:w="50"/>
+              <w:left w:type="dxa" w:w="110"/>
+              <w:bottom w:type="dxa" w:w="50"/>
+              <w:right w:type="dxa" w:w="110"/>
+            </w:tcMar>
+          </w:tcPr>
+          <w:p>
+            <w:pPr>
+              <w:spacing w:before="28" w:after="28"/>
+            </w:pPr>
+            <w:r>
+              <w:rPr>
+                <w:sz w:val="15"/>
+                <w:szCs w:val="15"/>
+              </w:rPr>
+              <w:t xml:space="preserve">L3 Storage room</w:t>
+            </w:r>
+          </w:p>
+        </w:tc>
+        <w:tc>
+          <w:tcPr>
+            <w:tcW w:type="pct" w:w="2663"/>
+            <w:tcMar>
+              <w:top w:type="dxa" w:w="50"/>
+              <w:left w:type="dxa" w:w="110"/>
+              <w:bottom w:type="dxa" w:w="50"/>
+              <w:right w:type="dxa" w:w="110"/>
+            </w:tcMar>
+          </w:tcPr>
+          <w:p>
+            <w:pPr>
+              <w:spacing w:before="28" w:after="28"/>
+            </w:pPr>
+            <w:r>
+              <w:rPr>
+                <w:sz w:val="15"/>
+                <w:szCs w:val="15"/>
+              </w:rPr>
+              <w:t xml:space="preserve">10-month lease; no purchase option. Barada applies the short-term exemption.</w:t>
+            </w:r>
+          </w:p>
+        </w:tc>
+      </w:tr>
+      <w:tr>
+        <w:tc>
+          <w:tcPr>
+            <w:tcW w:type="pct" w:w="2337"/>
+            <w:shd w:fill="FBFAF6" w:val="clear"/>
+            <w:tcMar>
+              <w:top w:type="dxa" w:w="50"/>
+              <w:left w:type="dxa" w:w="110"/>
+              <w:bottom w:type="dxa" w:w="50"/>
+              <w:right w:type="dxa" w:w="110"/>
+            </w:tcMar>
+          </w:tcPr>
+          <w:p>
+            <w:pPr>
+              <w:spacing w:before="28" w:after="28"/>
+            </w:pPr>
+            <w:r>
+              <w:rPr>
+                <w:sz w:val="15"/>
+                <w:szCs w:val="15"/>
+              </w:rPr>
+              <w:t xml:space="preserve">L4 Laptops</w:t>
+            </w:r>
+          </w:p>
+        </w:tc>
+        <w:tc>
+          <w:tcPr>
+            <w:tcW w:type="pct" w:w="2663"/>
+            <w:shd w:fill="FBFAF6" w:val="clear"/>
+            <w:tcMar>
+              <w:top w:type="dxa" w:w="50"/>
+              <w:left w:type="dxa" w:w="110"/>
+              <w:bottom w:type="dxa" w:w="50"/>
+              <w:right w:type="dxa" w:w="110"/>
+            </w:tcMar>
+          </w:tcPr>
+          <w:p>
+            <w:pPr>
+              <w:spacing w:before="28" w:after="28"/>
+            </w:pPr>
+            <w:r>
+              <w:rPr>
+                <w:sz w:val="15"/>
+                <w:szCs w:val="15"/>
+              </w:rPr>
+              <w:t xml:space="preserve">3-year </w:t>
+            </w:r>
+            <w:r>
+              <w:rPr>
+                <w:b/>
+                <w:bCs/>
+                <w:color w:val="8186EF"/>
+                <w:sz w:val="14"/>
+                <w:szCs w:val="14"/>
+              </w:rPr>
+              <w:t xml:space="preserve"> (21) </w:t>
+            </w:r>
+            <w:r>
+              <w:rPr>
+                <w:u w:val="single"/>
+                <w:sz w:val="15"/>
+                <w:szCs w:val="15"/>
+              </w:rPr>
+              <w:t xml:space="preserve">              </w:t>
+            </w:r>
+            <w:r>
+              <w:rPr>
+                <w:sz w:val="15"/>
+                <w:szCs w:val="15"/>
+              </w:rPr>
+              <w:t xml:space="preserve"> </w:t>
+            </w:r>
+            <w:r>
+              <w:rPr>
+                <w:sz w:val="15"/>
+                <w:szCs w:val="15"/>
+              </w:rPr>
+              <w:t xml:space="preserve"> of office laptops; standard terms; no transfer or option.</w:t>
+            </w:r>
+          </w:p>
+        </w:tc>
+      </w:tr>
+      <w:tr>
+        <w:tc>
+          <w:tcPr>
+            <w:tcW w:type="pct" w:w="2337"/>
+            <w:tcMar>
+              <w:top w:type="dxa" w:w="50"/>
+              <w:left w:type="dxa" w:w="110"/>
+              <w:bottom w:type="dxa" w:w="50"/>
+              <w:right w:type="dxa" w:w="110"/>
+            </w:tcMar>
+          </w:tcPr>
+          <w:p>
+            <w:pPr>
+              <w:spacing w:before="28" w:after="28"/>
+            </w:pPr>
+            <w:r>
+              <w:rPr>
+                <w:sz w:val="15"/>
+                <w:szCs w:val="15"/>
+              </w:rPr>
+              <w:t xml:space="preserve">M1</w:t>
+            </w:r>
+          </w:p>
+        </w:tc>
+        <w:tc>
+          <w:tcPr>
+            <w:tcW w:type="pct" w:w="2663"/>
+            <w:tcMar>
+              <w:top w:type="dxa" w:w="50"/>
+              <w:left w:type="dxa" w:w="110"/>
+              <w:bottom w:type="dxa" w:w="50"/>
+              <w:right w:type="dxa" w:w="110"/>
+            </w:tcMar>
+          </w:tcPr>
+          <w:p>
+            <w:pPr>
+              <w:spacing w:before="28" w:after="28"/>
+            </w:pPr>
+            <w:r>
+              <w:rPr>
+                <w:sz w:val="15"/>
+                <w:szCs w:val="15"/>
+              </w:rPr>
+              <w:t xml:space="preserve">Barada's </w:t>
+            </w:r>
+            <w:r>
+              <w:rPr>
+                <w:b/>
+                <w:bCs/>
+                <w:color w:val="8186EF"/>
+                <w:sz w:val="14"/>
+                <w:szCs w:val="14"/>
+              </w:rPr>
+              <w:t xml:space="preserve"> (22) </w:t>
+            </w:r>
+            <w:r>
+              <w:rPr>
+                <w:u w:val="single"/>
+                <w:sz w:val="15"/>
+                <w:szCs w:val="15"/>
+              </w:rPr>
+              <w:t xml:space="preserve">              </w:t>
+            </w:r>
+            <w:r>
+              <w:rPr>
+                <w:sz w:val="15"/>
+                <w:szCs w:val="15"/>
+              </w:rPr>
+              <w:t xml:space="preserve"> </w:t>
+            </w:r>
+            <w:r>
+              <w:rPr>
+                <w:sz w:val="15"/>
+                <w:szCs w:val="15"/>
+              </w:rPr>
+              <w:t xml:space="preserve"> is 8%. The rate implicit in the leases is not known. Barada is not a public business entity but does not</w:t>
+            </w:r>
+          </w:p>
+        </w:tc>
+      </w:tr>
+      <w:tr>
+        <w:tc>
+          <w:tcPr>
+            <w:tcW w:type="pct" w:w="2337"/>
+            <w:shd w:fill="FBFAF6" w:val="clear"/>
+            <w:tcMar>
+              <w:top w:type="dxa" w:w="50"/>
+              <w:left w:type="dxa" w:w="110"/>
+              <w:bottom w:type="dxa" w:w="50"/>
+              <w:right w:type="dxa" w:w="110"/>
+            </w:tcMar>
+          </w:tcPr>
+          <w:p>
+            <w:pPr>
+              <w:spacing w:before="28" w:after="28"/>
+            </w:pPr>
+            <w:r>
+              <w:rPr>
+                <w:sz w:val="15"/>
+                <w:szCs w:val="15"/>
+              </w:rPr>
+              <w:t xml:space="preserve">M2</w:t>
+            </w:r>
+          </w:p>
+        </w:tc>
+        <w:tc>
+          <w:tcPr>
+            <w:tcW w:type="pct" w:w="2663"/>
+            <w:shd w:fill="FBFAF6" w:val="clear"/>
+            <w:tcMar>
+              <w:top w:type="dxa" w:w="50"/>
+              <w:left w:type="dxa" w:w="110"/>
+              <w:bottom w:type="dxa" w:w="50"/>
+              <w:right w:type="dxa" w:w="110"/>
+            </w:tcMar>
+          </w:tcPr>
+          <w:p>
+            <w:pPr>
+              <w:spacing w:before="28" w:after="28"/>
+            </w:pPr>
+            <w:r>
+              <w:rPr>
+                <w:sz w:val="15"/>
+                <w:szCs w:val="15"/>
+              </w:rPr>
+              <w:t xml:space="preserve"/>
+            </w:r>
+            <w:r>
+              <w:rPr>
+                <w:b/>
+                <w:bCs/>
+                <w:color w:val="8186EF"/>
+                <w:sz w:val="14"/>
+                <w:szCs w:val="14"/>
+              </w:rPr>
+              <w:t xml:space="preserve"> (23) </w:t>
+            </w:r>
+            <w:r>
+              <w:rPr>
+                <w:u w:val="single"/>
+                <w:sz w:val="15"/>
+                <w:szCs w:val="15"/>
+              </w:rPr>
+              <w:t xml:space="preserve">              </w:t>
+            </w:r>
+            <w:r>
+              <w:rPr>
+                <w:sz w:val="15"/>
+                <w:szCs w:val="15"/>
+              </w:rPr>
+              <w:t xml:space="preserve"> </w:t>
+            </w:r>
+            <w:r>
+              <w:rPr>
+                <w:sz w:val="15"/>
+                <w:szCs w:val="15"/>
+              </w:rPr>
+              <w:t xml:space="preserve"> value of an annuity of $1 for 3 years at 8%: 2.5771.</w:t>
+            </w:r>
+          </w:p>
+        </w:tc>
+      </w:tr>
+    </w:tbl>
+    <w:p/>
+    <w:tbl>
+      <w:tblPr>
+        <w:tblW w:type="pct" w:w="100%"/>
+        <w:tblLayout w:type="fixed"/>
+        <w:tblBorders>
+          <w:top w:val="single" w:color="FBFAF6" w:sz="4"/>
+          <w:left w:val="single" w:color="FBFAF6" w:sz="4"/>
+          <w:bottom w:val="single" w:color="FBFAF6" w:sz="4"/>
+          <w:right w:val="single" w:color="FBFAF6" w:sz="4"/>
+          <w:insideH w:val="single" w:color="FBFAF6" w:sz="4"/>
+          <w:insideV w:val="single" w:color="FBFAF6" w:sz="4"/>
+        </w:tblBorders>
+      </w:tblPr>
+      <w:tblGrid>
+        <w:gridCol w:w="9600"/>
+      </w:tblGrid>
+      <w:tr>
+        <w:tc>
+          <w:tcPr>
+            <w:tcW w:type="pct" w:w="5000"/>
+            <w:shd w:fill="FBFAF6" w:val="clear"/>
+            <w:tcMar>
+              <w:top w:type="dxa" w:w="40"/>
+              <w:left w:type="dxa" w:w="100"/>
+              <w:bottom w:type="dxa" w:w="40"/>
+              <w:right w:type="dxa" w:w="100"/>
+            </w:tcMar>
+          </w:tcPr>
+          <w:p>
+            <w:pPr>
+              <w:spacing w:before="18" w:after="6"/>
+            </w:pPr>
+            <w:r>
+              <w:rPr>
+                <w:b/>
+                <w:bCs/>
+                <w:color w:val="6B7280"/>
+                <w:sz w:val="14"/>
+                <w:szCs w:val="14"/>
+              </w:rPr>
+              <w:t xml:space="preserve">word list</w:t>
+            </w:r>
+          </w:p>
+          <w:p>
+            <w:pPr>
+              <w:spacing w:before="0" w:after="18"/>
+            </w:pPr>
+            <w:r>
+              <w:rPr>
+                <w:b/>
+                <w:bCs/>
+                <w:color w:val="353A7C"/>
+                <w:sz w:val="16"/>
+                <w:szCs w:val="16"/>
+              </w:rPr>
+              <w:t xml:space="preserve">incremental borrowing rate   ·   Remeasure the liability   ·   Present   ·   lease</w:t>
+            </w:r>
+          </w:p>
+        </w:tc>
+      </w:tr>
+    </w:tbl>
+    <w:p/>
+    <w:p>
+      <w:pPr>
+        <w:spacing w:before="44" w:after="10"/>
+      </w:pPr>
+      <w:r>
+        <w:rPr>
+          <w:b/>
+          <w:bCs/>
+          <w:color w:val="353A7C"/>
+          <w:sz w:val="18"/>
+          <w:szCs w:val="18"/>
+        </w:rPr>
+        <w:t xml:space="preserve">Item — Answer</w:t>
       </w:r>
     </w:p>
     <w:p>
@@ -9918,7 +11805,7 @@
           <w:sz w:val="15"/>
           <w:szCs w:val="15"/>
         </w:rPr>
-        <w:t xml:space="preserve">Each term sits against what it means.</w:t>
+        <w:t xml:space="preserve">Each stage leads to the next.</w:t>
       </w:r>
     </w:p>
     <w:p>
@@ -9929,7 +11816,7 @@
       <w:r>
         <w:drawing>
           <wp:inline distT="0" distB="0" distL="0" distR="0">
-            <wp:extent cx="5734050" cy="2972650"/>
+            <wp:extent cx="5734050" cy="1244900"/>
             <wp:effectExtent t="0" r="0" b="0" l="0"/>
             <wp:docPr id="1" name="" descr="" title=""/>
             <wp:cNvGraphicFramePr>
@@ -9954,7 +11841,7 @@
                   <pic:spPr bwMode="auto">
                     <a:xfrm>
                       <a:off x="0" y="0"/>
-                      <a:ext cx="5734050" cy="2972650"/>
+                      <a:ext cx="5734050" cy="1244900"/>
                     </a:xfrm>
                     <a:prstGeom prst="rect">
                       <a:avLst/>
@@ -10022,7 +11909,291 @@
                 <w:sz w:val="16"/>
                 <w:szCs w:val="16"/>
               </w:rPr>
-              <w:t xml:space="preserve">incremental borrowing rate   ·   lease   ·   operating lease</w:t>
+              <w:t xml:space="preserve">interest   ·   amortization   ·   2029   ·   lessee</w:t>
+            </w:r>
+          </w:p>
+        </w:tc>
+      </w:tr>
+    </w:tbl>
+    <w:p/>
+    <w:p>
+      <w:pPr>
+        <w:pageBreakBefore w:val="true"/>
+        <w:spacing w:after="0"/>
+      </w:pPr>
+      <w:r>
+        <w:rPr>
+          <w:sz w:val="2"/>
+        </w:rPr>
+        <w:t xml:space="preserve"> </w:t>
+      </w:r>
+    </w:p>
+    <w:p>
+      <w:pPr>
+        <w:spacing w:before="44" w:after="10"/>
+      </w:pPr>
+      <w:r>
+        <w:rPr>
+          <w:b/>
+          <w:bCs/>
+          <w:color w:val="353A7C"/>
+          <w:sz w:val="18"/>
+          <w:szCs w:val="18"/>
+        </w:rPr>
+        <w:t xml:space="preserve">Lease — Category</w:t>
+      </w:r>
+    </w:p>
+    <w:p>
+      <w:pPr>
+        <w:spacing w:before="0" w:after="12"/>
+      </w:pPr>
+      <w:r>
+        <w:rPr>
+          <w:color w:val="6B7280"/>
+          <w:sz w:val="15"/>
+          <w:szCs w:val="15"/>
+        </w:rPr>
+        <w:t xml:space="preserve">Every item belongs to exactly one group.</w:t>
+      </w:r>
+    </w:p>
+    <w:p>
+      <w:pPr>
+        <w:spacing w:after="40" w:before="90"/>
+        <w:jc w:val="center"/>
+      </w:pPr>
+      <w:r>
+        <w:drawing>
+          <wp:inline distT="0" distB="0" distL="0" distR="0">
+            <wp:extent cx="5734050" cy="1614600"/>
+            <wp:effectExtent t="0" r="0" b="0" l="0"/>
+            <wp:docPr id="1" name="" descr="" title=""/>
+            <wp:cNvGraphicFramePr>
+              <a:graphicFrameLocks xmlns:a="http://schemas.openxmlformats.org/drawingml/2006/main" noChangeAspect="1"/>
+            </wp:cNvGraphicFramePr>
+            <a:graphic xmlns:a="http://schemas.openxmlformats.org/drawingml/2006/main">
+              <a:graphicData uri="http://schemas.openxmlformats.org/drawingml/2006/picture">
+                <pic:pic xmlns:pic="http://schemas.openxmlformats.org/drawingml/2006/picture">
+                  <pic:nvPicPr>
+                    <pic:cNvPr id="0" name="" descr=""/>
+                    <pic:cNvPicPr>
+                      <a:picLocks noChangeAspect="1" noChangeArrowheads="1"/>
+                    </pic:cNvPicPr>
+                  </pic:nvPicPr>
+                  <pic:blipFill>
+                    <a:blip r:embed="rId111" cstate="none"/>
+                    <a:srcRect/>
+                    <a:stretch>
+                      <a:fillRect/>
+                    </a:stretch>
+                  </pic:blipFill>
+                  <pic:spPr bwMode="auto">
+                    <a:xfrm>
+                      <a:off x="0" y="0"/>
+                      <a:ext cx="5734050" cy="1614600"/>
+                    </a:xfrm>
+                    <a:prstGeom prst="rect">
+                      <a:avLst/>
+                    </a:prstGeom>
+                  </pic:spPr>
+                </pic:pic>
+              </a:graphicData>
+            </a:graphic>
+          </wp:inline>
+        </w:drawing>
+      </w:r>
+    </w:p>
+    <w:tbl>
+      <w:tblPr>
+        <w:tblW w:type="pct" w:w="100%"/>
+        <w:tblLayout w:type="fixed"/>
+        <w:tblBorders>
+          <w:top w:val="single" w:color="FBFAF6" w:sz="4"/>
+          <w:left w:val="single" w:color="FBFAF6" w:sz="4"/>
+          <w:bottom w:val="single" w:color="FBFAF6" w:sz="4"/>
+          <w:right w:val="single" w:color="FBFAF6" w:sz="4"/>
+          <w:insideH w:val="single" w:color="FBFAF6" w:sz="4"/>
+          <w:insideV w:val="single" w:color="FBFAF6" w:sz="4"/>
+        </w:tblBorders>
+      </w:tblPr>
+      <w:tblGrid>
+        <w:gridCol w:w="9600"/>
+      </w:tblGrid>
+      <w:tr>
+        <w:tc>
+          <w:tcPr>
+            <w:tcW w:type="pct" w:w="5000"/>
+            <w:shd w:fill="FBFAF6" w:val="clear"/>
+            <w:tcMar>
+              <w:top w:type="dxa" w:w="40"/>
+              <w:left w:type="dxa" w:w="100"/>
+              <w:bottom w:type="dxa" w:w="40"/>
+              <w:right w:type="dxa" w:w="100"/>
+            </w:tcMar>
+          </w:tcPr>
+          <w:p>
+            <w:pPr>
+              <w:spacing w:before="18" w:after="6"/>
+            </w:pPr>
+            <w:r>
+              <w:rPr>
+                <w:b/>
+                <w:bCs/>
+                <w:color w:val="6B7280"/>
+                <w:sz w:val="14"/>
+                <w:szCs w:val="14"/>
+              </w:rPr>
+              <w:t xml:space="preserve">word list</w:t>
+            </w:r>
+          </w:p>
+          <w:p>
+            <w:pPr>
+              <w:spacing w:before="0" w:after="18"/>
+            </w:pPr>
+            <w:r>
+              <w:rPr>
+                <w:b/>
+                <w:bCs/>
+                <w:color w:val="353A7C"/>
+                <w:sz w:val="16"/>
+                <w:szCs w:val="16"/>
+              </w:rPr>
+              <w:t xml:space="preserve">L1 Delivery trucks   ·   residual value guarantee</w:t>
+            </w:r>
+          </w:p>
+        </w:tc>
+      </w:tr>
+    </w:tbl>
+    <w:p/>
+    <w:p>
+      <w:pPr>
+        <w:spacing w:before="44" w:after="10"/>
+      </w:pPr>
+      <w:r>
+        <w:rPr>
+          <w:b/>
+          <w:bCs/>
+          <w:color w:val="353A7C"/>
+          <w:sz w:val="18"/>
+          <w:szCs w:val="18"/>
+        </w:rPr>
+        <w:t xml:space="preserve">The English this section uses, and its Arabic</w:t>
+      </w:r>
+    </w:p>
+    <w:p>
+      <w:pPr>
+        <w:spacing w:before="0" w:after="12"/>
+      </w:pPr>
+      <w:r>
+        <w:rPr>
+          <w:color w:val="6B7280"/>
+          <w:sz w:val="15"/>
+          <w:szCs w:val="15"/>
+        </w:rPr>
+        <w:t xml:space="preserve">Each term sits against what it means.</w:t>
+      </w:r>
+    </w:p>
+    <w:p>
+      <w:pPr>
+        <w:spacing w:after="40" w:before="90"/>
+        <w:jc w:val="center"/>
+      </w:pPr>
+      <w:r>
+        <w:drawing>
+          <wp:inline distT="0" distB="0" distL="0" distR="0">
+            <wp:extent cx="5734050" cy="2972650"/>
+            <wp:effectExtent t="0" r="0" b="0" l="0"/>
+            <wp:docPr id="1" name="" descr="" title=""/>
+            <wp:cNvGraphicFramePr>
+              <a:graphicFrameLocks xmlns:a="http://schemas.openxmlformats.org/drawingml/2006/main" noChangeAspect="1"/>
+            </wp:cNvGraphicFramePr>
+            <a:graphic xmlns:a="http://schemas.openxmlformats.org/drawingml/2006/main">
+              <a:graphicData uri="http://schemas.openxmlformats.org/drawingml/2006/picture">
+                <pic:pic xmlns:pic="http://schemas.openxmlformats.org/drawingml/2006/picture">
+                  <pic:nvPicPr>
+                    <pic:cNvPr id="0" name="" descr=""/>
+                    <pic:cNvPicPr>
+                      <a:picLocks noChangeAspect="1" noChangeArrowheads="1"/>
+                    </pic:cNvPicPr>
+                  </pic:nvPicPr>
+                  <pic:blipFill>
+                    <a:blip r:embed="rId112" cstate="none"/>
+                    <a:srcRect/>
+                    <a:stretch>
+                      <a:fillRect/>
+                    </a:stretch>
+                  </pic:blipFill>
+                  <pic:spPr bwMode="auto">
+                    <a:xfrm>
+                      <a:off x="0" y="0"/>
+                      <a:ext cx="5734050" cy="2972650"/>
+                    </a:xfrm>
+                    <a:prstGeom prst="rect">
+                      <a:avLst/>
+                    </a:prstGeom>
+                  </pic:spPr>
+                </pic:pic>
+              </a:graphicData>
+            </a:graphic>
+          </wp:inline>
+        </w:drawing>
+      </w:r>
+    </w:p>
+    <w:tbl>
+      <w:tblPr>
+        <w:tblW w:type="pct" w:w="100%"/>
+        <w:tblLayout w:type="fixed"/>
+        <w:tblBorders>
+          <w:top w:val="single" w:color="FBFAF6" w:sz="4"/>
+          <w:left w:val="single" w:color="FBFAF6" w:sz="4"/>
+          <w:bottom w:val="single" w:color="FBFAF6" w:sz="4"/>
+          <w:right w:val="single" w:color="FBFAF6" w:sz="4"/>
+          <w:insideH w:val="single" w:color="FBFAF6" w:sz="4"/>
+          <w:insideV w:val="single" w:color="FBFAF6" w:sz="4"/>
+        </w:tblBorders>
+      </w:tblPr>
+      <w:tblGrid>
+        <w:gridCol w:w="9600"/>
+      </w:tblGrid>
+      <w:tr>
+        <w:tc>
+          <w:tcPr>
+            <w:tcW w:type="pct" w:w="5000"/>
+            <w:shd w:fill="FBFAF6" w:val="clear"/>
+            <w:tcMar>
+              <w:top w:type="dxa" w:w="40"/>
+              <w:left w:type="dxa" w:w="100"/>
+              <w:bottom w:type="dxa" w:w="40"/>
+              <w:right w:type="dxa" w:w="100"/>
+            </w:tcMar>
+          </w:tcPr>
+          <w:p>
+            <w:pPr>
+              <w:spacing w:before="18" w:after="6"/>
+            </w:pPr>
+            <w:r>
+              <w:rPr>
+                <w:b/>
+                <w:bCs/>
+                <w:color w:val="6B7280"/>
+                <w:sz w:val="14"/>
+                <w:szCs w:val="14"/>
+              </w:rPr>
+              <w:t xml:space="preserve">word list</w:t>
+            </w:r>
+          </w:p>
+          <w:p>
+            <w:pPr>
+              <w:spacing w:before="0" w:after="18"/>
+            </w:pPr>
+            <w:r>
+              <w:rPr>
+                <w:b/>
+                <w:bCs/>
+                <w:color w:val="353A7C"/>
+                <w:sz w:val="16"/>
+                <w:szCs w:val="16"/>
+              </w:rPr>
+              <w:t xml:space="preserve">lessor   ·   lessee   ·   lease   ·   المؤجر</w:t>
             </w:r>
           </w:p>
         </w:tc>
@@ -10357,14 +12528,14 @@
                 <w:sz w:val="16"/>
                 <w:szCs w:val="16"/>
               </w:rPr>
-              <w:t xml:space="preserve">10  </w:t>
-            </w:r>
-            <w:r>
-              <w:rPr>
-                <w:sz w:val="16"/>
-                <w:szCs w:val="16"/>
-              </w:rPr>
-              <w:t xml:space="preserve">Exemption allowed</w:t>
+              <w:t xml:space="preserve">16  </w:t>
+            </w:r>
+            <w:r>
+              <w:rPr>
+                <w:sz w:val="16"/>
+                <w:szCs w:val="16"/>
+              </w:rPr>
+              <w:t xml:space="preserve">Exemption by class of asset</w:t>
             </w:r>
           </w:p>
         </w:tc>
@@ -10425,7 +12596,7 @@
                 <w:sz w:val="16"/>
                 <w:szCs w:val="16"/>
               </w:rPr>
-              <w:t xml:space="preserve">11  </w:t>
+              <w:t xml:space="preserve">17  </w:t>
             </w:r>
             <w:r>
               <w:rPr>
@@ -10493,14 +12664,14 @@
                 <w:sz w:val="16"/>
                 <w:szCs w:val="16"/>
               </w:rPr>
-              <w:t xml:space="preserve">12  </w:t>
-            </w:r>
-            <w:r>
-              <w:rPr>
-                <w:sz w:val="16"/>
-                <w:szCs w:val="16"/>
-              </w:rPr>
-              <w:t xml:space="preserve">Operating</w:t>
+              <w:t xml:space="preserve">18  </w:t>
+            </w:r>
+            <w:r>
+              <w:rPr>
+                <w:sz w:val="16"/>
+                <w:szCs w:val="16"/>
+              </w:rPr>
+              <w:t xml:space="preserve">Operating or financing (IAS 7 today)</w:t>
             </w:r>
           </w:p>
         </w:tc>
@@ -10561,7 +12732,7 @@
                 <w:sz w:val="16"/>
                 <w:szCs w:val="16"/>
               </w:rPr>
-              <w:t xml:space="preserve">13  </w:t>
+              <w:t xml:space="preserve">19  </w:t>
             </w:r>
             <w:r>
               <w:rPr>
@@ -10603,7 +12774,7 @@
                 <w:sz w:val="16"/>
                 <w:szCs w:val="16"/>
               </w:rPr>
-              <w:t xml:space="preserve">exemption</w:t>
+              <w:t xml:space="preserve">control</w:t>
             </w:r>
           </w:p>
         </w:tc>
@@ -10629,7 +12800,7 @@
                 <w:sz w:val="16"/>
                 <w:szCs w:val="16"/>
               </w:rPr>
-              <w:t xml:space="preserve">14  </w:t>
+              <w:t xml:space="preserve">20  </w:t>
             </w:r>
             <w:r>
               <w:rPr>
@@ -10671,7 +12842,7 @@
                 <w:sz w:val="16"/>
                 <w:szCs w:val="16"/>
               </w:rPr>
-              <w:t xml:space="preserve">assets</w:t>
+              <w:t xml:space="preserve">revenue</w:t>
             </w:r>
           </w:p>
         </w:tc>
@@ -10697,14 +12868,14 @@
                 <w:sz w:val="16"/>
                 <w:szCs w:val="16"/>
               </w:rPr>
-              <w:t xml:space="preserve">15  </w:t>
-            </w:r>
-            <w:r>
-              <w:rPr>
-                <w:sz w:val="16"/>
-                <w:szCs w:val="16"/>
-              </w:rPr>
-              <w:t xml:space="preserve">2029</w:t>
+              <w:t xml:space="preserve">21  </w:t>
+            </w:r>
+            <w:r>
+              <w:rPr>
+                <w:sz w:val="16"/>
+                <w:szCs w:val="16"/>
+              </w:rPr>
+              <w:t xml:space="preserve">lease</w:t>
             </w:r>
           </w:p>
         </w:tc>
@@ -10739,7 +12910,7 @@
                 <w:sz w:val="16"/>
                 <w:szCs w:val="16"/>
               </w:rPr>
-              <w:t xml:space="preserve">control</w:t>
+              <w:t xml:space="preserve">seller</w:t>
             </w:r>
           </w:p>
         </w:tc>
@@ -10765,14 +12936,14 @@
                 <w:sz w:val="16"/>
                 <w:szCs w:val="16"/>
               </w:rPr>
-              <w:t xml:space="preserve">16  </w:t>
-            </w:r>
-            <w:r>
-              <w:rPr>
-                <w:sz w:val="16"/>
-                <w:szCs w:val="16"/>
-              </w:rPr>
-              <w:t xml:space="preserve">L1 Delivery trucks</w:t>
+              <w:t xml:space="preserve">22  </w:t>
+            </w:r>
+            <w:r>
+              <w:rPr>
+                <w:sz w:val="16"/>
+                <w:szCs w:val="16"/>
+              </w:rPr>
+              <w:t xml:space="preserve">incremental borrowing rate</w:t>
             </w:r>
           </w:p>
         </w:tc>
@@ -10807,7 +12978,7 @@
                 <w:sz w:val="16"/>
                 <w:szCs w:val="16"/>
               </w:rPr>
-              <w:t xml:space="preserve">revenue</w:t>
+              <w:t xml:space="preserve">received</w:t>
             </w:r>
           </w:p>
         </w:tc>
@@ -10833,14 +13004,14 @@
                 <w:sz w:val="16"/>
                 <w:szCs w:val="16"/>
               </w:rPr>
-              <w:t xml:space="preserve">17  </w:t>
-            </w:r>
-            <w:r>
-              <w:rPr>
-                <w:sz w:val="16"/>
-                <w:szCs w:val="16"/>
-              </w:rPr>
-              <w:t xml:space="preserve">lease</w:t>
+              <w:t xml:space="preserve">23  </w:t>
+            </w:r>
+            <w:r>
+              <w:rPr>
+                <w:sz w:val="16"/>
+                <w:szCs w:val="16"/>
+              </w:rPr>
+              <w:t xml:space="preserve">Present</w:t>
             </w:r>
           </w:p>
         </w:tc>
@@ -10875,7 +13046,7 @@
                 <w:sz w:val="16"/>
                 <w:szCs w:val="16"/>
               </w:rPr>
-              <w:t xml:space="preserve">Depreciation plus interest: higher early</w:t>
+              <w:t xml:space="preserve">accounted</w:t>
             </w:r>
           </w:p>
         </w:tc>
@@ -10901,14 +13072,422 @@
                 <w:sz w:val="16"/>
                 <w:szCs w:val="16"/>
               </w:rPr>
-              <w:t xml:space="preserve">18  </w:t>
-            </w:r>
-            <w:r>
-              <w:rPr>
-                <w:sz w:val="16"/>
-                <w:szCs w:val="16"/>
-              </w:rPr>
-              <w:t xml:space="preserve">operating lease</w:t>
+              <w:t xml:space="preserve">24  </w:t>
+            </w:r>
+            <w:r>
+              <w:rPr>
+                <w:sz w:val="16"/>
+                <w:szCs w:val="16"/>
+              </w:rPr>
+              <w:t xml:space="preserve">amortization</w:t>
+            </w:r>
+          </w:p>
+        </w:tc>
+      </w:tr>
+      <w:tr>
+        <w:tc>
+          <w:tcPr>
+            <w:tcW w:type="pct" w:w="2500"/>
+            <w:tcMar>
+              <w:top w:type="dxa" w:w="20"/>
+              <w:left w:type="dxa" w:w="80"/>
+              <w:bottom w:type="dxa" w:w="20"/>
+              <w:right w:type="dxa" w:w="80"/>
+            </w:tcMar>
+          </w:tcPr>
+          <w:p>
+            <w:pPr>
+              <w:spacing w:before="12" w:after="12"/>
+            </w:pPr>
+            <w:r>
+              <w:rPr>
+                <w:b/>
+                <w:bCs/>
+                <w:color w:val="8186EF"/>
+                <w:sz w:val="16"/>
+                <w:szCs w:val="16"/>
+              </w:rPr>
+              <w:t xml:space="preserve">10  </w:t>
+            </w:r>
+            <w:r>
+              <w:rPr>
+                <w:sz w:val="16"/>
+                <w:szCs w:val="16"/>
+              </w:rPr>
+              <w:t xml:space="preserve">depreciation</w:t>
+            </w:r>
+          </w:p>
+        </w:tc>
+        <w:tc>
+          <w:tcPr>
+            <w:tcW w:type="pct" w:w="2500"/>
+            <w:tcMar>
+              <w:top w:type="dxa" w:w="20"/>
+              <w:left w:type="dxa" w:w="80"/>
+              <w:bottom w:type="dxa" w:w="20"/>
+              <w:right w:type="dxa" w:w="80"/>
+            </w:tcMar>
+          </w:tcPr>
+          <w:p>
+            <w:pPr>
+              <w:spacing w:before="12" w:after="12"/>
+            </w:pPr>
+            <w:r>
+              <w:rPr>
+                <w:b/>
+                <w:bCs/>
+                <w:color w:val="8186EF"/>
+                <w:sz w:val="16"/>
+                <w:szCs w:val="16"/>
+              </w:rPr>
+              <w:t xml:space="preserve">25  </w:t>
+            </w:r>
+            <w:r>
+              <w:rPr>
+                <w:sz w:val="16"/>
+                <w:szCs w:val="16"/>
+              </w:rPr>
+              <w:t xml:space="preserve">2029</w:t>
+            </w:r>
+          </w:p>
+        </w:tc>
+      </w:tr>
+      <w:tr>
+        <w:tc>
+          <w:tcPr>
+            <w:tcW w:type="pct" w:w="2500"/>
+            <w:tcMar>
+              <w:top w:type="dxa" w:w="20"/>
+              <w:left w:type="dxa" w:w="80"/>
+              <w:bottom w:type="dxa" w:w="20"/>
+              <w:right w:type="dxa" w:w="80"/>
+            </w:tcMar>
+          </w:tcPr>
+          <w:p>
+            <w:pPr>
+              <w:spacing w:before="12" w:after="12"/>
+            </w:pPr>
+            <w:r>
+              <w:rPr>
+                <w:b/>
+                <w:bCs/>
+                <w:color w:val="8186EF"/>
+                <w:sz w:val="16"/>
+                <w:szCs w:val="16"/>
+              </w:rPr>
+              <w:t xml:space="preserve">11  </w:t>
+            </w:r>
+            <w:r>
+              <w:rPr>
+                <w:sz w:val="16"/>
+                <w:szCs w:val="16"/>
+              </w:rPr>
+              <w:t xml:space="preserve">remeasures</w:t>
+            </w:r>
+          </w:p>
+        </w:tc>
+        <w:tc>
+          <w:tcPr>
+            <w:tcW w:type="pct" w:w="2500"/>
+            <w:tcMar>
+              <w:top w:type="dxa" w:w="20"/>
+              <w:left w:type="dxa" w:w="80"/>
+              <w:bottom w:type="dxa" w:w="20"/>
+              <w:right w:type="dxa" w:w="80"/>
+            </w:tcMar>
+          </w:tcPr>
+          <w:p>
+            <w:pPr>
+              <w:spacing w:before="12" w:after="12"/>
+            </w:pPr>
+            <w:r>
+              <w:rPr>
+                <w:b/>
+                <w:bCs/>
+                <w:color w:val="8186EF"/>
+                <w:sz w:val="16"/>
+                <w:szCs w:val="16"/>
+              </w:rPr>
+              <w:t xml:space="preserve">26  </w:t>
+            </w:r>
+            <w:r>
+              <w:rPr>
+                <w:sz w:val="16"/>
+                <w:szCs w:val="16"/>
+              </w:rPr>
+              <w:t xml:space="preserve">interest</w:t>
+            </w:r>
+          </w:p>
+        </w:tc>
+      </w:tr>
+      <w:tr>
+        <w:tc>
+          <w:tcPr>
+            <w:tcW w:type="pct" w:w="2500"/>
+            <w:tcMar>
+              <w:top w:type="dxa" w:w="20"/>
+              <w:left w:type="dxa" w:w="80"/>
+              <w:bottom w:type="dxa" w:w="20"/>
+              <w:right w:type="dxa" w:w="80"/>
+            </w:tcMar>
+          </w:tcPr>
+          <w:p>
+            <w:pPr>
+              <w:spacing w:before="12" w:after="12"/>
+            </w:pPr>
+            <w:r>
+              <w:rPr>
+                <w:b/>
+                <w:bCs/>
+                <w:color w:val="8186EF"/>
+                <w:sz w:val="16"/>
+                <w:szCs w:val="16"/>
+              </w:rPr>
+              <w:t xml:space="preserve">12  </w:t>
+            </w:r>
+            <w:r>
+              <w:rPr>
+                <w:sz w:val="16"/>
+                <w:szCs w:val="16"/>
+              </w:rPr>
+              <w:t xml:space="preserve">changes</w:t>
+            </w:r>
+          </w:p>
+        </w:tc>
+        <w:tc>
+          <w:tcPr>
+            <w:tcW w:type="pct" w:w="2500"/>
+            <w:tcMar>
+              <w:top w:type="dxa" w:w="20"/>
+              <w:left w:type="dxa" w:w="80"/>
+              <w:bottom w:type="dxa" w:w="20"/>
+              <w:right w:type="dxa" w:w="80"/>
+            </w:tcMar>
+          </w:tcPr>
+          <w:p>
+            <w:pPr>
+              <w:spacing w:before="12" w:after="12"/>
+            </w:pPr>
+            <w:r>
+              <w:rPr>
+                <w:b/>
+                <w:bCs/>
+                <w:color w:val="8186EF"/>
+                <w:sz w:val="16"/>
+                <w:szCs w:val="16"/>
+              </w:rPr>
+              <w:t xml:space="preserve">27  </w:t>
+            </w:r>
+            <w:r>
+              <w:rPr>
+                <w:sz w:val="16"/>
+                <w:szCs w:val="16"/>
+              </w:rPr>
+              <w:t xml:space="preserve">L1 Delivery trucks</w:t>
+            </w:r>
+          </w:p>
+        </w:tc>
+      </w:tr>
+      <w:tr>
+        <w:tc>
+          <w:tcPr>
+            <w:tcW w:type="pct" w:w="2500"/>
+            <w:tcMar>
+              <w:top w:type="dxa" w:w="20"/>
+              <w:left w:type="dxa" w:w="80"/>
+              <w:bottom w:type="dxa" w:w="20"/>
+              <w:right w:type="dxa" w:w="80"/>
+            </w:tcMar>
+          </w:tcPr>
+          <w:p>
+            <w:pPr>
+              <w:spacing w:before="12" w:after="12"/>
+            </w:pPr>
+            <w:r>
+              <w:rPr>
+                <w:b/>
+                <w:bCs/>
+                <w:color w:val="8186EF"/>
+                <w:sz w:val="16"/>
+                <w:szCs w:val="16"/>
+              </w:rPr>
+              <w:t xml:space="preserve">13  </w:t>
+            </w:r>
+            <w:r>
+              <w:rPr>
+                <w:sz w:val="16"/>
+                <w:szCs w:val="16"/>
+              </w:rPr>
+              <w:t xml:space="preserve">Two: finance and operating</w:t>
+            </w:r>
+          </w:p>
+        </w:tc>
+        <w:tc>
+          <w:tcPr>
+            <w:tcW w:type="pct" w:w="2500"/>
+            <w:tcMar>
+              <w:top w:type="dxa" w:w="20"/>
+              <w:left w:type="dxa" w:w="80"/>
+              <w:bottom w:type="dxa" w:w="20"/>
+              <w:right w:type="dxa" w:w="80"/>
+            </w:tcMar>
+          </w:tcPr>
+          <w:p>
+            <w:pPr>
+              <w:spacing w:before="12" w:after="12"/>
+            </w:pPr>
+            <w:r>
+              <w:rPr>
+                <w:b/>
+                <w:bCs/>
+                <w:color w:val="8186EF"/>
+                <w:sz w:val="16"/>
+                <w:szCs w:val="16"/>
+              </w:rPr>
+              <w:t xml:space="preserve">28  </w:t>
+            </w:r>
+            <w:r>
+              <w:rPr>
+                <w:sz w:val="16"/>
+                <w:szCs w:val="16"/>
+              </w:rPr>
+              <w:t xml:space="preserve">lease</w:t>
+            </w:r>
+          </w:p>
+        </w:tc>
+      </w:tr>
+      <w:tr>
+        <w:tc>
+          <w:tcPr>
+            <w:tcW w:type="pct" w:w="2500"/>
+            <w:tcMar>
+              <w:top w:type="dxa" w:w="20"/>
+              <w:left w:type="dxa" w:w="80"/>
+              <w:bottom w:type="dxa" w:w="20"/>
+              <w:right w:type="dxa" w:w="80"/>
+            </w:tcMar>
+          </w:tcPr>
+          <w:p>
+            <w:pPr>
+              <w:spacing w:before="12" w:after="12"/>
+            </w:pPr>
+            <w:r>
+              <w:rPr>
+                <w:b/>
+                <w:bCs/>
+                <w:color w:val="8186EF"/>
+                <w:sz w:val="16"/>
+                <w:szCs w:val="16"/>
+              </w:rPr>
+              <w:t xml:space="preserve">14  </w:t>
+            </w:r>
+            <w:r>
+              <w:rPr>
+                <w:sz w:val="16"/>
+                <w:szCs w:val="16"/>
+              </w:rPr>
+              <w:t xml:space="preserve">Depreciation plus interest: higher early</w:t>
+            </w:r>
+          </w:p>
+        </w:tc>
+        <w:tc>
+          <w:tcPr>
+            <w:tcW w:type="pct" w:w="2500"/>
+            <w:tcMar>
+              <w:top w:type="dxa" w:w="20"/>
+              <w:left w:type="dxa" w:w="80"/>
+              <w:bottom w:type="dxa" w:w="20"/>
+              <w:right w:type="dxa" w:w="80"/>
+            </w:tcMar>
+          </w:tcPr>
+          <w:p>
+            <w:pPr>
+              <w:spacing w:before="12" w:after="12"/>
+            </w:pPr>
+            <w:r>
+              <w:rPr>
+                <w:b/>
+                <w:bCs/>
+                <w:color w:val="8186EF"/>
+                <w:sz w:val="16"/>
+                <w:szCs w:val="16"/>
+              </w:rPr>
+              <w:t xml:space="preserve">29  </w:t>
+            </w:r>
+            <w:r>
+              <w:rPr>
+                <w:sz w:val="16"/>
+                <w:szCs w:val="16"/>
+              </w:rPr>
+              <w:t xml:space="preserve">lessee</w:t>
+            </w:r>
+          </w:p>
+        </w:tc>
+      </w:tr>
+      <w:tr>
+        <w:tc>
+          <w:tcPr>
+            <w:tcW w:type="pct" w:w="2500"/>
+            <w:tcMar>
+              <w:top w:type="dxa" w:w="20"/>
+              <w:left w:type="dxa" w:w="80"/>
+              <w:bottom w:type="dxa" w:w="20"/>
+              <w:right w:type="dxa" w:w="80"/>
+            </w:tcMar>
+          </w:tcPr>
+          <w:p>
+            <w:pPr>
+              <w:spacing w:before="12" w:after="12"/>
+            </w:pPr>
+            <w:r>
+              <w:rPr>
+                <w:b/>
+                <w:bCs/>
+                <w:color w:val="8186EF"/>
+                <w:sz w:val="16"/>
+                <w:szCs w:val="16"/>
+              </w:rPr>
+              <w:t xml:space="preserve">15  </w:t>
+            </w:r>
+            <w:r>
+              <w:rPr>
+                <w:sz w:val="16"/>
+                <w:szCs w:val="16"/>
+              </w:rPr>
+              <w:t xml:space="preserve">Exemption allowed</w:t>
+            </w:r>
+          </w:p>
+        </w:tc>
+        <w:tc>
+          <w:tcPr>
+            <w:tcW w:type="pct" w:w="2500"/>
+            <w:tcMar>
+              <w:top w:type="dxa" w:w="20"/>
+              <w:left w:type="dxa" w:w="80"/>
+              <w:bottom w:type="dxa" w:w="20"/>
+              <w:right w:type="dxa" w:w="80"/>
+            </w:tcMar>
+          </w:tcPr>
+          <w:p>
+            <w:pPr>
+              <w:spacing w:before="12" w:after="12"/>
+            </w:pPr>
+            <w:r>
+              <w:rPr>
+                <w:b/>
+                <w:bCs/>
+                <w:color w:val="8186EF"/>
+                <w:sz w:val="16"/>
+                <w:szCs w:val="16"/>
+              </w:rPr>
+              <w:t xml:space="preserve">30  </w:t>
+            </w:r>
+            <w:r>
+              <w:rPr>
+                <w:sz w:val="16"/>
+                <w:szCs w:val="16"/>
+              </w:rPr>
+              <w:t xml:space="preserve">lessor</w:t>
             </w:r>
           </w:p>
         </w:tc>
@@ -10951,7 +13530,7 @@
           <w:sz w:val="15"/>
           <w:szCs w:val="15"/>
         </w:rPr>
-        <w:t xml:space="preserve">A short-term lease lasts 12 months or less and has no purchase option that the lessee is reasonably certain to use. A lessee may choose, by class of asset, to keep such leases off the balance sheet and expense the payments straight-line. U.S. GAAP has no exemption for low-value assets. In a sale and leaseback, a company sells an asset and leases it back. It is a sale only if control passes to the buyer under the revenue rules. If the leaseback is a finance lease, or the seller can buy the asset back, there is no sale: the cash received is a loan.</w:t>
+        <w:t xml:space="preserve">A short-term lease lasts 12 months or less and has no purchase option that the lessee is reasonably certain to use. A lessee may choose, by class of asset, to keep such leases off the balance sheet and expense the payments straight-line. U.S. GAAP has no exemption for low-value assets. In a sale and leaseback, a company sells an asset and leases it back. It is a sale only if control passes to the buyer under the revenue rules. If the leaseback is a finance lease, or the seller can buy the asset back, there is no sale: the cash received is a loan. IFRS 16 has one lessee model: every lease is accounted for like a finance lease, with depreciation and interest. It allows an exemption for low-value assets and remeasures the liability when an index such as CPI changes.</w:t>
       </w:r>
     </w:p>
     <w:p>
@@ -11896,7 +14475,7 @@
               <w:sz w:val="16"/>
               <w:szCs w:val="16"/>
             </w:rPr>
-            <w:t xml:space="preserve"> of 1</w:t>
+            <w:t xml:space="preserve"> of 3</w:t>
           </w:r>
         </w:p>
       </w:tc>

--- a/CMA_Summaries_B1_Ch14.docx
+++ b/CMA_Summaries_B1_Ch14.docx
@@ -111,7 +111,7 @@
       <w:r>
         <w:drawing>
           <wp:inline distT="0" distB="0" distL="0" distR="0">
-            <wp:extent cx="5734050" cy="2142725"/>
+            <wp:extent cx="5734050" cy="2550150"/>
             <wp:effectExtent t="0" r="0" b="0" l="0"/>
             <wp:docPr id="1" name="" descr="" title=""/>
             <wp:cNvGraphicFramePr>
@@ -136,7 +136,7 @@
                   <pic:spPr bwMode="auto">
                     <a:xfrm>
                       <a:off x="0" y="0"/>
-                      <a:ext cx="5734050" cy="2142725"/>
+                      <a:ext cx="5734050" cy="2550150"/>
                     </a:xfrm>
                     <a:prstGeom prst="rect">
                       <a:avLst/>
@@ -6299,7 +6299,7 @@
       <w:r>
         <w:drawing>
           <wp:inline distT="0" distB="0" distL="0" distR="0">
-            <wp:extent cx="5734050" cy="1222250"/>
+            <wp:extent cx="5734050" cy="1418425"/>
             <wp:effectExtent t="0" r="0" b="0" l="0"/>
             <wp:docPr id="1" name="" descr="" title=""/>
             <wp:cNvGraphicFramePr>
@@ -6324,7 +6324,7 @@
                   <pic:spPr bwMode="auto">
                     <a:xfrm>
                       <a:off x="0" y="0"/>
-                      <a:ext cx="5734050" cy="1222250"/>
+                      <a:ext cx="5734050" cy="1418425"/>
                     </a:xfrm>
                     <a:prstGeom prst="rect">
                       <a:avLst/>
@@ -11816,7 +11816,7 @@
       <w:r>
         <w:drawing>
           <wp:inline distT="0" distB="0" distL="0" distR="0">
-            <wp:extent cx="5734050" cy="1244900"/>
+            <wp:extent cx="5734050" cy="1365600"/>
             <wp:effectExtent t="0" r="0" b="0" l="0"/>
             <wp:docPr id="1" name="" descr="" title=""/>
             <wp:cNvGraphicFramePr>
@@ -11841,7 +11841,7 @@
                   <pic:spPr bwMode="auto">
                     <a:xfrm>
                       <a:off x="0" y="0"/>
-                      <a:ext cx="5734050" cy="1244900"/>
+                      <a:ext cx="5734050" cy="1365600"/>
                     </a:xfrm>
                     <a:prstGeom prst="rect">
                       <a:avLst/>
@@ -12057,7 +12057,7 @@
                 <w:sz w:val="16"/>
                 <w:szCs w:val="16"/>
               </w:rPr>
-              <w:t xml:space="preserve">L1 Delivery trucks   ·   residual value guarantee</w:t>
+              <w:t xml:space="preserve">L1 Delivery trucks   ·   incremental borrowing rate</w:t>
             </w:r>
           </w:p>
         </w:tc>

--- a/CMA_Summaries_B1_Ch14.docx
+++ b/CMA_Summaries_B1_Ch14.docx
@@ -3982,9 +3982,9 @@
         </w:tblBorders>
       </w:tblPr>
       <w:tblGrid>
-        <w:gridCol w:w="4298"/>
-        <w:gridCol w:w="2651"/>
-        <w:gridCol w:w="2651"/>
+        <w:gridCol w:w="4224"/>
+        <w:gridCol w:w="2688"/>
+        <w:gridCol w:w="2688"/>
       </w:tblGrid>
       <w:tr>
         <w:tc>
@@ -4019,7 +4019,7 @@
       <w:tr>
         <w:tc>
           <w:tcPr>
-            <w:tcW w:type="pct" w:w="2239"/>
+            <w:tcW w:type="pct" w:w="2200"/>
             <w:shd w:fill="353A7C" w:val="clear"/>
             <w:tcMar>
               <w:top w:type="dxa" w:w="50"/>
@@ -4046,7 +4046,7 @@
         </w:tc>
         <w:tc>
           <w:tcPr>
-            <w:tcW w:type="pct" w:w="1381"/>
+            <w:tcW w:type="pct" w:w="1400"/>
             <w:shd w:fill="353A7C" w:val="clear"/>
             <w:tcMar>
               <w:top w:type="dxa" w:w="50"/>
@@ -4073,7 +4073,7 @@
         </w:tc>
         <w:tc>
           <w:tcPr>
-            <w:tcW w:type="pct" w:w="1381"/>
+            <w:tcW w:type="pct" w:w="1400"/>
             <w:shd w:fill="353A7C" w:val="clear"/>
             <w:tcMar>
               <w:top w:type="dxa" w:w="50"/>
@@ -4102,7 +4102,7 @@
       <w:tr>
         <w:tc>
           <w:tcPr>
-            <w:tcW w:type="pct" w:w="2239"/>
+            <w:tcW w:type="pct" w:w="2200"/>
             <w:shd w:fill="FFFFFF" w:val="clear"/>
             <w:tcMar>
               <w:top w:type="dxa" w:w="50"/>
@@ -4129,7 +4129,7 @@
         </w:tc>
         <w:tc>
           <w:tcPr>
-            <w:tcW w:type="pct" w:w="1381"/>
+            <w:tcW w:type="pct" w:w="1400"/>
             <w:tcMar>
               <w:top w:type="dxa" w:w="50"/>
               <w:left w:type="dxa" w:w="110"/>
@@ -4152,7 +4152,7 @@
         </w:tc>
         <w:tc>
           <w:tcPr>
-            <w:tcW w:type="pct" w:w="1381"/>
+            <w:tcW w:type="pct" w:w="1400"/>
             <w:tcMar>
               <w:top w:type="dxa" w:w="50"/>
               <w:left w:type="dxa" w:w="110"/>
@@ -4177,7 +4177,7 @@
       <w:tr>
         <w:tc>
           <w:tcPr>
-            <w:tcW w:type="pct" w:w="2239"/>
+            <w:tcW w:type="pct" w:w="2200"/>
             <w:shd w:fill="FBFAF6" w:val="clear"/>
             <w:tcMar>
               <w:top w:type="dxa" w:w="50"/>
@@ -4201,7 +4201,7 @@
         </w:tc>
         <w:tc>
           <w:tcPr>
-            <w:tcW w:type="pct" w:w="1381"/>
+            <w:tcW w:type="pct" w:w="1400"/>
             <w:shd w:fill="FBFAF6" w:val="clear"/>
             <w:tcMar>
               <w:top w:type="dxa" w:w="50"/>
@@ -4225,7 +4225,7 @@
         </w:tc>
         <w:tc>
           <w:tcPr>
-            <w:tcW w:type="pct" w:w="1381"/>
+            <w:tcW w:type="pct" w:w="1400"/>
             <w:shd w:fill="FBFAF6" w:val="clear"/>
             <w:tcMar>
               <w:top w:type="dxa" w:w="50"/>
@@ -4251,7 +4251,7 @@
       <w:tr>
         <w:tc>
           <w:tcPr>
-            <w:tcW w:type="pct" w:w="2239"/>
+            <w:tcW w:type="pct" w:w="2200"/>
             <w:shd w:fill="FFFFFF" w:val="clear"/>
             <w:tcMar>
               <w:top w:type="dxa" w:w="50"/>
@@ -4278,7 +4278,7 @@
         </w:tc>
         <w:tc>
           <w:tcPr>
-            <w:tcW w:type="pct" w:w="1381"/>
+            <w:tcW w:type="pct" w:w="1400"/>
             <w:tcMar>
               <w:top w:type="dxa" w:w="50"/>
               <w:left w:type="dxa" w:w="110"/>
@@ -4301,7 +4301,7 @@
         </w:tc>
         <w:tc>
           <w:tcPr>
-            <w:tcW w:type="pct" w:w="1381"/>
+            <w:tcW w:type="pct" w:w="1400"/>
             <w:tcMar>
               <w:top w:type="dxa" w:w="50"/>
               <w:left w:type="dxa" w:w="110"/>
@@ -4326,7 +4326,7 @@
       <w:tr>
         <w:tc>
           <w:tcPr>
-            <w:tcW w:type="pct" w:w="2239"/>
+            <w:tcW w:type="pct" w:w="2200"/>
             <w:shd w:fill="FFFFFF" w:val="clear"/>
             <w:tcMar>
               <w:top w:type="dxa" w:w="50"/>
@@ -4353,7 +4353,7 @@
         </w:tc>
         <w:tc>
           <w:tcPr>
-            <w:tcW w:type="pct" w:w="1381"/>
+            <w:tcW w:type="pct" w:w="1400"/>
             <w:shd w:fill="FBFAF6" w:val="clear"/>
             <w:tcMar>
               <w:top w:type="dxa" w:w="50"/>
@@ -4377,7 +4377,7 @@
         </w:tc>
         <w:tc>
           <w:tcPr>
-            <w:tcW w:type="pct" w:w="1381"/>
+            <w:tcW w:type="pct" w:w="1400"/>
             <w:shd w:fill="FBFAF6" w:val="clear"/>
             <w:tcMar>
               <w:top w:type="dxa" w:w="50"/>
@@ -4403,7 +4403,7 @@
       <w:tr>
         <w:tc>
           <w:tcPr>
-            <w:tcW w:type="pct" w:w="2239"/>
+            <w:tcW w:type="pct" w:w="2200"/>
             <w:tcMar>
               <w:top w:type="dxa" w:w="50"/>
               <w:left w:type="dxa" w:w="110"/>
@@ -4426,7 +4426,7 @@
         </w:tc>
         <w:tc>
           <w:tcPr>
-            <w:tcW w:type="pct" w:w="1381"/>
+            <w:tcW w:type="pct" w:w="1400"/>
             <w:tcMar>
               <w:top w:type="dxa" w:w="50"/>
               <w:left w:type="dxa" w:w="110"/>
@@ -4449,7 +4449,7 @@
         </w:tc>
         <w:tc>
           <w:tcPr>
-            <w:tcW w:type="pct" w:w="1381"/>
+            <w:tcW w:type="pct" w:w="1400"/>
             <w:tcMar>
               <w:top w:type="dxa" w:w="50"/>
               <w:left w:type="dxa" w:w="110"/>
@@ -4474,7 +4474,7 @@
       <w:tr>
         <w:tc>
           <w:tcPr>
-            <w:tcW w:type="pct" w:w="2239"/>
+            <w:tcW w:type="pct" w:w="2200"/>
             <w:shd w:fill="FBFAF6" w:val="clear"/>
             <w:tcMar>
               <w:top w:type="dxa" w:w="50"/>
@@ -4498,7 +4498,7 @@
         </w:tc>
         <w:tc>
           <w:tcPr>
-            <w:tcW w:type="pct" w:w="1381"/>
+            <w:tcW w:type="pct" w:w="1400"/>
             <w:shd w:fill="FBFAF6" w:val="clear"/>
             <w:tcMar>
               <w:top w:type="dxa" w:w="50"/>
@@ -4522,7 +4522,7 @@
         </w:tc>
         <w:tc>
           <w:tcPr>
-            <w:tcW w:type="pct" w:w="1381"/>
+            <w:tcW w:type="pct" w:w="1400"/>
             <w:shd w:fill="FBFAF6" w:val="clear"/>
             <w:tcMar>
               <w:top w:type="dxa" w:w="50"/>
@@ -11237,8 +11237,8 @@
         </w:tblBorders>
       </w:tblPr>
       <w:tblGrid>
-        <w:gridCol w:w="4487"/>
-        <w:gridCol w:w="5113"/>
+        <w:gridCol w:w="4608"/>
+        <w:gridCol w:w="4992"/>
       </w:tblGrid>
       <w:tr>
         <w:tc>
@@ -11273,7 +11273,7 @@
       <w:tr>
         <w:tc>
           <w:tcPr>
-            <w:tcW w:type="pct" w:w="2337"/>
+            <w:tcW w:type="pct" w:w="2400"/>
             <w:shd w:fill="353A7C" w:val="clear"/>
             <w:tcMar>
               <w:top w:type="dxa" w:w="50"/>
@@ -11300,7 +11300,7 @@
         </w:tc>
         <w:tc>
           <w:tcPr>
-            <w:tcW w:type="pct" w:w="2663"/>
+            <w:tcW w:type="pct" w:w="2600"/>
             <w:shd w:fill="353A7C" w:val="clear"/>
             <w:tcMar>
               <w:top w:type="dxa" w:w="50"/>
@@ -11329,7 +11329,7 @@
       <w:tr>
         <w:tc>
           <w:tcPr>
-            <w:tcW w:type="pct" w:w="2337"/>
+            <w:tcW w:type="pct" w:w="2400"/>
             <w:tcMar>
               <w:top w:type="dxa" w:w="50"/>
               <w:left w:type="dxa" w:w="110"/>
@@ -11352,7 +11352,7 @@
         </w:tc>
         <w:tc>
           <w:tcPr>
-            <w:tcW w:type="pct" w:w="2663"/>
+            <w:tcW w:type="pct" w:w="2600"/>
             <w:tcMar>
               <w:top w:type="dxa" w:w="50"/>
               <w:left w:type="dxa" w:w="110"/>
@@ -11377,7 +11377,7 @@
       <w:tr>
         <w:tc>
           <w:tcPr>
-            <w:tcW w:type="pct" w:w="2337"/>
+            <w:tcW w:type="pct" w:w="2400"/>
             <w:shd w:fill="FBFAF6" w:val="clear"/>
             <w:tcMar>
               <w:top w:type="dxa" w:w="50"/>
@@ -11401,7 +11401,7 @@
         </w:tc>
         <w:tc>
           <w:tcPr>
-            <w:tcW w:type="pct" w:w="2663"/>
+            <w:tcW w:type="pct" w:w="2600"/>
             <w:shd w:fill="FBFAF6" w:val="clear"/>
             <w:tcMar>
               <w:top w:type="dxa" w:w="50"/>
@@ -11427,7 +11427,7 @@
       <w:tr>
         <w:tc>
           <w:tcPr>
-            <w:tcW w:type="pct" w:w="2337"/>
+            <w:tcW w:type="pct" w:w="2400"/>
             <w:tcMar>
               <w:top w:type="dxa" w:w="50"/>
               <w:left w:type="dxa" w:w="110"/>
@@ -11450,7 +11450,7 @@
         </w:tc>
         <w:tc>
           <w:tcPr>
-            <w:tcW w:type="pct" w:w="2663"/>
+            <w:tcW w:type="pct" w:w="2600"/>
             <w:tcMar>
               <w:top w:type="dxa" w:w="50"/>
               <w:left w:type="dxa" w:w="110"/>
@@ -11475,7 +11475,7 @@
       <w:tr>
         <w:tc>
           <w:tcPr>
-            <w:tcW w:type="pct" w:w="2337"/>
+            <w:tcW w:type="pct" w:w="2400"/>
             <w:shd w:fill="FBFAF6" w:val="clear"/>
             <w:tcMar>
               <w:top w:type="dxa" w:w="50"/>
@@ -11499,7 +11499,7 @@
         </w:tc>
         <w:tc>
           <w:tcPr>
-            <w:tcW w:type="pct" w:w="2663"/>
+            <w:tcW w:type="pct" w:w="2600"/>
             <w:shd w:fill="FBFAF6" w:val="clear"/>
             <w:tcMar>
               <w:top w:type="dxa" w:w="50"/>
@@ -11557,7 +11557,7 @@
       <w:tr>
         <w:tc>
           <w:tcPr>
-            <w:tcW w:type="pct" w:w="2337"/>
+            <w:tcW w:type="pct" w:w="2400"/>
             <w:tcMar>
               <w:top w:type="dxa" w:w="50"/>
               <w:left w:type="dxa" w:w="110"/>
@@ -11580,7 +11580,7 @@
         </w:tc>
         <w:tc>
           <w:tcPr>
-            <w:tcW w:type="pct" w:w="2663"/>
+            <w:tcW w:type="pct" w:w="2600"/>
             <w:tcMar>
               <w:top w:type="dxa" w:w="50"/>
               <w:left w:type="dxa" w:w="110"/>
@@ -11637,7 +11637,7 @@
       <w:tr>
         <w:tc>
           <w:tcPr>
-            <w:tcW w:type="pct" w:w="2337"/>
+            <w:tcW w:type="pct" w:w="2400"/>
             <w:shd w:fill="FBFAF6" w:val="clear"/>
             <w:tcMar>
               <w:top w:type="dxa" w:w="50"/>
@@ -11661,7 +11661,7 @@
         </w:tc>
         <w:tc>
           <w:tcPr>
-            <w:tcW w:type="pct" w:w="2663"/>
+            <w:tcW w:type="pct" w:w="2600"/>
             <w:shd w:fill="FBFAF6" w:val="clear"/>
             <w:tcMar>
               <w:top w:type="dxa" w:w="50"/>

--- a/CMA_Summaries_B1_Ch14.docx
+++ b/CMA_Summaries_B1_Ch14.docx
@@ -1726,7 +1726,7 @@
           <w:sz w:val="16"/>
           <w:szCs w:val="16"/>
         </w:rPr>
-        <w:t xml:space="preserve">      gaps 1–4</w:t>
+        <w:t xml:space="preserve">      gaps 1–8</w:t>
       </w:r>
     </w:p>
     <w:p>
@@ -1778,7 +1778,7 @@
           <w:sz w:val="19"/>
           <w:szCs w:val="19"/>
         </w:rPr>
-        <w:t xml:space="preserve">It is a </w:t>
+        <w:t xml:space="preserve">It is a finance lease if it meets any one of five criteria; </w:t>
       </w:r>
       <w:r>
         <w:rPr>
@@ -1810,7 +1810,14 @@
           <w:sz w:val="19"/>
           <w:szCs w:val="19"/>
         </w:rPr>
-        <w:t xml:space="preserve"> lease if it meets any one of five criteria; </w:t>
+        <w:t xml:space="preserve"> it is an operating lease. </w:t>
+      </w:r>
+      <w:r>
+        <w:rPr>
+          <w:sz w:val="19"/>
+          <w:szCs w:val="19"/>
+        </w:rPr>
+        <w:t xml:space="preserve">Many companies use about 75% or more of </w:t>
       </w:r>
       <w:r>
         <w:rPr>
@@ -1842,14 +1849,7 @@
           <w:sz w:val="19"/>
           <w:szCs w:val="19"/>
         </w:rPr>
-        <w:t xml:space="preserve"> it is an operating lease. </w:t>
-      </w:r>
-      <w:r>
-        <w:rPr>
-          <w:sz w:val="19"/>
-          <w:szCs w:val="19"/>
-        </w:rPr>
-        <w:t xml:space="preserve">Many companies use about 75% or more of economic life as a major part, and about 90% or more of fair value as </w:t>
+        <w:t xml:space="preserve"> life as a major part, and about 90% or more of fair value as </w:t>
       </w:r>
       <w:r>
         <w:rPr>
@@ -1882,6 +1882,148 @@
           <w:szCs w:val="19"/>
         </w:rPr>
         <w:t xml:space="preserve"> all. </w:t>
+      </w:r>
+      <w:r>
+        <w:rPr>
+          <w:sz w:val="19"/>
+          <w:szCs w:val="19"/>
+        </w:rPr>
+        <w:t xml:space="preserve">The </w:t>
+      </w:r>
+      <w:r>
+        <w:rPr>
+          <w:b/>
+          <w:bCs/>
+          <w:color w:val="8186EF"/>
+          <w:sz w:val="15"/>
+          <w:szCs w:val="15"/>
+        </w:rPr>
+        <w:t xml:space="preserve"> (5) </w:t>
+      </w:r>
+      <w:r>
+        <w:rPr>
+          <w:u w:val="single"/>
+          <w:sz w:val="19"/>
+          <w:szCs w:val="19"/>
+        </w:rPr>
+        <w:t xml:space="preserve">           </w:t>
+      </w:r>
+      <w:r>
+        <w:rPr>
+          <w:sz w:val="19"/>
+          <w:szCs w:val="19"/>
+        </w:rPr>
+        <w:t xml:space="preserve"> </w:t>
+      </w:r>
+      <w:r>
+        <w:rPr>
+          <w:sz w:val="19"/>
+          <w:szCs w:val="19"/>
+        </w:rPr>
+        <w:t xml:space="preserve"> lease runs 5 years in a building that will last 30 years, and its payments are worth only 28% of the </w:t>
+      </w:r>
+      <w:r>
+        <w:rPr>
+          <w:b/>
+          <w:bCs/>
+          <w:color w:val="8186EF"/>
+          <w:sz w:val="15"/>
+          <w:szCs w:val="15"/>
+        </w:rPr>
+        <w:t xml:space="preserve"> (6) </w:t>
+      </w:r>
+      <w:r>
+        <w:rPr>
+          <w:u w:val="single"/>
+          <w:sz w:val="19"/>
+          <w:szCs w:val="19"/>
+        </w:rPr>
+        <w:t xml:space="preserve">            </w:t>
+      </w:r>
+      <w:r>
+        <w:rPr>
+          <w:sz w:val="19"/>
+          <w:szCs w:val="19"/>
+        </w:rPr>
+        <w:t xml:space="preserve"> </w:t>
+      </w:r>
+      <w:r>
+        <w:rPr>
+          <w:sz w:val="19"/>
+          <w:szCs w:val="19"/>
+        </w:rPr>
+        <w:t xml:space="preserve"> value: an operating lease. </w:t>
+      </w:r>
+      <w:r>
+        <w:rPr>
+          <w:sz w:val="19"/>
+          <w:szCs w:val="19"/>
+        </w:rPr>
+        <w:t xml:space="preserve">The </w:t>
+      </w:r>
+      <w:r>
+        <w:rPr>
+          <w:b/>
+          <w:bCs/>
+          <w:color w:val="8186EF"/>
+          <w:sz w:val="15"/>
+          <w:szCs w:val="15"/>
+        </w:rPr>
+        <w:t xml:space="preserve"> (7) </w:t>
+      </w:r>
+      <w:r>
+        <w:rPr>
+          <w:u w:val="single"/>
+          <w:sz w:val="19"/>
+          <w:szCs w:val="19"/>
+        </w:rPr>
+        <w:t xml:space="preserve">             </w:t>
+      </w:r>
+      <w:r>
+        <w:rPr>
+          <w:sz w:val="19"/>
+          <w:szCs w:val="19"/>
+        </w:rPr>
+        <w:t xml:space="preserve"> </w:t>
+      </w:r>
+      <w:r>
+        <w:rPr>
+          <w:sz w:val="19"/>
+          <w:szCs w:val="19"/>
+        </w:rPr>
+        <w:t xml:space="preserve"> line was built for </w:t>
+      </w:r>
+      <w:r>
+        <w:rPr>
+          <w:b/>
+          <w:bCs/>
+          <w:color w:val="8186EF"/>
+          <w:sz w:val="15"/>
+          <w:szCs w:val="15"/>
+        </w:rPr>
+        <w:t xml:space="preserve"> (8) </w:t>
+      </w:r>
+      <w:r>
+        <w:rPr>
+          <w:u w:val="single"/>
+          <w:sz w:val="19"/>
+          <w:szCs w:val="19"/>
+        </w:rPr>
+        <w:t xml:space="preserve">           </w:t>
+      </w:r>
+      <w:r>
+        <w:rPr>
+          <w:sz w:val="19"/>
+          <w:szCs w:val="19"/>
+        </w:rPr>
+        <w:t xml:space="preserve"> </w:t>
+      </w:r>
+      <w:r>
+        <w:rPr>
+          <w:sz w:val="19"/>
+          <w:szCs w:val="19"/>
+        </w:rPr>
+        <w:t xml:space="preserve"> and the lease covers most of its life: a finance lease. </w:t>
       </w:r>
     </w:p>
     <w:tbl>
@@ -1939,7 +2081,7 @@
                 <w:sz w:val="16"/>
                 <w:szCs w:val="16"/>
               </w:rPr>
-              <w:t xml:space="preserve">otherwise   ·   finance   ·   lessee   ·   depends   ·   substantially</w:t>
+              <w:t xml:space="preserve">warehouse   ·   substantially   ·   classifies   ·   building's   ·   lessee   ·   economic   ·   otherwise   ·   olive-press   ·   Orontes</w:t>
             </w:r>
           </w:p>
         </w:tc>
@@ -2269,7 +2411,7 @@
                 <w:sz w:val="14"/>
                 <w:szCs w:val="14"/>
               </w:rPr>
-              <w:t xml:space="preserve">(5)</w:t>
+              <w:t xml:space="preserve">(9)</w:t>
             </w:r>
           </w:p>
         </w:tc>
@@ -2369,7 +2511,7 @@
                 <w:sz w:val="14"/>
                 <w:szCs w:val="14"/>
               </w:rPr>
-              <w:t xml:space="preserve">(6)</w:t>
+              <w:t xml:space="preserve">(10)</w:t>
             </w:r>
           </w:p>
         </w:tc>
@@ -2421,7 +2563,7 @@
                 <w:sz w:val="14"/>
                 <w:szCs w:val="14"/>
               </w:rPr>
-              <w:t xml:space="preserve">(7)</w:t>
+              <w:t xml:space="preserve">(11)</w:t>
             </w:r>
           </w:p>
         </w:tc>
@@ -2521,7 +2663,7 @@
                 <w:sz w:val="14"/>
                 <w:szCs w:val="14"/>
               </w:rPr>
-              <w:t xml:space="preserve">(8)</w:t>
+              <w:t xml:space="preserve">(12)</w:t>
             </w:r>
           </w:p>
         </w:tc>
@@ -2739,6 +2881,18 @@
       </w:tr>
     </w:tbl>
     <w:p/>
+    <w:p>
+      <w:pPr>
+        <w:pageBreakBefore w:val="true"/>
+        <w:spacing w:after="0"/>
+      </w:pPr>
+      <w:r>
+        <w:rPr>
+          <w:sz w:val="2"/>
+        </w:rPr>
+        <w:t xml:space="preserve"> </w:t>
+      </w:r>
+    </w:p>
     <w:tbl>
       <w:tblPr>
         <w:tblW w:type="pct" w:w="100%"/>
@@ -3067,14 +3221,14 @@
                 <w:sz w:val="16"/>
                 <w:szCs w:val="16"/>
               </w:rPr>
-              <w:t xml:space="preserve">6  </w:t>
-            </w:r>
-            <w:r>
-              <w:rPr>
-                <w:sz w:val="16"/>
-                <w:szCs w:val="16"/>
-              </w:rPr>
-              <w:t xml:space="preserve">Not needed</w:t>
+              <w:t xml:space="preserve">8  </w:t>
+            </w:r>
+            <w:r>
+              <w:rPr>
+                <w:sz w:val="16"/>
+                <w:szCs w:val="16"/>
+              </w:rPr>
+              <w:t xml:space="preserve">Orontes</w:t>
             </w:r>
           </w:p>
         </w:tc>
@@ -3109,7 +3263,7 @@
                 <w:sz w:val="16"/>
                 <w:szCs w:val="16"/>
               </w:rPr>
-              <w:t xml:space="preserve">finance</w:t>
+              <w:t xml:space="preserve">otherwise</w:t>
             </w:r>
           </w:p>
         </w:tc>
@@ -3135,14 +3289,14 @@
                 <w:sz w:val="16"/>
                 <w:szCs w:val="16"/>
               </w:rPr>
-              <w:t xml:space="preserve">7  </w:t>
-            </w:r>
-            <w:r>
-              <w:rPr>
-                <w:sz w:val="16"/>
-                <w:szCs w:val="16"/>
-              </w:rPr>
-              <w:t xml:space="preserve">No: any company could use it</w:t>
+              <w:t xml:space="preserve">9  </w:t>
+            </w:r>
+            <w:r>
+              <w:rPr>
+                <w:sz w:val="16"/>
+                <w:szCs w:val="16"/>
+              </w:rPr>
+              <w:t xml:space="preserve">No: 5 of 30 years (17%)</w:t>
             </w:r>
           </w:p>
         </w:tc>
@@ -3177,7 +3331,7 @@
                 <w:sz w:val="16"/>
                 <w:szCs w:val="16"/>
               </w:rPr>
-              <w:t xml:space="preserve">otherwise</w:t>
+              <w:t xml:space="preserve">economic</w:t>
             </w:r>
           </w:p>
         </w:tc>
@@ -3203,14 +3357,14 @@
                 <w:sz w:val="16"/>
                 <w:szCs w:val="16"/>
               </w:rPr>
-              <w:t xml:space="preserve">8  </w:t>
-            </w:r>
-            <w:r>
-              <w:rPr>
-                <w:sz w:val="16"/>
-                <w:szCs w:val="16"/>
-              </w:rPr>
-              <w:t xml:space="preserve">Finance lease</w:t>
+              <w:t xml:space="preserve">10  </w:t>
+            </w:r>
+            <w:r>
+              <w:rPr>
+                <w:sz w:val="16"/>
+                <w:szCs w:val="16"/>
+              </w:rPr>
+              <w:t xml:space="preserve">Not needed</w:t>
             </w:r>
           </w:p>
         </w:tc>
@@ -3271,14 +3425,14 @@
                 <w:sz w:val="16"/>
                 <w:szCs w:val="16"/>
               </w:rPr>
-              <w:t xml:space="preserve">9  </w:t>
-            </w:r>
-            <w:r>
-              <w:rPr>
-                <w:sz w:val="16"/>
-                <w:szCs w:val="16"/>
-              </w:rPr>
-              <w:t xml:space="preserve">operating lease</w:t>
+              <w:t xml:space="preserve">11  </w:t>
+            </w:r>
+            <w:r>
+              <w:rPr>
+                <w:sz w:val="16"/>
+                <w:szCs w:val="16"/>
+              </w:rPr>
+              <w:t xml:space="preserve">No: any company could use it</w:t>
             </w:r>
           </w:p>
         </w:tc>
@@ -3313,7 +3467,7 @@
                 <w:sz w:val="16"/>
                 <w:szCs w:val="16"/>
               </w:rPr>
-              <w:t xml:space="preserve">No: 5 of 30 years (17%)</w:t>
+              <w:t xml:space="preserve">warehouse</w:t>
             </w:r>
           </w:p>
         </w:tc>
@@ -3339,7 +3493,143 @@
                 <w:sz w:val="16"/>
                 <w:szCs w:val="16"/>
               </w:rPr>
-              <w:t xml:space="preserve">10  </w:t>
+              <w:t xml:space="preserve">12  </w:t>
+            </w:r>
+            <w:r>
+              <w:rPr>
+                <w:sz w:val="16"/>
+                <w:szCs w:val="16"/>
+              </w:rPr>
+              <w:t xml:space="preserve">Finance lease</w:t>
+            </w:r>
+          </w:p>
+        </w:tc>
+      </w:tr>
+      <w:tr>
+        <w:tc>
+          <w:tcPr>
+            <w:tcW w:type="pct" w:w="2500"/>
+            <w:tcMar>
+              <w:top w:type="dxa" w:w="20"/>
+              <w:left w:type="dxa" w:w="80"/>
+              <w:bottom w:type="dxa" w:w="20"/>
+              <w:right w:type="dxa" w:w="80"/>
+            </w:tcMar>
+          </w:tcPr>
+          <w:p>
+            <w:pPr>
+              <w:spacing w:before="12" w:after="12"/>
+            </w:pPr>
+            <w:r>
+              <w:rPr>
+                <w:b/>
+                <w:bCs/>
+                <w:color w:val="8186EF"/>
+                <w:sz w:val="16"/>
+                <w:szCs w:val="16"/>
+              </w:rPr>
+              <w:t xml:space="preserve">6  </w:t>
+            </w:r>
+            <w:r>
+              <w:rPr>
+                <w:sz w:val="16"/>
+                <w:szCs w:val="16"/>
+              </w:rPr>
+              <w:t xml:space="preserve">building's</w:t>
+            </w:r>
+          </w:p>
+        </w:tc>
+        <w:tc>
+          <w:tcPr>
+            <w:tcW w:type="pct" w:w="2500"/>
+            <w:tcMar>
+              <w:top w:type="dxa" w:w="20"/>
+              <w:left w:type="dxa" w:w="80"/>
+              <w:bottom w:type="dxa" w:w="20"/>
+              <w:right w:type="dxa" w:w="80"/>
+            </w:tcMar>
+          </w:tcPr>
+          <w:p>
+            <w:pPr>
+              <w:spacing w:before="12" w:after="12"/>
+            </w:pPr>
+            <w:r>
+              <w:rPr>
+                <w:b/>
+                <w:bCs/>
+                <w:color w:val="8186EF"/>
+                <w:sz w:val="16"/>
+                <w:szCs w:val="16"/>
+              </w:rPr>
+              <w:t xml:space="preserve">13  </w:t>
+            </w:r>
+            <w:r>
+              <w:rPr>
+                <w:sz w:val="16"/>
+                <w:szCs w:val="16"/>
+              </w:rPr>
+              <w:t xml:space="preserve">operating lease</w:t>
+            </w:r>
+          </w:p>
+        </w:tc>
+      </w:tr>
+      <w:tr>
+        <w:tc>
+          <w:tcPr>
+            <w:tcW w:type="pct" w:w="2500"/>
+            <w:tcMar>
+              <w:top w:type="dxa" w:w="20"/>
+              <w:left w:type="dxa" w:w="80"/>
+              <w:bottom w:type="dxa" w:w="20"/>
+              <w:right w:type="dxa" w:w="80"/>
+            </w:tcMar>
+          </w:tcPr>
+          <w:p>
+            <w:pPr>
+              <w:spacing w:before="12" w:after="12"/>
+            </w:pPr>
+            <w:r>
+              <w:rPr>
+                <w:b/>
+                <w:bCs/>
+                <w:color w:val="8186EF"/>
+                <w:sz w:val="16"/>
+                <w:szCs w:val="16"/>
+              </w:rPr>
+              <w:t xml:space="preserve">7  </w:t>
+            </w:r>
+            <w:r>
+              <w:rPr>
+                <w:sz w:val="16"/>
+                <w:szCs w:val="16"/>
+              </w:rPr>
+              <w:t xml:space="preserve">olive-press</w:t>
+            </w:r>
+          </w:p>
+        </w:tc>
+        <w:tc>
+          <w:tcPr>
+            <w:tcW w:type="pct" w:w="2500"/>
+            <w:tcMar>
+              <w:top w:type="dxa" w:w="20"/>
+              <w:left w:type="dxa" w:w="80"/>
+              <w:bottom w:type="dxa" w:w="20"/>
+              <w:right w:type="dxa" w:w="80"/>
+            </w:tcMar>
+          </w:tcPr>
+          <w:p>
+            <w:pPr>
+              <w:spacing w:before="12" w:after="12"/>
+            </w:pPr>
+            <w:r>
+              <w:rPr>
+                <w:b/>
+                <w:bCs/>
+                <w:color w:val="8186EF"/>
+                <w:sz w:val="16"/>
+                <w:szCs w:val="16"/>
+              </w:rPr>
+              <w:t xml:space="preserve">14  </w:t>
             </w:r>
             <w:r>
               <w:rPr>
@@ -3389,7 +3679,7 @@
           <w:sz w:val="15"/>
           <w:szCs w:val="15"/>
         </w:rPr>
-        <w:t xml:space="preserve">A lessee classifies each lease at the start. It is a finance lease if it meets any one of five criteria; otherwise it is an operating lease. Many companies use about 75% or more of economic life as a major part, and about 90% or more of fair value as substantially all.</w:t>
+        <w:t xml:space="preserve">A lessee classifies each lease at the start. It is a finance lease if it meets any one of five criteria; otherwise it is an operating lease. Many companies use about 75% or more of economic life as a major part, and about 90% or more of fair value as substantially all. The warehouse lease runs 5 years in a building that will last 30 years, and its payments are worth only 28% of the building's value: an operating lease. The olive-press line was built for Orontes and the lease covers most of its life: a finance lease.</w:t>
       </w:r>
     </w:p>
     <w:p>
@@ -5994,7 +6284,7 @@
                 <w:sz w:val="16"/>
                 <w:szCs w:val="16"/>
               </w:rPr>
-              <w:t xml:space="preserve">expense   ·   lessee   ·   highest   ·   straight-line</w:t>
+              <w:t xml:space="preserve">present   ·   lessee   ·   highest   ·   straight-line</w:t>
             </w:r>
           </w:p>
         </w:tc>
@@ -6256,7 +6546,7 @@
                 <w:sz w:val="16"/>
                 <w:szCs w:val="16"/>
               </w:rPr>
-              <w:t xml:space="preserve">records   ·   expense   ·   liability   ·   Amortization</w:t>
+              <w:t xml:space="preserve">present   ·   expense   ·   liability   ·   Amortization</w:t>
             </w:r>
           </w:p>
         </w:tc>
@@ -6664,7 +6954,7 @@
                 <w:sz w:val="16"/>
                 <w:szCs w:val="16"/>
               </w:rPr>
-              <w:t xml:space="preserve">payments   ·   operating   ·   difference   ·   normally   ·   lessee   ·   amortization</w:t>
+              <w:t xml:space="preserve">payments   ·   operating   ·   difference   ·   largest   ·   lessee   ·   amortization</w:t>
             </w:r>
           </w:p>
         </w:tc>
@@ -6718,6 +7008,19 @@
       </w:tr>
     </w:tbl>
     <w:p/>
+    <w:p>
+      <w:pPr>
+        <w:spacing w:before="20" w:after="20" w:line="360" w:lineRule="auto"/>
+        <w:ind w:left="200"/>
+      </w:pPr>
+      <w:r>
+        <w:rPr>
+          <w:sz w:val="19"/>
+          <w:szCs w:val="19"/>
+        </w:rPr>
+        <w:t xml:space="preserve">Complete years 2028 to 2030. The lease cost is $100,000 every year.</w:t>
+      </w:r>
+    </w:p>
     <w:p>
       <w:pPr>
         <w:pageBreakBefore w:val="true"/>
@@ -6859,7 +7162,7 @@
                 <w:sz w:val="16"/>
                 <w:szCs w:val="16"/>
               </w:rPr>
-              <w:t xml:space="preserve">Payment   ·   2030   ·   2027</w:t>
+              <w:t xml:space="preserve">2030   ·   lessee   ·   2026</w:t>
             </w:r>
           </w:p>
         </w:tc>
@@ -7114,7 +7417,7 @@
                 <w:sz w:val="16"/>
                 <w:szCs w:val="16"/>
               </w:rPr>
-              <w:t xml:space="preserve">opening   ·   payments   ·   lease   ·   records</w:t>
+              <w:t xml:space="preserve">payments   ·   lease   ·   opening   ·   separately</w:t>
             </w:r>
           </w:p>
         </w:tc>
@@ -7535,7 +7838,7 @@
                 <w:sz w:val="16"/>
                 <w:szCs w:val="16"/>
               </w:rPr>
-              <w:t xml:space="preserve">2027</w:t>
+              <w:t xml:space="preserve">2026</w:t>
             </w:r>
           </w:p>
         </w:tc>
@@ -8291,7 +8594,7 @@
           <w:sz w:val="16"/>
           <w:szCs w:val="16"/>
         </w:rPr>
-        <w:t xml:space="preserve">      gaps 1–9</w:t>
+        <w:t xml:space="preserve">      gaps 1–10</w:t>
       </w:r>
     </w:p>
     <w:p>
@@ -8375,7 +8678,7 @@
           <w:sz w:val="19"/>
           <w:szCs w:val="19"/>
         </w:rPr>
-        <w:t xml:space="preserve">Each </w:t>
+        <w:t xml:space="preserve">Each liability is split into a current part, the principal due </w:t>
       </w:r>
       <w:r>
         <w:rPr>
@@ -8407,7 +8710,7 @@
           <w:sz w:val="19"/>
           <w:szCs w:val="19"/>
         </w:rPr>
-        <w:t xml:space="preserve"> is split into a current part, the principal due within a year, and a </w:t>
+        <w:t xml:space="preserve"> a year, and a </w:t>
       </w:r>
       <w:r>
         <w:rPr>
@@ -8620,7 +8923,46 @@
           <w:sz w:val="19"/>
           <w:szCs w:val="19"/>
         </w:rPr>
-        <w:t xml:space="preserve"> and financing activity, disclosed separately. </w:t>
+        <w:t xml:space="preserve"> and financing </w:t>
+      </w:r>
+      <w:r>
+        <w:rPr>
+          <w:b/>
+          <w:bCs/>
+          <w:color w:val="8186EF"/>
+          <w:sz w:val="15"/>
+          <w:szCs w:val="15"/>
+        </w:rPr>
+        <w:t xml:space="preserve"> (10) </w:t>
+      </w:r>
+      <w:r>
+        <w:rPr>
+          <w:u w:val="single"/>
+          <w:sz w:val="19"/>
+          <w:szCs w:val="19"/>
+        </w:rPr>
+        <w:t xml:space="preserve">           </w:t>
+      </w:r>
+      <w:r>
+        <w:rPr>
+          <w:sz w:val="19"/>
+          <w:szCs w:val="19"/>
+        </w:rPr>
+        <w:t xml:space="preserve"> </w:t>
+      </w:r>
+      <w:r>
+        <w:rPr>
+          <w:sz w:val="19"/>
+          <w:szCs w:val="19"/>
+        </w:rPr>
+        <w:t xml:space="preserve">, disclosed separately. </w:t>
+      </w:r>
+      <w:r>
+        <w:rPr>
+          <w:sz w:val="19"/>
+          <w:szCs w:val="19"/>
+        </w:rPr>
+        <w:t xml:space="preserve">The olive-press liability of $668,253 includes a current part of $209,905, the principal that will be paid in 2027. </w:t>
       </w:r>
     </w:p>
     <w:tbl>
@@ -8678,7 +9020,7 @@
                 <w:sz w:val="16"/>
                 <w:szCs w:val="16"/>
               </w:rPr>
-              <w:t xml:space="preserve">liabilities   ·   operating-lease   ·   expenses   ·   principal   ·   investing   ·   noncurrent   ·   finance-lease   ·   liability   ·   amortization   ·   right-of-use</w:t>
+              <w:t xml:space="preserve">noncurrent   ·   expenses   ·   investing   ·   liabilities   ·   principal   ·   operating-lease   ·   activity   ·   finance-lease   ·   within   ·   amortization   ·   right-of-use</w:t>
             </w:r>
           </w:p>
         </w:tc>
@@ -8935,7 +9277,7 @@
                 <w:sz w:val="14"/>
                 <w:szCs w:val="14"/>
               </w:rPr>
-              <w:t xml:space="preserve">(10)</w:t>
+              <w:t xml:space="preserve">(11)</w:t>
             </w:r>
           </w:p>
         </w:tc>
@@ -9107,7 +9449,7 @@
                 <w:sz w:val="14"/>
                 <w:szCs w:val="14"/>
               </w:rPr>
-              <w:t xml:space="preserve">(11)</w:t>
+              <w:t xml:space="preserve">(12)</w:t>
             </w:r>
           </w:p>
         </w:tc>
@@ -9182,7 +9524,7 @@
                 <w:sz w:val="14"/>
                 <w:szCs w:val="14"/>
               </w:rPr>
-              <w:t xml:space="preserve">(12)</w:t>
+              <w:t xml:space="preserve">(13)</w:t>
             </w:r>
           </w:p>
         </w:tc>
@@ -9318,7 +9660,7 @@
           <w:sz w:val="16"/>
           <w:szCs w:val="16"/>
         </w:rPr>
-        <w:t xml:space="preserve">      gaps 13–14</w:t>
+        <w:t xml:space="preserve">      gaps 14–15</w:t>
       </w:r>
     </w:p>
     <w:p>
@@ -9341,7 +9683,7 @@
           <w:sz w:val="15"/>
           <w:szCs w:val="15"/>
         </w:rPr>
-        <w:t xml:space="preserve"> (13) </w:t>
+        <w:t xml:space="preserve"> (14) </w:t>
       </w:r>
       <w:r>
         <w:rPr>
@@ -9380,7 +9722,7 @@
           <w:sz w:val="15"/>
           <w:szCs w:val="15"/>
         </w:rPr>
-        <w:t xml:space="preserve"> (14) </w:t>
+        <w:t xml:space="preserve"> (15) </w:t>
       </w:r>
       <w:r>
         <w:rPr>
@@ -9460,7 +9802,7 @@
                 <w:sz w:val="16"/>
                 <w:szCs w:val="16"/>
               </w:rPr>
-              <w:t xml:space="preserve">Finance-lease   ·   liability   ·   principal</w:t>
+              <w:t xml:space="preserve">Finance-lease   ·   liability   ·   expense</w:t>
             </w:r>
           </w:p>
         </w:tc>
@@ -9738,14 +10080,14 @@
                 <w:sz w:val="16"/>
                 <w:szCs w:val="16"/>
               </w:rPr>
-              <w:t xml:space="preserve">9  </w:t>
-            </w:r>
-            <w:r>
-              <w:rPr>
-                <w:sz w:val="16"/>
-                <w:szCs w:val="16"/>
-              </w:rPr>
-              <w:t xml:space="preserve">investing</w:t>
+              <w:t xml:space="preserve">10  </w:t>
+            </w:r>
+            <w:r>
+              <w:rPr>
+                <w:sz w:val="16"/>
+                <w:szCs w:val="16"/>
+              </w:rPr>
+              <w:t xml:space="preserve">activity</w:t>
             </w:r>
           </w:p>
         </w:tc>
@@ -9806,7 +10148,7 @@
                 <w:sz w:val="16"/>
                 <w:szCs w:val="16"/>
               </w:rPr>
-              <w:t xml:space="preserve">10  </w:t>
+              <w:t xml:space="preserve">11  </w:t>
             </w:r>
             <w:r>
               <w:rPr>
@@ -9848,7 +10190,7 @@
                 <w:sz w:val="16"/>
                 <w:szCs w:val="16"/>
               </w:rPr>
-              <w:t xml:space="preserve">liability</w:t>
+              <w:t xml:space="preserve">within</w:t>
             </w:r>
           </w:p>
         </w:tc>
@@ -9874,7 +10216,7 @@
                 <w:sz w:val="16"/>
                 <w:szCs w:val="16"/>
               </w:rPr>
-              <w:t xml:space="preserve">11  </w:t>
+              <w:t xml:space="preserve">12  </w:t>
             </w:r>
             <w:r>
               <w:rPr>
@@ -9942,7 +10284,7 @@
                 <w:sz w:val="16"/>
                 <w:szCs w:val="16"/>
               </w:rPr>
-              <w:t xml:space="preserve">12  </w:t>
+              <w:t xml:space="preserve">13  </w:t>
             </w:r>
             <w:r>
               <w:rPr>
@@ -10010,7 +10352,7 @@
                 <w:sz w:val="16"/>
                 <w:szCs w:val="16"/>
               </w:rPr>
-              <w:t xml:space="preserve">13  </w:t>
+              <w:t xml:space="preserve">14  </w:t>
             </w:r>
             <w:r>
               <w:rPr>
@@ -10078,7 +10420,7 @@
                 <w:sz w:val="16"/>
                 <w:szCs w:val="16"/>
               </w:rPr>
-              <w:t xml:space="preserve">14  </w:t>
+              <w:t xml:space="preserve">15  </w:t>
             </w:r>
             <w:r>
               <w:rPr>
@@ -10146,7 +10488,7 @@
                 <w:sz w:val="16"/>
                 <w:szCs w:val="16"/>
               </w:rPr>
-              <w:t xml:space="preserve">15  </w:t>
+              <w:t xml:space="preserve">16  </w:t>
             </w:r>
             <w:r>
               <w:rPr>
@@ -10214,7 +10556,7 @@
                 <w:sz w:val="16"/>
                 <w:szCs w:val="16"/>
               </w:rPr>
-              <w:t xml:space="preserve">16  </w:t>
+              <w:t xml:space="preserve">17  </w:t>
             </w:r>
             <w:r>
               <w:rPr>
@@ -10222,6 +10564,64 @@
                 <w:szCs w:val="16"/>
               </w:rPr>
               <w:t xml:space="preserve">operating lease</w:t>
+            </w:r>
+          </w:p>
+        </w:tc>
+      </w:tr>
+      <w:tr>
+        <w:tc>
+          <w:tcPr>
+            <w:tcW w:type="pct" w:w="2500"/>
+            <w:tcMar>
+              <w:top w:type="dxa" w:w="20"/>
+              <w:left w:type="dxa" w:w="80"/>
+              <w:bottom w:type="dxa" w:w="20"/>
+              <w:right w:type="dxa" w:w="80"/>
+            </w:tcMar>
+          </w:tcPr>
+          <w:p>
+            <w:pPr>
+              <w:spacing w:before="12" w:after="12"/>
+            </w:pPr>
+            <w:r>
+              <w:rPr>
+                <w:b/>
+                <w:bCs/>
+                <w:color w:val="8186EF"/>
+                <w:sz w:val="16"/>
+                <w:szCs w:val="16"/>
+              </w:rPr>
+              <w:t xml:space="preserve">9  </w:t>
+            </w:r>
+            <w:r>
+              <w:rPr>
+                <w:sz w:val="16"/>
+                <w:szCs w:val="16"/>
+              </w:rPr>
+              <w:t xml:space="preserve">investing</w:t>
+            </w:r>
+          </w:p>
+        </w:tc>
+        <w:tc>
+          <w:tcPr>
+            <w:tcW w:type="pct" w:w="2500"/>
+            <w:tcMar>
+              <w:top w:type="dxa" w:w="20"/>
+              <w:left w:type="dxa" w:w="80"/>
+              <w:bottom w:type="dxa" w:w="20"/>
+              <w:right w:type="dxa" w:w="80"/>
+            </w:tcMar>
+          </w:tcPr>
+          <w:p>
+            <w:pPr>
+              <w:spacing w:before="24" w:after="24"/>
+            </w:pPr>
+            <w:r>
+              <w:rPr>
+                <w:sz w:val="16"/>
+                <w:szCs w:val="16"/>
+              </w:rPr>
+              <w:t xml:space="preserve"/>
             </w:r>
           </w:p>
         </w:tc>
@@ -10264,7 +10664,7 @@
           <w:sz w:val="15"/>
           <w:szCs w:val="15"/>
         </w:rPr>
-        <w:t xml:space="preserve">On the balance sheet, the right-of-use assets and lease liabilities of finance leases are shown separately from those of operating leases, or disclosed with the line items that contain them. Each liability is split into a current part, the principal due within a year, and a noncurrent part. On the income statement, a finance lease shows interest expense and amortization separately; an operating lease shows one lease cost in operating expenses. In the statement of cash flows, finance-lease principal is financing; its interest and all operating-lease payments are operating. New leases are a noncash investing and financing activity, disclosed separately.</w:t>
+        <w:t xml:space="preserve">On the balance sheet, the right-of-use assets and lease liabilities of finance leases are shown separately from those of operating leases, or disclosed with the line items that contain them. Each liability is split into a current part, the principal due within a year, and a noncurrent part. On the income statement, a finance lease shows interest expense and amortization separately; an operating lease shows one lease cost in operating expenses. In the statement of cash flows, finance-lease principal is financing; its interest and all operating-lease payments are operating. New leases are a noncash investing and financing activity, disclosed separately. The olive-press liability of $668,253 includes a current part of $209,905, the principal that will be paid in 2027.</w:t>
       </w:r>
     </w:p>
     <w:p>
@@ -14111,7 +14511,7 @@
               <w:sz w:val="16"/>
               <w:szCs w:val="16"/>
             </w:rPr>
-            <w:t xml:space="preserve"> of 1</w:t>
+            <w:t xml:space="preserve"> of 2</w:t>
           </w:r>
         </w:p>
       </w:tc>

--- a/CMA_Summaries_B1_Ch14.docx
+++ b/CMA_Summaries_B1_Ch14.docx
@@ -2088,663 +2088,6 @@
       </w:tr>
     </w:tbl>
     <w:p/>
-    <w:tbl>
-      <w:tblPr>
-        <w:tblW w:type="pct" w:w="100%"/>
-        <w:tblLayout w:type="fixed"/>
-        <w:tblBorders>
-          <w:top w:val="single" w:color="353A7C" w:sz="6"/>
-          <w:left w:val="single" w:color="353A7C" w:sz="6"/>
-          <w:bottom w:val="single" w:color="353A7C" w:sz="6"/>
-          <w:right w:val="single" w:color="353A7C" w:sz="6"/>
-          <w:insideH w:val="single" w:color="353A7C" w:sz="6"/>
-          <w:insideV w:val="single" w:color="353A7C" w:sz="6"/>
-        </w:tblBorders>
-      </w:tblPr>
-      <w:tblGrid>
-        <w:gridCol w:w="4224"/>
-        <w:gridCol w:w="2957"/>
-        <w:gridCol w:w="2419"/>
-      </w:tblGrid>
-      <w:tr>
-        <w:tc>
-          <w:tcPr>
-            <w:tcW w:type="pct" w:w="5000"/>
-            <w:gridSpan w:val="3"/>
-            <w:shd w:fill="353A7C" w:val="clear"/>
-            <w:tcMar>
-              <w:top w:type="dxa" w:w="60"/>
-              <w:left w:type="dxa" w:w="120"/>
-              <w:bottom w:type="dxa" w:w="60"/>
-              <w:right w:type="dxa" w:w="120"/>
-            </w:tcMar>
-          </w:tcPr>
-          <w:p>
-            <w:pPr>
-              <w:spacing w:before="40" w:after="40"/>
-            </w:pPr>
-            <w:r>
-              <w:rPr>
-                <w:b/>
-                <w:bCs/>
-                <w:color w:val="FFFFFF"/>
-                <w:sz w:val="17"/>
-                <w:szCs w:val="17"/>
-              </w:rPr>
-              <w:t xml:space="preserve">Suppose: classifying Orontes's two leases, January 1, 2026</w:t>
-            </w:r>
-          </w:p>
-        </w:tc>
-      </w:tr>
-      <w:tr>
-        <w:tc>
-          <w:tcPr>
-            <w:tcW w:type="pct" w:w="2200"/>
-            <w:shd w:fill="353A7C" w:val="clear"/>
-            <w:tcMar>
-              <w:top w:type="dxa" w:w="50"/>
-              <w:left w:type="dxa" w:w="110"/>
-              <w:bottom w:type="dxa" w:w="50"/>
-              <w:right w:type="dxa" w:w="110"/>
-            </w:tcMar>
-          </w:tcPr>
-          <w:p>
-            <w:pPr>
-              <w:spacing w:before="30" w:after="30"/>
-            </w:pPr>
-            <w:r>
-              <w:rPr>
-                <w:b/>
-                <w:bCs/>
-                <w:color w:val="FFFFFF"/>
-                <w:sz w:val="15"/>
-                <w:szCs w:val="15"/>
-              </w:rPr>
-              <w:t xml:space="preserve">Criterion</w:t>
-            </w:r>
-          </w:p>
-        </w:tc>
-        <w:tc>
-          <w:tcPr>
-            <w:tcW w:type="pct" w:w="1540"/>
-            <w:shd w:fill="353A7C" w:val="clear"/>
-            <w:tcMar>
-              <w:top w:type="dxa" w:w="50"/>
-              <w:left w:type="dxa" w:w="110"/>
-              <w:bottom w:type="dxa" w:w="50"/>
-              <w:right w:type="dxa" w:w="110"/>
-            </w:tcMar>
-          </w:tcPr>
-          <w:p>
-            <w:pPr>
-              <w:spacing w:before="30" w:after="30"/>
-            </w:pPr>
-            <w:r>
-              <w:rPr>
-                <w:b/>
-                <w:bCs/>
-                <w:color w:val="FFFFFF"/>
-                <w:sz w:val="15"/>
-                <w:szCs w:val="15"/>
-              </w:rPr>
-              <w:t xml:space="preserve">Warehouse (5 years, 100,000 a year)</w:t>
-            </w:r>
-          </w:p>
-        </w:tc>
-        <w:tc>
-          <w:tcPr>
-            <w:tcW w:type="pct" w:w="1260"/>
-            <w:shd w:fill="353A7C" w:val="clear"/>
-            <w:tcMar>
-              <w:top w:type="dxa" w:w="50"/>
-              <w:left w:type="dxa" w:w="110"/>
-              <w:bottom w:type="dxa" w:w="50"/>
-              <w:right w:type="dxa" w:w="110"/>
-            </w:tcMar>
-          </w:tcPr>
-          <w:p>
-            <w:pPr>
-              <w:spacing w:before="30" w:after="30"/>
-            </w:pPr>
-            <w:r>
-              <w:rPr>
-                <w:b/>
-                <w:bCs/>
-                <w:color w:val="FFFFFF"/>
-                <w:sz w:val="15"/>
-                <w:szCs w:val="15"/>
-              </w:rPr>
-              <w:t xml:space="preserve">Olive press (4 years, 250,000 a year)</w:t>
-            </w:r>
-          </w:p>
-        </w:tc>
-      </w:tr>
-      <w:tr>
-        <w:tc>
-          <w:tcPr>
-            <w:tcW w:type="pct" w:w="2200"/>
-            <w:tcMar>
-              <w:top w:type="dxa" w:w="50"/>
-              <w:left w:type="dxa" w:w="110"/>
-              <w:bottom w:type="dxa" w:w="50"/>
-              <w:right w:type="dxa" w:w="110"/>
-            </w:tcMar>
-          </w:tcPr>
-          <w:p>
-            <w:pPr>
-              <w:spacing w:before="28" w:after="28"/>
-            </w:pPr>
-            <w:r>
-              <w:rPr>
-                <w:sz w:val="15"/>
-                <w:szCs w:val="15"/>
-              </w:rPr>
-              <w:t xml:space="preserve">1. Ownership transfers</w:t>
-            </w:r>
-          </w:p>
-        </w:tc>
-        <w:tc>
-          <w:tcPr>
-            <w:tcW w:type="pct" w:w="1540"/>
-            <w:tcMar>
-              <w:top w:type="dxa" w:w="50"/>
-              <w:left w:type="dxa" w:w="110"/>
-              <w:bottom w:type="dxa" w:w="50"/>
-              <w:right w:type="dxa" w:w="110"/>
-            </w:tcMar>
-          </w:tcPr>
-          <w:p>
-            <w:pPr>
-              <w:spacing w:before="28" w:after="28"/>
-            </w:pPr>
-            <w:r>
-              <w:rPr>
-                <w:sz w:val="15"/>
-                <w:szCs w:val="15"/>
-              </w:rPr>
-              <w:t xml:space="preserve">No</w:t>
-            </w:r>
-          </w:p>
-        </w:tc>
-        <w:tc>
-          <w:tcPr>
-            <w:tcW w:type="pct" w:w="1260"/>
-            <w:tcMar>
-              <w:top w:type="dxa" w:w="50"/>
-              <w:left w:type="dxa" w:w="110"/>
-              <w:bottom w:type="dxa" w:w="50"/>
-              <w:right w:type="dxa" w:w="110"/>
-            </w:tcMar>
-          </w:tcPr>
-          <w:p>
-            <w:pPr>
-              <w:spacing w:before="28" w:after="28"/>
-            </w:pPr>
-            <w:r>
-              <w:rPr>
-                <w:sz w:val="15"/>
-                <w:szCs w:val="15"/>
-              </w:rPr>
-              <w:t xml:space="preserve">No</w:t>
-            </w:r>
-          </w:p>
-        </w:tc>
-      </w:tr>
-      <w:tr>
-        <w:tc>
-          <w:tcPr>
-            <w:tcW w:type="pct" w:w="2200"/>
-            <w:shd w:fill="FBFAF6" w:val="clear"/>
-            <w:tcMar>
-              <w:top w:type="dxa" w:w="50"/>
-              <w:left w:type="dxa" w:w="110"/>
-              <w:bottom w:type="dxa" w:w="50"/>
-              <w:right w:type="dxa" w:w="110"/>
-            </w:tcMar>
-          </w:tcPr>
-          <w:p>
-            <w:pPr>
-              <w:spacing w:before="28" w:after="28"/>
-            </w:pPr>
-            <w:r>
-              <w:rPr>
-                <w:sz w:val="15"/>
-                <w:szCs w:val="15"/>
-              </w:rPr>
-              <w:t xml:space="preserve">2. Purchase option reasonably certain</w:t>
-            </w:r>
-          </w:p>
-        </w:tc>
-        <w:tc>
-          <w:tcPr>
-            <w:tcW w:type="pct" w:w="1540"/>
-            <w:shd w:fill="FBFAF6" w:val="clear"/>
-            <w:tcMar>
-              <w:top w:type="dxa" w:w="50"/>
-              <w:left w:type="dxa" w:w="110"/>
-              <w:bottom w:type="dxa" w:w="50"/>
-              <w:right w:type="dxa" w:w="110"/>
-            </w:tcMar>
-          </w:tcPr>
-          <w:p>
-            <w:pPr>
-              <w:spacing w:before="28" w:after="28"/>
-            </w:pPr>
-            <w:r>
-              <w:rPr>
-                <w:sz w:val="15"/>
-                <w:szCs w:val="15"/>
-              </w:rPr>
-              <w:t xml:space="preserve">No</w:t>
-            </w:r>
-          </w:p>
-        </w:tc>
-        <w:tc>
-          <w:tcPr>
-            <w:tcW w:type="pct" w:w="1260"/>
-            <w:shd w:fill="FBFAF6" w:val="clear"/>
-            <w:tcMar>
-              <w:top w:type="dxa" w:w="50"/>
-              <w:left w:type="dxa" w:w="110"/>
-              <w:bottom w:type="dxa" w:w="50"/>
-              <w:right w:type="dxa" w:w="110"/>
-            </w:tcMar>
-          </w:tcPr>
-          <w:p>
-            <w:pPr>
-              <w:spacing w:before="28" w:after="28"/>
-            </w:pPr>
-            <w:r>
-              <w:rPr>
-                <w:sz w:val="15"/>
-                <w:szCs w:val="15"/>
-              </w:rPr>
-              <w:t xml:space="preserve">No</w:t>
-            </w:r>
-          </w:p>
-        </w:tc>
-      </w:tr>
-      <w:tr>
-        <w:tc>
-          <w:tcPr>
-            <w:tcW w:type="pct" w:w="2200"/>
-            <w:tcMar>
-              <w:top w:type="dxa" w:w="50"/>
-              <w:left w:type="dxa" w:w="110"/>
-              <w:bottom w:type="dxa" w:w="50"/>
-              <w:right w:type="dxa" w:w="110"/>
-            </w:tcMar>
-          </w:tcPr>
-          <w:p>
-            <w:pPr>
-              <w:spacing w:before="28" w:after="28"/>
-            </w:pPr>
-            <w:r>
-              <w:rPr>
-                <w:sz w:val="15"/>
-                <w:szCs w:val="15"/>
-              </w:rPr>
-              <w:t xml:space="preserve">3. Major part of economic life</w:t>
-            </w:r>
-          </w:p>
-        </w:tc>
-        <w:tc>
-          <w:tcPr>
-            <w:tcW w:type="pct" w:w="1540"/>
-            <w:shd w:fill="FFFFFF" w:val="clear"/>
-            <w:tcMar>
-              <w:top w:type="dxa" w:w="50"/>
-              <w:left w:type="dxa" w:w="110"/>
-              <w:bottom w:type="dxa" w:w="50"/>
-              <w:right w:type="dxa" w:w="110"/>
-            </w:tcMar>
-          </w:tcPr>
-          <w:p>
-            <w:pPr>
-              <w:spacing w:before="46" w:after="46"/>
-            </w:pPr>
-            <w:r>
-              <w:rPr>
-                <w:b/>
-                <w:bCs/>
-                <w:color w:val="8186EF"/>
-                <w:sz w:val="14"/>
-                <w:szCs w:val="14"/>
-              </w:rPr>
-              <w:t xml:space="preserve">(9)</w:t>
-            </w:r>
-          </w:p>
-        </w:tc>
-        <w:tc>
-          <w:tcPr>
-            <w:tcW w:type="pct" w:w="1260"/>
-            <w:tcMar>
-              <w:top w:type="dxa" w:w="50"/>
-              <w:left w:type="dxa" w:w="110"/>
-              <w:bottom w:type="dxa" w:w="50"/>
-              <w:right w:type="dxa" w:w="110"/>
-            </w:tcMar>
-          </w:tcPr>
-          <w:p>
-            <w:pPr>
-              <w:spacing w:before="28" w:after="28"/>
-            </w:pPr>
-            <w:r>
-              <w:rPr>
-                <w:sz w:val="15"/>
-                <w:szCs w:val="15"/>
-              </w:rPr>
-              <w:t xml:space="preserve">Yes: 4 of 5 years (80%)</w:t>
-            </w:r>
-          </w:p>
-        </w:tc>
-      </w:tr>
-      <w:tr>
-        <w:tc>
-          <w:tcPr>
-            <w:tcW w:type="pct" w:w="2200"/>
-            <w:shd w:fill="FBFAF6" w:val="clear"/>
-            <w:tcMar>
-              <w:top w:type="dxa" w:w="50"/>
-              <w:left w:type="dxa" w:w="110"/>
-              <w:bottom w:type="dxa" w:w="50"/>
-              <w:right w:type="dxa" w:w="110"/>
-            </w:tcMar>
-          </w:tcPr>
-          <w:p>
-            <w:pPr>
-              <w:spacing w:before="28" w:after="28"/>
-            </w:pPr>
-            <w:r>
-              <w:rPr>
-                <w:sz w:val="15"/>
-                <w:szCs w:val="15"/>
-              </w:rPr>
-              <w:t xml:space="preserve">4. PV ≥ substantially all of fair value</w:t>
-            </w:r>
-          </w:p>
-        </w:tc>
-        <w:tc>
-          <w:tcPr>
-            <w:tcW w:type="pct" w:w="1540"/>
-            <w:shd w:fill="FBFAF6" w:val="clear"/>
-            <w:tcMar>
-              <w:top w:type="dxa" w:w="50"/>
-              <w:left w:type="dxa" w:w="110"/>
-              <w:bottom w:type="dxa" w:w="50"/>
-              <w:right w:type="dxa" w:w="110"/>
-            </w:tcMar>
-          </w:tcPr>
-          <w:p>
-            <w:pPr>
-              <w:spacing w:before="28" w:after="28"/>
-            </w:pPr>
-            <w:r>
-              <w:rPr>
-                <w:sz w:val="15"/>
-                <w:szCs w:val="15"/>
-              </w:rPr>
-              <w:t xml:space="preserve">No: 421,236 of 1,500,000 (28%)</w:t>
-            </w:r>
-          </w:p>
-        </w:tc>
-        <w:tc>
-          <w:tcPr>
-            <w:tcW w:type="pct" w:w="1260"/>
-            <w:shd w:fill="FFFFFF" w:val="clear"/>
-            <w:tcMar>
-              <w:top w:type="dxa" w:w="50"/>
-              <w:left w:type="dxa" w:w="110"/>
-              <w:bottom w:type="dxa" w:w="50"/>
-              <w:right w:type="dxa" w:w="110"/>
-            </w:tcMar>
-          </w:tcPr>
-          <w:p>
-            <w:pPr>
-              <w:spacing w:before="46" w:after="46"/>
-            </w:pPr>
-            <w:r>
-              <w:rPr>
-                <w:b/>
-                <w:bCs/>
-                <w:color w:val="8186EF"/>
-                <w:sz w:val="14"/>
-                <w:szCs w:val="14"/>
-              </w:rPr>
-              <w:t xml:space="preserve">(10)</w:t>
-            </w:r>
-          </w:p>
-        </w:tc>
-      </w:tr>
-      <w:tr>
-        <w:tc>
-          <w:tcPr>
-            <w:tcW w:type="pct" w:w="2200"/>
-            <w:tcMar>
-              <w:top w:type="dxa" w:w="50"/>
-              <w:left w:type="dxa" w:w="110"/>
-              <w:bottom w:type="dxa" w:w="50"/>
-              <w:right w:type="dxa" w:w="110"/>
-            </w:tcMar>
-          </w:tcPr>
-          <w:p>
-            <w:pPr>
-              <w:spacing w:before="28" w:after="28"/>
-            </w:pPr>
-            <w:r>
-              <w:rPr>
-                <w:sz w:val="15"/>
-                <w:szCs w:val="15"/>
-              </w:rPr>
-              <w:t xml:space="preserve">5. Specialized asset</w:t>
-            </w:r>
-          </w:p>
-        </w:tc>
-        <w:tc>
-          <w:tcPr>
-            <w:tcW w:type="pct" w:w="1540"/>
-            <w:shd w:fill="FFFFFF" w:val="clear"/>
-            <w:tcMar>
-              <w:top w:type="dxa" w:w="50"/>
-              <w:left w:type="dxa" w:w="110"/>
-              <w:bottom w:type="dxa" w:w="50"/>
-              <w:right w:type="dxa" w:w="110"/>
-            </w:tcMar>
-          </w:tcPr>
-          <w:p>
-            <w:pPr>
-              <w:spacing w:before="46" w:after="46"/>
-            </w:pPr>
-            <w:r>
-              <w:rPr>
-                <w:b/>
-                <w:bCs/>
-                <w:color w:val="8186EF"/>
-                <w:sz w:val="14"/>
-                <w:szCs w:val="14"/>
-              </w:rPr>
-              <w:t xml:space="preserve">(11)</w:t>
-            </w:r>
-          </w:p>
-        </w:tc>
-        <w:tc>
-          <w:tcPr>
-            <w:tcW w:type="pct" w:w="1260"/>
-            <w:tcMar>
-              <w:top w:type="dxa" w:w="50"/>
-              <w:left w:type="dxa" w:w="110"/>
-              <w:bottom w:type="dxa" w:w="50"/>
-              <w:right w:type="dxa" w:w="110"/>
-            </w:tcMar>
-          </w:tcPr>
-          <w:p>
-            <w:pPr>
-              <w:spacing w:before="28" w:after="28"/>
-            </w:pPr>
-            <w:r>
-              <w:rPr>
-                <w:sz w:val="15"/>
-                <w:szCs w:val="15"/>
-              </w:rPr>
-              <w:t xml:space="preserve">Yes: built for Orontes</w:t>
-            </w:r>
-          </w:p>
-        </w:tc>
-      </w:tr>
-      <w:tr>
-        <w:tc>
-          <w:tcPr>
-            <w:tcW w:type="pct" w:w="2200"/>
-            <w:shd w:fill="FBFAF6" w:val="clear"/>
-            <w:tcMar>
-              <w:top w:type="dxa" w:w="50"/>
-              <w:left w:type="dxa" w:w="110"/>
-              <w:bottom w:type="dxa" w:w="50"/>
-              <w:right w:type="dxa" w:w="110"/>
-            </w:tcMar>
-          </w:tcPr>
-          <w:p>
-            <w:pPr>
-              <w:spacing w:before="28" w:after="28"/>
-            </w:pPr>
-            <w:r>
-              <w:rPr>
-                <w:sz w:val="15"/>
-                <w:szCs w:val="15"/>
-              </w:rPr>
-              <w:t xml:space="preserve">Classification</w:t>
-            </w:r>
-          </w:p>
-        </w:tc>
-        <w:tc>
-          <w:tcPr>
-            <w:tcW w:type="pct" w:w="1540"/>
-            <w:shd w:fill="FBFAF6" w:val="clear"/>
-            <w:tcMar>
-              <w:top w:type="dxa" w:w="50"/>
-              <w:left w:type="dxa" w:w="110"/>
-              <w:bottom w:type="dxa" w:w="50"/>
-              <w:right w:type="dxa" w:w="110"/>
-            </w:tcMar>
-          </w:tcPr>
-          <w:p>
-            <w:pPr>
-              <w:spacing w:before="28" w:after="28"/>
-            </w:pPr>
-            <w:r>
-              <w:rPr>
-                <w:sz w:val="15"/>
-                <w:szCs w:val="15"/>
-              </w:rPr>
-              <w:t xml:space="preserve">Operating lease</w:t>
-            </w:r>
-          </w:p>
-        </w:tc>
-        <w:tc>
-          <w:tcPr>
-            <w:tcW w:type="pct" w:w="1260"/>
-            <w:shd w:fill="FFFFFF" w:val="clear"/>
-            <w:tcMar>
-              <w:top w:type="dxa" w:w="50"/>
-              <w:left w:type="dxa" w:w="110"/>
-              <w:bottom w:type="dxa" w:w="50"/>
-              <w:right w:type="dxa" w:w="110"/>
-            </w:tcMar>
-          </w:tcPr>
-          <w:p>
-            <w:pPr>
-              <w:spacing w:before="46" w:after="46"/>
-            </w:pPr>
-            <w:r>
-              <w:rPr>
-                <w:b/>
-                <w:bCs/>
-                <w:color w:val="8186EF"/>
-                <w:sz w:val="14"/>
-                <w:szCs w:val="14"/>
-              </w:rPr>
-              <w:t xml:space="preserve">(12)</w:t>
-            </w:r>
-          </w:p>
-        </w:tc>
-      </w:tr>
-    </w:tbl>
-    <w:p/>
-    <w:tbl>
-      <w:tblPr>
-        <w:tblW w:type="pct" w:w="100%"/>
-        <w:tblLayout w:type="fixed"/>
-        <w:tblBorders>
-          <w:top w:val="single" w:color="FBFAF6" w:sz="4"/>
-          <w:left w:val="single" w:color="FBFAF6" w:sz="4"/>
-          <w:bottom w:val="single" w:color="FBFAF6" w:sz="4"/>
-          <w:right w:val="single" w:color="FBFAF6" w:sz="4"/>
-          <w:insideH w:val="single" w:color="FBFAF6" w:sz="4"/>
-          <w:insideV w:val="single" w:color="FBFAF6" w:sz="4"/>
-        </w:tblBorders>
-      </w:tblPr>
-      <w:tblGrid>
-        <w:gridCol w:w="9600"/>
-      </w:tblGrid>
-      <w:tr>
-        <w:tc>
-          <w:tcPr>
-            <w:tcW w:type="pct" w:w="5000"/>
-            <w:shd w:fill="FBFAF6" w:val="clear"/>
-            <w:tcMar>
-              <w:top w:type="dxa" w:w="40"/>
-              <w:left w:type="dxa" w:w="100"/>
-              <w:bottom w:type="dxa" w:w="40"/>
-              <w:right w:type="dxa" w:w="100"/>
-            </w:tcMar>
-          </w:tcPr>
-          <w:p>
-            <w:pPr>
-              <w:spacing w:before="18" w:after="6"/>
-            </w:pPr>
-            <w:r>
-              <w:rPr>
-                <w:b/>
-                <w:bCs/>
-                <w:color w:val="6B7280"/>
-                <w:sz w:val="14"/>
-                <w:szCs w:val="14"/>
-              </w:rPr>
-              <w:t xml:space="preserve">word list</w:t>
-            </w:r>
-          </w:p>
-          <w:p>
-            <w:pPr>
-              <w:spacing w:before="0" w:after="18"/>
-            </w:pPr>
-            <w:r>
-              <w:rPr>
-                <w:b/>
-                <w:bCs/>
-                <w:color w:val="353A7C"/>
-                <w:sz w:val="16"/>
-                <w:szCs w:val="16"/>
-              </w:rPr>
-              <w:t xml:space="preserve">Not needed   ·   No: any company could use it   ·   Finance lease   ·   residual value guarantee   ·   No: 5 of 30 years (17%)</w:t>
-            </w:r>
-          </w:p>
-        </w:tc>
-      </w:tr>
-    </w:tbl>
-    <w:p/>
-    <w:p>
-      <w:pPr>
-        <w:spacing w:before="20" w:after="20" w:line="360" w:lineRule="auto"/>
-        <w:ind w:left="200"/>
-      </w:pPr>
-      <w:r>
-        <w:rPr>
-          <w:sz w:val="19"/>
-          <w:szCs w:val="19"/>
-        </w:rPr>
-        <w:t xml:space="preserve">Under ASC 842, the class depends only on the five criteria.</w:t>
-      </w:r>
-    </w:p>
     <w:p>
       <w:pPr>
         <w:spacing w:before="44" w:after="10"/>
@@ -2757,7 +2100,7 @@
           <w:sz w:val="18"/>
           <w:szCs w:val="18"/>
         </w:rPr>
-        <w:t xml:space="preserve">The English this section uses, and its Arabic</w:t>
+        <w:t xml:space="preserve">Suppose: classifying Orontes's two leases, January 1, 2026</w:t>
       </w:r>
     </w:p>
     <w:p>
@@ -2770,7 +2113,7 @@
           <w:sz w:val="15"/>
           <w:szCs w:val="15"/>
         </w:rPr>
-        <w:t xml:space="preserve">Each term sits against what it means.</w:t>
+        <w:t xml:space="preserve">Every item belongs to exactly one group.</w:t>
       </w:r>
     </w:p>
     <w:p>
@@ -2781,7 +2124,7 @@
       <w:r>
         <w:drawing>
           <wp:inline distT="0" distB="0" distL="0" distR="0">
-            <wp:extent cx="5734050" cy="2625600"/>
+            <wp:extent cx="5734050" cy="4134550"/>
             <wp:effectExtent t="0" r="0" b="0" l="0"/>
             <wp:docPr id="1" name="" descr="" title=""/>
             <wp:cNvGraphicFramePr>
@@ -2806,7 +2149,7 @@
                   <pic:spPr bwMode="auto">
                     <a:xfrm>
                       <a:off x="0" y="0"/>
-                      <a:ext cx="5734050" cy="2625600"/>
+                      <a:ext cx="5734050" cy="4134550"/>
                     </a:xfrm>
                     <a:prstGeom prst="rect">
                       <a:avLst/>
@@ -2874,7 +2217,7 @@
                 <w:sz w:val="16"/>
                 <w:szCs w:val="16"/>
               </w:rPr>
-              <w:t xml:space="preserve">finance lease   ·   short-term lease   ·   operating lease</w:t>
+              <w:t xml:space="preserve">4. PV ≥ substantially all of fair value   ·   5. Specialized asset   ·   1. Ownership transfers</w:t>
             </w:r>
           </w:p>
         </w:tc>
@@ -2883,6 +2226,19 @@
     <w:p/>
     <w:p>
       <w:pPr>
+        <w:spacing w:before="20" w:after="20" w:line="360" w:lineRule="auto"/>
+        <w:ind w:left="200"/>
+      </w:pPr>
+      <w:r>
+        <w:rPr>
+          <w:sz w:val="19"/>
+          <w:szCs w:val="19"/>
+        </w:rPr>
+        <w:t xml:space="preserve">Under ASC 842, the class depends only on the five criteria.</w:t>
+      </w:r>
+    </w:p>
+    <w:p>
+      <w:pPr>
         <w:pageBreakBefore w:val="true"/>
         <w:spacing w:after="0"/>
       </w:pPr>
@@ -2893,6 +2249,142 @@
         <w:t xml:space="preserve"> </w:t>
       </w:r>
     </w:p>
+    <w:p>
+      <w:pPr>
+        <w:spacing w:before="44" w:after="10"/>
+      </w:pPr>
+      <w:r>
+        <w:rPr>
+          <w:b/>
+          <w:bCs/>
+          <w:color w:val="353A7C"/>
+          <w:sz w:val="18"/>
+          <w:szCs w:val="18"/>
+        </w:rPr>
+        <w:t xml:space="preserve">The English this section uses, and its Arabic</w:t>
+      </w:r>
+    </w:p>
+    <w:p>
+      <w:pPr>
+        <w:spacing w:before="0" w:after="12"/>
+      </w:pPr>
+      <w:r>
+        <w:rPr>
+          <w:color w:val="6B7280"/>
+          <w:sz w:val="15"/>
+          <w:szCs w:val="15"/>
+        </w:rPr>
+        <w:t xml:space="preserve">Each term sits against what it means.</w:t>
+      </w:r>
+    </w:p>
+    <w:p>
+      <w:pPr>
+        <w:spacing w:after="40" w:before="90"/>
+        <w:jc w:val="center"/>
+      </w:pPr>
+      <w:r>
+        <w:drawing>
+          <wp:inline distT="0" distB="0" distL="0" distR="0">
+            <wp:extent cx="5734050" cy="2625600"/>
+            <wp:effectExtent t="0" r="0" b="0" l="0"/>
+            <wp:docPr id="1" name="" descr="" title=""/>
+            <wp:cNvGraphicFramePr>
+              <a:graphicFrameLocks xmlns:a="http://schemas.openxmlformats.org/drawingml/2006/main" noChangeAspect="1"/>
+            </wp:cNvGraphicFramePr>
+            <a:graphic xmlns:a="http://schemas.openxmlformats.org/drawingml/2006/main">
+              <a:graphicData uri="http://schemas.openxmlformats.org/drawingml/2006/picture">
+                <pic:pic xmlns:pic="http://schemas.openxmlformats.org/drawingml/2006/picture">
+                  <pic:nvPicPr>
+                    <pic:cNvPr id="0" name="" descr=""/>
+                    <pic:cNvPicPr>
+                      <a:picLocks noChangeAspect="1" noChangeArrowheads="1"/>
+                    </pic:cNvPicPr>
+                  </pic:nvPicPr>
+                  <pic:blipFill>
+                    <a:blip r:embed="rId104" cstate="none"/>
+                    <a:srcRect/>
+                    <a:stretch>
+                      <a:fillRect/>
+                    </a:stretch>
+                  </pic:blipFill>
+                  <pic:spPr bwMode="auto">
+                    <a:xfrm>
+                      <a:off x="0" y="0"/>
+                      <a:ext cx="5734050" cy="2625600"/>
+                    </a:xfrm>
+                    <a:prstGeom prst="rect">
+                      <a:avLst/>
+                    </a:prstGeom>
+                  </pic:spPr>
+                </pic:pic>
+              </a:graphicData>
+            </a:graphic>
+          </wp:inline>
+        </w:drawing>
+      </w:r>
+    </w:p>
+    <w:tbl>
+      <w:tblPr>
+        <w:tblW w:type="pct" w:w="100%"/>
+        <w:tblLayout w:type="fixed"/>
+        <w:tblBorders>
+          <w:top w:val="single" w:color="FBFAF6" w:sz="4"/>
+          <w:left w:val="single" w:color="FBFAF6" w:sz="4"/>
+          <w:bottom w:val="single" w:color="FBFAF6" w:sz="4"/>
+          <w:right w:val="single" w:color="FBFAF6" w:sz="4"/>
+          <w:insideH w:val="single" w:color="FBFAF6" w:sz="4"/>
+          <w:insideV w:val="single" w:color="FBFAF6" w:sz="4"/>
+        </w:tblBorders>
+      </w:tblPr>
+      <w:tblGrid>
+        <w:gridCol w:w="9600"/>
+      </w:tblGrid>
+      <w:tr>
+        <w:tc>
+          <w:tcPr>
+            <w:tcW w:type="pct" w:w="5000"/>
+            <w:shd w:fill="FBFAF6" w:val="clear"/>
+            <w:tcMar>
+              <w:top w:type="dxa" w:w="40"/>
+              <w:left w:type="dxa" w:w="100"/>
+              <w:bottom w:type="dxa" w:w="40"/>
+              <w:right w:type="dxa" w:w="100"/>
+            </w:tcMar>
+          </w:tcPr>
+          <w:p>
+            <w:pPr>
+              <w:spacing w:before="18" w:after="6"/>
+            </w:pPr>
+            <w:r>
+              <w:rPr>
+                <w:b/>
+                <w:bCs/>
+                <w:color w:val="6B7280"/>
+                <w:sz w:val="14"/>
+                <w:szCs w:val="14"/>
+              </w:rPr>
+              <w:t xml:space="preserve">word list</w:t>
+            </w:r>
+          </w:p>
+          <w:p>
+            <w:pPr>
+              <w:spacing w:before="0" w:after="18"/>
+            </w:pPr>
+            <w:r>
+              <w:rPr>
+                <w:b/>
+                <w:bCs/>
+                <w:color w:val="353A7C"/>
+                <w:sz w:val="16"/>
+                <w:szCs w:val="16"/>
+              </w:rPr>
+              <w:t xml:space="preserve">finance lease   ·   short-term lease   ·   operating lease</w:t>
+            </w:r>
+          </w:p>
+        </w:tc>
+      </w:tr>
+    </w:tbl>
+    <w:p/>
     <w:tbl>
       <w:tblPr>
         <w:tblW w:type="pct" w:w="100%"/>
@@ -3221,14 +2713,14 @@
                 <w:sz w:val="16"/>
                 <w:szCs w:val="16"/>
               </w:rPr>
-              <w:t xml:space="preserve">8  </w:t>
-            </w:r>
-            <w:r>
-              <w:rPr>
-                <w:sz w:val="16"/>
-                <w:szCs w:val="16"/>
-              </w:rPr>
-              <w:t xml:space="preserve">Orontes</w:t>
+              <w:t xml:space="preserve">7  </w:t>
+            </w:r>
+            <w:r>
+              <w:rPr>
+                <w:sz w:val="16"/>
+                <w:szCs w:val="16"/>
+              </w:rPr>
+              <w:t xml:space="preserve">olive-press</w:t>
             </w:r>
           </w:p>
         </w:tc>
@@ -3289,14 +2781,14 @@
                 <w:sz w:val="16"/>
                 <w:szCs w:val="16"/>
               </w:rPr>
-              <w:t xml:space="preserve">9  </w:t>
-            </w:r>
-            <w:r>
-              <w:rPr>
-                <w:sz w:val="16"/>
-                <w:szCs w:val="16"/>
-              </w:rPr>
-              <w:t xml:space="preserve">No: 5 of 30 years (17%)</w:t>
+              <w:t xml:space="preserve">8  </w:t>
+            </w:r>
+            <w:r>
+              <w:rPr>
+                <w:sz w:val="16"/>
+                <w:szCs w:val="16"/>
+              </w:rPr>
+              <w:t xml:space="preserve">Orontes</w:t>
             </w:r>
           </w:p>
         </w:tc>
@@ -3357,14 +2849,14 @@
                 <w:sz w:val="16"/>
                 <w:szCs w:val="16"/>
               </w:rPr>
-              <w:t xml:space="preserve">10  </w:t>
-            </w:r>
-            <w:r>
-              <w:rPr>
-                <w:sz w:val="16"/>
-                <w:szCs w:val="16"/>
-              </w:rPr>
-              <w:t xml:space="preserve">Not needed</w:t>
+              <w:t xml:space="preserve">9  </w:t>
+            </w:r>
+            <w:r>
+              <w:rPr>
+                <w:sz w:val="16"/>
+                <w:szCs w:val="16"/>
+              </w:rPr>
+              <w:t xml:space="preserve">1. Ownership transfers</w:t>
             </w:r>
           </w:p>
         </w:tc>
@@ -3425,14 +2917,14 @@
                 <w:sz w:val="16"/>
                 <w:szCs w:val="16"/>
               </w:rPr>
-              <w:t xml:space="preserve">11  </w:t>
-            </w:r>
-            <w:r>
-              <w:rPr>
-                <w:sz w:val="16"/>
-                <w:szCs w:val="16"/>
-              </w:rPr>
-              <w:t xml:space="preserve">No: any company could use it</w:t>
+              <w:t xml:space="preserve">10  </w:t>
+            </w:r>
+            <w:r>
+              <w:rPr>
+                <w:sz w:val="16"/>
+                <w:szCs w:val="16"/>
+              </w:rPr>
+              <w:t xml:space="preserve">4. PV ≥ substantially all of fair value</w:t>
             </w:r>
           </w:p>
         </w:tc>
@@ -3493,14 +2985,14 @@
                 <w:sz w:val="16"/>
                 <w:szCs w:val="16"/>
               </w:rPr>
-              <w:t xml:space="preserve">12  </w:t>
-            </w:r>
-            <w:r>
-              <w:rPr>
-                <w:sz w:val="16"/>
-                <w:szCs w:val="16"/>
-              </w:rPr>
-              <w:t xml:space="preserve">Finance lease</w:t>
+              <w:t xml:space="preserve">11  </w:t>
+            </w:r>
+            <w:r>
+              <w:rPr>
+                <w:sz w:val="16"/>
+                <w:szCs w:val="16"/>
+              </w:rPr>
+              <w:t xml:space="preserve">operating lease</w:t>
             </w:r>
           </w:p>
         </w:tc>
@@ -3561,75 +3053,7 @@
                 <w:sz w:val="16"/>
                 <w:szCs w:val="16"/>
               </w:rPr>
-              <w:t xml:space="preserve">13  </w:t>
-            </w:r>
-            <w:r>
-              <w:rPr>
-                <w:sz w:val="16"/>
-                <w:szCs w:val="16"/>
-              </w:rPr>
-              <w:t xml:space="preserve">operating lease</w:t>
-            </w:r>
-          </w:p>
-        </w:tc>
-      </w:tr>
-      <w:tr>
-        <w:tc>
-          <w:tcPr>
-            <w:tcW w:type="pct" w:w="2500"/>
-            <w:tcMar>
-              <w:top w:type="dxa" w:w="20"/>
-              <w:left w:type="dxa" w:w="80"/>
-              <w:bottom w:type="dxa" w:w="20"/>
-              <w:right w:type="dxa" w:w="80"/>
-            </w:tcMar>
-          </w:tcPr>
-          <w:p>
-            <w:pPr>
-              <w:spacing w:before="12" w:after="12"/>
-            </w:pPr>
-            <w:r>
-              <w:rPr>
-                <w:b/>
-                <w:bCs/>
-                <w:color w:val="8186EF"/>
-                <w:sz w:val="16"/>
-                <w:szCs w:val="16"/>
-              </w:rPr>
-              <w:t xml:space="preserve">7  </w:t>
-            </w:r>
-            <w:r>
-              <w:rPr>
-                <w:sz w:val="16"/>
-                <w:szCs w:val="16"/>
-              </w:rPr>
-              <w:t xml:space="preserve">olive-press</w:t>
-            </w:r>
-          </w:p>
-        </w:tc>
-        <w:tc>
-          <w:tcPr>
-            <w:tcW w:type="pct" w:w="2500"/>
-            <w:tcMar>
-              <w:top w:type="dxa" w:w="20"/>
-              <w:left w:type="dxa" w:w="80"/>
-              <w:bottom w:type="dxa" w:w="20"/>
-              <w:right w:type="dxa" w:w="80"/>
-            </w:tcMar>
-          </w:tcPr>
-          <w:p>
-            <w:pPr>
-              <w:spacing w:before="12" w:after="12"/>
-            </w:pPr>
-            <w:r>
-              <w:rPr>
-                <w:b/>
-                <w:bCs/>
-                <w:color w:val="8186EF"/>
-                <w:sz w:val="16"/>
-                <w:szCs w:val="16"/>
-              </w:rPr>
-              <w:t xml:space="preserve">14  </w:t>
+              <w:t xml:space="preserve">12  </w:t>
             </w:r>
             <w:r>
               <w:rPr>
@@ -3838,7 +3262,14 @@
           <w:sz w:val="19"/>
           <w:szCs w:val="19"/>
         </w:rPr>
-        <w:t xml:space="preserve">The liability is the </w:t>
+        <w:t xml:space="preserve">The liability is the present value of the lease payments not yet paid. </w:t>
+      </w:r>
+      <w:r>
+        <w:rPr>
+          <w:sz w:val="19"/>
+          <w:szCs w:val="19"/>
+        </w:rPr>
+        <w:t xml:space="preserve">The discount rate is the rate </w:t>
       </w:r>
       <w:r>
         <w:rPr>
@@ -3870,14 +3301,7 @@
           <w:sz w:val="19"/>
           <w:szCs w:val="19"/>
         </w:rPr>
-        <w:t xml:space="preserve"> value of the lease payments not yet paid. </w:t>
-      </w:r>
-      <w:r>
-        <w:rPr>
-          <w:sz w:val="19"/>
-          <w:szCs w:val="19"/>
-        </w:rPr>
-        <w:t xml:space="preserve">The discount rate is the rate implicit in the lease if the lessee can find it; </w:t>
+        <w:t xml:space="preserve"> in the lease if the lessee can find it; </w:t>
       </w:r>
       <w:r>
         <w:rPr>
@@ -3909,7 +3333,14 @@
           <w:sz w:val="19"/>
           <w:szCs w:val="19"/>
         </w:rPr>
-        <w:t xml:space="preserve"> it is the lessee's </w:t>
+        <w:t xml:space="preserve"> it is the lessee's incremental borrowing rate. </w:t>
+      </w:r>
+      <w:r>
+        <w:rPr>
+          <w:sz w:val="19"/>
+          <w:szCs w:val="19"/>
+        </w:rPr>
+        <w:t xml:space="preserve">Lease payments include fixed payments, payments that depend on an index such as CPI, a </w:t>
       </w:r>
       <w:r>
         <w:rPr>
@@ -3927,7 +3358,7 @@
           <w:sz w:val="19"/>
           <w:szCs w:val="19"/>
         </w:rPr>
-        <w:t xml:space="preserve">             </w:t>
+        <w:t xml:space="preserve">           </w:t>
       </w:r>
       <w:r>
         <w:rPr>
@@ -3941,14 +3372,7 @@
           <w:sz w:val="19"/>
           <w:szCs w:val="19"/>
         </w:rPr>
-        <w:t xml:space="preserve"> borrowing rate. </w:t>
-      </w:r>
-      <w:r>
-        <w:rPr>
-          <w:sz w:val="19"/>
-          <w:szCs w:val="19"/>
-        </w:rPr>
-        <w:t xml:space="preserve">Lease payments include fixed payments, payments that depend on an index such as CPI, a purchase price the lessee is </w:t>
+        <w:t xml:space="preserve"> price the lessee is </w:t>
       </w:r>
       <w:r>
         <w:rPr>
@@ -4051,7 +3475,7 @@
           <w:sz w:val="19"/>
           <w:szCs w:val="19"/>
         </w:rPr>
-        <w:t xml:space="preserve"> payments and initial direct costs, minus </w:t>
+        <w:t xml:space="preserve"> payments and initial direct costs, minus incentives </w:t>
       </w:r>
       <w:r>
         <w:rPr>
@@ -4069,7 +3493,7 @@
           <w:sz w:val="19"/>
           <w:szCs w:val="19"/>
         </w:rPr>
-        <w:t xml:space="preserve">            </w:t>
+        <w:t xml:space="preserve">           </w:t>
       </w:r>
       <w:r>
         <w:rPr>
@@ -4083,7 +3507,7 @@
           <w:sz w:val="19"/>
           <w:szCs w:val="19"/>
         </w:rPr>
-        <w:t xml:space="preserve"> received. </w:t>
+        <w:t xml:space="preserve">. </w:t>
       </w:r>
       <w:r>
         <w:rPr>
@@ -4129,7 +3553,7 @@
           <w:sz w:val="19"/>
           <w:szCs w:val="19"/>
         </w:rPr>
-        <w:t xml:space="preserve">The </w:t>
+        <w:t xml:space="preserve">The undiscounted payments are higher, </w:t>
       </w:r>
       <w:r>
         <w:rPr>
@@ -4147,7 +3571,7 @@
           <w:sz w:val="19"/>
           <w:szCs w:val="19"/>
         </w:rPr>
-        <w:t xml:space="preserve">              </w:t>
+        <w:t xml:space="preserve">           </w:t>
       </w:r>
       <w:r>
         <w:rPr>
@@ -4161,7 +3585,7 @@
           <w:sz w:val="19"/>
           <w:szCs w:val="19"/>
         </w:rPr>
-        <w:t xml:space="preserve"> payments are higher, because part of each payment is </w:t>
+        <w:t xml:space="preserve"> part of each payment is </w:t>
       </w:r>
       <w:r>
         <w:rPr>
@@ -4251,7 +3675,7 @@
                 <w:sz w:val="16"/>
                 <w:szCs w:val="16"/>
               </w:rPr>
-              <w:t xml:space="preserve">incentives   ·   reasonably   ·   incremental   ·   guarantee   ·   purchase   ·   interest   ·   undiscounted   ·   otherwise   ·   records   ·   Orontes   ·   present   ·   prepaid</w:t>
+              <w:t xml:space="preserve">received   ·   reasonably   ·   purchase   ·   guarantee   ·   right-of-use   ·   interest   ·   because   ·   otherwise   ·   records   ·   Orontes   ·   implicit   ·   prepaid</w:t>
             </w:r>
           </w:p>
         </w:tc>
@@ -4617,7 +4041,7 @@
         <w:tc>
           <w:tcPr>
             <w:tcW w:type="pct" w:w="2200"/>
-            <w:shd w:fill="FFFFFF" w:val="clear"/>
+            <w:shd w:fill="FBFAF6" w:val="clear"/>
             <w:tcMar>
               <w:top w:type="dxa" w:w="50"/>
               <w:left w:type="dxa" w:w="110"/>
@@ -4627,17 +4051,14 @@
           </w:tcPr>
           <w:p>
             <w:pPr>
-              <w:spacing w:before="46" w:after="46"/>
-            </w:pPr>
-            <w:r>
-              <w:rPr>
-                <w:b/>
-                <w:bCs/>
-                <w:color w:val="8186EF"/>
-                <w:sz w:val="14"/>
-                <w:szCs w:val="14"/>
-              </w:rPr>
-              <w:t xml:space="preserve">(14)</w:t>
+              <w:spacing w:before="28" w:after="28"/>
+            </w:pPr>
+            <w:r>
+              <w:rPr>
+                <w:sz w:val="15"/>
+                <w:szCs w:val="15"/>
+              </w:rPr>
+              <w:t xml:space="preserve">Undiscounted payments</w:t>
             </w:r>
           </w:p>
         </w:tc>
@@ -4694,6 +4115,7 @@
         <w:tc>
           <w:tcPr>
             <w:tcW w:type="pct" w:w="2200"/>
+            <w:shd w:fill="FFFFFF" w:val="clear"/>
             <w:tcMar>
               <w:top w:type="dxa" w:w="50"/>
               <w:left w:type="dxa" w:w="110"/>
@@ -4703,14 +4125,17 @@
           </w:tcPr>
           <w:p>
             <w:pPr>
-              <w:spacing w:before="28" w:after="28"/>
-            </w:pPr>
-            <w:r>
-              <w:rPr>
-                <w:sz w:val="15"/>
-                <w:szCs w:val="15"/>
-              </w:rPr>
-              <w:t xml:space="preserve">Lease liability = present value of payments</w:t>
+              <w:spacing w:before="46" w:after="46"/>
+            </w:pPr>
+            <w:r>
+              <w:rPr>
+                <w:b/>
+                <w:bCs/>
+                <w:color w:val="8186EF"/>
+                <w:sz w:val="14"/>
+                <w:szCs w:val="14"/>
+              </w:rPr>
+              <w:t xml:space="preserve">(14)</w:t>
             </w:r>
           </w:p>
         </w:tc>
@@ -4892,7 +4317,7 @@
                 <w:sz w:val="16"/>
                 <w:szCs w:val="16"/>
               </w:rPr>
-              <w:t xml:space="preserve">Discount rate (incremental borrowing rate)   ·   Annual payment (end of each year)   ·   Undiscounted payments   ·   short-term lease</w:t>
+              <w:t xml:space="preserve">Discount rate (incremental borrowing rate)   ·   Annual payment (end of each year)   ·   Lease liability = present value of payments   ·   Right-of-use asset (no prepayments, costs or incentives)</w:t>
             </w:r>
           </w:p>
         </w:tc>
@@ -4963,7 +4388,7 @@
                     </pic:cNvPicPr>
                   </pic:nvPicPr>
                   <pic:blipFill>
-                    <a:blip r:embed="rId104" cstate="none"/>
+                    <a:blip r:embed="rId105" cstate="none"/>
                     <a:srcRect/>
                     <a:stretch>
                       <a:fillRect/>
@@ -5519,7 +4944,7 @@
                 <w:sz w:val="16"/>
                 <w:szCs w:val="16"/>
               </w:rPr>
-              <w:t xml:space="preserve">present</w:t>
+              <w:t xml:space="preserve">implicit</w:t>
             </w:r>
           </w:p>
         </w:tc>
@@ -5552,7 +4977,7 @@
                 <w:sz w:val="16"/>
                 <w:szCs w:val="16"/>
               </w:rPr>
-              <w:t xml:space="preserve">undiscounted</w:t>
+              <w:t xml:space="preserve">because</w:t>
             </w:r>
           </w:p>
         </w:tc>
@@ -5655,7 +5080,7 @@
                 <w:sz w:val="16"/>
                 <w:szCs w:val="16"/>
               </w:rPr>
-              <w:t xml:space="preserve">incremental</w:t>
+              <w:t xml:space="preserve">purchase</w:t>
             </w:r>
           </w:p>
         </w:tc>
@@ -5824,7 +5249,7 @@
                 <w:sz w:val="16"/>
                 <w:szCs w:val="16"/>
               </w:rPr>
-              <w:t xml:space="preserve">Undiscounted payments</w:t>
+              <w:t xml:space="preserve">Lease liability = present value of payments</w:t>
             </w:r>
           </w:p>
         </w:tc>
@@ -5927,7 +5352,7 @@
                 <w:sz w:val="16"/>
                 <w:szCs w:val="16"/>
               </w:rPr>
-              <w:t xml:space="preserve">incentives</w:t>
+              <w:t xml:space="preserve">received</w:t>
             </w:r>
           </w:p>
         </w:tc>
@@ -6123,7 +5548,7 @@
           <w:sz w:val="19"/>
           <w:szCs w:val="19"/>
         </w:rPr>
-        <w:t xml:space="preserve">For a finance lease, the </w:t>
+        <w:t xml:space="preserve">For a </w:t>
       </w:r>
       <w:r>
         <w:rPr>
@@ -6155,7 +5580,7 @@
           <w:sz w:val="19"/>
           <w:szCs w:val="19"/>
         </w:rPr>
-        <w:t xml:space="preserve"> records interest on the liability and, separately, amortization of the right-of-use asset, usually </w:t>
+        <w:t xml:space="preserve"> lease, the lessee records interest on the liability and, separately, amortization of the right-of-use asset, </w:t>
       </w:r>
       <w:r>
         <w:rPr>
@@ -6173,7 +5598,7 @@
           <w:sz w:val="19"/>
           <w:szCs w:val="19"/>
         </w:rPr>
-        <w:t xml:space="preserve">               </w:t>
+        <w:t xml:space="preserve">           </w:t>
       </w:r>
       <w:r>
         <w:rPr>
@@ -6187,7 +5612,7 @@
           <w:sz w:val="19"/>
           <w:szCs w:val="19"/>
         </w:rPr>
-        <w:t xml:space="preserve">. </w:t>
+        <w:t xml:space="preserve"> straight-line. </w:t>
       </w:r>
       <w:r>
         <w:rPr>
@@ -6284,7 +5709,7 @@
                 <w:sz w:val="16"/>
                 <w:szCs w:val="16"/>
               </w:rPr>
-              <w:t xml:space="preserve">present   ·   lessee   ·   highest   ·   straight-line</w:t>
+              <w:t xml:space="preserve">expense   ·   finance   ·   highest   ·   usually</w:t>
             </w:r>
           </w:p>
         </w:tc>
@@ -6553,9 +5978,941 @@
       </w:tr>
     </w:tbl>
     <w:p/>
+    <w:tbl>
+      <w:tblPr>
+        <w:tblW w:type="pct" w:w="100%"/>
+        <w:tblLayout w:type="fixed"/>
+        <w:tblBorders>
+          <w:top w:val="single" w:color="353A7C" w:sz="6"/>
+          <w:left w:val="single" w:color="353A7C" w:sz="6"/>
+          <w:bottom w:val="single" w:color="353A7C" w:sz="6"/>
+          <w:right w:val="single" w:color="353A7C" w:sz="6"/>
+          <w:insideH w:val="single" w:color="353A7C" w:sz="6"/>
+          <w:insideV w:val="single" w:color="353A7C" w:sz="6"/>
+        </w:tblBorders>
+      </w:tblPr>
+      <w:tblGrid>
+        <w:gridCol w:w="864"/>
+        <w:gridCol w:w="1637"/>
+        <w:gridCol w:w="1197"/>
+        <w:gridCol w:w="1375"/>
+        <w:gridCol w:w="1526"/>
+        <w:gridCol w:w="1571"/>
+        <w:gridCol w:w="1430"/>
+      </w:tblGrid>
+      <w:tr>
+        <w:tc>
+          <w:tcPr>
+            <w:tcW w:type="pct" w:w="5000"/>
+            <w:gridSpan w:val="7"/>
+            <w:shd w:fill="353A7C" w:val="clear"/>
+            <w:tcMar>
+              <w:top w:type="dxa" w:w="60"/>
+              <w:left w:type="dxa" w:w="120"/>
+              <w:bottom w:type="dxa" w:w="60"/>
+              <w:right w:type="dxa" w:w="120"/>
+            </w:tcMar>
+          </w:tcPr>
+          <w:p>
+            <w:pPr>
+              <w:spacing w:before="40" w:after="40"/>
+            </w:pPr>
+            <w:r>
+              <w:rPr>
+                <w:b/>
+                <w:bCs/>
+                <w:color w:val="FFFFFF"/>
+                <w:sz w:val="17"/>
+                <w:szCs w:val="17"/>
+              </w:rPr>
+              <w:t xml:space="preserve">Suppose: olive-press finance lease schedule, 2026–2029</w:t>
+            </w:r>
+          </w:p>
+        </w:tc>
+      </w:tr>
+      <w:tr>
+        <w:tc>
+          <w:tcPr>
+            <w:tcW w:type="pct" w:w="450"/>
+            <w:tcMar>
+              <w:top w:type="dxa" w:w="50"/>
+              <w:left w:type="dxa" w:w="110"/>
+              <w:bottom w:type="dxa" w:w="50"/>
+              <w:right w:type="dxa" w:w="110"/>
+            </w:tcMar>
+          </w:tcPr>
+          <w:p>
+            <w:pPr>
+              <w:spacing w:before="26" w:after="26"/>
+            </w:pPr>
+            <w:r>
+              <w:rPr>
+                <w:b/>
+                <w:bCs/>
+                <w:color w:val="353A7C"/>
+                <w:sz w:val="15"/>
+                <w:szCs w:val="15"/>
+              </w:rPr>
+              <w:t xml:space="preserve">Year</w:t>
+            </w:r>
+          </w:p>
+        </w:tc>
+        <w:tc>
+          <w:tcPr>
+            <w:tcW w:type="pct" w:w="853"/>
+            <w:tcMar>
+              <w:top w:type="dxa" w:w="50"/>
+              <w:left w:type="dxa" w:w="110"/>
+              <w:bottom w:type="dxa" w:w="50"/>
+              <w:right w:type="dxa" w:w="110"/>
+            </w:tcMar>
+          </w:tcPr>
+          <w:p>
+            <w:pPr>
+              <w:spacing w:before="26" w:after="26"/>
+            </w:pPr>
+            <w:r>
+              <w:rPr>
+                <w:b/>
+                <w:bCs/>
+                <w:color w:val="353A7C"/>
+                <w:sz w:val="15"/>
+                <w:szCs w:val="15"/>
+              </w:rPr>
+              <w:t xml:space="preserve">Opening liability</w:t>
+            </w:r>
+          </w:p>
+        </w:tc>
+        <w:tc>
+          <w:tcPr>
+            <w:tcW w:type="pct" w:w="623"/>
+            <w:tcMar>
+              <w:top w:type="dxa" w:w="50"/>
+              <w:left w:type="dxa" w:w="110"/>
+              <w:bottom w:type="dxa" w:w="50"/>
+              <w:right w:type="dxa" w:w="110"/>
+            </w:tcMar>
+          </w:tcPr>
+          <w:p>
+            <w:pPr>
+              <w:spacing w:before="26" w:after="26"/>
+            </w:pPr>
+            <w:r>
+              <w:rPr>
+                <w:b/>
+                <w:bCs/>
+                <w:color w:val="353A7C"/>
+                <w:sz w:val="15"/>
+                <w:szCs w:val="15"/>
+              </w:rPr>
+              <w:t xml:space="preserve">Interest</w:t>
+            </w:r>
+          </w:p>
+        </w:tc>
+        <w:tc>
+          <w:tcPr>
+            <w:tcW w:type="pct" w:w="716"/>
+            <w:tcMar>
+              <w:top w:type="dxa" w:w="50"/>
+              <w:left w:type="dxa" w:w="110"/>
+              <w:bottom w:type="dxa" w:w="50"/>
+              <w:right w:type="dxa" w:w="110"/>
+            </w:tcMar>
+          </w:tcPr>
+          <w:p>
+            <w:pPr>
+              <w:spacing w:before="26" w:after="26"/>
+            </w:pPr>
+            <w:r>
+              <w:rPr>
+                <w:b/>
+                <w:bCs/>
+                <w:color w:val="353A7C"/>
+                <w:sz w:val="15"/>
+                <w:szCs w:val="15"/>
+              </w:rPr>
+              <w:t xml:space="preserve">Payment</w:t>
+            </w:r>
+          </w:p>
+        </w:tc>
+        <w:tc>
+          <w:tcPr>
+            <w:tcW w:type="pct" w:w="795"/>
+            <w:tcMar>
+              <w:top w:type="dxa" w:w="50"/>
+              <w:left w:type="dxa" w:w="110"/>
+              <w:bottom w:type="dxa" w:w="50"/>
+              <w:right w:type="dxa" w:w="110"/>
+            </w:tcMar>
+          </w:tcPr>
+          <w:p>
+            <w:pPr>
+              <w:spacing w:before="26" w:after="26"/>
+            </w:pPr>
+            <w:r>
+              <w:rPr>
+                <w:b/>
+                <w:bCs/>
+                <w:color w:val="353A7C"/>
+                <w:sz w:val="15"/>
+                <w:szCs w:val="15"/>
+              </w:rPr>
+              <w:t xml:space="preserve">Closing liability</w:t>
+            </w:r>
+          </w:p>
+        </w:tc>
+        <w:tc>
+          <w:tcPr>
+            <w:tcW w:type="pct" w:w="818"/>
+            <w:tcMar>
+              <w:top w:type="dxa" w:w="50"/>
+              <w:left w:type="dxa" w:w="110"/>
+              <w:bottom w:type="dxa" w:w="50"/>
+              <w:right w:type="dxa" w:w="110"/>
+            </w:tcMar>
+          </w:tcPr>
+          <w:p>
+            <w:pPr>
+              <w:spacing w:before="26" w:after="26"/>
+            </w:pPr>
+            <w:r>
+              <w:rPr>
+                <w:b/>
+                <w:bCs/>
+                <w:color w:val="353A7C"/>
+                <w:sz w:val="15"/>
+                <w:szCs w:val="15"/>
+              </w:rPr>
+              <w:t xml:space="preserve">ROU amortization</w:t>
+            </w:r>
+          </w:p>
+        </w:tc>
+        <w:tc>
+          <w:tcPr>
+            <w:tcW w:type="pct" w:w="745"/>
+            <w:tcMar>
+              <w:top w:type="dxa" w:w="50"/>
+              <w:left w:type="dxa" w:w="110"/>
+              <w:bottom w:type="dxa" w:w="50"/>
+              <w:right w:type="dxa" w:w="110"/>
+            </w:tcMar>
+          </w:tcPr>
+          <w:p>
+            <w:pPr>
+              <w:spacing w:before="26" w:after="26"/>
+            </w:pPr>
+            <w:r>
+              <w:rPr>
+                <w:b/>
+                <w:bCs/>
+                <w:color w:val="353A7C"/>
+                <w:sz w:val="15"/>
+                <w:szCs w:val="15"/>
+              </w:rPr>
+              <w:t xml:space="preserve">Total expense</w:t>
+            </w:r>
+          </w:p>
+        </w:tc>
+      </w:tr>
+      <w:tr>
+        <w:tc>
+          <w:tcPr>
+            <w:tcW w:type="pct" w:w="450"/>
+            <w:tcMar>
+              <w:top w:type="dxa" w:w="50"/>
+              <w:left w:type="dxa" w:w="110"/>
+              <w:bottom w:type="dxa" w:w="50"/>
+              <w:right w:type="dxa" w:w="110"/>
+            </w:tcMar>
+          </w:tcPr>
+          <w:p>
+            <w:pPr>
+              <w:spacing w:before="26" w:after="26"/>
+            </w:pPr>
+            <w:r>
+              <w:rPr>
+                <w:color w:val="232733"/>
+                <w:sz w:val="16"/>
+                <w:szCs w:val="16"/>
+              </w:rPr>
+              <w:t xml:space="preserve">2026</w:t>
+            </w:r>
+          </w:p>
+        </w:tc>
+        <w:tc>
+          <w:tcPr>
+            <w:tcW w:type="pct" w:w="853"/>
+            <w:tcMar>
+              <w:top w:type="dxa" w:w="50"/>
+              <w:left w:type="dxa" w:w="110"/>
+              <w:bottom w:type="dxa" w:w="50"/>
+              <w:right w:type="dxa" w:w="110"/>
+            </w:tcMar>
+          </w:tcPr>
+          <w:p>
+            <w:pPr>
+              <w:spacing w:before="26" w:after="26"/>
+            </w:pPr>
+            <w:r>
+              <w:rPr>
+                <w:color w:val="232733"/>
+                <w:sz w:val="16"/>
+                <w:szCs w:val="16"/>
+              </w:rPr>
+              <w:t xml:space="preserve">866,276</w:t>
+            </w:r>
+          </w:p>
+        </w:tc>
+        <w:tc>
+          <w:tcPr>
+            <w:tcW w:type="pct" w:w="623"/>
+            <w:tcMar>
+              <w:top w:type="dxa" w:w="50"/>
+              <w:left w:type="dxa" w:w="110"/>
+              <w:bottom w:type="dxa" w:w="50"/>
+              <w:right w:type="dxa" w:w="110"/>
+            </w:tcMar>
+          </w:tcPr>
+          <w:p>
+            <w:pPr>
+              <w:spacing w:before="26" w:after="26"/>
+            </w:pPr>
+            <w:r>
+              <w:rPr>
+                <w:color w:val="232733"/>
+                <w:sz w:val="16"/>
+                <w:szCs w:val="16"/>
+              </w:rPr>
+              <w:t xml:space="preserve">51,977</w:t>
+            </w:r>
+          </w:p>
+        </w:tc>
+        <w:tc>
+          <w:tcPr>
+            <w:tcW w:type="pct" w:w="716"/>
+            <w:tcMar>
+              <w:top w:type="dxa" w:w="50"/>
+              <w:left w:type="dxa" w:w="110"/>
+              <w:bottom w:type="dxa" w:w="50"/>
+              <w:right w:type="dxa" w:w="110"/>
+            </w:tcMar>
+          </w:tcPr>
+          <w:p>
+            <w:pPr>
+              <w:spacing w:before="26" w:after="26"/>
+            </w:pPr>
+            <w:r>
+              <w:rPr>
+                <w:color w:val="232733"/>
+                <w:sz w:val="16"/>
+                <w:szCs w:val="16"/>
+              </w:rPr>
+              <w:t xml:space="preserve">250,000</w:t>
+            </w:r>
+          </w:p>
+        </w:tc>
+        <w:tc>
+          <w:tcPr>
+            <w:tcW w:type="pct" w:w="795"/>
+            <w:tcMar>
+              <w:top w:type="dxa" w:w="50"/>
+              <w:left w:type="dxa" w:w="110"/>
+              <w:bottom w:type="dxa" w:w="50"/>
+              <w:right w:type="dxa" w:w="110"/>
+            </w:tcMar>
+          </w:tcPr>
+          <w:p>
+            <w:pPr>
+              <w:spacing w:before="26" w:after="26"/>
+            </w:pPr>
+            <w:r>
+              <w:rPr>
+                <w:color w:val="232733"/>
+                <w:sz w:val="16"/>
+                <w:szCs w:val="16"/>
+              </w:rPr>
+              <w:t xml:space="preserve">668,253</w:t>
+            </w:r>
+          </w:p>
+        </w:tc>
+        <w:tc>
+          <w:tcPr>
+            <w:tcW w:type="pct" w:w="818"/>
+            <w:tcMar>
+              <w:top w:type="dxa" w:w="50"/>
+              <w:left w:type="dxa" w:w="110"/>
+              <w:bottom w:type="dxa" w:w="50"/>
+              <w:right w:type="dxa" w:w="110"/>
+            </w:tcMar>
+          </w:tcPr>
+          <w:p>
+            <w:pPr>
+              <w:spacing w:before="26" w:after="26"/>
+            </w:pPr>
+            <w:r>
+              <w:rPr>
+                <w:color w:val="232733"/>
+                <w:sz w:val="16"/>
+                <w:szCs w:val="16"/>
+              </w:rPr>
+              <w:t xml:space="preserve">216,569</w:t>
+            </w:r>
+          </w:p>
+        </w:tc>
+        <w:tc>
+          <w:tcPr>
+            <w:tcW w:type="pct" w:w="745"/>
+            <w:tcMar>
+              <w:top w:type="dxa" w:w="50"/>
+              <w:left w:type="dxa" w:w="110"/>
+              <w:bottom w:type="dxa" w:w="50"/>
+              <w:right w:type="dxa" w:w="110"/>
+            </w:tcMar>
+          </w:tcPr>
+          <w:p>
+            <w:pPr>
+              <w:spacing w:before="26" w:after="26"/>
+            </w:pPr>
+            <w:r>
+              <w:rPr>
+                <w:color w:val="232733"/>
+                <w:sz w:val="16"/>
+                <w:szCs w:val="16"/>
+              </w:rPr>
+              <w:t xml:space="preserve">268,546</w:t>
+            </w:r>
+          </w:p>
+        </w:tc>
+      </w:tr>
+      <w:tr>
+        <w:tc>
+          <w:tcPr>
+            <w:tcW w:type="pct" w:w="450"/>
+            <w:shd w:fill="FBFAF6" w:val="clear"/>
+            <w:tcMar>
+              <w:top w:type="dxa" w:w="50"/>
+              <w:left w:type="dxa" w:w="110"/>
+              <w:bottom w:type="dxa" w:w="50"/>
+              <w:right w:type="dxa" w:w="110"/>
+            </w:tcMar>
+          </w:tcPr>
+          <w:p>
+            <w:pPr>
+              <w:spacing w:before="26" w:after="26"/>
+            </w:pPr>
+            <w:r>
+              <w:rPr>
+                <w:color w:val="232733"/>
+                <w:sz w:val="16"/>
+                <w:szCs w:val="16"/>
+              </w:rPr>
+              <w:t xml:space="preserve">2027</w:t>
+            </w:r>
+          </w:p>
+        </w:tc>
+        <w:tc>
+          <w:tcPr>
+            <w:tcW w:type="pct" w:w="853"/>
+            <w:shd w:fill="FBFAF6" w:val="clear"/>
+            <w:tcMar>
+              <w:top w:type="dxa" w:w="50"/>
+              <w:left w:type="dxa" w:w="110"/>
+              <w:bottom w:type="dxa" w:w="50"/>
+              <w:right w:type="dxa" w:w="110"/>
+            </w:tcMar>
+          </w:tcPr>
+          <w:p>
+            <w:pPr>
+              <w:spacing w:before="26" w:after="26"/>
+            </w:pPr>
+            <w:r>
+              <w:rPr>
+                <w:color w:val="232733"/>
+                <w:sz w:val="16"/>
+                <w:szCs w:val="16"/>
+              </w:rPr>
+              <w:t xml:space="preserve">668,253</w:t>
+            </w:r>
+          </w:p>
+        </w:tc>
+        <w:tc>
+          <w:tcPr>
+            <w:tcW w:type="pct" w:w="623"/>
+            <w:shd w:fill="FBFAF6" w:val="clear"/>
+            <w:tcMar>
+              <w:top w:type="dxa" w:w="50"/>
+              <w:left w:type="dxa" w:w="110"/>
+              <w:bottom w:type="dxa" w:w="50"/>
+              <w:right w:type="dxa" w:w="110"/>
+            </w:tcMar>
+          </w:tcPr>
+          <w:p>
+            <w:pPr>
+              <w:spacing w:before="26" w:after="26"/>
+            </w:pPr>
+            <w:r>
+              <w:rPr>
+                <w:color w:val="232733"/>
+                <w:sz w:val="16"/>
+                <w:szCs w:val="16"/>
+              </w:rPr>
+              <w:t xml:space="preserve">40,095</w:t>
+            </w:r>
+          </w:p>
+        </w:tc>
+        <w:tc>
+          <w:tcPr>
+            <w:tcW w:type="pct" w:w="716"/>
+            <w:shd w:fill="FBFAF6" w:val="clear"/>
+            <w:tcMar>
+              <w:top w:type="dxa" w:w="50"/>
+              <w:left w:type="dxa" w:w="110"/>
+              <w:bottom w:type="dxa" w:w="50"/>
+              <w:right w:type="dxa" w:w="110"/>
+            </w:tcMar>
+          </w:tcPr>
+          <w:p>
+            <w:pPr>
+              <w:spacing w:before="26" w:after="26"/>
+            </w:pPr>
+            <w:r>
+              <w:rPr>
+                <w:color w:val="232733"/>
+                <w:sz w:val="16"/>
+                <w:szCs w:val="16"/>
+              </w:rPr>
+              <w:t xml:space="preserve">250,000</w:t>
+            </w:r>
+          </w:p>
+        </w:tc>
+        <w:tc>
+          <w:tcPr>
+            <w:tcW w:type="pct" w:w="795"/>
+            <w:shd w:fill="FBFAF6" w:val="clear"/>
+            <w:tcMar>
+              <w:top w:type="dxa" w:w="50"/>
+              <w:left w:type="dxa" w:w="110"/>
+              <w:bottom w:type="dxa" w:w="50"/>
+              <w:right w:type="dxa" w:w="110"/>
+            </w:tcMar>
+          </w:tcPr>
+          <w:p>
+            <w:pPr>
+              <w:spacing w:before="26" w:after="26"/>
+            </w:pPr>
+            <w:r>
+              <w:rPr>
+                <w:color w:val="232733"/>
+                <w:sz w:val="16"/>
+                <w:szCs w:val="16"/>
+              </w:rPr>
+              <w:t xml:space="preserve">458,348</w:t>
+            </w:r>
+          </w:p>
+        </w:tc>
+        <w:tc>
+          <w:tcPr>
+            <w:tcW w:type="pct" w:w="818"/>
+            <w:shd w:fill="FBFAF6" w:val="clear"/>
+            <w:tcMar>
+              <w:top w:type="dxa" w:w="50"/>
+              <w:left w:type="dxa" w:w="110"/>
+              <w:bottom w:type="dxa" w:w="50"/>
+              <w:right w:type="dxa" w:w="110"/>
+            </w:tcMar>
+          </w:tcPr>
+          <w:p>
+            <w:pPr>
+              <w:spacing w:before="26" w:after="26"/>
+            </w:pPr>
+            <w:r>
+              <w:rPr>
+                <w:color w:val="232733"/>
+                <w:sz w:val="16"/>
+                <w:szCs w:val="16"/>
+              </w:rPr>
+              <w:t xml:space="preserve">216,569</w:t>
+            </w:r>
+          </w:p>
+        </w:tc>
+        <w:tc>
+          <w:tcPr>
+            <w:tcW w:type="pct" w:w="745"/>
+            <w:shd w:fill="FBFAF6" w:val="clear"/>
+            <w:tcMar>
+              <w:top w:type="dxa" w:w="50"/>
+              <w:left w:type="dxa" w:w="110"/>
+              <w:bottom w:type="dxa" w:w="50"/>
+              <w:right w:type="dxa" w:w="110"/>
+            </w:tcMar>
+          </w:tcPr>
+          <w:p>
+            <w:pPr>
+              <w:spacing w:before="26" w:after="26"/>
+            </w:pPr>
+            <w:r>
+              <w:rPr>
+                <w:color w:val="232733"/>
+                <w:sz w:val="16"/>
+                <w:szCs w:val="16"/>
+              </w:rPr>
+              <w:t xml:space="preserve">256,664</w:t>
+            </w:r>
+          </w:p>
+        </w:tc>
+      </w:tr>
+      <w:tr>
+        <w:tc>
+          <w:tcPr>
+            <w:tcW w:type="pct" w:w="450"/>
+            <w:tcMar>
+              <w:top w:type="dxa" w:w="50"/>
+              <w:left w:type="dxa" w:w="110"/>
+              <w:bottom w:type="dxa" w:w="50"/>
+              <w:right w:type="dxa" w:w="110"/>
+            </w:tcMar>
+          </w:tcPr>
+          <w:p>
+            <w:pPr>
+              <w:spacing w:before="26" w:after="26"/>
+            </w:pPr>
+            <w:r>
+              <w:rPr>
+                <w:color w:val="232733"/>
+                <w:sz w:val="16"/>
+                <w:szCs w:val="16"/>
+              </w:rPr>
+              <w:t xml:space="preserve">2028</w:t>
+            </w:r>
+          </w:p>
+        </w:tc>
+        <w:tc>
+          <w:tcPr>
+            <w:tcW w:type="pct" w:w="853"/>
+            <w:tcMar>
+              <w:top w:type="dxa" w:w="50"/>
+              <w:left w:type="dxa" w:w="110"/>
+              <w:bottom w:type="dxa" w:w="50"/>
+              <w:right w:type="dxa" w:w="110"/>
+            </w:tcMar>
+          </w:tcPr>
+          <w:p>
+            <w:pPr>
+              <w:spacing w:before="26" w:after="26"/>
+            </w:pPr>
+            <w:r>
+              <w:rPr>
+                <w:color w:val="232733"/>
+                <w:sz w:val="16"/>
+                <w:szCs w:val="16"/>
+              </w:rPr>
+              <w:t xml:space="preserve">458,348</w:t>
+            </w:r>
+          </w:p>
+        </w:tc>
+        <w:tc>
+          <w:tcPr>
+            <w:tcW w:type="pct" w:w="623"/>
+            <w:tcMar>
+              <w:top w:type="dxa" w:w="50"/>
+              <w:left w:type="dxa" w:w="110"/>
+              <w:bottom w:type="dxa" w:w="50"/>
+              <w:right w:type="dxa" w:w="110"/>
+            </w:tcMar>
+          </w:tcPr>
+          <w:p>
+            <w:pPr>
+              <w:spacing w:before="26" w:after="26"/>
+            </w:pPr>
+            <w:r>
+              <w:rPr>
+                <w:color w:val="232733"/>
+                <w:sz w:val="16"/>
+                <w:szCs w:val="16"/>
+              </w:rPr>
+              <w:t xml:space="preserve">27,501</w:t>
+            </w:r>
+          </w:p>
+        </w:tc>
+        <w:tc>
+          <w:tcPr>
+            <w:tcW w:type="pct" w:w="716"/>
+            <w:tcMar>
+              <w:top w:type="dxa" w:w="50"/>
+              <w:left w:type="dxa" w:w="110"/>
+              <w:bottom w:type="dxa" w:w="50"/>
+              <w:right w:type="dxa" w:w="110"/>
+            </w:tcMar>
+          </w:tcPr>
+          <w:p>
+            <w:pPr>
+              <w:spacing w:before="26" w:after="26"/>
+            </w:pPr>
+            <w:r>
+              <w:rPr>
+                <w:color w:val="232733"/>
+                <w:sz w:val="16"/>
+                <w:szCs w:val="16"/>
+              </w:rPr>
+              <w:t xml:space="preserve">250,000</w:t>
+            </w:r>
+          </w:p>
+        </w:tc>
+        <w:tc>
+          <w:tcPr>
+            <w:tcW w:type="pct" w:w="795"/>
+            <w:tcMar>
+              <w:top w:type="dxa" w:w="50"/>
+              <w:left w:type="dxa" w:w="110"/>
+              <w:bottom w:type="dxa" w:w="50"/>
+              <w:right w:type="dxa" w:w="110"/>
+            </w:tcMar>
+          </w:tcPr>
+          <w:p>
+            <w:pPr>
+              <w:spacing w:before="26" w:after="26"/>
+            </w:pPr>
+            <w:r>
+              <w:rPr>
+                <w:color w:val="232733"/>
+                <w:sz w:val="16"/>
+                <w:szCs w:val="16"/>
+              </w:rPr>
+              <w:t xml:space="preserve">235,849</w:t>
+            </w:r>
+          </w:p>
+        </w:tc>
+        <w:tc>
+          <w:tcPr>
+            <w:tcW w:type="pct" w:w="818"/>
+            <w:tcMar>
+              <w:top w:type="dxa" w:w="50"/>
+              <w:left w:type="dxa" w:w="110"/>
+              <w:bottom w:type="dxa" w:w="50"/>
+              <w:right w:type="dxa" w:w="110"/>
+            </w:tcMar>
+          </w:tcPr>
+          <w:p>
+            <w:pPr>
+              <w:spacing w:before="26" w:after="26"/>
+            </w:pPr>
+            <w:r>
+              <w:rPr>
+                <w:color w:val="232733"/>
+                <w:sz w:val="16"/>
+                <w:szCs w:val="16"/>
+              </w:rPr>
+              <w:t xml:space="preserve">216,569</w:t>
+            </w:r>
+          </w:p>
+        </w:tc>
+        <w:tc>
+          <w:tcPr>
+            <w:tcW w:type="pct" w:w="745"/>
+            <w:tcMar>
+              <w:top w:type="dxa" w:w="50"/>
+              <w:left w:type="dxa" w:w="110"/>
+              <w:bottom w:type="dxa" w:w="50"/>
+              <w:right w:type="dxa" w:w="110"/>
+            </w:tcMar>
+          </w:tcPr>
+          <w:p>
+            <w:pPr>
+              <w:spacing w:before="26" w:after="26"/>
+            </w:pPr>
+            <w:r>
+              <w:rPr>
+                <w:color w:val="232733"/>
+                <w:sz w:val="16"/>
+                <w:szCs w:val="16"/>
+              </w:rPr>
+              <w:t xml:space="preserve">244,070</w:t>
+            </w:r>
+          </w:p>
+        </w:tc>
+      </w:tr>
+      <w:tr>
+        <w:tc>
+          <w:tcPr>
+            <w:tcW w:type="pct" w:w="450"/>
+            <w:shd w:fill="FBFAF6" w:val="clear"/>
+            <w:tcMar>
+              <w:top w:type="dxa" w:w="50"/>
+              <w:left w:type="dxa" w:w="110"/>
+              <w:bottom w:type="dxa" w:w="50"/>
+              <w:right w:type="dxa" w:w="110"/>
+            </w:tcMar>
+          </w:tcPr>
+          <w:p>
+            <w:pPr>
+              <w:spacing w:before="26" w:after="26"/>
+            </w:pPr>
+            <w:r>
+              <w:rPr>
+                <w:color w:val="232733"/>
+                <w:sz w:val="16"/>
+                <w:szCs w:val="16"/>
+              </w:rPr>
+              <w:t xml:space="preserve">2029</w:t>
+            </w:r>
+          </w:p>
+        </w:tc>
+        <w:tc>
+          <w:tcPr>
+            <w:tcW w:type="pct" w:w="853"/>
+            <w:shd w:fill="FBFAF6" w:val="clear"/>
+            <w:tcMar>
+              <w:top w:type="dxa" w:w="50"/>
+              <w:left w:type="dxa" w:w="110"/>
+              <w:bottom w:type="dxa" w:w="50"/>
+              <w:right w:type="dxa" w:w="110"/>
+            </w:tcMar>
+          </w:tcPr>
+          <w:p>
+            <w:pPr>
+              <w:spacing w:before="26" w:after="26"/>
+            </w:pPr>
+            <w:r>
+              <w:rPr>
+                <w:color w:val="232733"/>
+                <w:sz w:val="16"/>
+                <w:szCs w:val="16"/>
+              </w:rPr>
+              <w:t xml:space="preserve">235,849</w:t>
+            </w:r>
+          </w:p>
+        </w:tc>
+        <w:tc>
+          <w:tcPr>
+            <w:tcW w:type="pct" w:w="623"/>
+            <w:shd w:fill="FBFAF6" w:val="clear"/>
+            <w:tcMar>
+              <w:top w:type="dxa" w:w="50"/>
+              <w:left w:type="dxa" w:w="110"/>
+              <w:bottom w:type="dxa" w:w="50"/>
+              <w:right w:type="dxa" w:w="110"/>
+            </w:tcMar>
+          </w:tcPr>
+          <w:p>
+            <w:pPr>
+              <w:spacing w:before="26" w:after="26"/>
+            </w:pPr>
+            <w:r>
+              <w:rPr>
+                <w:color w:val="232733"/>
+                <w:sz w:val="16"/>
+                <w:szCs w:val="16"/>
+              </w:rPr>
+              <w:t xml:space="preserve">14,151</w:t>
+            </w:r>
+          </w:p>
+        </w:tc>
+        <w:tc>
+          <w:tcPr>
+            <w:tcW w:type="pct" w:w="716"/>
+            <w:shd w:fill="FBFAF6" w:val="clear"/>
+            <w:tcMar>
+              <w:top w:type="dxa" w:w="50"/>
+              <w:left w:type="dxa" w:w="110"/>
+              <w:bottom w:type="dxa" w:w="50"/>
+              <w:right w:type="dxa" w:w="110"/>
+            </w:tcMar>
+          </w:tcPr>
+          <w:p>
+            <w:pPr>
+              <w:spacing w:before="26" w:after="26"/>
+            </w:pPr>
+            <w:r>
+              <w:rPr>
+                <w:color w:val="232733"/>
+                <w:sz w:val="16"/>
+                <w:szCs w:val="16"/>
+              </w:rPr>
+              <w:t xml:space="preserve">250,000</w:t>
+            </w:r>
+          </w:p>
+        </w:tc>
+        <w:tc>
+          <w:tcPr>
+            <w:tcW w:type="pct" w:w="795"/>
+            <w:shd w:fill="FBFAF6" w:val="clear"/>
+            <w:tcMar>
+              <w:top w:type="dxa" w:w="50"/>
+              <w:left w:type="dxa" w:w="110"/>
+              <w:bottom w:type="dxa" w:w="50"/>
+              <w:right w:type="dxa" w:w="110"/>
+            </w:tcMar>
+          </w:tcPr>
+          <w:p>
+            <w:pPr>
+              <w:spacing w:before="26" w:after="26"/>
+            </w:pPr>
+            <w:r>
+              <w:rPr>
+                <w:color w:val="232733"/>
+                <w:sz w:val="16"/>
+                <w:szCs w:val="16"/>
+              </w:rPr>
+              <w:t xml:space="preserve">0</w:t>
+            </w:r>
+          </w:p>
+        </w:tc>
+        <w:tc>
+          <w:tcPr>
+            <w:tcW w:type="pct" w:w="818"/>
+            <w:shd w:fill="FBFAF6" w:val="clear"/>
+            <w:tcMar>
+              <w:top w:type="dxa" w:w="50"/>
+              <w:left w:type="dxa" w:w="110"/>
+              <w:bottom w:type="dxa" w:w="50"/>
+              <w:right w:type="dxa" w:w="110"/>
+            </w:tcMar>
+          </w:tcPr>
+          <w:p>
+            <w:pPr>
+              <w:spacing w:before="26" w:after="26"/>
+            </w:pPr>
+            <w:r>
+              <w:rPr>
+                <w:color w:val="232733"/>
+                <w:sz w:val="16"/>
+                <w:szCs w:val="16"/>
+              </w:rPr>
+              <w:t xml:space="preserve">216,569</w:t>
+            </w:r>
+          </w:p>
+        </w:tc>
+        <w:tc>
+          <w:tcPr>
+            <w:tcW w:type="pct" w:w="745"/>
+            <w:shd w:fill="FBFAF6" w:val="clear"/>
+            <w:tcMar>
+              <w:top w:type="dxa" w:w="50"/>
+              <w:left w:type="dxa" w:w="110"/>
+              <w:bottom w:type="dxa" w:w="50"/>
+              <w:right w:type="dxa" w:w="110"/>
+            </w:tcMar>
+          </w:tcPr>
+          <w:p>
+            <w:pPr>
+              <w:spacing w:before="26" w:after="26"/>
+            </w:pPr>
+            <w:r>
+              <w:rPr>
+                <w:color w:val="232733"/>
+                <w:sz w:val="16"/>
+                <w:szCs w:val="16"/>
+              </w:rPr>
+              <w:t xml:space="preserve">230,720</w:t>
+            </w:r>
+          </w:p>
+        </w:tc>
+      </w:tr>
+    </w:tbl>
+    <w:p/>
     <w:p>
       <w:pPr>
-        <w:spacing w:before="44" w:after="10"/>
+        <w:spacing w:before="44" w:after="14"/>
       </w:pPr>
       <w:r>
         <w:rPr>
@@ -6565,66 +6922,138 @@
           <w:sz w:val="18"/>
           <w:szCs w:val="18"/>
         </w:rPr>
-        <w:t xml:space="preserve">Suppose: olive-press finance lease schedule, 2026–2029</w:t>
+        <w:t xml:space="preserve">Summary 3</w:t>
+      </w:r>
+      <w:r>
+        <w:rPr>
+          <w:color w:val="6B7280"/>
+          <w:sz w:val="16"/>
+          <w:szCs w:val="16"/>
+        </w:rPr>
+        <w:t xml:space="preserve">      gaps 7–9</w:t>
       </w:r>
     </w:p>
     <w:p>
       <w:pPr>
-        <w:spacing w:before="0" w:after="12"/>
+        <w:spacing w:before="20" w:after="20" w:line="360" w:lineRule="auto"/>
+        <w:ind w:left="200"/>
       </w:pPr>
       <w:r>
         <w:rPr>
-          <w:color w:val="6B7280"/>
+          <w:sz w:val="19"/>
+          <w:szCs w:val="19"/>
+        </w:rPr>
+        <w:t xml:space="preserve">For an operating lease, the lessee records one lease cost, </w:t>
+      </w:r>
+      <w:r>
+        <w:rPr>
+          <w:b/>
+          <w:bCs/>
+          <w:color w:val="8186EF"/>
           <w:sz w:val="15"/>
           <w:szCs w:val="15"/>
         </w:rPr>
-        <w:t xml:space="preserve">Each stage leads to the next.</w:t>
-      </w:r>
-    </w:p>
-    <w:p>
-      <w:pPr>
-        <w:spacing w:after="40" w:before="90"/>
-        <w:jc w:val="center"/>
-      </w:pPr>
-      <w:r>
-        <w:drawing>
-          <wp:inline distT="0" distB="0" distL="0" distR="0">
-            <wp:extent cx="5734050" cy="1418425"/>
-            <wp:effectExtent t="0" r="0" b="0" l="0"/>
-            <wp:docPr id="1" name="" descr="" title=""/>
-            <wp:cNvGraphicFramePr>
-              <a:graphicFrameLocks xmlns:a="http://schemas.openxmlformats.org/drawingml/2006/main" noChangeAspect="1"/>
-            </wp:cNvGraphicFramePr>
-            <a:graphic xmlns:a="http://schemas.openxmlformats.org/drawingml/2006/main">
-              <a:graphicData uri="http://schemas.openxmlformats.org/drawingml/2006/picture">
-                <pic:pic xmlns:pic="http://schemas.openxmlformats.org/drawingml/2006/picture">
-                  <pic:nvPicPr>
-                    <pic:cNvPr id="0" name="" descr=""/>
-                    <pic:cNvPicPr>
-                      <a:picLocks noChangeAspect="1" noChangeArrowheads="1"/>
-                    </pic:cNvPicPr>
-                  </pic:nvPicPr>
-                  <pic:blipFill>
-                    <a:blip r:embed="rId105" cstate="none"/>
-                    <a:srcRect/>
-                    <a:stretch>
-                      <a:fillRect/>
-                    </a:stretch>
-                  </pic:blipFill>
-                  <pic:spPr bwMode="auto">
-                    <a:xfrm>
-                      <a:off x="0" y="0"/>
-                      <a:ext cx="5734050" cy="1418425"/>
-                    </a:xfrm>
-                    <a:prstGeom prst="rect">
-                      <a:avLst/>
-                    </a:prstGeom>
-                  </pic:spPr>
-                </pic:pic>
-              </a:graphicData>
-            </a:graphic>
-          </wp:inline>
-        </w:drawing>
+        <w:t xml:space="preserve"> (7) </w:t>
+      </w:r>
+      <w:r>
+        <w:rPr>
+          <w:u w:val="single"/>
+          <w:sz w:val="19"/>
+          <w:szCs w:val="19"/>
+        </w:rPr>
+        <w:t xml:space="preserve">           </w:t>
+      </w:r>
+      <w:r>
+        <w:rPr>
+          <w:sz w:val="19"/>
+          <w:szCs w:val="19"/>
+        </w:rPr>
+        <w:t xml:space="preserve"> </w:t>
+      </w:r>
+      <w:r>
+        <w:rPr>
+          <w:sz w:val="19"/>
+          <w:szCs w:val="19"/>
+        </w:rPr>
+        <w:t xml:space="preserve"> the same each year. </w:t>
+      </w:r>
+      <w:r>
+        <w:rPr>
+          <w:sz w:val="19"/>
+          <w:szCs w:val="19"/>
+        </w:rPr>
+        <w:t xml:space="preserve">The liability still grows by interest and falls by payments. </w:t>
+      </w:r>
+      <w:r>
+        <w:rPr>
+          <w:sz w:val="19"/>
+          <w:szCs w:val="19"/>
+        </w:rPr>
+        <w:t xml:space="preserve">The amortization of the right-of-use asset is simply the </w:t>
+      </w:r>
+      <w:r>
+        <w:rPr>
+          <w:b/>
+          <w:bCs/>
+          <w:color w:val="8186EF"/>
+          <w:sz w:val="15"/>
+          <w:szCs w:val="15"/>
+        </w:rPr>
+        <w:t xml:space="preserve"> (8) </w:t>
+      </w:r>
+      <w:r>
+        <w:rPr>
+          <w:u w:val="single"/>
+          <w:sz w:val="19"/>
+          <w:szCs w:val="19"/>
+        </w:rPr>
+        <w:t xml:space="preserve">            </w:t>
+      </w:r>
+      <w:r>
+        <w:rPr>
+          <w:sz w:val="19"/>
+          <w:szCs w:val="19"/>
+        </w:rPr>
+        <w:t xml:space="preserve"> </w:t>
+      </w:r>
+      <w:r>
+        <w:rPr>
+          <w:sz w:val="19"/>
+          <w:szCs w:val="19"/>
+        </w:rPr>
+        <w:t xml:space="preserve"> between the lease cost and the interest, so the asset and the liability stay equal when there are no </w:t>
+      </w:r>
+      <w:r>
+        <w:rPr>
+          <w:b/>
+          <w:bCs/>
+          <w:color w:val="8186EF"/>
+          <w:sz w:val="15"/>
+          <w:szCs w:val="15"/>
+        </w:rPr>
+        <w:t xml:space="preserve"> (9) </w:t>
+      </w:r>
+      <w:r>
+        <w:rPr>
+          <w:u w:val="single"/>
+          <w:sz w:val="19"/>
+          <w:szCs w:val="19"/>
+        </w:rPr>
+        <w:t xml:space="preserve">             </w:t>
+      </w:r>
+      <w:r>
+        <w:rPr>
+          <w:sz w:val="19"/>
+          <w:szCs w:val="19"/>
+        </w:rPr>
+        <w:t xml:space="preserve"> </w:t>
+      </w:r>
+      <w:r>
+        <w:rPr>
+          <w:sz w:val="19"/>
+          <w:szCs w:val="19"/>
+        </w:rPr>
+        <w:t xml:space="preserve"> or incentives. </w:t>
       </w:r>
     </w:p>
     <w:tbl>
@@ -6682,279 +7111,7 @@
                 <w:sz w:val="16"/>
                 <w:szCs w:val="16"/>
               </w:rPr>
-              <w:t xml:space="preserve">2027   ·   668,253   ·   2029</w:t>
-            </w:r>
-          </w:p>
-        </w:tc>
-      </w:tr>
-    </w:tbl>
-    <w:p/>
-    <w:p>
-      <w:pPr>
-        <w:spacing w:before="44" w:after="14"/>
-      </w:pPr>
-      <w:r>
-        <w:rPr>
-          <w:b/>
-          <w:bCs/>
-          <w:color w:val="353A7C"/>
-          <w:sz w:val="18"/>
-          <w:szCs w:val="18"/>
-        </w:rPr>
-        <w:t xml:space="preserve">Summary 3</w:t>
-      </w:r>
-      <w:r>
-        <w:rPr>
-          <w:color w:val="6B7280"/>
-          <w:sz w:val="16"/>
-          <w:szCs w:val="16"/>
-        </w:rPr>
-        <w:t xml:space="preserve">      gaps 9–13</w:t>
-      </w:r>
-    </w:p>
-    <w:p>
-      <w:pPr>
-        <w:spacing w:before="20" w:after="20" w:line="360" w:lineRule="auto"/>
-        <w:ind w:left="200"/>
-      </w:pPr>
-      <w:r>
-        <w:rPr>
-          <w:sz w:val="19"/>
-          <w:szCs w:val="19"/>
-        </w:rPr>
-        <w:t xml:space="preserve">For an </w:t>
-      </w:r>
-      <w:r>
-        <w:rPr>
-          <w:b/>
-          <w:bCs/>
-          <w:color w:val="8186EF"/>
-          <w:sz w:val="15"/>
-          <w:szCs w:val="15"/>
-        </w:rPr>
-        <w:t xml:space="preserve"> (9) </w:t>
-      </w:r>
-      <w:r>
-        <w:rPr>
-          <w:u w:val="single"/>
-          <w:sz w:val="19"/>
-          <w:szCs w:val="19"/>
-        </w:rPr>
-        <w:t xml:space="preserve">           </w:t>
-      </w:r>
-      <w:r>
-        <w:rPr>
-          <w:sz w:val="19"/>
-          <w:szCs w:val="19"/>
-        </w:rPr>
-        <w:t xml:space="preserve"> </w:t>
-      </w:r>
-      <w:r>
-        <w:rPr>
-          <w:sz w:val="19"/>
-          <w:szCs w:val="19"/>
-        </w:rPr>
-        <w:t xml:space="preserve"> lease, the </w:t>
-      </w:r>
-      <w:r>
-        <w:rPr>
-          <w:b/>
-          <w:bCs/>
-          <w:color w:val="8186EF"/>
-          <w:sz w:val="15"/>
-          <w:szCs w:val="15"/>
-        </w:rPr>
-        <w:t xml:space="preserve"> (10) </w:t>
-      </w:r>
-      <w:r>
-        <w:rPr>
-          <w:u w:val="single"/>
-          <w:sz w:val="19"/>
-          <w:szCs w:val="19"/>
-        </w:rPr>
-        <w:t xml:space="preserve">           </w:t>
-      </w:r>
-      <w:r>
-        <w:rPr>
-          <w:sz w:val="19"/>
-          <w:szCs w:val="19"/>
-        </w:rPr>
-        <w:t xml:space="preserve"> </w:t>
-      </w:r>
-      <w:r>
-        <w:rPr>
-          <w:sz w:val="19"/>
-          <w:szCs w:val="19"/>
-        </w:rPr>
-        <w:t xml:space="preserve"> records one lease cost, normally the same each year. </w:t>
-      </w:r>
-      <w:r>
-        <w:rPr>
-          <w:sz w:val="19"/>
-          <w:szCs w:val="19"/>
-        </w:rPr>
-        <w:t xml:space="preserve">The liability still grows by interest and falls by </w:t>
-      </w:r>
-      <w:r>
-        <w:rPr>
-          <w:b/>
-          <w:bCs/>
-          <w:color w:val="8186EF"/>
-          <w:sz w:val="15"/>
-          <w:szCs w:val="15"/>
-        </w:rPr>
-        <w:t xml:space="preserve"> (11) </w:t>
-      </w:r>
-      <w:r>
-        <w:rPr>
-          <w:u w:val="single"/>
-          <w:sz w:val="19"/>
-          <w:szCs w:val="19"/>
-        </w:rPr>
-        <w:t xml:space="preserve">           </w:t>
-      </w:r>
-      <w:r>
-        <w:rPr>
-          <w:sz w:val="19"/>
-          <w:szCs w:val="19"/>
-        </w:rPr>
-        <w:t xml:space="preserve"> </w:t>
-      </w:r>
-      <w:r>
-        <w:rPr>
-          <w:sz w:val="19"/>
-          <w:szCs w:val="19"/>
-        </w:rPr>
-        <w:t xml:space="preserve">. </w:t>
-      </w:r>
-      <w:r>
-        <w:rPr>
-          <w:sz w:val="19"/>
-          <w:szCs w:val="19"/>
-        </w:rPr>
-        <w:t xml:space="preserve">The </w:t>
-      </w:r>
-      <w:r>
-        <w:rPr>
-          <w:b/>
-          <w:bCs/>
-          <w:color w:val="8186EF"/>
-          <w:sz w:val="15"/>
-          <w:szCs w:val="15"/>
-        </w:rPr>
-        <w:t xml:space="preserve"> (12) </w:t>
-      </w:r>
-      <w:r>
-        <w:rPr>
-          <w:u w:val="single"/>
-          <w:sz w:val="19"/>
-          <w:szCs w:val="19"/>
-        </w:rPr>
-        <w:t xml:space="preserve">              </w:t>
-      </w:r>
-      <w:r>
-        <w:rPr>
-          <w:sz w:val="19"/>
-          <w:szCs w:val="19"/>
-        </w:rPr>
-        <w:t xml:space="preserve"> </w:t>
-      </w:r>
-      <w:r>
-        <w:rPr>
-          <w:sz w:val="19"/>
-          <w:szCs w:val="19"/>
-        </w:rPr>
-        <w:t xml:space="preserve"> of the right-of-use asset is simply the </w:t>
-      </w:r>
-      <w:r>
-        <w:rPr>
-          <w:b/>
-          <w:bCs/>
-          <w:color w:val="8186EF"/>
-          <w:sz w:val="15"/>
-          <w:szCs w:val="15"/>
-        </w:rPr>
-        <w:t xml:space="preserve"> (13) </w:t>
-      </w:r>
-      <w:r>
-        <w:rPr>
-          <w:u w:val="single"/>
-          <w:sz w:val="19"/>
-          <w:szCs w:val="19"/>
-        </w:rPr>
-        <w:t xml:space="preserve">            </w:t>
-      </w:r>
-      <w:r>
-        <w:rPr>
-          <w:sz w:val="19"/>
-          <w:szCs w:val="19"/>
-        </w:rPr>
-        <w:t xml:space="preserve"> </w:t>
-      </w:r>
-      <w:r>
-        <w:rPr>
-          <w:sz w:val="19"/>
-          <w:szCs w:val="19"/>
-        </w:rPr>
-        <w:t xml:space="preserve"> between the lease cost and the interest, so the asset and the liability stay equal when there are no prepayments or incentives. </w:t>
-      </w:r>
-    </w:p>
-    <w:tbl>
-      <w:tblPr>
-        <w:tblW w:type="pct" w:w="100%"/>
-        <w:tblLayout w:type="fixed"/>
-        <w:tblBorders>
-          <w:top w:val="single" w:color="FBFAF6" w:sz="4"/>
-          <w:left w:val="single" w:color="FBFAF6" w:sz="4"/>
-          <w:bottom w:val="single" w:color="FBFAF6" w:sz="4"/>
-          <w:right w:val="single" w:color="FBFAF6" w:sz="4"/>
-          <w:insideH w:val="single" w:color="FBFAF6" w:sz="4"/>
-          <w:insideV w:val="single" w:color="FBFAF6" w:sz="4"/>
-        </w:tblBorders>
-      </w:tblPr>
-      <w:tblGrid>
-        <w:gridCol w:w="9600"/>
-      </w:tblGrid>
-      <w:tr>
-        <w:tc>
-          <w:tcPr>
-            <w:tcW w:type="pct" w:w="5000"/>
-            <w:shd w:fill="FBFAF6" w:val="clear"/>
-            <w:tcMar>
-              <w:top w:type="dxa" w:w="40"/>
-              <w:left w:type="dxa" w:w="100"/>
-              <w:bottom w:type="dxa" w:w="40"/>
-              <w:right w:type="dxa" w:w="100"/>
-            </w:tcMar>
-          </w:tcPr>
-          <w:p>
-            <w:pPr>
-              <w:spacing w:before="18" w:after="6"/>
-            </w:pPr>
-            <w:r>
-              <w:rPr>
-                <w:b/>
-                <w:bCs/>
-                <w:color w:val="6B7280"/>
-                <w:sz w:val="14"/>
-                <w:szCs w:val="14"/>
-              </w:rPr>
-              <w:t xml:space="preserve">word list</w:t>
-            </w:r>
-          </w:p>
-          <w:p>
-            <w:pPr>
-              <w:spacing w:before="0" w:after="18"/>
-            </w:pPr>
-            <w:r>
-              <w:rPr>
-                <w:b/>
-                <w:bCs/>
-                <w:color w:val="353A7C"/>
-                <w:sz w:val="16"/>
-                <w:szCs w:val="16"/>
-              </w:rPr>
-              <w:t xml:space="preserve">payments   ·   operating   ·   difference   ·   largest   ·   lessee   ·   amortization</w:t>
+              <w:t xml:space="preserve">prepayments   ·   difference   ·   normally   ·   amortization</w:t>
             </w:r>
           </w:p>
         </w:tc>
@@ -7058,7 +7215,7 @@
           <w:sz w:val="15"/>
           <w:szCs w:val="15"/>
         </w:rPr>
-        <w:t xml:space="preserve">Name each point on the scale from where it sits.</w:t>
+        <w:t xml:space="preserve">Every item belongs to exactly one group.</w:t>
       </w:r>
     </w:p>
     <w:p>
@@ -7069,7 +7226,7 @@
       <w:r>
         <w:drawing>
           <wp:inline distT="0" distB="0" distL="0" distR="0">
-            <wp:extent cx="5734050" cy="2452050"/>
+            <wp:extent cx="5734050" cy="2716125"/>
             <wp:effectExtent t="0" r="0" b="0" l="0"/>
             <wp:docPr id="1" name="" descr="" title=""/>
             <wp:cNvGraphicFramePr>
@@ -7094,7 +7251,7 @@
                   <pic:spPr bwMode="auto">
                     <a:xfrm>
                       <a:off x="0" y="0"/>
-                      <a:ext cx="5734050" cy="2452050"/>
+                      <a:ext cx="5734050" cy="2716125"/>
                     </a:xfrm>
                     <a:prstGeom prst="rect">
                       <a:avLst/>
@@ -7162,7 +7319,7 @@
                 <w:sz w:val="16"/>
                 <w:szCs w:val="16"/>
               </w:rPr>
-              <w:t xml:space="preserve">2030   ·   lessee   ·   2026</w:t>
+              <w:t xml:space="preserve">lessee   ·   2030</w:t>
             </w:r>
           </w:p>
         </w:tc>
@@ -7236,7 +7393,7 @@
           <w:sz w:val="16"/>
           <w:szCs w:val="16"/>
         </w:rPr>
-        <w:t xml:space="preserve">      gaps 16–18</w:t>
+        <w:t xml:space="preserve">      gaps 11–13</w:t>
       </w:r>
     </w:p>
     <w:p>
@@ -7249,7 +7406,7 @@
           <w:sz w:val="19"/>
           <w:szCs w:val="19"/>
         </w:rPr>
-        <w:t xml:space="preserve">The liability is a present value, not the total of the </w:t>
+        <w:t xml:space="preserve">The liability is a </w:t>
       </w:r>
       <w:r>
         <w:rPr>
@@ -7259,7 +7416,7 @@
           <w:sz w:val="15"/>
           <w:szCs w:val="15"/>
         </w:rPr>
-        <w:t xml:space="preserve"> (16) </w:t>
+        <w:t xml:space="preserve"> (11) </w:t>
       </w:r>
       <w:r>
         <w:rPr>
@@ -7281,14 +7438,14 @@
           <w:sz w:val="19"/>
           <w:szCs w:val="19"/>
         </w:rPr>
-        <w:t xml:space="preserve">. </w:t>
-      </w:r>
-      <w:r>
-        <w:rPr>
-          <w:sz w:val="19"/>
-          <w:szCs w:val="19"/>
-        </w:rPr>
-        <w:t xml:space="preserve">Each payment covers interest first; do not deduct the whole payment from the </w:t>
+        <w:t xml:space="preserve"> value, not the total of the payments. </w:t>
+      </w:r>
+      <w:r>
+        <w:rPr>
+          <w:sz w:val="19"/>
+          <w:szCs w:val="19"/>
+        </w:rPr>
+        <w:t xml:space="preserve">Each payment </w:t>
       </w:r>
       <w:r>
         <w:rPr>
@@ -7298,7 +7455,7 @@
           <w:sz w:val="15"/>
           <w:szCs w:val="15"/>
         </w:rPr>
-        <w:t xml:space="preserve"> (17) </w:t>
+        <w:t xml:space="preserve"> (12) </w:t>
       </w:r>
       <w:r>
         <w:rPr>
@@ -7320,14 +7477,7 @@
           <w:sz w:val="19"/>
           <w:szCs w:val="19"/>
         </w:rPr>
-        <w:t xml:space="preserve"> liability. </w:t>
-      </w:r>
-      <w:r>
-        <w:rPr>
-          <w:sz w:val="19"/>
-          <w:szCs w:val="19"/>
-        </w:rPr>
-        <w:t xml:space="preserve">Operating </w:t>
+        <w:t xml:space="preserve"> interest first; do not </w:t>
       </w:r>
       <w:r>
         <w:rPr>
@@ -7337,7 +7487,7 @@
           <w:sz w:val="15"/>
           <w:szCs w:val="15"/>
         </w:rPr>
-        <w:t xml:space="preserve"> (18) </w:t>
+        <w:t xml:space="preserve"> (13) </w:t>
       </w:r>
       <w:r>
         <w:rPr>
@@ -7359,7 +7509,14 @@
           <w:sz w:val="19"/>
           <w:szCs w:val="19"/>
         </w:rPr>
-        <w:t xml:space="preserve">: one straight-line cost; do not show interest and amortization separately. </w:t>
+        <w:t xml:space="preserve"> the whole payment from the opening liability. </w:t>
+      </w:r>
+      <w:r>
+        <w:rPr>
+          <w:sz w:val="19"/>
+          <w:szCs w:val="19"/>
+        </w:rPr>
+        <w:t xml:space="preserve">Operating lease: one straight-line cost; do not show interest and amortization separately. </w:t>
       </w:r>
     </w:p>
     <w:tbl>
@@ -7417,7 +7574,7 @@
                 <w:sz w:val="16"/>
                 <w:szCs w:val="16"/>
               </w:rPr>
-              <w:t xml:space="preserve">payments   ·   lease   ·   opening   ·   separately</w:t>
+              <w:t xml:space="preserve">present   ·   deduct   ·   covers   ·   right-of-use</w:t>
             </w:r>
           </w:p>
         </w:tc>
@@ -7565,7 +7722,7 @@
                 <w:sz w:val="16"/>
                 <w:szCs w:val="16"/>
               </w:rPr>
-              <w:t xml:space="preserve">lease   ·   lessor   ·   lessee   ·   right-of-use asset</w:t>
+              <w:t xml:space="preserve">lessor   ·   lessee   ·   finance lease</w:t>
             </w:r>
           </w:p>
         </w:tc>
@@ -7669,7 +7826,7 @@
                 <w:sz w:val="16"/>
                 <w:szCs w:val="16"/>
               </w:rPr>
-              <w:t xml:space="preserve">lessee</w:t>
+              <w:t xml:space="preserve">finance</w:t>
             </w:r>
           </w:p>
         </w:tc>
@@ -7695,14 +7852,14 @@
                 <w:sz w:val="16"/>
                 <w:szCs w:val="16"/>
               </w:rPr>
-              <w:t xml:space="preserve">12  </w:t>
-            </w:r>
-            <w:r>
-              <w:rPr>
-                <w:sz w:val="16"/>
-                <w:szCs w:val="16"/>
-              </w:rPr>
-              <w:t xml:space="preserve">amortization</w:t>
+              <w:t xml:space="preserve">9  </w:t>
+            </w:r>
+            <w:r>
+              <w:rPr>
+                <w:sz w:val="16"/>
+                <w:szCs w:val="16"/>
+              </w:rPr>
+              <w:t xml:space="preserve">prepayments</w:t>
             </w:r>
           </w:p>
         </w:tc>
@@ -7737,7 +7894,7 @@
                 <w:sz w:val="16"/>
                 <w:szCs w:val="16"/>
               </w:rPr>
-              <w:t xml:space="preserve">straight-line</w:t>
+              <w:t xml:space="preserve">usually</w:t>
             </w:r>
           </w:p>
         </w:tc>
@@ -7763,14 +7920,14 @@
                 <w:sz w:val="16"/>
                 <w:szCs w:val="16"/>
               </w:rPr>
-              <w:t xml:space="preserve">13  </w:t>
-            </w:r>
-            <w:r>
-              <w:rPr>
-                <w:sz w:val="16"/>
-                <w:szCs w:val="16"/>
-              </w:rPr>
-              <w:t xml:space="preserve">difference</w:t>
+              <w:t xml:space="preserve">10  </w:t>
+            </w:r>
+            <w:r>
+              <w:rPr>
+                <w:sz w:val="16"/>
+                <w:szCs w:val="16"/>
+              </w:rPr>
+              <w:t xml:space="preserve">2030</w:t>
             </w:r>
           </w:p>
         </w:tc>
@@ -7831,14 +7988,14 @@
                 <w:sz w:val="16"/>
                 <w:szCs w:val="16"/>
               </w:rPr>
-              <w:t xml:space="preserve">14  </w:t>
-            </w:r>
-            <w:r>
-              <w:rPr>
-                <w:sz w:val="16"/>
-                <w:szCs w:val="16"/>
-              </w:rPr>
-              <w:t xml:space="preserve">2026</w:t>
+              <w:t xml:space="preserve">11  </w:t>
+            </w:r>
+            <w:r>
+              <w:rPr>
+                <w:sz w:val="16"/>
+                <w:szCs w:val="16"/>
+              </w:rPr>
+              <w:t xml:space="preserve">present</w:t>
             </w:r>
           </w:p>
         </w:tc>
@@ -7899,14 +8056,14 @@
                 <w:sz w:val="16"/>
                 <w:szCs w:val="16"/>
               </w:rPr>
-              <w:t xml:space="preserve">15  </w:t>
-            </w:r>
-            <w:r>
-              <w:rPr>
-                <w:sz w:val="16"/>
-                <w:szCs w:val="16"/>
-              </w:rPr>
-              <w:t xml:space="preserve">2030</w:t>
+              <w:t xml:space="preserve">12  </w:t>
+            </w:r>
+            <w:r>
+              <w:rPr>
+                <w:sz w:val="16"/>
+                <w:szCs w:val="16"/>
+              </w:rPr>
+              <w:t xml:space="preserve">covers</w:t>
             </w:r>
           </w:p>
         </w:tc>
@@ -7967,14 +8124,14 @@
                 <w:sz w:val="16"/>
                 <w:szCs w:val="16"/>
               </w:rPr>
-              <w:t xml:space="preserve">16  </w:t>
-            </w:r>
-            <w:r>
-              <w:rPr>
-                <w:sz w:val="16"/>
-                <w:szCs w:val="16"/>
-              </w:rPr>
-              <w:t xml:space="preserve">payments</w:t>
+              <w:t xml:space="preserve">13  </w:t>
+            </w:r>
+            <w:r>
+              <w:rPr>
+                <w:sz w:val="16"/>
+                <w:szCs w:val="16"/>
+              </w:rPr>
+              <w:t xml:space="preserve">deduct</w:t>
             </w:r>
           </w:p>
         </w:tc>
@@ -8035,14 +8192,14 @@
                 <w:sz w:val="16"/>
                 <w:szCs w:val="16"/>
               </w:rPr>
-              <w:t xml:space="preserve">17  </w:t>
-            </w:r>
-            <w:r>
-              <w:rPr>
-                <w:sz w:val="16"/>
-                <w:szCs w:val="16"/>
-              </w:rPr>
-              <w:t xml:space="preserve">opening</w:t>
+              <w:t xml:space="preserve">14  </w:t>
+            </w:r>
+            <w:r>
+              <w:rPr>
+                <w:sz w:val="16"/>
+                <w:szCs w:val="16"/>
+              </w:rPr>
+              <w:t xml:space="preserve">finance lease</w:t>
             </w:r>
           </w:p>
         </w:tc>
@@ -8077,7 +8234,7 @@
                 <w:sz w:val="16"/>
                 <w:szCs w:val="16"/>
               </w:rPr>
-              <w:t xml:space="preserve">2027</w:t>
+              <w:t xml:space="preserve">normally</w:t>
             </w:r>
           </w:p>
         </w:tc>
@@ -8103,14 +8260,14 @@
                 <w:sz w:val="16"/>
                 <w:szCs w:val="16"/>
               </w:rPr>
-              <w:t xml:space="preserve">18  </w:t>
-            </w:r>
-            <w:r>
-              <w:rPr>
-                <w:sz w:val="16"/>
-                <w:szCs w:val="16"/>
-              </w:rPr>
-              <w:t xml:space="preserve">lease</w:t>
+              <w:t xml:space="preserve">15  </w:t>
+            </w:r>
+            <w:r>
+              <w:rPr>
+                <w:sz w:val="16"/>
+                <w:szCs w:val="16"/>
+              </w:rPr>
+              <w:t xml:space="preserve">lessee</w:t>
             </w:r>
           </w:p>
         </w:tc>
@@ -8145,211 +8302,7 @@
                 <w:sz w:val="16"/>
                 <w:szCs w:val="16"/>
               </w:rPr>
-              <w:t xml:space="preserve">2029</w:t>
-            </w:r>
-          </w:p>
-        </w:tc>
-        <w:tc>
-          <w:tcPr>
-            <w:tcW w:type="pct" w:w="2500"/>
-            <w:tcMar>
-              <w:top w:type="dxa" w:w="20"/>
-              <w:left w:type="dxa" w:w="80"/>
-              <w:bottom w:type="dxa" w:w="20"/>
-              <w:right w:type="dxa" w:w="80"/>
-            </w:tcMar>
-          </w:tcPr>
-          <w:p>
-            <w:pPr>
-              <w:spacing w:before="12" w:after="12"/>
-            </w:pPr>
-            <w:r>
-              <w:rPr>
-                <w:b/>
-                <w:bCs/>
-                <w:color w:val="8186EF"/>
-                <w:sz w:val="16"/>
-                <w:szCs w:val="16"/>
-              </w:rPr>
-              <w:t xml:space="preserve">19  </w:t>
-            </w:r>
-            <w:r>
-              <w:rPr>
-                <w:sz w:val="16"/>
-                <w:szCs w:val="16"/>
-              </w:rPr>
-              <w:t xml:space="preserve">lease</w:t>
-            </w:r>
-          </w:p>
-        </w:tc>
-      </w:tr>
-      <w:tr>
-        <w:tc>
-          <w:tcPr>
-            <w:tcW w:type="pct" w:w="2500"/>
-            <w:tcMar>
-              <w:top w:type="dxa" w:w="20"/>
-              <w:left w:type="dxa" w:w="80"/>
-              <w:bottom w:type="dxa" w:w="20"/>
-              <w:right w:type="dxa" w:w="80"/>
-            </w:tcMar>
-          </w:tcPr>
-          <w:p>
-            <w:pPr>
-              <w:spacing w:before="12" w:after="12"/>
-            </w:pPr>
-            <w:r>
-              <w:rPr>
-                <w:b/>
-                <w:bCs/>
-                <w:color w:val="8186EF"/>
-                <w:sz w:val="16"/>
-                <w:szCs w:val="16"/>
-              </w:rPr>
-              <w:t xml:space="preserve">9  </w:t>
-            </w:r>
-            <w:r>
-              <w:rPr>
-                <w:sz w:val="16"/>
-                <w:szCs w:val="16"/>
-              </w:rPr>
-              <w:t xml:space="preserve">operating</w:t>
-            </w:r>
-          </w:p>
-        </w:tc>
-        <w:tc>
-          <w:tcPr>
-            <w:tcW w:type="pct" w:w="2500"/>
-            <w:tcMar>
-              <w:top w:type="dxa" w:w="20"/>
-              <w:left w:type="dxa" w:w="80"/>
-              <w:bottom w:type="dxa" w:w="20"/>
-              <w:right w:type="dxa" w:w="80"/>
-            </w:tcMar>
-          </w:tcPr>
-          <w:p>
-            <w:pPr>
-              <w:spacing w:before="12" w:after="12"/>
-            </w:pPr>
-            <w:r>
-              <w:rPr>
-                <w:b/>
-                <w:bCs/>
-                <w:color w:val="8186EF"/>
-                <w:sz w:val="16"/>
-                <w:szCs w:val="16"/>
-              </w:rPr>
-              <w:t xml:space="preserve">20  </w:t>
-            </w:r>
-            <w:r>
-              <w:rPr>
-                <w:sz w:val="16"/>
-                <w:szCs w:val="16"/>
-              </w:rPr>
-              <w:t xml:space="preserve">right-of-use asset</w:t>
-            </w:r>
-          </w:p>
-        </w:tc>
-      </w:tr>
-      <w:tr>
-        <w:tc>
-          <w:tcPr>
-            <w:tcW w:type="pct" w:w="2500"/>
-            <w:tcMar>
-              <w:top w:type="dxa" w:w="20"/>
-              <w:left w:type="dxa" w:w="80"/>
-              <w:bottom w:type="dxa" w:w="20"/>
-              <w:right w:type="dxa" w:w="80"/>
-            </w:tcMar>
-          </w:tcPr>
-          <w:p>
-            <w:pPr>
-              <w:spacing w:before="12" w:after="12"/>
-            </w:pPr>
-            <w:r>
-              <w:rPr>
-                <w:b/>
-                <w:bCs/>
-                <w:color w:val="8186EF"/>
-                <w:sz w:val="16"/>
-                <w:szCs w:val="16"/>
-              </w:rPr>
-              <w:t xml:space="preserve">10  </w:t>
-            </w:r>
-            <w:r>
-              <w:rPr>
-                <w:sz w:val="16"/>
-                <w:szCs w:val="16"/>
-              </w:rPr>
-              <w:t xml:space="preserve">lessee</w:t>
-            </w:r>
-          </w:p>
-        </w:tc>
-        <w:tc>
-          <w:tcPr>
-            <w:tcW w:type="pct" w:w="2500"/>
-            <w:tcMar>
-              <w:top w:type="dxa" w:w="20"/>
-              <w:left w:type="dxa" w:w="80"/>
-              <w:bottom w:type="dxa" w:w="20"/>
-              <w:right w:type="dxa" w:w="80"/>
-            </w:tcMar>
-          </w:tcPr>
-          <w:p>
-            <w:pPr>
-              <w:spacing w:before="12" w:after="12"/>
-            </w:pPr>
-            <w:r>
-              <w:rPr>
-                <w:b/>
-                <w:bCs/>
-                <w:color w:val="8186EF"/>
-                <w:sz w:val="16"/>
-                <w:szCs w:val="16"/>
-              </w:rPr>
-              <w:t xml:space="preserve">21  </w:t>
-            </w:r>
-            <w:r>
-              <w:rPr>
-                <w:sz w:val="16"/>
-                <w:szCs w:val="16"/>
-              </w:rPr>
-              <w:t xml:space="preserve">lessee</w:t>
-            </w:r>
-          </w:p>
-        </w:tc>
-      </w:tr>
-      <w:tr>
-        <w:tc>
-          <w:tcPr>
-            <w:tcW w:type="pct" w:w="2500"/>
-            <w:tcMar>
-              <w:top w:type="dxa" w:w="20"/>
-              <w:left w:type="dxa" w:w="80"/>
-              <w:bottom w:type="dxa" w:w="20"/>
-              <w:right w:type="dxa" w:w="80"/>
-            </w:tcMar>
-          </w:tcPr>
-          <w:p>
-            <w:pPr>
-              <w:spacing w:before="12" w:after="12"/>
-            </w:pPr>
-            <w:r>
-              <w:rPr>
-                <w:b/>
-                <w:bCs/>
-                <w:color w:val="8186EF"/>
-                <w:sz w:val="16"/>
-                <w:szCs w:val="16"/>
-              </w:rPr>
-              <w:t xml:space="preserve">11  </w:t>
-            </w:r>
-            <w:r>
-              <w:rPr>
-                <w:sz w:val="16"/>
-                <w:szCs w:val="16"/>
-              </w:rPr>
-              <w:t xml:space="preserve">payments</w:t>
+              <w:t xml:space="preserve">difference</w:t>
             </w:r>
           </w:p>
         </w:tc>
@@ -8594,7 +8547,7 @@
           <w:sz w:val="16"/>
           <w:szCs w:val="16"/>
         </w:rPr>
-        <w:t xml:space="preserve">      gaps 1–10</w:t>
+        <w:t xml:space="preserve">      gaps 1–8</w:t>
       </w:r>
     </w:p>
     <w:p>
@@ -8671,14 +8624,7 @@
           <w:sz w:val="19"/>
           <w:szCs w:val="19"/>
         </w:rPr>
-        <w:t xml:space="preserve"> of finance leases are shown separately from those of operating leases, or disclosed with the line items that contain them. </w:t>
-      </w:r>
-      <w:r>
-        <w:rPr>
-          <w:sz w:val="19"/>
-          <w:szCs w:val="19"/>
-        </w:rPr>
-        <w:t xml:space="preserve">Each liability is split into a current part, the principal due </w:t>
+        <w:t xml:space="preserve"> of finance leases are shown separately from those of operating leases, or disclosed with the line items that </w:t>
       </w:r>
       <w:r>
         <w:rPr>
@@ -8710,7 +8656,14 @@
           <w:sz w:val="19"/>
           <w:szCs w:val="19"/>
         </w:rPr>
-        <w:t xml:space="preserve"> a year, and a </w:t>
+        <w:t xml:space="preserve"> them. </w:t>
+      </w:r>
+      <w:r>
+        <w:rPr>
+          <w:sz w:val="19"/>
+          <w:szCs w:val="19"/>
+        </w:rPr>
+        <w:t xml:space="preserve">Each liability is split into a current part, the principal due </w:t>
       </w:r>
       <w:r>
         <w:rPr>
@@ -8728,7 +8681,7 @@
           <w:sz w:val="19"/>
           <w:szCs w:val="19"/>
         </w:rPr>
-        <w:t xml:space="preserve">            </w:t>
+        <w:t xml:space="preserve">           </w:t>
       </w:r>
       <w:r>
         <w:rPr>
@@ -8742,14 +8695,28 @@
           <w:sz w:val="19"/>
           <w:szCs w:val="19"/>
         </w:rPr>
-        <w:t xml:space="preserve"> part. </w:t>
-      </w:r>
-      <w:r>
-        <w:rPr>
-          <w:sz w:val="19"/>
-          <w:szCs w:val="19"/>
-        </w:rPr>
-        <w:t xml:space="preserve">On the income statement, a finance lease shows interest expense and </w:t>
+        <w:t xml:space="preserve"> a year, and a noncurrent part. </w:t>
+      </w:r>
+      <w:r>
+        <w:rPr>
+          <w:sz w:val="19"/>
+          <w:szCs w:val="19"/>
+        </w:rPr>
+        <w:t xml:space="preserve">On the income statement, a finance lease shows interest expense and amortization separately; an operating lease shows one lease cost in operating expenses. </w:t>
+      </w:r>
+      <w:r>
+        <w:rPr>
+          <w:sz w:val="19"/>
+          <w:szCs w:val="19"/>
+        </w:rPr>
+        <w:t xml:space="preserve">In the statement of cash flows, finance-lease principal is financing; its interest and all operating-lease payments are operating. </w:t>
+      </w:r>
+      <w:r>
+        <w:rPr>
+          <w:sz w:val="19"/>
+          <w:szCs w:val="19"/>
+        </w:rPr>
+        <w:t xml:space="preserve">New leases are a noncash </w:t>
       </w:r>
       <w:r>
         <w:rPr>
@@ -8767,7 +8734,7 @@
           <w:sz w:val="19"/>
           <w:szCs w:val="19"/>
         </w:rPr>
-        <w:t xml:space="preserve">              </w:t>
+        <w:t xml:space="preserve">           </w:t>
       </w:r>
       <w:r>
         <w:rPr>
@@ -8781,7 +8748,7 @@
           <w:sz w:val="19"/>
           <w:szCs w:val="19"/>
         </w:rPr>
-        <w:t xml:space="preserve"> separately; an operating lease shows one lease cost in operating </w:t>
+        <w:t xml:space="preserve"> and financing </w:t>
       </w:r>
       <w:r>
         <w:rPr>
@@ -8813,14 +8780,14 @@
           <w:sz w:val="19"/>
           <w:szCs w:val="19"/>
         </w:rPr>
-        <w:t xml:space="preserve">. </w:t>
-      </w:r>
-      <w:r>
-        <w:rPr>
-          <w:sz w:val="19"/>
-          <w:szCs w:val="19"/>
-        </w:rPr>
-        <w:t xml:space="preserve">In the statement of cash flows, </w:t>
+        <w:t xml:space="preserve">, disclosed separately. </w:t>
+      </w:r>
+      <w:r>
+        <w:rPr>
+          <w:sz w:val="19"/>
+          <w:szCs w:val="19"/>
+        </w:rPr>
+        <w:t xml:space="preserve">The </w:t>
       </w:r>
       <w:r>
         <w:rPr>
@@ -8838,7 +8805,7 @@
           <w:sz w:val="19"/>
           <w:szCs w:val="19"/>
         </w:rPr>
-        <w:t xml:space="preserve">               </w:t>
+        <w:t xml:space="preserve">             </w:t>
       </w:r>
       <w:r>
         <w:rPr>
@@ -8852,7 +8819,7 @@
           <w:sz w:val="19"/>
           <w:szCs w:val="19"/>
         </w:rPr>
-        <w:t xml:space="preserve"> principal is financing; its interest and all </w:t>
+        <w:t xml:space="preserve"> liability of $668,253 </w:t>
       </w:r>
       <w:r>
         <w:rPr>
@@ -8870,7 +8837,7 @@
           <w:sz w:val="19"/>
           <w:szCs w:val="19"/>
         </w:rPr>
-        <w:t xml:space="preserve">                 </w:t>
+        <w:t xml:space="preserve">           </w:t>
       </w:r>
       <w:r>
         <w:rPr>
@@ -8884,85 +8851,7 @@
           <w:sz w:val="19"/>
           <w:szCs w:val="19"/>
         </w:rPr>
-        <w:t xml:space="preserve"> payments are operating. </w:t>
-      </w:r>
-      <w:r>
-        <w:rPr>
-          <w:sz w:val="19"/>
-          <w:szCs w:val="19"/>
-        </w:rPr>
-        <w:t xml:space="preserve">New leases are a noncash </w:t>
-      </w:r>
-      <w:r>
-        <w:rPr>
-          <w:b/>
-          <w:bCs/>
-          <w:color w:val="8186EF"/>
-          <w:sz w:val="15"/>
-          <w:szCs w:val="15"/>
-        </w:rPr>
-        <w:t xml:space="preserve"> (9) </w:t>
-      </w:r>
-      <w:r>
-        <w:rPr>
-          <w:u w:val="single"/>
-          <w:sz w:val="19"/>
-          <w:szCs w:val="19"/>
-        </w:rPr>
-        <w:t xml:space="preserve">           </w:t>
-      </w:r>
-      <w:r>
-        <w:rPr>
-          <w:sz w:val="19"/>
-          <w:szCs w:val="19"/>
-        </w:rPr>
-        <w:t xml:space="preserve"> </w:t>
-      </w:r>
-      <w:r>
-        <w:rPr>
-          <w:sz w:val="19"/>
-          <w:szCs w:val="19"/>
-        </w:rPr>
-        <w:t xml:space="preserve"> and financing </w:t>
-      </w:r>
-      <w:r>
-        <w:rPr>
-          <w:b/>
-          <w:bCs/>
-          <w:color w:val="8186EF"/>
-          <w:sz w:val="15"/>
-          <w:szCs w:val="15"/>
-        </w:rPr>
-        <w:t xml:space="preserve"> (10) </w:t>
-      </w:r>
-      <w:r>
-        <w:rPr>
-          <w:u w:val="single"/>
-          <w:sz w:val="19"/>
-          <w:szCs w:val="19"/>
-        </w:rPr>
-        <w:t xml:space="preserve">           </w:t>
-      </w:r>
-      <w:r>
-        <w:rPr>
-          <w:sz w:val="19"/>
-          <w:szCs w:val="19"/>
-        </w:rPr>
-        <w:t xml:space="preserve"> </w:t>
-      </w:r>
-      <w:r>
-        <w:rPr>
-          <w:sz w:val="19"/>
-          <w:szCs w:val="19"/>
-        </w:rPr>
-        <w:t xml:space="preserve">, disclosed separately. </w:t>
-      </w:r>
-      <w:r>
-        <w:rPr>
-          <w:sz w:val="19"/>
-          <w:szCs w:val="19"/>
-        </w:rPr>
-        <w:t xml:space="preserve">The olive-press liability of $668,253 includes a current part of $209,905, the principal that will be paid in 2027. </w:t>
+        <w:t xml:space="preserve"> a current part of $209,905, the principal that will be paid in 2027. </w:t>
       </w:r>
     </w:p>
     <w:tbl>
@@ -9020,7 +8909,7 @@
                 <w:sz w:val="16"/>
                 <w:szCs w:val="16"/>
               </w:rPr>
-              <w:t xml:space="preserve">noncurrent   ·   expenses   ·   investing   ·   liabilities   ·   principal   ·   operating-lease   ·   activity   ·   finance-lease   ·   within   ·   amortization   ·   right-of-use</w:t>
+              <w:t xml:space="preserve">olive-press   ·   contain   ·   activity   ·   finance-lease   ·   includes   ·   within   ·   liabilities   ·   investing   ·   right-of-use</w:t>
             </w:r>
           </w:p>
         </w:tc>
@@ -9041,9 +8930,9 @@
         </w:tblBorders>
       </w:tblPr>
       <w:tblGrid>
-        <w:gridCol w:w="1574"/>
-        <w:gridCol w:w="4175"/>
-        <w:gridCol w:w="3850"/>
+        <w:gridCol w:w="1543"/>
+        <w:gridCol w:w="4091"/>
+        <w:gridCol w:w="3966"/>
       </w:tblGrid>
       <w:tr>
         <w:tc>
@@ -9078,7 +8967,7 @@
       <w:tr>
         <w:tc>
           <w:tcPr>
-            <w:tcW w:type="pct" w:w="820"/>
+            <w:tcW w:type="pct" w:w="803"/>
             <w:shd w:fill="353A7C" w:val="clear"/>
             <w:tcMar>
               <w:top w:type="dxa" w:w="50"/>
@@ -9105,7 +8994,7 @@
         </w:tc>
         <w:tc>
           <w:tcPr>
-            <w:tcW w:type="pct" w:w="2175"/>
+            <w:tcW w:type="pct" w:w="2131"/>
             <w:shd w:fill="353A7C" w:val="clear"/>
             <w:tcMar>
               <w:top w:type="dxa" w:w="50"/>
@@ -9132,7 +9021,7 @@
         </w:tc>
         <w:tc>
           <w:tcPr>
-            <w:tcW w:type="pct" w:w="2005"/>
+            <w:tcW w:type="pct" w:w="2066"/>
             <w:shd w:fill="353A7C" w:val="clear"/>
             <w:tcMar>
               <w:top w:type="dxa" w:w="50"/>
@@ -9161,7 +9050,7 @@
       <w:tr>
         <w:tc>
           <w:tcPr>
-            <w:tcW w:type="pct" w:w="820"/>
+            <w:tcW w:type="pct" w:w="803"/>
             <w:tcMar>
               <w:top w:type="dxa" w:w="50"/>
               <w:left w:type="dxa" w:w="110"/>
@@ -9184,7 +9073,7 @@
         </w:tc>
         <w:tc>
           <w:tcPr>
-            <w:tcW w:type="pct" w:w="2175"/>
+            <w:tcW w:type="pct" w:w="2131"/>
             <w:tcMar>
               <w:top w:type="dxa" w:w="50"/>
               <w:left w:type="dxa" w:w="110"/>
@@ -9207,7 +9096,7 @@
         </w:tc>
         <w:tc>
           <w:tcPr>
-            <w:tcW w:type="pct" w:w="2005"/>
+            <w:tcW w:type="pct" w:w="2066"/>
             <w:tcMar>
               <w:top w:type="dxa" w:w="50"/>
               <w:left w:type="dxa" w:w="110"/>
@@ -9232,7 +9121,7 @@
       <w:tr>
         <w:tc>
           <w:tcPr>
-            <w:tcW w:type="pct" w:w="820"/>
+            <w:tcW w:type="pct" w:w="803"/>
             <w:shd w:fill="FBFAF6" w:val="clear"/>
             <w:tcMar>
               <w:top w:type="dxa" w:w="50"/>
@@ -9256,7 +9145,7 @@
         </w:tc>
         <w:tc>
           <w:tcPr>
-            <w:tcW w:type="pct" w:w="2175"/>
+            <w:tcW w:type="pct" w:w="2131"/>
             <w:shd w:fill="FFFFFF" w:val="clear"/>
             <w:tcMar>
               <w:top w:type="dxa" w:w="50"/>
@@ -9277,13 +9166,13 @@
                 <w:sz w:val="14"/>
                 <w:szCs w:val="14"/>
               </w:rPr>
-              <w:t xml:space="preserve">(11)</w:t>
-            </w:r>
-          </w:p>
-        </w:tc>
-        <w:tc>
-          <w:tcPr>
-            <w:tcW w:type="pct" w:w="2005"/>
+              <w:t xml:space="preserve">(9)</w:t>
+            </w:r>
+          </w:p>
+        </w:tc>
+        <w:tc>
+          <w:tcPr>
+            <w:tcW w:type="pct" w:w="2066"/>
             <w:shd w:fill="FBFAF6" w:val="clear"/>
             <w:tcMar>
               <w:top w:type="dxa" w:w="50"/>
@@ -9309,7 +9198,7 @@
       <w:tr>
         <w:tc>
           <w:tcPr>
-            <w:tcW w:type="pct" w:w="820"/>
+            <w:tcW w:type="pct" w:w="803"/>
             <w:tcMar>
               <w:top w:type="dxa" w:w="50"/>
               <w:left w:type="dxa" w:w="110"/>
@@ -9332,7 +9221,7 @@
         </w:tc>
         <w:tc>
           <w:tcPr>
-            <w:tcW w:type="pct" w:w="2175"/>
+            <w:tcW w:type="pct" w:w="2131"/>
             <w:tcMar>
               <w:top w:type="dxa" w:w="50"/>
               <w:left w:type="dxa" w:w="110"/>
@@ -9355,7 +9244,7 @@
         </w:tc>
         <w:tc>
           <w:tcPr>
-            <w:tcW w:type="pct" w:w="2005"/>
+            <w:tcW w:type="pct" w:w="2066"/>
             <w:tcMar>
               <w:top w:type="dxa" w:w="50"/>
               <w:left w:type="dxa" w:w="110"/>
@@ -9380,7 +9269,7 @@
       <w:tr>
         <w:tc>
           <w:tcPr>
-            <w:tcW w:type="pct" w:w="820"/>
+            <w:tcW w:type="pct" w:w="803"/>
             <w:shd w:fill="FBFAF6" w:val="clear"/>
             <w:tcMar>
               <w:top w:type="dxa" w:w="50"/>
@@ -9404,7 +9293,7 @@
         </w:tc>
         <w:tc>
           <w:tcPr>
-            <w:tcW w:type="pct" w:w="2175"/>
+            <w:tcW w:type="pct" w:w="2131"/>
             <w:shd w:fill="FBFAF6" w:val="clear"/>
             <w:tcMar>
               <w:top w:type="dxa" w:w="50"/>
@@ -9428,8 +9317,8 @@
         </w:tc>
         <w:tc>
           <w:tcPr>
-            <w:tcW w:type="pct" w:w="2005"/>
-            <w:shd w:fill="FFFFFF" w:val="clear"/>
+            <w:tcW w:type="pct" w:w="2066"/>
+            <w:shd w:fill="FBFAF6" w:val="clear"/>
             <w:tcMar>
               <w:top w:type="dxa" w:w="50"/>
               <w:left w:type="dxa" w:w="110"/>
@@ -9439,17 +9328,14 @@
           </w:tcPr>
           <w:p>
             <w:pPr>
-              <w:spacing w:before="46" w:after="46"/>
-            </w:pPr>
-            <w:r>
-              <w:rPr>
-                <w:b/>
-                <w:bCs/>
-                <w:color w:val="8186EF"/>
-                <w:sz w:val="14"/>
-                <w:szCs w:val="14"/>
-              </w:rPr>
-              <w:t xml:space="preserve">(12)</w:t>
+              <w:spacing w:before="28" w:after="28"/>
+            </w:pPr>
+            <w:r>
+              <w:rPr>
+                <w:sz w:val="15"/>
+                <w:szCs w:val="15"/>
+              </w:rPr>
+              <w:t xml:space="preserve">Operating (part of the single payment)</w:t>
             </w:r>
           </w:p>
         </w:tc>
@@ -9457,7 +9343,7 @@
       <w:tr>
         <w:tc>
           <w:tcPr>
-            <w:tcW w:type="pct" w:w="820"/>
+            <w:tcW w:type="pct" w:w="803"/>
             <w:tcMar>
               <w:top w:type="dxa" w:w="50"/>
               <w:left w:type="dxa" w:w="110"/>
@@ -9480,7 +9366,7 @@
         </w:tc>
         <w:tc>
           <w:tcPr>
-            <w:tcW w:type="pct" w:w="2175"/>
+            <w:tcW w:type="pct" w:w="2131"/>
             <w:tcMar>
               <w:top w:type="dxa" w:w="50"/>
               <w:left w:type="dxa" w:w="110"/>
@@ -9503,7 +9389,7 @@
         </w:tc>
         <w:tc>
           <w:tcPr>
-            <w:tcW w:type="pct" w:w="2005"/>
+            <w:tcW w:type="pct" w:w="2066"/>
             <w:shd w:fill="FFFFFF" w:val="clear"/>
             <w:tcMar>
               <w:top w:type="dxa" w:w="50"/>
@@ -9524,7 +9410,7 @@
                 <w:sz w:val="14"/>
                 <w:szCs w:val="14"/>
               </w:rPr>
-              <w:t xml:space="preserve">(13)</w:t>
+              <w:t xml:space="preserve">(10)</w:t>
             </w:r>
           </w:p>
         </w:tc>
@@ -9586,7 +9472,7 @@
                 <w:sz w:val="16"/>
                 <w:szCs w:val="16"/>
               </w:rPr>
-              <w:t xml:space="preserve">Liability 346,510; ROU asset 346,510   ·   One lease cost in operating expenses   ·   Interest expense and amortization, shown separately   ·   Operating (part of the single payment)</w:t>
+              <w:t xml:space="preserve">Liability 346,510; ROU asset 346,510   ·   One lease cost in operating expenses   ·   Interest expense and amortization, shown separately</w:t>
             </w:r>
           </w:p>
         </w:tc>
@@ -9660,7 +9546,7 @@
           <w:sz w:val="16"/>
           <w:szCs w:val="16"/>
         </w:rPr>
-        <w:t xml:space="preserve">      gaps 14–15</w:t>
+        <w:t xml:space="preserve">      gaps 11–12</w:t>
       </w:r>
     </w:p>
     <w:p>
@@ -9673,7 +9559,7 @@
           <w:sz w:val="19"/>
           <w:szCs w:val="19"/>
         </w:rPr>
-        <w:t xml:space="preserve">Operating-lease payments are operating cash flows, even though a </w:t>
+        <w:t xml:space="preserve">Operating-lease </w:t>
       </w:r>
       <w:r>
         <w:rPr>
@@ -9683,7 +9569,7 @@
           <w:sz w:val="15"/>
           <w:szCs w:val="15"/>
         </w:rPr>
-        <w:t xml:space="preserve"> (14) </w:t>
+        <w:t xml:space="preserve"> (11) </w:t>
       </w:r>
       <w:r>
         <w:rPr>
@@ -9705,14 +9591,7 @@
           <w:sz w:val="19"/>
           <w:szCs w:val="19"/>
         </w:rPr>
-        <w:t xml:space="preserve"> is on the balance sheet. </w:t>
-      </w:r>
-      <w:r>
-        <w:rPr>
-          <w:sz w:val="19"/>
-          <w:szCs w:val="19"/>
-        </w:rPr>
-        <w:t xml:space="preserve"/>
+        <w:t xml:space="preserve"> are operating cash flows, even </w:t>
       </w:r>
       <w:r>
         <w:rPr>
@@ -9722,7 +9601,7 @@
           <w:sz w:val="15"/>
           <w:szCs w:val="15"/>
         </w:rPr>
-        <w:t xml:space="preserve"> (15) </w:t>
+        <w:t xml:space="preserve"> (12) </w:t>
       </w:r>
       <w:r>
         <w:rPr>
@@ -9730,7 +9609,7 @@
           <w:sz w:val="19"/>
           <w:szCs w:val="19"/>
         </w:rPr>
-        <w:t xml:space="preserve">               </w:t>
+        <w:t xml:space="preserve">           </w:t>
       </w:r>
       <w:r>
         <w:rPr>
@@ -9744,7 +9623,14 @@
           <w:sz w:val="19"/>
           <w:szCs w:val="19"/>
         </w:rPr>
-        <w:t xml:space="preserve"> interest is operating under U.S. GAAP, not financing. </w:t>
+        <w:t xml:space="preserve"> a liability is on the balance sheet. </w:t>
+      </w:r>
+      <w:r>
+        <w:rPr>
+          <w:sz w:val="19"/>
+          <w:szCs w:val="19"/>
+        </w:rPr>
+        <w:t xml:space="preserve">Finance-lease interest is operating under U.S. GAAP, not financing. </w:t>
       </w:r>
     </w:p>
     <w:tbl>
@@ -9802,7 +9688,7 @@
                 <w:sz w:val="16"/>
                 <w:szCs w:val="16"/>
               </w:rPr>
-              <w:t xml:space="preserve">Finance-lease   ·   liability   ·   expense</w:t>
+              <w:t xml:space="preserve">though   ·   payments   ·   liabilities</w:t>
             </w:r>
           </w:p>
         </w:tc>
@@ -10080,14 +9966,14 @@
                 <w:sz w:val="16"/>
                 <w:szCs w:val="16"/>
               </w:rPr>
-              <w:t xml:space="preserve">10  </w:t>
-            </w:r>
-            <w:r>
-              <w:rPr>
-                <w:sz w:val="16"/>
-                <w:szCs w:val="16"/>
-              </w:rPr>
-              <w:t xml:space="preserve">activity</w:t>
+              <w:t xml:space="preserve">8  </w:t>
+            </w:r>
+            <w:r>
+              <w:rPr>
+                <w:sz w:val="16"/>
+                <w:szCs w:val="16"/>
+              </w:rPr>
+              <w:t xml:space="preserve">includes</w:t>
             </w:r>
           </w:p>
         </w:tc>
@@ -10148,7 +10034,7 @@
                 <w:sz w:val="16"/>
                 <w:szCs w:val="16"/>
               </w:rPr>
-              <w:t xml:space="preserve">11  </w:t>
+              <w:t xml:space="preserve">9  </w:t>
             </w:r>
             <w:r>
               <w:rPr>
@@ -10190,7 +10076,7 @@
                 <w:sz w:val="16"/>
                 <w:szCs w:val="16"/>
               </w:rPr>
-              <w:t xml:space="preserve">within</w:t>
+              <w:t xml:space="preserve">contain</w:t>
             </w:r>
           </w:p>
         </w:tc>
@@ -10216,14 +10102,14 @@
                 <w:sz w:val="16"/>
                 <w:szCs w:val="16"/>
               </w:rPr>
-              <w:t xml:space="preserve">12  </w:t>
-            </w:r>
-            <w:r>
-              <w:rPr>
-                <w:sz w:val="16"/>
-                <w:szCs w:val="16"/>
-              </w:rPr>
-              <w:t xml:space="preserve">Operating (part of the single payment)</w:t>
+              <w:t xml:space="preserve">10  </w:t>
+            </w:r>
+            <w:r>
+              <w:rPr>
+                <w:sz w:val="16"/>
+                <w:szCs w:val="16"/>
+              </w:rPr>
+              <w:t xml:space="preserve">Liability 346,510; ROU asset 346,510</w:t>
             </w:r>
           </w:p>
         </w:tc>
@@ -10258,7 +10144,7 @@
                 <w:sz w:val="16"/>
                 <w:szCs w:val="16"/>
               </w:rPr>
-              <w:t xml:space="preserve">noncurrent</w:t>
+              <w:t xml:space="preserve">within</w:t>
             </w:r>
           </w:p>
         </w:tc>
@@ -10284,14 +10170,14 @@
                 <w:sz w:val="16"/>
                 <w:szCs w:val="16"/>
               </w:rPr>
-              <w:t xml:space="preserve">13  </w:t>
-            </w:r>
-            <w:r>
-              <w:rPr>
-                <w:sz w:val="16"/>
-                <w:szCs w:val="16"/>
-              </w:rPr>
-              <w:t xml:space="preserve">Liability 346,510; ROU asset 346,510</w:t>
+              <w:t xml:space="preserve">11  </w:t>
+            </w:r>
+            <w:r>
+              <w:rPr>
+                <w:sz w:val="16"/>
+                <w:szCs w:val="16"/>
+              </w:rPr>
+              <w:t xml:space="preserve">payments</w:t>
             </w:r>
           </w:p>
         </w:tc>
@@ -10326,7 +10212,7 @@
                 <w:sz w:val="16"/>
                 <w:szCs w:val="16"/>
               </w:rPr>
-              <w:t xml:space="preserve">amortization</w:t>
+              <w:t xml:space="preserve">investing</w:t>
             </w:r>
           </w:p>
         </w:tc>
@@ -10352,14 +10238,14 @@
                 <w:sz w:val="16"/>
                 <w:szCs w:val="16"/>
               </w:rPr>
-              <w:t xml:space="preserve">14  </w:t>
-            </w:r>
-            <w:r>
-              <w:rPr>
-                <w:sz w:val="16"/>
-                <w:szCs w:val="16"/>
-              </w:rPr>
-              <w:t xml:space="preserve">liability</w:t>
+              <w:t xml:space="preserve">12  </w:t>
+            </w:r>
+            <w:r>
+              <w:rPr>
+                <w:sz w:val="16"/>
+                <w:szCs w:val="16"/>
+              </w:rPr>
+              <w:t xml:space="preserve">though</w:t>
             </w:r>
           </w:p>
         </w:tc>
@@ -10394,7 +10280,7 @@
                 <w:sz w:val="16"/>
                 <w:szCs w:val="16"/>
               </w:rPr>
-              <w:t xml:space="preserve">expenses</w:t>
+              <w:t xml:space="preserve">activity</w:t>
             </w:r>
           </w:p>
         </w:tc>
@@ -10420,14 +10306,14 @@
                 <w:sz w:val="16"/>
                 <w:szCs w:val="16"/>
               </w:rPr>
-              <w:t xml:space="preserve">15  </w:t>
-            </w:r>
-            <w:r>
-              <w:rPr>
-                <w:sz w:val="16"/>
-                <w:szCs w:val="16"/>
-              </w:rPr>
-              <w:t xml:space="preserve">Finance-lease</w:t>
+              <w:t xml:space="preserve">13  </w:t>
+            </w:r>
+            <w:r>
+              <w:rPr>
+                <w:sz w:val="16"/>
+                <w:szCs w:val="16"/>
+              </w:rPr>
+              <w:t xml:space="preserve">finance lease</w:t>
             </w:r>
           </w:p>
         </w:tc>
@@ -10462,7 +10348,7 @@
                 <w:sz w:val="16"/>
                 <w:szCs w:val="16"/>
               </w:rPr>
-              <w:t xml:space="preserve">finance-lease</w:t>
+              <w:t xml:space="preserve">olive-press</w:t>
             </w:r>
           </w:p>
         </w:tc>
@@ -10488,75 +10374,7 @@
                 <w:sz w:val="16"/>
                 <w:szCs w:val="16"/>
               </w:rPr>
-              <w:t xml:space="preserve">16  </w:t>
-            </w:r>
-            <w:r>
-              <w:rPr>
-                <w:sz w:val="16"/>
-                <w:szCs w:val="16"/>
-              </w:rPr>
-              <w:t xml:space="preserve">finance lease</w:t>
-            </w:r>
-          </w:p>
-        </w:tc>
-      </w:tr>
-      <w:tr>
-        <w:tc>
-          <w:tcPr>
-            <w:tcW w:type="pct" w:w="2500"/>
-            <w:tcMar>
-              <w:top w:type="dxa" w:w="20"/>
-              <w:left w:type="dxa" w:w="80"/>
-              <w:bottom w:type="dxa" w:w="20"/>
-              <w:right w:type="dxa" w:w="80"/>
-            </w:tcMar>
-          </w:tcPr>
-          <w:p>
-            <w:pPr>
-              <w:spacing w:before="12" w:after="12"/>
-            </w:pPr>
-            <w:r>
-              <w:rPr>
-                <w:b/>
-                <w:bCs/>
-                <w:color w:val="8186EF"/>
-                <w:sz w:val="16"/>
-                <w:szCs w:val="16"/>
-              </w:rPr>
-              <w:t xml:space="preserve">8  </w:t>
-            </w:r>
-            <w:r>
-              <w:rPr>
-                <w:sz w:val="16"/>
-                <w:szCs w:val="16"/>
-              </w:rPr>
-              <w:t xml:space="preserve">operating-lease</w:t>
-            </w:r>
-          </w:p>
-        </w:tc>
-        <w:tc>
-          <w:tcPr>
-            <w:tcW w:type="pct" w:w="2500"/>
-            <w:tcMar>
-              <w:top w:type="dxa" w:w="20"/>
-              <w:left w:type="dxa" w:w="80"/>
-              <w:bottom w:type="dxa" w:w="20"/>
-              <w:right w:type="dxa" w:w="80"/>
-            </w:tcMar>
-          </w:tcPr>
-          <w:p>
-            <w:pPr>
-              <w:spacing w:before="12" w:after="12"/>
-            </w:pPr>
-            <w:r>
-              <w:rPr>
-                <w:b/>
-                <w:bCs/>
-                <w:color w:val="8186EF"/>
-                <w:sz w:val="16"/>
-                <w:szCs w:val="16"/>
-              </w:rPr>
-              <w:t xml:space="preserve">17  </w:t>
+              <w:t xml:space="preserve">14  </w:t>
             </w:r>
             <w:r>
               <w:rPr>
@@ -10564,64 +10382,6 @@
                 <w:szCs w:val="16"/>
               </w:rPr>
               <w:t xml:space="preserve">operating lease</w:t>
-            </w:r>
-          </w:p>
-        </w:tc>
-      </w:tr>
-      <w:tr>
-        <w:tc>
-          <w:tcPr>
-            <w:tcW w:type="pct" w:w="2500"/>
-            <w:tcMar>
-              <w:top w:type="dxa" w:w="20"/>
-              <w:left w:type="dxa" w:w="80"/>
-              <w:bottom w:type="dxa" w:w="20"/>
-              <w:right w:type="dxa" w:w="80"/>
-            </w:tcMar>
-          </w:tcPr>
-          <w:p>
-            <w:pPr>
-              <w:spacing w:before="12" w:after="12"/>
-            </w:pPr>
-            <w:r>
-              <w:rPr>
-                <w:b/>
-                <w:bCs/>
-                <w:color w:val="8186EF"/>
-                <w:sz w:val="16"/>
-                <w:szCs w:val="16"/>
-              </w:rPr>
-              <w:t xml:space="preserve">9  </w:t>
-            </w:r>
-            <w:r>
-              <w:rPr>
-                <w:sz w:val="16"/>
-                <w:szCs w:val="16"/>
-              </w:rPr>
-              <w:t xml:space="preserve">investing</w:t>
-            </w:r>
-          </w:p>
-        </w:tc>
-        <w:tc>
-          <w:tcPr>
-            <w:tcW w:type="pct" w:w="2500"/>
-            <w:tcMar>
-              <w:top w:type="dxa" w:w="20"/>
-              <w:left w:type="dxa" w:w="80"/>
-              <w:bottom w:type="dxa" w:w="20"/>
-              <w:right w:type="dxa" w:w="80"/>
-            </w:tcMar>
-          </w:tcPr>
-          <w:p>
-            <w:pPr>
-              <w:spacing w:before="24" w:after="24"/>
-            </w:pPr>
-            <w:r>
-              <w:rPr>
-                <w:sz w:val="16"/>
-                <w:szCs w:val="16"/>
-              </w:rPr>
-              <w:t xml:space="preserve"/>
             </w:r>
           </w:p>
         </w:tc>
@@ -10808,7 +10568,7 @@
           <w:sz w:val="19"/>
           <w:szCs w:val="19"/>
         </w:rPr>
-        <w:t xml:space="preserve">A </w:t>
+        <w:t xml:space="preserve">A short-term lease lasts 12 </w:t>
       </w:r>
       <w:r>
         <w:rPr>
@@ -10826,7 +10586,7 @@
           <w:sz w:val="19"/>
           <w:szCs w:val="19"/>
         </w:rPr>
-        <w:t xml:space="preserve">            </w:t>
+        <w:t xml:space="preserve">           </w:t>
       </w:r>
       <w:r>
         <w:rPr>
@@ -10840,7 +10600,14 @@
           <w:sz w:val="19"/>
           <w:szCs w:val="19"/>
         </w:rPr>
-        <w:t xml:space="preserve"> lease lasts 12 months or less and has no purchase option that the lessee is </w:t>
+        <w:t xml:space="preserve"> or less and has no purchase option that the lessee is reasonably certain to use. </w:t>
+      </w:r>
+      <w:r>
+        <w:rPr>
+          <w:sz w:val="19"/>
+          <w:szCs w:val="19"/>
+        </w:rPr>
+        <w:t xml:space="preserve">A lessee may </w:t>
       </w:r>
       <w:r>
         <w:rPr>
@@ -10858,7 +10625,7 @@
           <w:sz w:val="19"/>
           <w:szCs w:val="19"/>
         </w:rPr>
-        <w:t xml:space="preserve">            </w:t>
+        <w:t xml:space="preserve">           </w:t>
       </w:r>
       <w:r>
         <w:rPr>
@@ -10872,14 +10639,7 @@
           <w:sz w:val="19"/>
           <w:szCs w:val="19"/>
         </w:rPr>
-        <w:t xml:space="preserve"> certain to use. </w:t>
-      </w:r>
-      <w:r>
-        <w:rPr>
-          <w:sz w:val="19"/>
-          <w:szCs w:val="19"/>
-        </w:rPr>
-        <w:t xml:space="preserve">A lessee may choose, by class of asset, to keep such leases off the </w:t>
+        <w:t xml:space="preserve">, by class of asset, to keep such leases off the </w:t>
       </w:r>
       <w:r>
         <w:rPr>
@@ -10964,7 +10724,7 @@
           <w:sz w:val="19"/>
           <w:szCs w:val="19"/>
         </w:rPr>
-        <w:t xml:space="preserve">It is a sale only if </w:t>
+        <w:t xml:space="preserve">It is a sale only if control </w:t>
       </w:r>
       <w:r>
         <w:rPr>
@@ -10996,7 +10756,7 @@
           <w:sz w:val="19"/>
           <w:szCs w:val="19"/>
         </w:rPr>
-        <w:t xml:space="preserve"> passes to the buyer under the </w:t>
+        <w:t xml:space="preserve"> to the buyer under the </w:t>
       </w:r>
       <w:r>
         <w:rPr>
@@ -11177,7 +10937,7 @@
           <w:sz w:val="19"/>
           <w:szCs w:val="19"/>
         </w:rPr>
-        <w:t xml:space="preserve">It allows an exemption for low-value assets and </w:t>
+        <w:t xml:space="preserve">It </w:t>
       </w:r>
       <w:r>
         <w:rPr>
@@ -11195,7 +10955,7 @@
           <w:sz w:val="19"/>
           <w:szCs w:val="19"/>
         </w:rPr>
-        <w:t xml:space="preserve">            </w:t>
+        <w:t xml:space="preserve">           </w:t>
       </w:r>
       <w:r>
         <w:rPr>
@@ -11209,7 +10969,7 @@
           <w:sz w:val="19"/>
           <w:szCs w:val="19"/>
         </w:rPr>
-        <w:t xml:space="preserve"> the liability when an index such as CPI </w:t>
+        <w:t xml:space="preserve"> an exemption for low-value assets and </w:t>
       </w:r>
       <w:r>
         <w:rPr>
@@ -11227,7 +10987,7 @@
           <w:sz w:val="19"/>
           <w:szCs w:val="19"/>
         </w:rPr>
-        <w:t xml:space="preserve">           </w:t>
+        <w:t xml:space="preserve">            </w:t>
       </w:r>
       <w:r>
         <w:rPr>
@@ -11241,7 +11001,7 @@
           <w:sz w:val="19"/>
           <w:szCs w:val="19"/>
         </w:rPr>
-        <w:t xml:space="preserve">. </w:t>
+        <w:t xml:space="preserve"> the liability when an index such as CPI changes. </w:t>
       </w:r>
     </w:p>
     <w:tbl>
@@ -11299,7 +11059,7 @@
                 <w:sz w:val="16"/>
                 <w:szCs w:val="16"/>
               </w:rPr>
-              <w:t xml:space="preserve">straight-line   ·   seller   ·   control   ·   remeasures   ·   balance   ·   short-term   ·   depreciation   ·   accounted   ·   revenue   ·   reasonably   ·   changes   ·   purchase   ·   received</w:t>
+              <w:t xml:space="preserve">straight-line   ·   seller   ·   passes   ·   allows   ·   balance   ·   months   ·   depreciation   ·   accounted   ·   revenue   ·   choose   ·   remeasures   ·   short-term   ·   received</w:t>
             </w:r>
           </w:p>
         </w:tc>
@@ -12173,7 +11933,7 @@
                 <w:sz w:val="16"/>
                 <w:szCs w:val="16"/>
               </w:rPr>
-              <w:t xml:space="preserve">incremental borrowing rate   ·   Remeasure the liability   ·   Present   ·   lease</w:t>
+              <w:t xml:space="preserve">incremental borrowing rate   ·   L1 Delivery trucks   ·   Present   ·   lease</w:t>
             </w:r>
           </w:p>
         </w:tc>
@@ -12316,92 +12076,314 @@
       </w:tr>
     </w:tbl>
     <w:p/>
-    <w:p>
-      <w:pPr>
-        <w:pageBreakBefore w:val="true"/>
-        <w:spacing w:after="0"/>
-      </w:pPr>
-      <w:r>
-        <w:rPr>
-          <w:sz w:val="2"/>
-        </w:rPr>
-        <w:t xml:space="preserve"> </w:t>
-      </w:r>
-    </w:p>
-    <w:p>
-      <w:pPr>
-        <w:spacing w:before="44" w:after="10"/>
-      </w:pPr>
-      <w:r>
-        <w:rPr>
-          <w:b/>
-          <w:bCs/>
-          <w:color w:val="353A7C"/>
-          <w:sz w:val="18"/>
-          <w:szCs w:val="18"/>
-        </w:rPr>
-        <w:t xml:space="preserve">Lease — Category</w:t>
-      </w:r>
-    </w:p>
-    <w:p>
-      <w:pPr>
-        <w:spacing w:before="0" w:after="12"/>
-      </w:pPr>
-      <w:r>
-        <w:rPr>
-          <w:color w:val="6B7280"/>
-          <w:sz w:val="15"/>
-          <w:szCs w:val="15"/>
-        </w:rPr>
-        <w:t xml:space="preserve">Every item belongs to exactly one group.</w:t>
-      </w:r>
-    </w:p>
-    <w:p>
-      <w:pPr>
-        <w:spacing w:after="40" w:before="90"/>
-        <w:jc w:val="center"/>
-      </w:pPr>
-      <w:r>
-        <w:drawing>
-          <wp:inline distT="0" distB="0" distL="0" distR="0">
-            <wp:extent cx="5734050" cy="1614600"/>
-            <wp:effectExtent t="0" r="0" b="0" l="0"/>
-            <wp:docPr id="1" name="" descr="" title=""/>
-            <wp:cNvGraphicFramePr>
-              <a:graphicFrameLocks xmlns:a="http://schemas.openxmlformats.org/drawingml/2006/main" noChangeAspect="1"/>
-            </wp:cNvGraphicFramePr>
-            <a:graphic xmlns:a="http://schemas.openxmlformats.org/drawingml/2006/main">
-              <a:graphicData uri="http://schemas.openxmlformats.org/drawingml/2006/picture">
-                <pic:pic xmlns:pic="http://schemas.openxmlformats.org/drawingml/2006/picture">
-                  <pic:nvPicPr>
-                    <pic:cNvPr id="0" name="" descr=""/>
-                    <pic:cNvPicPr>
-                      <a:picLocks noChangeAspect="1" noChangeArrowheads="1"/>
-                    </pic:cNvPicPr>
-                  </pic:nvPicPr>
-                  <pic:blipFill>
-                    <a:blip r:embed="rId111" cstate="none"/>
-                    <a:srcRect/>
-                    <a:stretch>
-                      <a:fillRect/>
-                    </a:stretch>
-                  </pic:blipFill>
-                  <pic:spPr bwMode="auto">
-                    <a:xfrm>
-                      <a:off x="0" y="0"/>
-                      <a:ext cx="5734050" cy="1614600"/>
-                    </a:xfrm>
-                    <a:prstGeom prst="rect">
-                      <a:avLst/>
-                    </a:prstGeom>
-                  </pic:spPr>
-                </pic:pic>
-              </a:graphicData>
-            </a:graphic>
-          </wp:inline>
-        </w:drawing>
-      </w:r>
-    </w:p>
+    <w:tbl>
+      <w:tblPr>
+        <w:tblW w:type="pct" w:w="100%"/>
+        <w:tblLayout w:type="fixed"/>
+        <w:tblBorders>
+          <w:top w:val="single" w:color="353A7C" w:sz="6"/>
+          <w:left w:val="single" w:color="353A7C" w:sz="6"/>
+          <w:bottom w:val="single" w:color="353A7C" w:sz="6"/>
+          <w:right w:val="single" w:color="353A7C" w:sz="6"/>
+          <w:insideH w:val="single" w:color="353A7C" w:sz="6"/>
+          <w:insideV w:val="single" w:color="353A7C" w:sz="6"/>
+        </w:tblBorders>
+      </w:tblPr>
+      <w:tblGrid>
+        <w:gridCol w:w="4992"/>
+        <w:gridCol w:w="4608"/>
+      </w:tblGrid>
+      <w:tr>
+        <w:tc>
+          <w:tcPr>
+            <w:tcW w:type="pct" w:w="5000"/>
+            <w:gridSpan w:val="2"/>
+            <w:shd w:fill="353A7C" w:val="clear"/>
+            <w:tcMar>
+              <w:top w:type="dxa" w:w="60"/>
+              <w:left w:type="dxa" w:w="120"/>
+              <w:bottom w:type="dxa" w:w="60"/>
+              <w:right w:type="dxa" w:w="120"/>
+            </w:tcMar>
+          </w:tcPr>
+          <w:p>
+            <w:pPr>
+              <w:spacing w:before="40" w:after="40"/>
+            </w:pPr>
+            <w:r>
+              <w:rPr>
+                <w:b/>
+                <w:bCs/>
+                <w:color w:val="FFFFFF"/>
+                <w:sz w:val="17"/>
+                <w:szCs w:val="17"/>
+              </w:rPr>
+              <w:t xml:space="preserve">Lease — Category</w:t>
+            </w:r>
+          </w:p>
+        </w:tc>
+      </w:tr>
+      <w:tr>
+        <w:tc>
+          <w:tcPr>
+            <w:tcW w:type="pct" w:w="2600"/>
+            <w:shd w:fill="353A7C" w:val="clear"/>
+            <w:tcMar>
+              <w:top w:type="dxa" w:w="50"/>
+              <w:left w:type="dxa" w:w="110"/>
+              <w:bottom w:type="dxa" w:w="50"/>
+              <w:right w:type="dxa" w:w="110"/>
+            </w:tcMar>
+          </w:tcPr>
+          <w:p>
+            <w:pPr>
+              <w:spacing w:before="30" w:after="30"/>
+            </w:pPr>
+            <w:r>
+              <w:rPr>
+                <w:b/>
+                <w:bCs/>
+                <w:color w:val="FFFFFF"/>
+                <w:sz w:val="15"/>
+                <w:szCs w:val="15"/>
+              </w:rPr>
+              <w:t xml:space="preserve">Lease</w:t>
+            </w:r>
+          </w:p>
+        </w:tc>
+        <w:tc>
+          <w:tcPr>
+            <w:tcW w:type="pct" w:w="2400"/>
+            <w:shd w:fill="353A7C" w:val="clear"/>
+            <w:tcMar>
+              <w:top w:type="dxa" w:w="50"/>
+              <w:left w:type="dxa" w:w="110"/>
+              <w:bottom w:type="dxa" w:w="50"/>
+              <w:right w:type="dxa" w:w="110"/>
+            </w:tcMar>
+          </w:tcPr>
+          <w:p>
+            <w:pPr>
+              <w:spacing w:before="30" w:after="30"/>
+            </w:pPr>
+            <w:r>
+              <w:rPr>
+                <w:b/>
+                <w:bCs/>
+                <w:color w:val="FFFFFF"/>
+                <w:sz w:val="15"/>
+                <w:szCs w:val="15"/>
+              </w:rPr>
+              <w:t xml:space="preserve">Category</w:t>
+            </w:r>
+          </w:p>
+        </w:tc>
+      </w:tr>
+      <w:tr>
+        <w:tc>
+          <w:tcPr>
+            <w:tcW w:type="pct" w:w="2600"/>
+            <w:tcMar>
+              <w:top w:type="dxa" w:w="50"/>
+              <w:left w:type="dxa" w:w="110"/>
+              <w:bottom w:type="dxa" w:w="50"/>
+              <w:right w:type="dxa" w:w="110"/>
+            </w:tcMar>
+          </w:tcPr>
+          <w:p>
+            <w:pPr>
+              <w:spacing w:before="28" w:after="28"/>
+            </w:pPr>
+            <w:r>
+              <w:rPr>
+                <w:sz w:val="15"/>
+                <w:szCs w:val="15"/>
+              </w:rPr>
+              <w:t xml:space="preserve">L1 Delivery trucks</w:t>
+            </w:r>
+          </w:p>
+        </w:tc>
+        <w:tc>
+          <w:tcPr>
+            <w:tcW w:type="pct" w:w="2400"/>
+            <w:tcMar>
+              <w:top w:type="dxa" w:w="50"/>
+              <w:left w:type="dxa" w:w="110"/>
+              <w:bottom w:type="dxa" w:w="50"/>
+              <w:right w:type="dxa" w:w="110"/>
+            </w:tcMar>
+          </w:tcPr>
+          <w:p>
+            <w:pPr>
+              <w:spacing w:before="28" w:after="28"/>
+            </w:pPr>
+            <w:r>
+              <w:rPr>
+                <w:sz w:val="15"/>
+                <w:szCs w:val="15"/>
+              </w:rPr>
+              <w:t xml:space="preserve">Operating lease</w:t>
+            </w:r>
+          </w:p>
+        </w:tc>
+      </w:tr>
+      <w:tr>
+        <w:tc>
+          <w:tcPr>
+            <w:tcW w:type="pct" w:w="2600"/>
+            <w:shd w:fill="FBFAF6" w:val="clear"/>
+            <w:tcMar>
+              <w:top w:type="dxa" w:w="50"/>
+              <w:left w:type="dxa" w:w="110"/>
+              <w:bottom w:type="dxa" w:w="50"/>
+              <w:right w:type="dxa" w:w="110"/>
+            </w:tcMar>
+          </w:tcPr>
+          <w:p>
+            <w:pPr>
+              <w:spacing w:before="28" w:after="28"/>
+            </w:pPr>
+            <w:r>
+              <w:rPr>
+                <w:sz w:val="15"/>
+                <w:szCs w:val="15"/>
+              </w:rPr>
+              <w:t xml:space="preserve">L2 Forklift</w:t>
+            </w:r>
+          </w:p>
+        </w:tc>
+        <w:tc>
+          <w:tcPr>
+            <w:tcW w:type="pct" w:w="2400"/>
+            <w:shd w:fill="FBFAF6" w:val="clear"/>
+            <w:tcMar>
+              <w:top w:type="dxa" w:w="50"/>
+              <w:left w:type="dxa" w:w="110"/>
+              <w:bottom w:type="dxa" w:w="50"/>
+              <w:right w:type="dxa" w:w="110"/>
+            </w:tcMar>
+          </w:tcPr>
+          <w:p>
+            <w:pPr>
+              <w:spacing w:before="28" w:after="28"/>
+            </w:pPr>
+            <w:r>
+              <w:rPr>
+                <w:sz w:val="15"/>
+                <w:szCs w:val="15"/>
+              </w:rPr>
+              <w:t xml:space="preserve">Finance lease</w:t>
+            </w:r>
+          </w:p>
+        </w:tc>
+      </w:tr>
+      <w:tr>
+        <w:tc>
+          <w:tcPr>
+            <w:tcW w:type="pct" w:w="2600"/>
+            <w:tcMar>
+              <w:top w:type="dxa" w:w="50"/>
+              <w:left w:type="dxa" w:w="110"/>
+              <w:bottom w:type="dxa" w:w="50"/>
+              <w:right w:type="dxa" w:w="110"/>
+            </w:tcMar>
+          </w:tcPr>
+          <w:p>
+            <w:pPr>
+              <w:spacing w:before="28" w:after="28"/>
+            </w:pPr>
+            <w:r>
+              <w:rPr>
+                <w:sz w:val="15"/>
+                <w:szCs w:val="15"/>
+              </w:rPr>
+              <w:t xml:space="preserve">L3 Storage room</w:t>
+            </w:r>
+          </w:p>
+        </w:tc>
+        <w:tc>
+          <w:tcPr>
+            <w:tcW w:type="pct" w:w="2400"/>
+            <w:shd w:fill="FFFFFF" w:val="clear"/>
+            <w:tcMar>
+              <w:top w:type="dxa" w:w="50"/>
+              <w:left w:type="dxa" w:w="110"/>
+              <w:bottom w:type="dxa" w:w="50"/>
+              <w:right w:type="dxa" w:w="110"/>
+            </w:tcMar>
+          </w:tcPr>
+          <w:p>
+            <w:pPr>
+              <w:spacing w:before="46" w:after="46"/>
+            </w:pPr>
+            <w:r>
+              <w:rPr>
+                <w:b/>
+                <w:bCs/>
+                <w:color w:val="8186EF"/>
+                <w:sz w:val="14"/>
+                <w:szCs w:val="14"/>
+              </w:rPr>
+              <w:t xml:space="preserve">(27)</w:t>
+            </w:r>
+          </w:p>
+        </w:tc>
+      </w:tr>
+      <w:tr>
+        <w:tc>
+          <w:tcPr>
+            <w:tcW w:type="pct" w:w="2600"/>
+            <w:shd w:fill="FBFAF6" w:val="clear"/>
+            <w:tcMar>
+              <w:top w:type="dxa" w:w="50"/>
+              <w:left w:type="dxa" w:w="110"/>
+              <w:bottom w:type="dxa" w:w="50"/>
+              <w:right w:type="dxa" w:w="110"/>
+            </w:tcMar>
+          </w:tcPr>
+          <w:p>
+            <w:pPr>
+              <w:spacing w:before="28" w:after="28"/>
+            </w:pPr>
+            <w:r>
+              <w:rPr>
+                <w:sz w:val="15"/>
+                <w:szCs w:val="15"/>
+              </w:rPr>
+              <w:t xml:space="preserve">L4 Laptops</w:t>
+            </w:r>
+          </w:p>
+        </w:tc>
+        <w:tc>
+          <w:tcPr>
+            <w:tcW w:type="pct" w:w="2400"/>
+            <w:shd w:fill="FFFFFF" w:val="clear"/>
+            <w:tcMar>
+              <w:top w:type="dxa" w:w="50"/>
+              <w:left w:type="dxa" w:w="110"/>
+              <w:bottom w:type="dxa" w:w="50"/>
+              <w:right w:type="dxa" w:w="110"/>
+            </w:tcMar>
+          </w:tcPr>
+          <w:p>
+            <w:pPr>
+              <w:spacing w:before="46" w:after="46"/>
+            </w:pPr>
+            <w:r>
+              <w:rPr>
+                <w:b/>
+                <w:bCs/>
+                <w:color w:val="8186EF"/>
+                <w:sz w:val="14"/>
+                <w:szCs w:val="14"/>
+              </w:rPr>
+              <w:t xml:space="preserve">(28)</w:t>
+            </w:r>
+          </w:p>
+        </w:tc>
+      </w:tr>
+    </w:tbl>
+    <w:p/>
     <w:tbl>
       <w:tblPr>
         <w:tblW w:type="pct" w:w="100%"/>
@@ -12457,13 +12439,25 @@
                 <w:sz w:val="16"/>
                 <w:szCs w:val="16"/>
               </w:rPr>
-              <w:t xml:space="preserve">L1 Delivery trucks   ·   incremental borrowing rate</w:t>
+              <w:t xml:space="preserve">Short-term lease (exempt)   ·   sale and leaseback   ·   Operating lease</w:t>
             </w:r>
           </w:p>
         </w:tc>
       </w:tr>
     </w:tbl>
     <w:p/>
+    <w:p>
+      <w:pPr>
+        <w:pageBreakBefore w:val="true"/>
+        <w:spacing w:after="0"/>
+      </w:pPr>
+      <w:r>
+        <w:rPr>
+          <w:sz w:val="2"/>
+        </w:rPr>
+        <w:t xml:space="preserve"> </w:t>
+      </w:r>
+    </w:p>
     <w:p>
       <w:pPr>
         <w:spacing w:before="44" w:after="10"/>
@@ -12516,7 +12510,7 @@
                     </pic:cNvPicPr>
                   </pic:nvPicPr>
                   <pic:blipFill>
-                    <a:blip r:embed="rId112" cstate="none"/>
+                    <a:blip r:embed="rId111" cstate="none"/>
                     <a:srcRect/>
                     <a:stretch>
                       <a:fillRect/>
@@ -12902,7 +12896,7 @@
                 <w:sz w:val="16"/>
                 <w:szCs w:val="16"/>
               </w:rPr>
-              <w:t xml:space="preserve">short-term</w:t>
+              <w:t xml:space="preserve">months</w:t>
             </w:r>
           </w:p>
         </w:tc>
@@ -12928,14 +12922,14 @@
                 <w:sz w:val="16"/>
                 <w:szCs w:val="16"/>
               </w:rPr>
-              <w:t xml:space="preserve">16  </w:t>
-            </w:r>
-            <w:r>
-              <w:rPr>
-                <w:sz w:val="16"/>
-                <w:szCs w:val="16"/>
-              </w:rPr>
-              <w:t xml:space="preserve">Exemption by class of asset</w:t>
+              <w:t xml:space="preserve">17  </w:t>
+            </w:r>
+            <w:r>
+              <w:rPr>
+                <w:sz w:val="16"/>
+                <w:szCs w:val="16"/>
+              </w:rPr>
+              <w:t xml:space="preserve">Remeasure the liability</w:t>
             </w:r>
           </w:p>
         </w:tc>
@@ -12970,7 +12964,7 @@
                 <w:sz w:val="16"/>
                 <w:szCs w:val="16"/>
               </w:rPr>
-              <w:t xml:space="preserve">reasonably</w:t>
+              <w:t xml:space="preserve">choose</w:t>
             </w:r>
           </w:p>
         </w:tc>
@@ -12996,14 +12990,14 @@
                 <w:sz w:val="16"/>
                 <w:szCs w:val="16"/>
               </w:rPr>
-              <w:t xml:space="preserve">17  </w:t>
-            </w:r>
-            <w:r>
-              <w:rPr>
-                <w:sz w:val="16"/>
-                <w:szCs w:val="16"/>
-              </w:rPr>
-              <w:t xml:space="preserve">Remeasure the liability</w:t>
+              <w:t xml:space="preserve">18  </w:t>
+            </w:r>
+            <w:r>
+              <w:rPr>
+                <w:sz w:val="16"/>
+                <w:szCs w:val="16"/>
+              </w:rPr>
+              <w:t xml:space="preserve">Operating or financing (IAS 7 today)</w:t>
             </w:r>
           </w:p>
         </w:tc>
@@ -13064,14 +13058,14 @@
                 <w:sz w:val="16"/>
                 <w:szCs w:val="16"/>
               </w:rPr>
-              <w:t xml:space="preserve">18  </w:t>
-            </w:r>
-            <w:r>
-              <w:rPr>
-                <w:sz w:val="16"/>
-                <w:szCs w:val="16"/>
-              </w:rPr>
-              <w:t xml:space="preserve">Operating or financing (IAS 7 today)</w:t>
+              <w:t xml:space="preserve">19  </w:t>
+            </w:r>
+            <w:r>
+              <w:rPr>
+                <w:sz w:val="16"/>
+                <w:szCs w:val="16"/>
+              </w:rPr>
+              <w:t xml:space="preserve">awareness</w:t>
             </w:r>
           </w:p>
         </w:tc>
@@ -13132,14 +13126,14 @@
                 <w:sz w:val="16"/>
                 <w:szCs w:val="16"/>
               </w:rPr>
-              <w:t xml:space="preserve">19  </w:t>
-            </w:r>
-            <w:r>
-              <w:rPr>
-                <w:sz w:val="16"/>
-                <w:szCs w:val="16"/>
-              </w:rPr>
-              <w:t xml:space="preserve">awareness</w:t>
+              <w:t xml:space="preserve">20  </w:t>
+            </w:r>
+            <w:r>
+              <w:rPr>
+                <w:sz w:val="16"/>
+                <w:szCs w:val="16"/>
+              </w:rPr>
+              <w:t xml:space="preserve">lessor</w:t>
             </w:r>
           </w:p>
         </w:tc>
@@ -13174,7 +13168,7 @@
                 <w:sz w:val="16"/>
                 <w:szCs w:val="16"/>
               </w:rPr>
-              <w:t xml:space="preserve">control</w:t>
+              <w:t xml:space="preserve">passes</w:t>
             </w:r>
           </w:p>
         </w:tc>
@@ -13200,14 +13194,14 @@
                 <w:sz w:val="16"/>
                 <w:szCs w:val="16"/>
               </w:rPr>
-              <w:t xml:space="preserve">20  </w:t>
-            </w:r>
-            <w:r>
-              <w:rPr>
-                <w:sz w:val="16"/>
-                <w:szCs w:val="16"/>
-              </w:rPr>
-              <w:t xml:space="preserve">lessor</w:t>
+              <w:t xml:space="preserve">21  </w:t>
+            </w:r>
+            <w:r>
+              <w:rPr>
+                <w:sz w:val="16"/>
+                <w:szCs w:val="16"/>
+              </w:rPr>
+              <w:t xml:space="preserve">lease</w:t>
             </w:r>
           </w:p>
         </w:tc>
@@ -13268,14 +13262,14 @@
                 <w:sz w:val="16"/>
                 <w:szCs w:val="16"/>
               </w:rPr>
-              <w:t xml:space="preserve">21  </w:t>
-            </w:r>
-            <w:r>
-              <w:rPr>
-                <w:sz w:val="16"/>
-                <w:szCs w:val="16"/>
-              </w:rPr>
-              <w:t xml:space="preserve">lease</w:t>
+              <w:t xml:space="preserve">22  </w:t>
+            </w:r>
+            <w:r>
+              <w:rPr>
+                <w:sz w:val="16"/>
+                <w:szCs w:val="16"/>
+              </w:rPr>
+              <w:t xml:space="preserve">incremental borrowing rate</w:t>
             </w:r>
           </w:p>
         </w:tc>
@@ -13336,14 +13330,14 @@
                 <w:sz w:val="16"/>
                 <w:szCs w:val="16"/>
               </w:rPr>
-              <w:t xml:space="preserve">22  </w:t>
-            </w:r>
-            <w:r>
-              <w:rPr>
-                <w:sz w:val="16"/>
-                <w:szCs w:val="16"/>
-              </w:rPr>
-              <w:t xml:space="preserve">incremental borrowing rate</w:t>
+              <w:t xml:space="preserve">23  </w:t>
+            </w:r>
+            <w:r>
+              <w:rPr>
+                <w:sz w:val="16"/>
+                <w:szCs w:val="16"/>
+              </w:rPr>
+              <w:t xml:space="preserve">Present</w:t>
             </w:r>
           </w:p>
         </w:tc>
@@ -13404,14 +13398,14 @@
                 <w:sz w:val="16"/>
                 <w:szCs w:val="16"/>
               </w:rPr>
-              <w:t xml:space="preserve">23  </w:t>
-            </w:r>
-            <w:r>
-              <w:rPr>
-                <w:sz w:val="16"/>
-                <w:szCs w:val="16"/>
-              </w:rPr>
-              <w:t xml:space="preserve">Present</w:t>
+              <w:t xml:space="preserve">24  </w:t>
+            </w:r>
+            <w:r>
+              <w:rPr>
+                <w:sz w:val="16"/>
+                <w:szCs w:val="16"/>
+              </w:rPr>
+              <w:t xml:space="preserve">amortization</w:t>
             </w:r>
           </w:p>
         </w:tc>
@@ -13472,14 +13466,14 @@
                 <w:sz w:val="16"/>
                 <w:szCs w:val="16"/>
               </w:rPr>
-              <w:t xml:space="preserve">24  </w:t>
-            </w:r>
-            <w:r>
-              <w:rPr>
-                <w:sz w:val="16"/>
-                <w:szCs w:val="16"/>
-              </w:rPr>
-              <w:t xml:space="preserve">amortization</w:t>
+              <w:t xml:space="preserve">25  </w:t>
+            </w:r>
+            <w:r>
+              <w:rPr>
+                <w:sz w:val="16"/>
+                <w:szCs w:val="16"/>
+              </w:rPr>
+              <w:t xml:space="preserve">2029</w:t>
             </w:r>
           </w:p>
         </w:tc>
@@ -13540,14 +13534,14 @@
                 <w:sz w:val="16"/>
                 <w:szCs w:val="16"/>
               </w:rPr>
-              <w:t xml:space="preserve">25  </w:t>
-            </w:r>
-            <w:r>
-              <w:rPr>
-                <w:sz w:val="16"/>
-                <w:szCs w:val="16"/>
-              </w:rPr>
-              <w:t xml:space="preserve">2029</w:t>
+              <w:t xml:space="preserve">26  </w:t>
+            </w:r>
+            <w:r>
+              <w:rPr>
+                <w:sz w:val="16"/>
+                <w:szCs w:val="16"/>
+              </w:rPr>
+              <w:t xml:space="preserve">interest</w:t>
             </w:r>
           </w:p>
         </w:tc>
@@ -13582,7 +13576,7 @@
                 <w:sz w:val="16"/>
                 <w:szCs w:val="16"/>
               </w:rPr>
-              <w:t xml:space="preserve">remeasures</w:t>
+              <w:t xml:space="preserve">allows</w:t>
             </w:r>
           </w:p>
         </w:tc>
@@ -13608,14 +13602,14 @@
                 <w:sz w:val="16"/>
                 <w:szCs w:val="16"/>
               </w:rPr>
-              <w:t xml:space="preserve">26  </w:t>
-            </w:r>
-            <w:r>
-              <w:rPr>
-                <w:sz w:val="16"/>
-                <w:szCs w:val="16"/>
-              </w:rPr>
-              <w:t xml:space="preserve">interest</w:t>
+              <w:t xml:space="preserve">27  </w:t>
+            </w:r>
+            <w:r>
+              <w:rPr>
+                <w:sz w:val="16"/>
+                <w:szCs w:val="16"/>
+              </w:rPr>
+              <w:t xml:space="preserve">Short-term lease (exempt)</w:t>
             </w:r>
           </w:p>
         </w:tc>
@@ -13650,7 +13644,7 @@
                 <w:sz w:val="16"/>
                 <w:szCs w:val="16"/>
               </w:rPr>
-              <w:t xml:space="preserve">changes</w:t>
+              <w:t xml:space="preserve">remeasures</w:t>
             </w:r>
           </w:p>
         </w:tc>
@@ -13676,14 +13670,14 @@
                 <w:sz w:val="16"/>
                 <w:szCs w:val="16"/>
               </w:rPr>
-              <w:t xml:space="preserve">27  </w:t>
-            </w:r>
-            <w:r>
-              <w:rPr>
-                <w:sz w:val="16"/>
-                <w:szCs w:val="16"/>
-              </w:rPr>
-              <w:t xml:space="preserve">L1 Delivery trucks</w:t>
+              <w:t xml:space="preserve">28  </w:t>
+            </w:r>
+            <w:r>
+              <w:rPr>
+                <w:sz w:val="16"/>
+                <w:szCs w:val="16"/>
+              </w:rPr>
+              <w:t xml:space="preserve">Operating lease</w:t>
             </w:r>
           </w:p>
         </w:tc>
@@ -13744,7 +13738,7 @@
                 <w:sz w:val="16"/>
                 <w:szCs w:val="16"/>
               </w:rPr>
-              <w:t xml:space="preserve">28  </w:t>
+              <w:t xml:space="preserve">29  </w:t>
             </w:r>
             <w:r>
               <w:rPr>
@@ -13812,7 +13806,7 @@
                 <w:sz w:val="16"/>
                 <w:szCs w:val="16"/>
               </w:rPr>
-              <w:t xml:space="preserve">29  </w:t>
+              <w:t xml:space="preserve">30  </w:t>
             </w:r>
             <w:r>
               <w:rPr>
@@ -13880,7 +13874,7 @@
                 <w:sz w:val="16"/>
                 <w:szCs w:val="16"/>
               </w:rPr>
-              <w:t xml:space="preserve">30  </w:t>
+              <w:t xml:space="preserve">31  </w:t>
             </w:r>
             <w:r>
               <w:rPr>
@@ -13888,6 +13882,64 @@
                 <w:szCs w:val="16"/>
               </w:rPr>
               <w:t xml:space="preserve">lessor</w:t>
+            </w:r>
+          </w:p>
+        </w:tc>
+      </w:tr>
+      <w:tr>
+        <w:tc>
+          <w:tcPr>
+            <w:tcW w:type="pct" w:w="2500"/>
+            <w:tcMar>
+              <w:top w:type="dxa" w:w="20"/>
+              <w:left w:type="dxa" w:w="80"/>
+              <w:bottom w:type="dxa" w:w="20"/>
+              <w:right w:type="dxa" w:w="80"/>
+            </w:tcMar>
+          </w:tcPr>
+          <w:p>
+            <w:pPr>
+              <w:spacing w:before="12" w:after="12"/>
+            </w:pPr>
+            <w:r>
+              <w:rPr>
+                <w:b/>
+                <w:bCs/>
+                <w:color w:val="8186EF"/>
+                <w:sz w:val="16"/>
+                <w:szCs w:val="16"/>
+              </w:rPr>
+              <w:t xml:space="preserve">16  </w:t>
+            </w:r>
+            <w:r>
+              <w:rPr>
+                <w:sz w:val="16"/>
+                <w:szCs w:val="16"/>
+              </w:rPr>
+              <w:t xml:space="preserve">Exemption by class of asset</w:t>
+            </w:r>
+          </w:p>
+        </w:tc>
+        <w:tc>
+          <w:tcPr>
+            <w:tcW w:type="pct" w:w="2500"/>
+            <w:tcMar>
+              <w:top w:type="dxa" w:w="20"/>
+              <w:left w:type="dxa" w:w="80"/>
+              <w:bottom w:type="dxa" w:w="20"/>
+              <w:right w:type="dxa" w:w="80"/>
+            </w:tcMar>
+          </w:tcPr>
+          <w:p>
+            <w:pPr>
+              <w:spacing w:before="24" w:after="24"/>
+            </w:pPr>
+            <w:r>
+              <w:rPr>
+                <w:sz w:val="16"/>
+                <w:szCs w:val="16"/>
+              </w:rPr>
+              <w:t xml:space="preserve"/>
             </w:r>
           </w:p>
         </w:tc>
